--- a/docs/ТПО ЛР №4 Силинцев ВВ.docx
+++ b/docs/ТПО ЛР №4 Силинцев ВВ.docx
@@ -1437,7 +1437,7 @@
           <w:rFonts w:ascii="Times New Roman" w:hAnsi="Times New Roman"/>
         </w:rPr>
       </w:pPr>
-      <w:bookmarkStart w:id="8" w:name="__RefHeading___Toc524_1614521587_Копия_4"/>
+      <w:bookmarkStart w:id="8" w:name="__RefHeading___Toc524_1614521587_Копия_6"/>
       <w:bookmarkStart w:id="9" w:name="_Toc146616696_Копия_1_Копия_1"/>
       <w:bookmarkEnd w:id="8"/>
       <w:r>
@@ -3050,7 +3050,7 @@
   </w:style>
   <w:style w:type="paragraph" w:styleId="Heading2">
     <w:name w:val="heading 2"/>
-    <w:basedOn w:val="user3"/>
+    <w:basedOn w:val="Style14"/>
     <w:next w:val="BodyText"/>
     <w:qFormat/>
     <w:pPr>
@@ -3072,7 +3072,7 @@
   </w:style>
   <w:style w:type="paragraph" w:styleId="Heading3">
     <w:name w:val="heading 3"/>
-    <w:basedOn w:val="user3"/>
+    <w:basedOn w:val="Style14"/>
     <w:next w:val="BodyText"/>
     <w:qFormat/>
     <w:pPr>
@@ -3134,20 +3134,20 @@
     <w:qFormat/>
     <w:rPr/>
   </w:style>
-  <w:style w:type="character" w:styleId="user">
-    <w:name w:val="Ссылка указателя (user)"/>
+  <w:style w:type="character" w:styleId="Style11">
+    <w:name w:val="Ссылка указателя"/>
     <w:qFormat/>
     <w:rPr/>
   </w:style>
-  <w:style w:type="character" w:styleId="user1">
-    <w:name w:val="Маркеры (user)"/>
+  <w:style w:type="character" w:styleId="Style12">
+    <w:name w:val="Маркеры"/>
     <w:qFormat/>
     <w:rPr>
       <w:rFonts w:ascii="OpenSymbol" w:hAnsi="OpenSymbol" w:eastAsia="OpenSymbol" w:cs="OpenSymbol"/>
     </w:rPr>
   </w:style>
-  <w:style w:type="character" w:styleId="user2">
-    <w:name w:val="Символ нумерации (user)"/>
+  <w:style w:type="character" w:styleId="Style13">
+    <w:name w:val="Символ нумерации"/>
     <w:qFormat/>
     <w:rPr/>
   </w:style>
@@ -3166,12 +3166,12 @@
       <w:u w:val="single"/>
     </w:rPr>
   </w:style>
-  <w:style w:type="character" w:styleId="Style11">
-    <w:name w:val="Ссылка указателя"/>
+  <w:style w:type="character" w:styleId="user">
+    <w:name w:val="Ссылка указателя (user)"/>
     <w:qFormat/>
     <w:rPr/>
   </w:style>
-  <w:style w:type="paragraph" w:styleId="Style12">
+  <w:style w:type="paragraph" w:styleId="Style14">
     <w:name w:val="Заголовок"/>
     <w:basedOn w:val="Normal"/>
     <w:next w:val="BodyText"/>
@@ -3222,7 +3222,7 @@
       <w:szCs w:val="24"/>
     </w:rPr>
   </w:style>
-  <w:style w:type="paragraph" w:styleId="Style13">
+  <w:style w:type="paragraph" w:styleId="Style15">
     <w:name w:val="Указатель"/>
     <w:basedOn w:val="Normal"/>
     <w:qFormat/>
@@ -3233,7 +3233,7 @@
       <w:rFonts w:cs="Arial"/>
     </w:rPr>
   </w:style>
-  <w:style w:type="paragraph" w:styleId="user3">
+  <w:style w:type="paragraph" w:styleId="user1">
     <w:name w:val="Заголовок (user)"/>
     <w:basedOn w:val="Normal"/>
     <w:next w:val="BodyText"/>
@@ -3248,7 +3248,7 @@
       <w:szCs w:val="28"/>
     </w:rPr>
   </w:style>
-  <w:style w:type="paragraph" w:styleId="user4">
+  <w:style w:type="paragraph" w:styleId="user2">
     <w:name w:val="Указатель (user)"/>
     <w:basedOn w:val="Normal"/>
     <w:qFormat/>
@@ -3287,22 +3287,22 @@
     </w:pPr>
     <w:rPr/>
   </w:style>
-  <w:style w:type="paragraph" w:styleId="Style14">
+  <w:style w:type="paragraph" w:styleId="Style16">
     <w:name w:val="Колонтитул"/>
     <w:basedOn w:val="Normal"/>
     <w:qFormat/>
     <w:pPr/>
     <w:rPr/>
   </w:style>
-  <w:style w:type="paragraph" w:styleId="user5">
-    <w:name w:val="Колонтитулы (user)"/>
+  <w:style w:type="paragraph" w:styleId="Style17">
+    <w:name w:val="Колонтитулы"/>
     <w:basedOn w:val="Normal"/>
     <w:qFormat/>
     <w:pPr/>
     <w:rPr/>
   </w:style>
-  <w:style w:type="paragraph" w:styleId="Style15">
-    <w:name w:val="Колонтитулы"/>
+  <w:style w:type="paragraph" w:styleId="user3">
+    <w:name w:val="Колонтитулы (user)"/>
     <w:basedOn w:val="Normal"/>
     <w:qFormat/>
     <w:pPr/>
@@ -3354,14 +3354,14 @@
   </w:style>
   <w:style w:type="paragraph" w:styleId="indexheading1">
     <w:name w:val="index heading1"/>
-    <w:basedOn w:val="user3"/>
+    <w:basedOn w:val="Style14"/>
     <w:qFormat/>
     <w:pPr/>
     <w:rPr/>
   </w:style>
   <w:style w:type="paragraph" w:styleId="IndexHeading">
     <w:name w:val="index heading"/>
-    <w:basedOn w:val="user3"/>
+    <w:basedOn w:val="Style14"/>
     <w:pPr/>
     <w:rPr/>
   </w:style>
@@ -3384,7 +3384,7 @@
   </w:style>
   <w:style w:type="paragraph" w:styleId="Title">
     <w:name w:val="Title"/>
-    <w:basedOn w:val="user3"/>
+    <w:basedOn w:val="Style14"/>
     <w:next w:val="BodyText"/>
     <w:qFormat/>
     <w:pPr>
@@ -3397,8 +3397,8 @@
       <w:szCs w:val="56"/>
     </w:rPr>
   </w:style>
-  <w:style w:type="paragraph" w:styleId="user6">
-    <w:name w:val="Рисунок (user)"/>
+  <w:style w:type="paragraph" w:styleId="Style18">
+    <w:name w:val="Рисунок"/>
     <w:basedOn w:val="caption1"/>
     <w:qFormat/>
     <w:pPr/>
@@ -3409,15 +3409,15 @@
       <w:szCs w:val="28"/>
     </w:rPr>
   </w:style>
-  <w:style w:type="paragraph" w:styleId="user7">
-    <w:name w:val="Содержимое врезки (user)"/>
+  <w:style w:type="paragraph" w:styleId="Style19">
+    <w:name w:val="Содержимое врезки"/>
     <w:basedOn w:val="Normal"/>
     <w:qFormat/>
     <w:pPr/>
     <w:rPr/>
   </w:style>
-  <w:style w:type="paragraph" w:styleId="user8">
-    <w:name w:val="Содержимое таблицы (user)"/>
+  <w:style w:type="paragraph" w:styleId="Style20">
+    <w:name w:val="Содержимое таблицы"/>
     <w:basedOn w:val="Normal"/>
     <w:qFormat/>
     <w:pPr>
@@ -3442,9 +3442,9 @@
       <w:lang w:val="ru-RU"/>
     </w:rPr>
   </w:style>
-  <w:style w:type="paragraph" w:styleId="user9">
-    <w:name w:val="Заголовок таблицы (user)"/>
-    <w:basedOn w:val="user8"/>
+  <w:style w:type="paragraph" w:styleId="Style21">
+    <w:name w:val="Заголовок таблицы"/>
+    <w:basedOn w:val="Style20"/>
     <w:qFormat/>
     <w:pPr>
       <w:suppressLineNumbers/>
@@ -3455,14 +3455,14 @@
       <w:bCs/>
     </w:rPr>
   </w:style>
-  <w:style w:type="paragraph" w:styleId="user10">
-    <w:name w:val="Фигура (user)"/>
+  <w:style w:type="paragraph" w:styleId="Style22">
+    <w:name w:val="Фигура"/>
     <w:basedOn w:val="caption1"/>
     <w:qFormat/>
     <w:pPr/>
     <w:rPr/>
   </w:style>
-  <w:style w:type="paragraph" w:styleId="Style16">
+  <w:style w:type="paragraph" w:styleId="Style23">
     <w:name w:val="График"/>
     <w:basedOn w:val="caption1"/>
     <w:qFormat/>
@@ -3471,7 +3471,7 @@
   </w:style>
   <w:style w:type="paragraph" w:styleId="TOC2">
     <w:name w:val="toc 2"/>
-    <w:basedOn w:val="user4"/>
+    <w:basedOn w:val="Style15"/>
     <w:pPr>
       <w:tabs>
         <w:tab w:val="clear" w:pos="708"/>
@@ -3483,7 +3483,7 @@
   </w:style>
   <w:style w:type="paragraph" w:styleId="TOC3">
     <w:name w:val="toc 3"/>
-    <w:basedOn w:val="user4"/>
+    <w:basedOn w:val="Style15"/>
     <w:pPr>
       <w:tabs>
         <w:tab w:val="clear" w:pos="708"/>
@@ -3493,22 +3493,22 @@
     </w:pPr>
     <w:rPr/>
   </w:style>
-  <w:style w:type="paragraph" w:styleId="Style17">
+  <w:style w:type="paragraph" w:styleId="Style24">
     <w:name w:val="Текст в Таблице"/>
-    <w:basedOn w:val="user8"/>
+    <w:basedOn w:val="Style20"/>
     <w:qFormat/>
     <w:pPr/>
     <w:rPr/>
   </w:style>
-  <w:style w:type="paragraph" w:styleId="Style18">
-    <w:name w:val="Содержимое врезки"/>
+  <w:style w:type="paragraph" w:styleId="user4">
+    <w:name w:val="Содержимое врезки (user)"/>
     <w:basedOn w:val="Normal"/>
     <w:qFormat/>
     <w:pPr/>
     <w:rPr/>
   </w:style>
-  <w:style w:type="paragraph" w:styleId="Style19">
-    <w:name w:val="Содержимое таблицы"/>
+  <w:style w:type="paragraph" w:styleId="user5">
+    <w:name w:val="Содержимое таблицы (user)"/>
     <w:basedOn w:val="Normal"/>
     <w:qFormat/>
     <w:pPr>
@@ -3517,9 +3517,9 @@
     </w:pPr>
     <w:rPr/>
   </w:style>
-  <w:style w:type="paragraph" w:styleId="Style20">
-    <w:name w:val="Заголовок таблицы"/>
-    <w:basedOn w:val="Style19"/>
+  <w:style w:type="paragraph" w:styleId="user6">
+    <w:name w:val="Заголовок таблицы (user)"/>
+    <w:basedOn w:val="user5"/>
     <w:qFormat/>
     <w:pPr>
       <w:suppressLineNumbers/>
@@ -3530,15 +3530,15 @@
       <w:bCs/>
     </w:rPr>
   </w:style>
-  <w:style w:type="paragraph" w:styleId="Style21">
-    <w:name w:val="Рисунок"/>
+  <w:style w:type="paragraph" w:styleId="user7">
+    <w:name w:val="Рисунок (user)"/>
     <w:basedOn w:val="Caption"/>
     <w:qFormat/>
     <w:pPr/>
     <w:rPr/>
   </w:style>
-  <w:style w:type="numbering" w:styleId="user11" w:default="1">
-    <w:name w:val="Без списка (user)"/>
+  <w:style w:type="numbering" w:styleId="Style25" w:default="1">
+    <w:name w:val="Без списка"/>
     <w:uiPriority w:val="99"/>
     <w:semiHidden/>
     <w:unhideWhenUsed/>

--- a/docs/ТПО ЛР №4 Силинцев ВВ.docx
+++ b/docs/ТПО ЛР №4 Силинцев ВВ.docx
@@ -683,7 +683,7 @@
               </w:rPr>
               <w:t>Графики пропускной способности</w:t>
               <w:tab/>
-              <w:t>6</w:t>
+              <w:t>8</w:t>
             </w:r>
           </w:hyperlink>
         </w:p>
@@ -703,7 +703,7 @@
               </w:rPr>
               <w:t>Выводы по выбранной конфигурации</w:t>
               <w:tab/>
-              <w:t>7</w:t>
+              <w:t>11</w:t>
             </w:r>
           </w:hyperlink>
         </w:p>
@@ -723,7 +723,7 @@
               </w:rPr>
               <w:t>Стресс-тестирование</w:t>
               <w:tab/>
-              <w:t>8</w:t>
+              <w:t>12</w:t>
             </w:r>
           </w:hyperlink>
         </w:p>
@@ -736,14 +736,14 @@
             </w:tabs>
             <w:rPr/>
           </w:pPr>
-          <w:hyperlink w:anchor="__RefHeading___Toc524_1614521587_%25D0%4" w:tooltip="График изменения времени отклика">
+          <w:hyperlink w:anchor="__RefHeading___Toc524_1614521587_%25D0%4" w:tooltip="Графики изменения времени отклика">
             <w:r>
               <w:rPr>
                 <w:rStyle w:val="Style11"/>
               </w:rPr>
-              <w:t>График изменения времени отклика</w:t>
+              <w:t>Графики изменения времени отклика</w:t>
               <w:tab/>
-              <w:t>9</w:t>
+              <w:t>14</w:t>
             </w:r>
           </w:hyperlink>
         </w:p>
@@ -763,7 +763,7 @@
               </w:rPr>
               <w:t>Выводы</w:t>
               <w:tab/>
-              <w:t>10</w:t>
+              <w:t>15</w:t>
             </w:r>
           </w:hyperlink>
           <w:r>
@@ -1232,7 +1232,1285 @@
       </w:pPr>
       <w:r>
         <w:rPr/>
-        <w:t>Текст.</w:t>
+        <w:t xml:space="preserve">Количество пользователей указываем 6 (из условий задания). </w:t>
+      </w:r>
+      <w:r>
+        <w:rPr>
+          <w:lang w:val="en-US"/>
+        </w:rPr>
+        <w:t xml:space="preserve">Ramp-up period </w:t>
+      </w:r>
+      <w:r>
+        <w:rPr>
+          <w:lang w:val="ru-RU"/>
+        </w:rPr>
+        <w:t>устанавливаем 1 секунду, чтобы пользователи стартовали практически одновременно. Количество циклов указываем 40, чтобы тест длился в районе минуты (из условий задания).</w:t>
+      </w:r>
+    </w:p>
+    <w:p>
+      <w:pPr>
+        <w:pStyle w:val="BodyText"/>
+        <w:rPr>
+          <w:lang w:val="ru-RU"/>
+        </w:rPr>
+      </w:pPr>
+      <w:r>
+        <w:rPr>
+          <w:lang w:val="ru-RU"/>
+        </w:rPr>
+      </w:r>
+      <w:r>
+        <mc:AlternateContent>
+          <mc:Choice Requires="wps">
+            <w:drawing>
+              <wp:anchor distT="0" distB="0" distL="0" distR="0" simplePos="0" relativeHeight="8" behindDoc="0" locked="0" layoutInCell="0" allowOverlap="1">
+                <wp:simplePos x="0" y="0"/>
+                <wp:positionH relativeFrom="column">
+                  <wp:posOffset>0</wp:posOffset>
+                </wp:positionH>
+                <wp:positionV relativeFrom="paragraph">
+                  <wp:posOffset>79375</wp:posOffset>
+                </wp:positionV>
+                <wp:extent cx="5940425" cy="3878580"/>
+                <wp:effectExtent l="0" t="0" r="0" b="0"/>
+                <wp:wrapSquare wrapText="largest"/>
+                <wp:docPr id="4" name="Врезка4"/>
+                <a:graphic xmlns:a="http://schemas.openxmlformats.org/drawingml/2006/main">
+                  <a:graphicData uri="http://schemas.microsoft.com/office/word/2010/wordprocessingShape">
+                    <wps:wsp>
+                      <wps:cNvSpPr txBox="1"/>
+                      <wps:spPr>
+                        <a:xfrm>
+                          <a:off x="0" y="0"/>
+                          <a:ext cx="5940425" cy="3878580"/>
+                        </a:xfrm>
+                        <a:prstGeom prst="rect"/>
+                        <a:solidFill>
+                          <a:srgbClr val="FFFFFF"/>
+                        </a:solidFill>
+                      </wps:spPr>
+                      <wps:txbx>
+                        <w:txbxContent>
+                          <w:p>
+                            <w:pPr>
+                              <w:pStyle w:val="Style21"/>
+                              <w:spacing w:before="120" w:after="120"/>
+                              <w:rPr>
+                                <w:i w:val="false"/>
+                                <w:iCs w:val="false"/>
+                                <w:sz w:val="28"/>
+                                <w:szCs w:val="28"/>
+                              </w:rPr>
+                            </w:pPr>
+                            <w:r>
+                              <w:rPr>
+                                <w:i w:val="false"/>
+                                <w:iCs w:val="false"/>
+                                <w:sz w:val="28"/>
+                                <w:szCs w:val="28"/>
+                              </w:rPr>
+                              <w:drawing>
+                                <wp:inline distT="0" distB="0" distL="0" distR="0">
+                                  <wp:extent cx="5940425" cy="3505835"/>
+                                  <wp:effectExtent l="0" t="0" r="0" b="0"/>
+                                  <wp:docPr id="5" name="Изображение1"/>
+                                  <wp:cNvGraphicFramePr>
+                                    <a:graphicFrameLocks xmlns:a="http://schemas.openxmlformats.org/drawingml/2006/main" noChangeAspect="1"/>
+                                  </wp:cNvGraphicFramePr>
+                                  <a:graphic xmlns:a="http://schemas.openxmlformats.org/drawingml/2006/main">
+                                    <a:graphicData uri="http://schemas.openxmlformats.org/drawingml/2006/picture">
+                                      <pic:pic xmlns:pic="http://schemas.openxmlformats.org/drawingml/2006/picture">
+                                        <pic:nvPicPr>
+                                          <pic:cNvPr id="5" name="Изображение1"/>
+                                          <pic:cNvPicPr>
+                                            <a:picLocks noChangeAspect="1" noChangeArrowheads="1"/>
+                                          </pic:cNvPicPr>
+                                        </pic:nvPicPr>
+                                        <pic:blipFill>
+                                          <a:blip r:embed="rId5"/>
+                                          <a:stretch>
+                                            <a:fillRect/>
+                                          </a:stretch>
+                                        </pic:blipFill>
+                                        <pic:spPr bwMode="auto">
+                                          <a:xfrm>
+                                            <a:off x="0" y="0"/>
+                                            <a:ext cx="5940425" cy="3505835"/>
+                                          </a:xfrm>
+                                          <a:prstGeom prst="rect">
+                                            <a:avLst/>
+                                          </a:prstGeom>
+                                          <a:noFill/>
+                                        </pic:spPr>
+                                      </pic:pic>
+                                    </a:graphicData>
+                                  </a:graphic>
+                                </wp:inline>
+                              </w:drawing>
+                              <w:t xml:space="preserve">Рисунок </w:t>
+                            </w:r>
+                            <w:r>
+                              <w:rPr>
+                                <w:i w:val="false"/>
+                                <w:iCs w:val="false"/>
+                                <w:sz w:val="28"/>
+                                <w:szCs w:val="28"/>
+                              </w:rPr>
+                              <w:fldChar w:fldCharType="begin"/>
+                            </w:r>
+                            <w:r>
+                              <w:rPr>
+                                <w:i w:val="false"/>
+                                <w:iCs w:val="false"/>
+                                <w:sz w:val="28"/>
+                                <w:szCs w:val="28"/>
+                              </w:rPr>
+                              <w:instrText xml:space="preserve"> SEQ Рисунок \* ARABIC </w:instrText>
+                            </w:r>
+                            <w:r>
+                              <w:rPr>
+                                <w:i w:val="false"/>
+                                <w:iCs w:val="false"/>
+                                <w:sz w:val="28"/>
+                                <w:szCs w:val="28"/>
+                              </w:rPr>
+                              <w:fldChar w:fldCharType="separate"/>
+                            </w:r>
+                            <w:r>
+                              <w:rPr>
+                                <w:i w:val="false"/>
+                                <w:iCs w:val="false"/>
+                                <w:sz w:val="28"/>
+                                <w:szCs w:val="28"/>
+                              </w:rPr>
+                              <w:t>1</w:t>
+                            </w:r>
+                            <w:r>
+                              <w:rPr>
+                                <w:i w:val="false"/>
+                                <w:iCs w:val="false"/>
+                                <w:sz w:val="28"/>
+                                <w:szCs w:val="28"/>
+                              </w:rPr>
+                              <w:fldChar w:fldCharType="end"/>
+                            </w:r>
+                            <w:r>
+                              <w:rPr>
+                                <w:i w:val="false"/>
+                                <w:iCs w:val="false"/>
+                                <w:sz w:val="28"/>
+                                <w:szCs w:val="28"/>
+                              </w:rPr>
+                              <w:t>: Настройки Thread Group</w:t>
+                            </w:r>
+                          </w:p>
+                        </w:txbxContent>
+                      </wps:txbx>
+                      <wps:bodyPr anchor="t" lIns="0" tIns="0" rIns="0" bIns="0">
+                        <a:noAutofit/>
+                      </wps:bodyPr>
+                    </wps:wsp>
+                  </a:graphicData>
+                </a:graphic>
+              </wp:anchor>
+            </w:drawing>
+          </mc:Choice>
+          <mc:Fallback>
+            <w:pict>
+              <v:rect style="position:absolute;rotation:-0;width:467.75pt;height:305.4pt;mso-wrap-distance-left:0pt;mso-wrap-distance-right:0pt;mso-wrap-distance-top:0pt;mso-wrap-distance-bottom:0pt;margin-top:6.25pt;mso-position-vertical-relative:text;margin-left:0pt;mso-position-horizontal-relative:text">
+                <v:textbox inset="0in,0in,0in,0in">
+                  <w:txbxContent>
+                    <w:p>
+                      <w:pPr>
+                        <w:pStyle w:val="Style21"/>
+                        <w:spacing w:before="120" w:after="120"/>
+                        <w:rPr>
+                          <w:i w:val="false"/>
+                          <w:iCs w:val="false"/>
+                          <w:sz w:val="28"/>
+                          <w:szCs w:val="28"/>
+                        </w:rPr>
+                      </w:pPr>
+                      <w:r>
+                        <w:rPr>
+                          <w:i w:val="false"/>
+                          <w:iCs w:val="false"/>
+                          <w:sz w:val="28"/>
+                          <w:szCs w:val="28"/>
+                        </w:rPr>
+                        <w:drawing>
+                          <wp:inline distT="0" distB="0" distL="0" distR="0">
+                            <wp:extent cx="5940425" cy="3505835"/>
+                            <wp:effectExtent l="0" t="0" r="0" b="0"/>
+                            <wp:docPr id="6" name="Изображение1"/>
+                            <wp:cNvGraphicFramePr>
+                              <a:graphicFrameLocks xmlns:a="http://schemas.openxmlformats.org/drawingml/2006/main" noChangeAspect="1"/>
+                            </wp:cNvGraphicFramePr>
+                            <a:graphic xmlns:a="http://schemas.openxmlformats.org/drawingml/2006/main">
+                              <a:graphicData uri="http://schemas.openxmlformats.org/drawingml/2006/picture">
+                                <pic:pic xmlns:pic="http://schemas.openxmlformats.org/drawingml/2006/picture">
+                                  <pic:nvPicPr>
+                                    <pic:cNvPr id="6" name="Изображение1"/>
+                                    <pic:cNvPicPr>
+                                      <a:picLocks noChangeAspect="1" noChangeArrowheads="1"/>
+                                    </pic:cNvPicPr>
+                                  </pic:nvPicPr>
+                                  <pic:blipFill>
+                                    <a:blip r:embed="rId6"/>
+                                    <a:stretch>
+                                      <a:fillRect/>
+                                    </a:stretch>
+                                  </pic:blipFill>
+                                  <pic:spPr bwMode="auto">
+                                    <a:xfrm>
+                                      <a:off x="0" y="0"/>
+                                      <a:ext cx="5940425" cy="3505835"/>
+                                    </a:xfrm>
+                                    <a:prstGeom prst="rect">
+                                      <a:avLst/>
+                                    </a:prstGeom>
+                                    <a:noFill/>
+                                  </pic:spPr>
+                                </pic:pic>
+                              </a:graphicData>
+                            </a:graphic>
+                          </wp:inline>
+                        </w:drawing>
+                        <w:t xml:space="preserve">Рисунок </w:t>
+                      </w:r>
+                      <w:r>
+                        <w:rPr>
+                          <w:i w:val="false"/>
+                          <w:iCs w:val="false"/>
+                          <w:sz w:val="28"/>
+                          <w:szCs w:val="28"/>
+                        </w:rPr>
+                        <w:fldChar w:fldCharType="begin"/>
+                      </w:r>
+                      <w:r>
+                        <w:rPr>
+                          <w:i w:val="false"/>
+                          <w:iCs w:val="false"/>
+                          <w:sz w:val="28"/>
+                          <w:szCs w:val="28"/>
+                        </w:rPr>
+                        <w:instrText xml:space="preserve"> SEQ Рисунок \* ARABIC </w:instrText>
+                      </w:r>
+                      <w:r>
+                        <w:rPr>
+                          <w:i w:val="false"/>
+                          <w:iCs w:val="false"/>
+                          <w:sz w:val="28"/>
+                          <w:szCs w:val="28"/>
+                        </w:rPr>
+                        <w:fldChar w:fldCharType="separate"/>
+                      </w:r>
+                      <w:r>
+                        <w:rPr>
+                          <w:i w:val="false"/>
+                          <w:iCs w:val="false"/>
+                          <w:sz w:val="28"/>
+                          <w:szCs w:val="28"/>
+                        </w:rPr>
+                        <w:t>1</w:t>
+                      </w:r>
+                      <w:r>
+                        <w:rPr>
+                          <w:i w:val="false"/>
+                          <w:iCs w:val="false"/>
+                          <w:sz w:val="28"/>
+                          <w:szCs w:val="28"/>
+                        </w:rPr>
+                        <w:fldChar w:fldCharType="end"/>
+                      </w:r>
+                      <w:r>
+                        <w:rPr>
+                          <w:i w:val="false"/>
+                          <w:iCs w:val="false"/>
+                          <w:sz w:val="28"/>
+                          <w:szCs w:val="28"/>
+                        </w:rPr>
+                        <w:t>: Настройки Thread Group</w:t>
+                      </w:r>
+                    </w:p>
+                  </w:txbxContent>
+                </v:textbox>
+                <w10:wrap type="square" side="largest"/>
+              </v:rect>
+            </w:pict>
+          </mc:Fallback>
+        </mc:AlternateContent>
+      </w:r>
+    </w:p>
+    <w:p>
+      <w:pPr>
+        <w:pStyle w:val="BodyText"/>
+        <w:rPr>
+          <w:lang w:val="ru-RU"/>
+        </w:rPr>
+      </w:pPr>
+      <w:r>
+        <w:rPr>
+          <w:lang w:val="ru-RU"/>
+        </w:rPr>
+      </w:r>
+      <w:r>
+        <w:br w:type="page"/>
+      </w:r>
+    </w:p>
+    <w:p>
+      <w:pPr>
+        <w:pStyle w:val="BodyText"/>
+        <w:rPr>
+          <w:lang w:val="ru-RU"/>
+        </w:rPr>
+      </w:pPr>
+      <w:r>
+        <w:rPr>
+          <w:lang w:val="ru-RU"/>
+        </w:rPr>
+        <w:t xml:space="preserve">В параметрах </w:t>
+      </w:r>
+      <w:r>
+        <w:rPr>
+          <w:lang w:val="en-US"/>
+        </w:rPr>
+        <w:t>HTTP-</w:t>
+      </w:r>
+      <w:r>
+        <w:rPr>
+          <w:lang w:val="ru-RU"/>
+        </w:rPr>
+        <w:t>запроса указываем необходимые параметры.</w:t>
+      </w:r>
+    </w:p>
+    <w:p>
+      <w:pPr>
+        <w:pStyle w:val="BodyText"/>
+        <w:rPr>
+          <w:lang w:val="ru-RU"/>
+        </w:rPr>
+      </w:pPr>
+      <w:r>
+        <w:rPr>
+          <w:lang w:val="ru-RU"/>
+        </w:rPr>
+      </w:r>
+      <w:r>
+        <mc:AlternateContent>
+          <mc:Choice Requires="wps">
+            <w:drawing>
+              <wp:anchor distT="0" distB="0" distL="0" distR="0" simplePos="0" relativeHeight="10" behindDoc="0" locked="0" layoutInCell="0" allowOverlap="1">
+                <wp:simplePos x="0" y="0"/>
+                <wp:positionH relativeFrom="column">
+                  <wp:align>center</wp:align>
+                </wp:positionH>
+                <wp:positionV relativeFrom="paragraph">
+                  <wp:posOffset>635</wp:posOffset>
+                </wp:positionV>
+                <wp:extent cx="5940425" cy="1508760"/>
+                <wp:effectExtent l="0" t="0" r="0" b="0"/>
+                <wp:wrapSquare wrapText="largest"/>
+                <wp:docPr id="7" name="Врезка5"/>
+                <a:graphic xmlns:a="http://schemas.openxmlformats.org/drawingml/2006/main">
+                  <a:graphicData uri="http://schemas.microsoft.com/office/word/2010/wordprocessingShape">
+                    <wps:wsp>
+                      <wps:cNvSpPr txBox="1"/>
+                      <wps:spPr>
+                        <a:xfrm>
+                          <a:off x="0" y="0"/>
+                          <a:ext cx="5940425" cy="1508760"/>
+                        </a:xfrm>
+                        <a:prstGeom prst="rect"/>
+                        <a:solidFill>
+                          <a:srgbClr val="FFFFFF"/>
+                        </a:solidFill>
+                      </wps:spPr>
+                      <wps:txbx>
+                        <w:txbxContent>
+                          <w:p>
+                            <w:pPr>
+                              <w:pStyle w:val="Style21"/>
+                              <w:spacing w:before="120" w:after="120"/>
+                              <w:rPr>
+                                <w:i w:val="false"/>
+                                <w:iCs w:val="false"/>
+                                <w:sz w:val="28"/>
+                                <w:szCs w:val="28"/>
+                              </w:rPr>
+                            </w:pPr>
+                            <w:r>
+                              <w:rPr>
+                                <w:i w:val="false"/>
+                                <w:iCs w:val="false"/>
+                                <w:sz w:val="28"/>
+                                <w:szCs w:val="28"/>
+                              </w:rPr>
+                              <w:drawing>
+                                <wp:inline distT="0" distB="0" distL="0" distR="0">
+                                  <wp:extent cx="5940425" cy="1136015"/>
+                                  <wp:effectExtent l="0" t="0" r="0" b="0"/>
+                                  <wp:docPr id="8" name="Изображение2"/>
+                                  <wp:cNvGraphicFramePr>
+                                    <a:graphicFrameLocks xmlns:a="http://schemas.openxmlformats.org/drawingml/2006/main" noChangeAspect="1"/>
+                                  </wp:cNvGraphicFramePr>
+                                  <a:graphic xmlns:a="http://schemas.openxmlformats.org/drawingml/2006/main">
+                                    <a:graphicData uri="http://schemas.openxmlformats.org/drawingml/2006/picture">
+                                      <pic:pic xmlns:pic="http://schemas.openxmlformats.org/drawingml/2006/picture">
+                                        <pic:nvPicPr>
+                                          <pic:cNvPr id="8" name="Изображение2"/>
+                                          <pic:cNvPicPr>
+                                            <a:picLocks noChangeAspect="1" noChangeArrowheads="1"/>
+                                          </pic:cNvPicPr>
+                                        </pic:nvPicPr>
+                                        <pic:blipFill>
+                                          <a:blip r:embed="rId7"/>
+                                          <a:stretch>
+                                            <a:fillRect/>
+                                          </a:stretch>
+                                        </pic:blipFill>
+                                        <pic:spPr bwMode="auto">
+                                          <a:xfrm>
+                                            <a:off x="0" y="0"/>
+                                            <a:ext cx="5940425" cy="1136015"/>
+                                          </a:xfrm>
+                                          <a:prstGeom prst="rect">
+                                            <a:avLst/>
+                                          </a:prstGeom>
+                                          <a:noFill/>
+                                        </pic:spPr>
+                                      </pic:pic>
+                                    </a:graphicData>
+                                  </a:graphic>
+                                </wp:inline>
+                              </w:drawing>
+                              <w:t xml:space="preserve">Рисунок </w:t>
+                            </w:r>
+                            <w:r>
+                              <w:rPr>
+                                <w:i w:val="false"/>
+                                <w:iCs w:val="false"/>
+                                <w:sz w:val="28"/>
+                                <w:szCs w:val="28"/>
+                              </w:rPr>
+                              <w:fldChar w:fldCharType="begin"/>
+                            </w:r>
+                            <w:r>
+                              <w:rPr>
+                                <w:i w:val="false"/>
+                                <w:iCs w:val="false"/>
+                                <w:sz w:val="28"/>
+                                <w:szCs w:val="28"/>
+                              </w:rPr>
+                              <w:instrText xml:space="preserve"> SEQ Рисунок \* ARABIC </w:instrText>
+                            </w:r>
+                            <w:r>
+                              <w:rPr>
+                                <w:i w:val="false"/>
+                                <w:iCs w:val="false"/>
+                                <w:sz w:val="28"/>
+                                <w:szCs w:val="28"/>
+                              </w:rPr>
+                              <w:fldChar w:fldCharType="separate"/>
+                            </w:r>
+                            <w:r>
+                              <w:rPr>
+                                <w:i w:val="false"/>
+                                <w:iCs w:val="false"/>
+                                <w:sz w:val="28"/>
+                                <w:szCs w:val="28"/>
+                              </w:rPr>
+                              <w:t>2</w:t>
+                            </w:r>
+                            <w:r>
+                              <w:rPr>
+                                <w:i w:val="false"/>
+                                <w:iCs w:val="false"/>
+                                <w:sz w:val="28"/>
+                                <w:szCs w:val="28"/>
+                              </w:rPr>
+                              <w:fldChar w:fldCharType="end"/>
+                            </w:r>
+                            <w:r>
+                              <w:rPr>
+                                <w:i w:val="false"/>
+                                <w:iCs w:val="false"/>
+                                <w:sz w:val="28"/>
+                                <w:szCs w:val="28"/>
+                              </w:rPr>
+                              <w:t>: Параметры HTTP-запроса</w:t>
+                            </w:r>
+                          </w:p>
+                        </w:txbxContent>
+                      </wps:txbx>
+                      <wps:bodyPr anchor="t" lIns="0" tIns="0" rIns="0" bIns="0">
+                        <a:noAutofit/>
+                      </wps:bodyPr>
+                    </wps:wsp>
+                  </a:graphicData>
+                </a:graphic>
+              </wp:anchor>
+            </w:drawing>
+          </mc:Choice>
+          <mc:Fallback>
+            <w:pict>
+              <v:rect style="position:absolute;rotation:-0;width:467.75pt;height:118.8pt;mso-wrap-distance-left:0pt;mso-wrap-distance-right:0pt;mso-wrap-distance-top:0pt;mso-wrap-distance-bottom:0pt;margin-top:0pt;mso-position-vertical:top;mso-position-vertical-relative:text;margin-left:0pt;mso-position-horizontal:center;mso-position-horizontal-relative:text">
+                <v:textbox inset="0in,0in,0in,0in">
+                  <w:txbxContent>
+                    <w:p>
+                      <w:pPr>
+                        <w:pStyle w:val="Style21"/>
+                        <w:spacing w:before="120" w:after="120"/>
+                        <w:rPr>
+                          <w:i w:val="false"/>
+                          <w:iCs w:val="false"/>
+                          <w:sz w:val="28"/>
+                          <w:szCs w:val="28"/>
+                        </w:rPr>
+                      </w:pPr>
+                      <w:r>
+                        <w:rPr>
+                          <w:i w:val="false"/>
+                          <w:iCs w:val="false"/>
+                          <w:sz w:val="28"/>
+                          <w:szCs w:val="28"/>
+                        </w:rPr>
+                        <w:drawing>
+                          <wp:inline distT="0" distB="0" distL="0" distR="0">
+                            <wp:extent cx="5940425" cy="1136015"/>
+                            <wp:effectExtent l="0" t="0" r="0" b="0"/>
+                            <wp:docPr id="9" name="Изображение2"/>
+                            <wp:cNvGraphicFramePr>
+                              <a:graphicFrameLocks xmlns:a="http://schemas.openxmlformats.org/drawingml/2006/main" noChangeAspect="1"/>
+                            </wp:cNvGraphicFramePr>
+                            <a:graphic xmlns:a="http://schemas.openxmlformats.org/drawingml/2006/main">
+                              <a:graphicData uri="http://schemas.openxmlformats.org/drawingml/2006/picture">
+                                <pic:pic xmlns:pic="http://schemas.openxmlformats.org/drawingml/2006/picture">
+                                  <pic:nvPicPr>
+                                    <pic:cNvPr id="9" name="Изображение2"/>
+                                    <pic:cNvPicPr>
+                                      <a:picLocks noChangeAspect="1" noChangeArrowheads="1"/>
+                                    </pic:cNvPicPr>
+                                  </pic:nvPicPr>
+                                  <pic:blipFill>
+                                    <a:blip r:embed="rId8"/>
+                                    <a:stretch>
+                                      <a:fillRect/>
+                                    </a:stretch>
+                                  </pic:blipFill>
+                                  <pic:spPr bwMode="auto">
+                                    <a:xfrm>
+                                      <a:off x="0" y="0"/>
+                                      <a:ext cx="5940425" cy="1136015"/>
+                                    </a:xfrm>
+                                    <a:prstGeom prst="rect">
+                                      <a:avLst/>
+                                    </a:prstGeom>
+                                    <a:noFill/>
+                                  </pic:spPr>
+                                </pic:pic>
+                              </a:graphicData>
+                            </a:graphic>
+                          </wp:inline>
+                        </w:drawing>
+                        <w:t xml:space="preserve">Рисунок </w:t>
+                      </w:r>
+                      <w:r>
+                        <w:rPr>
+                          <w:i w:val="false"/>
+                          <w:iCs w:val="false"/>
+                          <w:sz w:val="28"/>
+                          <w:szCs w:val="28"/>
+                        </w:rPr>
+                        <w:fldChar w:fldCharType="begin"/>
+                      </w:r>
+                      <w:r>
+                        <w:rPr>
+                          <w:i w:val="false"/>
+                          <w:iCs w:val="false"/>
+                          <w:sz w:val="28"/>
+                          <w:szCs w:val="28"/>
+                        </w:rPr>
+                        <w:instrText xml:space="preserve"> SEQ Рисунок \* ARABIC </w:instrText>
+                      </w:r>
+                      <w:r>
+                        <w:rPr>
+                          <w:i w:val="false"/>
+                          <w:iCs w:val="false"/>
+                          <w:sz w:val="28"/>
+                          <w:szCs w:val="28"/>
+                        </w:rPr>
+                        <w:fldChar w:fldCharType="separate"/>
+                      </w:r>
+                      <w:r>
+                        <w:rPr>
+                          <w:i w:val="false"/>
+                          <w:iCs w:val="false"/>
+                          <w:sz w:val="28"/>
+                          <w:szCs w:val="28"/>
+                        </w:rPr>
+                        <w:t>2</w:t>
+                      </w:r>
+                      <w:r>
+                        <w:rPr>
+                          <w:i w:val="false"/>
+                          <w:iCs w:val="false"/>
+                          <w:sz w:val="28"/>
+                          <w:szCs w:val="28"/>
+                        </w:rPr>
+                        <w:fldChar w:fldCharType="end"/>
+                      </w:r>
+                      <w:r>
+                        <w:rPr>
+                          <w:i w:val="false"/>
+                          <w:iCs w:val="false"/>
+                          <w:sz w:val="28"/>
+                          <w:szCs w:val="28"/>
+                        </w:rPr>
+                        <w:t>: Параметры HTTP-запроса</w:t>
+                      </w:r>
+                    </w:p>
+                  </w:txbxContent>
+                </v:textbox>
+                <w10:wrap type="square" side="largest"/>
+              </v:rect>
+            </w:pict>
+          </mc:Fallback>
+        </mc:AlternateContent>
+      </w:r>
+    </w:p>
+    <w:p>
+      <w:pPr>
+        <w:pStyle w:val="BodyText"/>
+        <w:rPr>
+          <w:lang w:val="ru-RU"/>
+        </w:rPr>
+      </w:pPr>
+      <w:r>
+        <w:rPr>
+          <w:lang w:val="ru-RU"/>
+        </w:rPr>
+        <w:t>Добавляем проверку на время обработки запроса.</w:t>
+      </w:r>
+    </w:p>
+    <w:p>
+      <w:pPr>
+        <w:pStyle w:val="BodyText"/>
+        <w:rPr>
+          <w:lang w:val="ru-RU"/>
+        </w:rPr>
+      </w:pPr>
+      <w:r>
+        <w:rPr>
+          <w:lang w:val="ru-RU"/>
+        </w:rPr>
+      </w:r>
+      <w:r>
+        <w:br w:type="page"/>
+      </w:r>
+      <w:r>
+        <mc:AlternateContent>
+          <mc:Choice Requires="wps">
+            <w:drawing>
+              <wp:anchor distT="0" distB="0" distL="0" distR="0" simplePos="0" relativeHeight="12" behindDoc="0" locked="0" layoutInCell="0" allowOverlap="1">
+                <wp:simplePos x="0" y="0"/>
+                <wp:positionH relativeFrom="column">
+                  <wp:align>center</wp:align>
+                </wp:positionH>
+                <wp:positionV relativeFrom="paragraph">
+                  <wp:posOffset>33655</wp:posOffset>
+                </wp:positionV>
+                <wp:extent cx="4944110" cy="2573020"/>
+                <wp:effectExtent l="0" t="0" r="0" b="0"/>
+                <wp:wrapSquare wrapText="largest"/>
+                <wp:docPr id="10" name="Врезка6"/>
+                <a:graphic xmlns:a="http://schemas.openxmlformats.org/drawingml/2006/main">
+                  <a:graphicData uri="http://schemas.microsoft.com/office/word/2010/wordprocessingShape">
+                    <wps:wsp>
+                      <wps:cNvSpPr txBox="1"/>
+                      <wps:spPr>
+                        <a:xfrm>
+                          <a:off x="0" y="0"/>
+                          <a:ext cx="4944110" cy="2573020"/>
+                        </a:xfrm>
+                        <a:prstGeom prst="rect"/>
+                        <a:solidFill>
+                          <a:srgbClr val="FFFFFF"/>
+                        </a:solidFill>
+                      </wps:spPr>
+                      <wps:txbx>
+                        <w:txbxContent>
+                          <w:p>
+                            <w:pPr>
+                              <w:pStyle w:val="Style21"/>
+                              <w:spacing w:before="120" w:after="120"/>
+                              <w:rPr>
+                                <w:i w:val="false"/>
+                                <w:iCs w:val="false"/>
+                                <w:sz w:val="28"/>
+                                <w:szCs w:val="28"/>
+                              </w:rPr>
+                            </w:pPr>
+                            <w:r>
+                              <w:rPr>
+                                <w:i w:val="false"/>
+                                <w:iCs w:val="false"/>
+                                <w:sz w:val="28"/>
+                                <w:szCs w:val="28"/>
+                              </w:rPr>
+                              <w:drawing>
+                                <wp:inline distT="0" distB="0" distL="0" distR="0">
+                                  <wp:extent cx="4944110" cy="2200275"/>
+                                  <wp:effectExtent l="0" t="0" r="0" b="0"/>
+                                  <wp:docPr id="11" name="Изображение3"/>
+                                  <wp:cNvGraphicFramePr>
+                                    <a:graphicFrameLocks xmlns:a="http://schemas.openxmlformats.org/drawingml/2006/main" noChangeAspect="1"/>
+                                  </wp:cNvGraphicFramePr>
+                                  <a:graphic xmlns:a="http://schemas.openxmlformats.org/drawingml/2006/main">
+                                    <a:graphicData uri="http://schemas.openxmlformats.org/drawingml/2006/picture">
+                                      <pic:pic xmlns:pic="http://schemas.openxmlformats.org/drawingml/2006/picture">
+                                        <pic:nvPicPr>
+                                          <pic:cNvPr id="11" name="Изображение3"/>
+                                          <pic:cNvPicPr>
+                                            <a:picLocks noChangeAspect="1" noChangeArrowheads="1"/>
+                                          </pic:cNvPicPr>
+                                        </pic:nvPicPr>
+                                        <pic:blipFill>
+                                          <a:blip r:embed="rId9"/>
+                                          <a:stretch>
+                                            <a:fillRect/>
+                                          </a:stretch>
+                                        </pic:blipFill>
+                                        <pic:spPr bwMode="auto">
+                                          <a:xfrm>
+                                            <a:off x="0" y="0"/>
+                                            <a:ext cx="4944110" cy="2200275"/>
+                                          </a:xfrm>
+                                          <a:prstGeom prst="rect">
+                                            <a:avLst/>
+                                          </a:prstGeom>
+                                          <a:noFill/>
+                                        </pic:spPr>
+                                      </pic:pic>
+                                    </a:graphicData>
+                                  </a:graphic>
+                                </wp:inline>
+                              </w:drawing>
+                              <w:t xml:space="preserve">Рисунок </w:t>
+                            </w:r>
+                            <w:r>
+                              <w:rPr>
+                                <w:i w:val="false"/>
+                                <w:iCs w:val="false"/>
+                                <w:sz w:val="28"/>
+                                <w:szCs w:val="28"/>
+                              </w:rPr>
+                              <w:fldChar w:fldCharType="begin"/>
+                            </w:r>
+                            <w:r>
+                              <w:rPr>
+                                <w:i w:val="false"/>
+                                <w:iCs w:val="false"/>
+                                <w:sz w:val="28"/>
+                                <w:szCs w:val="28"/>
+                              </w:rPr>
+                              <w:instrText xml:space="preserve"> SEQ Рисунок \* ARABIC </w:instrText>
+                            </w:r>
+                            <w:r>
+                              <w:rPr>
+                                <w:i w:val="false"/>
+                                <w:iCs w:val="false"/>
+                                <w:sz w:val="28"/>
+                                <w:szCs w:val="28"/>
+                              </w:rPr>
+                              <w:fldChar w:fldCharType="separate"/>
+                            </w:r>
+                            <w:r>
+                              <w:rPr>
+                                <w:i w:val="false"/>
+                                <w:iCs w:val="false"/>
+                                <w:sz w:val="28"/>
+                                <w:szCs w:val="28"/>
+                              </w:rPr>
+                              <w:t>3</w:t>
+                            </w:r>
+                            <w:r>
+                              <w:rPr>
+                                <w:i w:val="false"/>
+                                <w:iCs w:val="false"/>
+                                <w:sz w:val="28"/>
+                                <w:szCs w:val="28"/>
+                              </w:rPr>
+                              <w:fldChar w:fldCharType="end"/>
+                            </w:r>
+                            <w:r>
+                              <w:rPr>
+                                <w:i w:val="false"/>
+                                <w:iCs w:val="false"/>
+                                <w:sz w:val="28"/>
+                                <w:szCs w:val="28"/>
+                              </w:rPr>
+                              <w:t>: Проверка на время обработки запроса</w:t>
+                            </w:r>
+                          </w:p>
+                        </w:txbxContent>
+                      </wps:txbx>
+                      <wps:bodyPr anchor="t" lIns="0" tIns="0" rIns="0" bIns="0">
+                        <a:noAutofit/>
+                      </wps:bodyPr>
+                    </wps:wsp>
+                  </a:graphicData>
+                </a:graphic>
+              </wp:anchor>
+            </w:drawing>
+          </mc:Choice>
+          <mc:Fallback>
+            <w:pict>
+              <v:rect style="position:absolute;rotation:-0;width:389.3pt;height:202.6pt;mso-wrap-distance-left:0pt;mso-wrap-distance-right:0pt;mso-wrap-distance-top:0pt;mso-wrap-distance-bottom:0pt;margin-top:2.65pt;mso-position-vertical-relative:text;margin-left:39.2pt;mso-position-horizontal:center;mso-position-horizontal-relative:text">
+                <v:textbox inset="0in,0in,0in,0in">
+                  <w:txbxContent>
+                    <w:p>
+                      <w:pPr>
+                        <w:pStyle w:val="Style21"/>
+                        <w:spacing w:before="120" w:after="120"/>
+                        <w:rPr>
+                          <w:i w:val="false"/>
+                          <w:iCs w:val="false"/>
+                          <w:sz w:val="28"/>
+                          <w:szCs w:val="28"/>
+                        </w:rPr>
+                      </w:pPr>
+                      <w:r>
+                        <w:rPr>
+                          <w:i w:val="false"/>
+                          <w:iCs w:val="false"/>
+                          <w:sz w:val="28"/>
+                          <w:szCs w:val="28"/>
+                        </w:rPr>
+                        <w:drawing>
+                          <wp:inline distT="0" distB="0" distL="0" distR="0">
+                            <wp:extent cx="4944110" cy="2200275"/>
+                            <wp:effectExtent l="0" t="0" r="0" b="0"/>
+                            <wp:docPr id="12" name="Изображение3"/>
+                            <wp:cNvGraphicFramePr>
+                              <a:graphicFrameLocks xmlns:a="http://schemas.openxmlformats.org/drawingml/2006/main" noChangeAspect="1"/>
+                            </wp:cNvGraphicFramePr>
+                            <a:graphic xmlns:a="http://schemas.openxmlformats.org/drawingml/2006/main">
+                              <a:graphicData uri="http://schemas.openxmlformats.org/drawingml/2006/picture">
+                                <pic:pic xmlns:pic="http://schemas.openxmlformats.org/drawingml/2006/picture">
+                                  <pic:nvPicPr>
+                                    <pic:cNvPr id="12" name="Изображение3"/>
+                                    <pic:cNvPicPr>
+                                      <a:picLocks noChangeAspect="1" noChangeArrowheads="1"/>
+                                    </pic:cNvPicPr>
+                                  </pic:nvPicPr>
+                                  <pic:blipFill>
+                                    <a:blip r:embed="rId10"/>
+                                    <a:stretch>
+                                      <a:fillRect/>
+                                    </a:stretch>
+                                  </pic:blipFill>
+                                  <pic:spPr bwMode="auto">
+                                    <a:xfrm>
+                                      <a:off x="0" y="0"/>
+                                      <a:ext cx="4944110" cy="2200275"/>
+                                    </a:xfrm>
+                                    <a:prstGeom prst="rect">
+                                      <a:avLst/>
+                                    </a:prstGeom>
+                                    <a:noFill/>
+                                  </pic:spPr>
+                                </pic:pic>
+                              </a:graphicData>
+                            </a:graphic>
+                          </wp:inline>
+                        </w:drawing>
+                        <w:t xml:space="preserve">Рисунок </w:t>
+                      </w:r>
+                      <w:r>
+                        <w:rPr>
+                          <w:i w:val="false"/>
+                          <w:iCs w:val="false"/>
+                          <w:sz w:val="28"/>
+                          <w:szCs w:val="28"/>
+                        </w:rPr>
+                        <w:fldChar w:fldCharType="begin"/>
+                      </w:r>
+                      <w:r>
+                        <w:rPr>
+                          <w:i w:val="false"/>
+                          <w:iCs w:val="false"/>
+                          <w:sz w:val="28"/>
+                          <w:szCs w:val="28"/>
+                        </w:rPr>
+                        <w:instrText xml:space="preserve"> SEQ Рисунок \* ARABIC </w:instrText>
+                      </w:r>
+                      <w:r>
+                        <w:rPr>
+                          <w:i w:val="false"/>
+                          <w:iCs w:val="false"/>
+                          <w:sz w:val="28"/>
+                          <w:szCs w:val="28"/>
+                        </w:rPr>
+                        <w:fldChar w:fldCharType="separate"/>
+                      </w:r>
+                      <w:r>
+                        <w:rPr>
+                          <w:i w:val="false"/>
+                          <w:iCs w:val="false"/>
+                          <w:sz w:val="28"/>
+                          <w:szCs w:val="28"/>
+                        </w:rPr>
+                        <w:t>3</w:t>
+                      </w:r>
+                      <w:r>
+                        <w:rPr>
+                          <w:i w:val="false"/>
+                          <w:iCs w:val="false"/>
+                          <w:sz w:val="28"/>
+                          <w:szCs w:val="28"/>
+                        </w:rPr>
+                        <w:fldChar w:fldCharType="end"/>
+                      </w:r>
+                      <w:r>
+                        <w:rPr>
+                          <w:i w:val="false"/>
+                          <w:iCs w:val="false"/>
+                          <w:sz w:val="28"/>
+                          <w:szCs w:val="28"/>
+                        </w:rPr>
+                        <w:t>: Проверка на время обработки запроса</w:t>
+                      </w:r>
+                    </w:p>
+                  </w:txbxContent>
+                </v:textbox>
+                <w10:wrap type="square" side="largest"/>
+              </v:rect>
+            </w:pict>
+          </mc:Fallback>
+        </mc:AlternateContent>
+      </w:r>
+    </w:p>
+    <w:p>
+      <w:pPr>
+        <w:pStyle w:val="BodyText"/>
+        <w:rPr>
+          <w:lang w:val="ru-RU"/>
+        </w:rPr>
+      </w:pPr>
+      <w:r>
+        <w:rPr>
+          <w:lang w:val="ru-RU"/>
+        </w:rPr>
+        <w:t>Добавляем таймер для пропускной способности в 40 запросов в минуту на пользователя (из условий задания). Поскольку у нас 6 потоков, то для всех потоков пропускная способность должна быть 240 запросов в минуту.</w:t>
+      </w:r>
+    </w:p>
+    <w:p>
+      <w:pPr>
+        <w:pStyle w:val="BodyText"/>
+        <w:rPr>
+          <w:lang w:val="ru-RU"/>
+        </w:rPr>
+      </w:pPr>
+      <w:r>
+        <w:rPr>
+          <w:lang w:val="ru-RU"/>
+        </w:rPr>
+      </w:r>
+      <w:r>
+        <mc:AlternateContent>
+          <mc:Choice Requires="wps">
+            <w:drawing>
+              <wp:anchor distT="0" distB="0" distL="0" distR="0" simplePos="0" relativeHeight="14" behindDoc="0" locked="0" layoutInCell="0" allowOverlap="1">
+                <wp:simplePos x="0" y="0"/>
+                <wp:positionH relativeFrom="column">
+                  <wp:align>center</wp:align>
+                </wp:positionH>
+                <wp:positionV relativeFrom="paragraph">
+                  <wp:posOffset>635</wp:posOffset>
+                </wp:positionV>
+                <wp:extent cx="5940425" cy="2361565"/>
+                <wp:effectExtent l="0" t="0" r="0" b="0"/>
+                <wp:wrapSquare wrapText="largest"/>
+                <wp:docPr id="13" name="Врезка7"/>
+                <a:graphic xmlns:a="http://schemas.openxmlformats.org/drawingml/2006/main">
+                  <a:graphicData uri="http://schemas.microsoft.com/office/word/2010/wordprocessingShape">
+                    <wps:wsp>
+                      <wps:cNvSpPr txBox="1"/>
+                      <wps:spPr>
+                        <a:xfrm>
+                          <a:off x="0" y="0"/>
+                          <a:ext cx="5940425" cy="2361565"/>
+                        </a:xfrm>
+                        <a:prstGeom prst="rect"/>
+                        <a:solidFill>
+                          <a:srgbClr val="FFFFFF"/>
+                        </a:solidFill>
+                      </wps:spPr>
+                      <wps:txbx>
+                        <w:txbxContent>
+                          <w:p>
+                            <w:pPr>
+                              <w:pStyle w:val="Style21"/>
+                              <w:spacing w:before="120" w:after="120"/>
+                              <w:rPr>
+                                <w:i w:val="false"/>
+                                <w:iCs w:val="false"/>
+                                <w:sz w:val="28"/>
+                                <w:szCs w:val="28"/>
+                              </w:rPr>
+                            </w:pPr>
+                            <w:r>
+                              <w:rPr>
+                                <w:i w:val="false"/>
+                                <w:iCs w:val="false"/>
+                                <w:sz w:val="28"/>
+                                <w:szCs w:val="28"/>
+                              </w:rPr>
+                              <w:drawing>
+                                <wp:inline distT="0" distB="0" distL="0" distR="0">
+                                  <wp:extent cx="5940425" cy="1988820"/>
+                                  <wp:effectExtent l="0" t="0" r="0" b="0"/>
+                                  <wp:docPr id="14" name="Изображение4"/>
+                                  <wp:cNvGraphicFramePr>
+                                    <a:graphicFrameLocks xmlns:a="http://schemas.openxmlformats.org/drawingml/2006/main" noChangeAspect="1"/>
+                                  </wp:cNvGraphicFramePr>
+                                  <a:graphic xmlns:a="http://schemas.openxmlformats.org/drawingml/2006/main">
+                                    <a:graphicData uri="http://schemas.openxmlformats.org/drawingml/2006/picture">
+                                      <pic:pic xmlns:pic="http://schemas.openxmlformats.org/drawingml/2006/picture">
+                                        <pic:nvPicPr>
+                                          <pic:cNvPr id="14" name="Изображение4"/>
+                                          <pic:cNvPicPr>
+                                            <a:picLocks noChangeAspect="1" noChangeArrowheads="1"/>
+                                          </pic:cNvPicPr>
+                                        </pic:nvPicPr>
+                                        <pic:blipFill>
+                                          <a:blip r:embed="rId11"/>
+                                          <a:stretch>
+                                            <a:fillRect/>
+                                          </a:stretch>
+                                        </pic:blipFill>
+                                        <pic:spPr bwMode="auto">
+                                          <a:xfrm>
+                                            <a:off x="0" y="0"/>
+                                            <a:ext cx="5940425" cy="1988820"/>
+                                          </a:xfrm>
+                                          <a:prstGeom prst="rect">
+                                            <a:avLst/>
+                                          </a:prstGeom>
+                                          <a:noFill/>
+                                        </pic:spPr>
+                                      </pic:pic>
+                                    </a:graphicData>
+                                  </a:graphic>
+                                </wp:inline>
+                              </w:drawing>
+                              <w:t xml:space="preserve">Рисунок </w:t>
+                            </w:r>
+                            <w:r>
+                              <w:rPr>
+                                <w:i w:val="false"/>
+                                <w:iCs w:val="false"/>
+                                <w:sz w:val="28"/>
+                                <w:szCs w:val="28"/>
+                              </w:rPr>
+                              <w:fldChar w:fldCharType="begin"/>
+                            </w:r>
+                            <w:r>
+                              <w:rPr>
+                                <w:i w:val="false"/>
+                                <w:iCs w:val="false"/>
+                                <w:sz w:val="28"/>
+                                <w:szCs w:val="28"/>
+                              </w:rPr>
+                              <w:instrText xml:space="preserve"> SEQ Рисунок \* ARABIC </w:instrText>
+                            </w:r>
+                            <w:r>
+                              <w:rPr>
+                                <w:i w:val="false"/>
+                                <w:iCs w:val="false"/>
+                                <w:sz w:val="28"/>
+                                <w:szCs w:val="28"/>
+                              </w:rPr>
+                              <w:fldChar w:fldCharType="separate"/>
+                            </w:r>
+                            <w:r>
+                              <w:rPr>
+                                <w:i w:val="false"/>
+                                <w:iCs w:val="false"/>
+                                <w:sz w:val="28"/>
+                                <w:szCs w:val="28"/>
+                              </w:rPr>
+                              <w:t>4</w:t>
+                            </w:r>
+                            <w:r>
+                              <w:rPr>
+                                <w:i w:val="false"/>
+                                <w:iCs w:val="false"/>
+                                <w:sz w:val="28"/>
+                                <w:szCs w:val="28"/>
+                              </w:rPr>
+                              <w:fldChar w:fldCharType="end"/>
+                            </w:r>
+                            <w:r>
+                              <w:rPr>
+                                <w:i w:val="false"/>
+                                <w:iCs w:val="false"/>
+                                <w:sz w:val="28"/>
+                                <w:szCs w:val="28"/>
+                              </w:rPr>
+                              <w:t>: Таймер для пропускной способности в 40 запросов в минуту</w:t>
+                            </w:r>
+                          </w:p>
+                        </w:txbxContent>
+                      </wps:txbx>
+                      <wps:bodyPr anchor="t" lIns="0" tIns="0" rIns="0" bIns="0">
+                        <a:noAutofit/>
+                      </wps:bodyPr>
+                    </wps:wsp>
+                  </a:graphicData>
+                </a:graphic>
+              </wp:anchor>
+            </w:drawing>
+          </mc:Choice>
+          <mc:Fallback>
+            <w:pict>
+              <v:rect style="position:absolute;rotation:-0;width:467.75pt;height:185.95pt;mso-wrap-distance-left:0pt;mso-wrap-distance-right:0pt;mso-wrap-distance-top:0pt;mso-wrap-distance-bottom:0pt;margin-top:0pt;mso-position-vertical:top;mso-position-vertical-relative:text;margin-left:0pt;mso-position-horizontal:center;mso-position-horizontal-relative:text">
+                <v:textbox inset="0in,0in,0in,0in">
+                  <w:txbxContent>
+                    <w:p>
+                      <w:pPr>
+                        <w:pStyle w:val="Style21"/>
+                        <w:spacing w:before="120" w:after="120"/>
+                        <w:rPr>
+                          <w:i w:val="false"/>
+                          <w:iCs w:val="false"/>
+                          <w:sz w:val="28"/>
+                          <w:szCs w:val="28"/>
+                        </w:rPr>
+                      </w:pPr>
+                      <w:r>
+                        <w:rPr>
+                          <w:i w:val="false"/>
+                          <w:iCs w:val="false"/>
+                          <w:sz w:val="28"/>
+                          <w:szCs w:val="28"/>
+                        </w:rPr>
+                        <w:drawing>
+                          <wp:inline distT="0" distB="0" distL="0" distR="0">
+                            <wp:extent cx="5940425" cy="1988820"/>
+                            <wp:effectExtent l="0" t="0" r="0" b="0"/>
+                            <wp:docPr id="15" name="Изображение4"/>
+                            <wp:cNvGraphicFramePr>
+                              <a:graphicFrameLocks xmlns:a="http://schemas.openxmlformats.org/drawingml/2006/main" noChangeAspect="1"/>
+                            </wp:cNvGraphicFramePr>
+                            <a:graphic xmlns:a="http://schemas.openxmlformats.org/drawingml/2006/main">
+                              <a:graphicData uri="http://schemas.openxmlformats.org/drawingml/2006/picture">
+                                <pic:pic xmlns:pic="http://schemas.openxmlformats.org/drawingml/2006/picture">
+                                  <pic:nvPicPr>
+                                    <pic:cNvPr id="15" name="Изображение4"/>
+                                    <pic:cNvPicPr>
+                                      <a:picLocks noChangeAspect="1" noChangeArrowheads="1"/>
+                                    </pic:cNvPicPr>
+                                  </pic:nvPicPr>
+                                  <pic:blipFill>
+                                    <a:blip r:embed="rId12"/>
+                                    <a:stretch>
+                                      <a:fillRect/>
+                                    </a:stretch>
+                                  </pic:blipFill>
+                                  <pic:spPr bwMode="auto">
+                                    <a:xfrm>
+                                      <a:off x="0" y="0"/>
+                                      <a:ext cx="5940425" cy="1988820"/>
+                                    </a:xfrm>
+                                    <a:prstGeom prst="rect">
+                                      <a:avLst/>
+                                    </a:prstGeom>
+                                    <a:noFill/>
+                                  </pic:spPr>
+                                </pic:pic>
+                              </a:graphicData>
+                            </a:graphic>
+                          </wp:inline>
+                        </w:drawing>
+                        <w:t xml:space="preserve">Рисунок </w:t>
+                      </w:r>
+                      <w:r>
+                        <w:rPr>
+                          <w:i w:val="false"/>
+                          <w:iCs w:val="false"/>
+                          <w:sz w:val="28"/>
+                          <w:szCs w:val="28"/>
+                        </w:rPr>
+                        <w:fldChar w:fldCharType="begin"/>
+                      </w:r>
+                      <w:r>
+                        <w:rPr>
+                          <w:i w:val="false"/>
+                          <w:iCs w:val="false"/>
+                          <w:sz w:val="28"/>
+                          <w:szCs w:val="28"/>
+                        </w:rPr>
+                        <w:instrText xml:space="preserve"> SEQ Рисунок \* ARABIC </w:instrText>
+                      </w:r>
+                      <w:r>
+                        <w:rPr>
+                          <w:i w:val="false"/>
+                          <w:iCs w:val="false"/>
+                          <w:sz w:val="28"/>
+                          <w:szCs w:val="28"/>
+                        </w:rPr>
+                        <w:fldChar w:fldCharType="separate"/>
+                      </w:r>
+                      <w:r>
+                        <w:rPr>
+                          <w:i w:val="false"/>
+                          <w:iCs w:val="false"/>
+                          <w:sz w:val="28"/>
+                          <w:szCs w:val="28"/>
+                        </w:rPr>
+                        <w:t>4</w:t>
+                      </w:r>
+                      <w:r>
+                        <w:rPr>
+                          <w:i w:val="false"/>
+                          <w:iCs w:val="false"/>
+                          <w:sz w:val="28"/>
+                          <w:szCs w:val="28"/>
+                        </w:rPr>
+                        <w:fldChar w:fldCharType="end"/>
+                      </w:r>
+                      <w:r>
+                        <w:rPr>
+                          <w:i w:val="false"/>
+                          <w:iCs w:val="false"/>
+                          <w:sz w:val="28"/>
+                          <w:szCs w:val="28"/>
+                        </w:rPr>
+                        <w:t>: Таймер для пропускной способности в 40 запросов в минуту</w:t>
+                      </w:r>
+                    </w:p>
+                  </w:txbxContent>
+                </v:textbox>
+                <w10:wrap type="square" side="largest"/>
+              </v:rect>
+            </w:pict>
+          </mc:Fallback>
+        </mc:AlternateContent>
+      </w:r>
+    </w:p>
+    <w:p>
+      <w:pPr>
+        <w:pStyle w:val="BodyText"/>
+        <w:rPr>
+          <w:lang w:val="ru-RU"/>
+        </w:rPr>
+      </w:pPr>
+      <w:r>
+        <w:rPr>
+          <w:lang w:val="ru-RU"/>
+        </w:rPr>
       </w:r>
     </w:p>
     <w:p>
@@ -1295,33 +2573,7 @@
         <w:rPr>
           <w:lang w:val="ru-RU"/>
         </w:rPr>
-        <w:t>Текст.</w:t>
-      </w:r>
-      <w:r>
-        <w:br w:type="page"/>
-      </w:r>
-    </w:p>
-    <w:p>
-      <w:pPr>
-        <w:pStyle w:val="Heading1"/>
-        <w:spacing w:lineRule="auto" w:line="360" w:before="0" w:after="0"/>
-        <w:ind w:left="709"/>
-        <w:jc w:val="center"/>
-        <w:rPr>
-          <w:lang w:val="ru-RU"/>
-        </w:rPr>
-      </w:pPr>
-      <w:bookmarkStart w:id="5" w:name="__RefHeading___Toc524_1614521587_Копия_3"/>
-      <w:bookmarkEnd w:id="5"/>
-      <w:r>
-        <w:rPr>
-          <w:rFonts w:eastAsia="Times New Roman" w:cs="Times New Roman"/>
-          <w:b/>
-          <w:bCs/>
-          <w:color w:val="auto"/>
-          <w:lang w:val="ru-RU"/>
-        </w:rPr>
-        <w:t>Выводы по выбранной конфигурации</w:t>
+        <w:t>Конфигурация 1:</w:t>
       </w:r>
     </w:p>
     <w:p>
@@ -1336,34 +2588,291 @@
         </w:rPr>
       </w:pPr>
       <w:r>
-        <w:rPr/>
-        <w:t>Текст.</w:t>
-      </w:r>
-      <w:r>
-        <w:br w:type="page"/>
-      </w:r>
-    </w:p>
-    <w:p>
-      <w:pPr>
-        <w:pStyle w:val="Heading1"/>
-        <w:spacing w:lineRule="auto" w:line="360" w:before="0" w:after="0"/>
-        <w:ind w:left="709"/>
-        <w:jc w:val="center"/>
-        <w:rPr>
-          <w:lang w:val="ru-RU"/>
-        </w:rPr>
-      </w:pPr>
-      <w:bookmarkStart w:id="6" w:name="__RefHeading___Toc524_1614521587_Копия_4"/>
-      <w:bookmarkEnd w:id="6"/>
-      <w:r>
-        <w:rPr>
-          <w:rFonts w:eastAsia="Times New Roman" w:cs="Times New Roman"/>
-          <w:b/>
-          <w:bCs/>
-          <w:color w:val="auto"/>
-          <w:lang w:val="ru-RU"/>
-        </w:rPr>
-        <w:t>Стресс-тестирование</w:t>
+        <w:rPr>
+          <w:lang w:val="ru-RU"/>
+        </w:rPr>
+      </w:r>
+      <w:r>
+        <mc:AlternateContent>
+          <mc:Choice Requires="wps">
+            <w:drawing>
+              <wp:anchor distT="0" distB="0" distL="0" distR="0" simplePos="0" relativeHeight="16" behindDoc="0" locked="0" layoutInCell="0" allowOverlap="1">
+                <wp:simplePos x="0" y="0"/>
+                <wp:positionH relativeFrom="column">
+                  <wp:align>center</wp:align>
+                </wp:positionH>
+                <wp:positionV relativeFrom="paragraph">
+                  <wp:posOffset>635</wp:posOffset>
+                </wp:positionV>
+                <wp:extent cx="5940425" cy="2261235"/>
+                <wp:effectExtent l="0" t="0" r="0" b="0"/>
+                <wp:wrapSquare wrapText="largest"/>
+                <wp:docPr id="16" name="Врезка8"/>
+                <a:graphic xmlns:a="http://schemas.openxmlformats.org/drawingml/2006/main">
+                  <a:graphicData uri="http://schemas.microsoft.com/office/word/2010/wordprocessingShape">
+                    <wps:wsp>
+                      <wps:cNvSpPr txBox="1"/>
+                      <wps:spPr>
+                        <a:xfrm>
+                          <a:off x="0" y="0"/>
+                          <a:ext cx="5940425" cy="2261235"/>
+                        </a:xfrm>
+                        <a:prstGeom prst="rect"/>
+                        <a:solidFill>
+                          <a:srgbClr val="FFFFFF"/>
+                        </a:solidFill>
+                      </wps:spPr>
+                      <wps:txbx>
+                        <w:txbxContent>
+                          <w:p>
+                            <w:pPr>
+                              <w:pStyle w:val="Style21"/>
+                              <w:spacing w:before="120" w:after="120"/>
+                              <w:rPr>
+                                <w:i w:val="false"/>
+                                <w:iCs w:val="false"/>
+                                <w:sz w:val="28"/>
+                                <w:szCs w:val="28"/>
+                              </w:rPr>
+                            </w:pPr>
+                            <w:r>
+                              <w:rPr>
+                                <w:i w:val="false"/>
+                                <w:iCs w:val="false"/>
+                                <w:sz w:val="28"/>
+                                <w:szCs w:val="28"/>
+                              </w:rPr>
+                              <w:drawing>
+                                <wp:inline distT="0" distB="0" distL="0" distR="0">
+                                  <wp:extent cx="5940425" cy="1888490"/>
+                                  <wp:effectExtent l="0" t="0" r="0" b="0"/>
+                                  <wp:docPr id="17" name="Изображение5"/>
+                                  <wp:cNvGraphicFramePr>
+                                    <a:graphicFrameLocks xmlns:a="http://schemas.openxmlformats.org/drawingml/2006/main" noChangeAspect="1"/>
+                                  </wp:cNvGraphicFramePr>
+                                  <a:graphic xmlns:a="http://schemas.openxmlformats.org/drawingml/2006/main">
+                                    <a:graphicData uri="http://schemas.openxmlformats.org/drawingml/2006/picture">
+                                      <pic:pic xmlns:pic="http://schemas.openxmlformats.org/drawingml/2006/picture">
+                                        <pic:nvPicPr>
+                                          <pic:cNvPr id="17" name="Изображение5"/>
+                                          <pic:cNvPicPr>
+                                            <a:picLocks noChangeAspect="1" noChangeArrowheads="1"/>
+                                          </pic:cNvPicPr>
+                                        </pic:nvPicPr>
+                                        <pic:blipFill>
+                                          <a:blip r:embed="rId13"/>
+                                          <a:stretch>
+                                            <a:fillRect/>
+                                          </a:stretch>
+                                        </pic:blipFill>
+                                        <pic:spPr bwMode="auto">
+                                          <a:xfrm>
+                                            <a:off x="0" y="0"/>
+                                            <a:ext cx="5940425" cy="1888490"/>
+                                          </a:xfrm>
+                                          <a:prstGeom prst="rect">
+                                            <a:avLst/>
+                                          </a:prstGeom>
+                                          <a:noFill/>
+                                        </pic:spPr>
+                                      </pic:pic>
+                                    </a:graphicData>
+                                  </a:graphic>
+                                </wp:inline>
+                              </w:drawing>
+                              <w:t xml:space="preserve">Рисунок </w:t>
+                            </w:r>
+                            <w:r>
+                              <w:rPr>
+                                <w:i w:val="false"/>
+                                <w:iCs w:val="false"/>
+                                <w:sz w:val="28"/>
+                                <w:szCs w:val="28"/>
+                              </w:rPr>
+                              <w:fldChar w:fldCharType="begin"/>
+                            </w:r>
+                            <w:r>
+                              <w:rPr>
+                                <w:i w:val="false"/>
+                                <w:iCs w:val="false"/>
+                                <w:sz w:val="28"/>
+                                <w:szCs w:val="28"/>
+                              </w:rPr>
+                              <w:instrText xml:space="preserve"> SEQ Рисунок \* ARABIC </w:instrText>
+                            </w:r>
+                            <w:r>
+                              <w:rPr>
+                                <w:i w:val="false"/>
+                                <w:iCs w:val="false"/>
+                                <w:sz w:val="28"/>
+                                <w:szCs w:val="28"/>
+                              </w:rPr>
+                              <w:fldChar w:fldCharType="separate"/>
+                            </w:r>
+                            <w:r>
+                              <w:rPr>
+                                <w:i w:val="false"/>
+                                <w:iCs w:val="false"/>
+                                <w:sz w:val="28"/>
+                                <w:szCs w:val="28"/>
+                              </w:rPr>
+                              <w:t>5</w:t>
+                            </w:r>
+                            <w:r>
+                              <w:rPr>
+                                <w:i w:val="false"/>
+                                <w:iCs w:val="false"/>
+                                <w:sz w:val="28"/>
+                                <w:szCs w:val="28"/>
+                              </w:rPr>
+                              <w:fldChar w:fldCharType="end"/>
+                            </w:r>
+                            <w:r>
+                              <w:rPr>
+                                <w:i w:val="false"/>
+                                <w:iCs w:val="false"/>
+                                <w:sz w:val="28"/>
+                                <w:szCs w:val="28"/>
+                              </w:rPr>
+                              <w:t>: Процентили времени отклика для конфигурации 1</w:t>
+                            </w:r>
+                          </w:p>
+                        </w:txbxContent>
+                      </wps:txbx>
+                      <wps:bodyPr anchor="t" lIns="0" tIns="0" rIns="0" bIns="0">
+                        <a:noAutofit/>
+                      </wps:bodyPr>
+                    </wps:wsp>
+                  </a:graphicData>
+                </a:graphic>
+              </wp:anchor>
+            </w:drawing>
+          </mc:Choice>
+          <mc:Fallback>
+            <w:pict>
+              <v:rect style="position:absolute;rotation:-0;width:467.75pt;height:178.05pt;mso-wrap-distance-left:0pt;mso-wrap-distance-right:0pt;mso-wrap-distance-top:0pt;mso-wrap-distance-bottom:0pt;margin-top:0pt;mso-position-vertical:top;mso-position-vertical-relative:text;margin-left:0pt;mso-position-horizontal:center;mso-position-horizontal-relative:text">
+                <v:textbox inset="0in,0in,0in,0in">
+                  <w:txbxContent>
+                    <w:p>
+                      <w:pPr>
+                        <w:pStyle w:val="Style21"/>
+                        <w:spacing w:before="120" w:after="120"/>
+                        <w:rPr>
+                          <w:i w:val="false"/>
+                          <w:iCs w:val="false"/>
+                          <w:sz w:val="28"/>
+                          <w:szCs w:val="28"/>
+                        </w:rPr>
+                      </w:pPr>
+                      <w:r>
+                        <w:rPr>
+                          <w:i w:val="false"/>
+                          <w:iCs w:val="false"/>
+                          <w:sz w:val="28"/>
+                          <w:szCs w:val="28"/>
+                        </w:rPr>
+                        <w:drawing>
+                          <wp:inline distT="0" distB="0" distL="0" distR="0">
+                            <wp:extent cx="5940425" cy="1888490"/>
+                            <wp:effectExtent l="0" t="0" r="0" b="0"/>
+                            <wp:docPr id="18" name="Изображение5"/>
+                            <wp:cNvGraphicFramePr>
+                              <a:graphicFrameLocks xmlns:a="http://schemas.openxmlformats.org/drawingml/2006/main" noChangeAspect="1"/>
+                            </wp:cNvGraphicFramePr>
+                            <a:graphic xmlns:a="http://schemas.openxmlformats.org/drawingml/2006/main">
+                              <a:graphicData uri="http://schemas.openxmlformats.org/drawingml/2006/picture">
+                                <pic:pic xmlns:pic="http://schemas.openxmlformats.org/drawingml/2006/picture">
+                                  <pic:nvPicPr>
+                                    <pic:cNvPr id="18" name="Изображение5"/>
+                                    <pic:cNvPicPr>
+                                      <a:picLocks noChangeAspect="1" noChangeArrowheads="1"/>
+                                    </pic:cNvPicPr>
+                                  </pic:nvPicPr>
+                                  <pic:blipFill>
+                                    <a:blip r:embed="rId14"/>
+                                    <a:stretch>
+                                      <a:fillRect/>
+                                    </a:stretch>
+                                  </pic:blipFill>
+                                  <pic:spPr bwMode="auto">
+                                    <a:xfrm>
+                                      <a:off x="0" y="0"/>
+                                      <a:ext cx="5940425" cy="1888490"/>
+                                    </a:xfrm>
+                                    <a:prstGeom prst="rect">
+                                      <a:avLst/>
+                                    </a:prstGeom>
+                                    <a:noFill/>
+                                  </pic:spPr>
+                                </pic:pic>
+                              </a:graphicData>
+                            </a:graphic>
+                          </wp:inline>
+                        </w:drawing>
+                        <w:t xml:space="preserve">Рисунок </w:t>
+                      </w:r>
+                      <w:r>
+                        <w:rPr>
+                          <w:i w:val="false"/>
+                          <w:iCs w:val="false"/>
+                          <w:sz w:val="28"/>
+                          <w:szCs w:val="28"/>
+                        </w:rPr>
+                        <w:fldChar w:fldCharType="begin"/>
+                      </w:r>
+                      <w:r>
+                        <w:rPr>
+                          <w:i w:val="false"/>
+                          <w:iCs w:val="false"/>
+                          <w:sz w:val="28"/>
+                          <w:szCs w:val="28"/>
+                        </w:rPr>
+                        <w:instrText xml:space="preserve"> SEQ Рисунок \* ARABIC </w:instrText>
+                      </w:r>
+                      <w:r>
+                        <w:rPr>
+                          <w:i w:val="false"/>
+                          <w:iCs w:val="false"/>
+                          <w:sz w:val="28"/>
+                          <w:szCs w:val="28"/>
+                        </w:rPr>
+                        <w:fldChar w:fldCharType="separate"/>
+                      </w:r>
+                      <w:r>
+                        <w:rPr>
+                          <w:i w:val="false"/>
+                          <w:iCs w:val="false"/>
+                          <w:sz w:val="28"/>
+                          <w:szCs w:val="28"/>
+                        </w:rPr>
+                        <w:t>5</w:t>
+                      </w:r>
+                      <w:r>
+                        <w:rPr>
+                          <w:i w:val="false"/>
+                          <w:iCs w:val="false"/>
+                          <w:sz w:val="28"/>
+                          <w:szCs w:val="28"/>
+                        </w:rPr>
+                        <w:fldChar w:fldCharType="end"/>
+                      </w:r>
+                      <w:r>
+                        <w:rPr>
+                          <w:i w:val="false"/>
+                          <w:iCs w:val="false"/>
+                          <w:sz w:val="28"/>
+                          <w:szCs w:val="28"/>
+                        </w:rPr>
+                        <w:t>: Процентили времени отклика для конфигурации 1</w:t>
+                      </w:r>
+                    </w:p>
+                  </w:txbxContent>
+                </v:textbox>
+                <w10:wrap type="square" side="largest"/>
+              </v:rect>
+            </w:pict>
+          </mc:Fallback>
+        </mc:AlternateContent>
       </w:r>
     </w:p>
     <w:p>
@@ -1378,34 +2887,294 @@
         </w:rPr>
       </w:pPr>
       <w:r>
-        <w:rPr/>
-        <w:t>Текст.</w:t>
+        <w:rPr>
+          <w:lang w:val="ru-RU"/>
+        </w:rPr>
       </w:r>
       <w:r>
         <w:br w:type="page"/>
       </w:r>
-    </w:p>
-    <w:p>
-      <w:pPr>
-        <w:pStyle w:val="Heading1"/>
-        <w:spacing w:lineRule="auto" w:line="360" w:before="0" w:after="0"/>
-        <w:ind w:left="709"/>
-        <w:jc w:val="center"/>
-        <w:rPr>
-          <w:lang w:val="ru-RU"/>
-        </w:rPr>
-      </w:pPr>
-      <w:bookmarkStart w:id="7" w:name="__RefHeading___Toc524_1614521587_Копия_5"/>
-      <w:bookmarkEnd w:id="7"/>
-      <w:r>
-        <w:rPr>
-          <w:rFonts w:eastAsia="Times New Roman" w:cs="Times New Roman"/>
-          <w:b/>
-          <w:bCs/>
-          <w:color w:val="auto"/>
-          <w:lang w:val="ru-RU"/>
-        </w:rPr>
-        <w:t>График изменения времени отклика</w:t>
+      <w:r>
+        <mc:AlternateContent>
+          <mc:Choice Requires="wps">
+            <w:drawing>
+              <wp:anchor distT="0" distB="0" distL="0" distR="0" simplePos="0" relativeHeight="18" behindDoc="0" locked="0" layoutInCell="0" allowOverlap="1">
+                <wp:simplePos x="0" y="0"/>
+                <wp:positionH relativeFrom="column">
+                  <wp:align>center</wp:align>
+                </wp:positionH>
+                <wp:positionV relativeFrom="paragraph">
+                  <wp:posOffset>635</wp:posOffset>
+                </wp:positionV>
+                <wp:extent cx="5940425" cy="2299335"/>
+                <wp:effectExtent l="0" t="0" r="0" b="0"/>
+                <wp:wrapSquare wrapText="largest"/>
+                <wp:docPr id="19" name="Врезка9"/>
+                <a:graphic xmlns:a="http://schemas.openxmlformats.org/drawingml/2006/main">
+                  <a:graphicData uri="http://schemas.microsoft.com/office/word/2010/wordprocessingShape">
+                    <wps:wsp>
+                      <wps:cNvSpPr txBox="1"/>
+                      <wps:spPr>
+                        <a:xfrm>
+                          <a:off x="0" y="0"/>
+                          <a:ext cx="5940425" cy="2299335"/>
+                        </a:xfrm>
+                        <a:prstGeom prst="rect"/>
+                        <a:solidFill>
+                          <a:srgbClr val="FFFFFF"/>
+                        </a:solidFill>
+                      </wps:spPr>
+                      <wps:txbx>
+                        <w:txbxContent>
+                          <w:p>
+                            <w:pPr>
+                              <w:pStyle w:val="Style21"/>
+                              <w:spacing w:before="120" w:after="120"/>
+                              <w:rPr>
+                                <w:i w:val="false"/>
+                                <w:iCs w:val="false"/>
+                                <w:sz w:val="28"/>
+                                <w:szCs w:val="28"/>
+                              </w:rPr>
+                            </w:pPr>
+                            <w:r>
+                              <w:rPr>
+                                <w:i w:val="false"/>
+                                <w:iCs w:val="false"/>
+                                <w:sz w:val="28"/>
+                                <w:szCs w:val="28"/>
+                              </w:rPr>
+                              <w:drawing>
+                                <wp:inline distT="0" distB="0" distL="0" distR="0">
+                                  <wp:extent cx="5940425" cy="1926590"/>
+                                  <wp:effectExtent l="0" t="0" r="0" b="0"/>
+                                  <wp:docPr id="20" name="Изображение6"/>
+                                  <wp:cNvGraphicFramePr>
+                                    <a:graphicFrameLocks xmlns:a="http://schemas.openxmlformats.org/drawingml/2006/main" noChangeAspect="1"/>
+                                  </wp:cNvGraphicFramePr>
+                                  <a:graphic xmlns:a="http://schemas.openxmlformats.org/drawingml/2006/main">
+                                    <a:graphicData uri="http://schemas.openxmlformats.org/drawingml/2006/picture">
+                                      <pic:pic xmlns:pic="http://schemas.openxmlformats.org/drawingml/2006/picture">
+                                        <pic:nvPicPr>
+                                          <pic:cNvPr id="20" name="Изображение6"/>
+                                          <pic:cNvPicPr>
+                                            <a:picLocks noChangeAspect="1" noChangeArrowheads="1"/>
+                                          </pic:cNvPicPr>
+                                        </pic:nvPicPr>
+                                        <pic:blipFill>
+                                          <a:blip r:embed="rId15"/>
+                                          <a:stretch>
+                                            <a:fillRect/>
+                                          </a:stretch>
+                                        </pic:blipFill>
+                                        <pic:spPr bwMode="auto">
+                                          <a:xfrm>
+                                            <a:off x="0" y="0"/>
+                                            <a:ext cx="5940425" cy="1926590"/>
+                                          </a:xfrm>
+                                          <a:prstGeom prst="rect">
+                                            <a:avLst/>
+                                          </a:prstGeom>
+                                          <a:noFill/>
+                                        </pic:spPr>
+                                      </pic:pic>
+                                    </a:graphicData>
+                                  </a:graphic>
+                                </wp:inline>
+                              </w:drawing>
+                              <w:t xml:space="preserve">Рисунок </w:t>
+                            </w:r>
+                            <w:r>
+                              <w:rPr>
+                                <w:i w:val="false"/>
+                                <w:iCs w:val="false"/>
+                                <w:sz w:val="28"/>
+                                <w:szCs w:val="28"/>
+                              </w:rPr>
+                              <w:fldChar w:fldCharType="begin"/>
+                            </w:r>
+                            <w:r>
+                              <w:rPr>
+                                <w:i w:val="false"/>
+                                <w:iCs w:val="false"/>
+                                <w:sz w:val="28"/>
+                                <w:szCs w:val="28"/>
+                              </w:rPr>
+                              <w:instrText xml:space="preserve"> SEQ Рисунок \* ARABIC </w:instrText>
+                            </w:r>
+                            <w:r>
+                              <w:rPr>
+                                <w:i w:val="false"/>
+                                <w:iCs w:val="false"/>
+                                <w:sz w:val="28"/>
+                                <w:szCs w:val="28"/>
+                              </w:rPr>
+                              <w:fldChar w:fldCharType="separate"/>
+                            </w:r>
+                            <w:r>
+                              <w:rPr>
+                                <w:i w:val="false"/>
+                                <w:iCs w:val="false"/>
+                                <w:sz w:val="28"/>
+                                <w:szCs w:val="28"/>
+                              </w:rPr>
+                              <w:t>6</w:t>
+                            </w:r>
+                            <w:r>
+                              <w:rPr>
+                                <w:i w:val="false"/>
+                                <w:iCs w:val="false"/>
+                                <w:sz w:val="28"/>
+                                <w:szCs w:val="28"/>
+                              </w:rPr>
+                              <w:fldChar w:fldCharType="end"/>
+                            </w:r>
+                            <w:r>
+                              <w:rPr>
+                                <w:i w:val="false"/>
+                                <w:iCs w:val="false"/>
+                                <w:sz w:val="28"/>
+                                <w:szCs w:val="28"/>
+                              </w:rPr>
+                              <w:t>: Время отклика от количества потоков для конфигурации 1</w:t>
+                            </w:r>
+                          </w:p>
+                        </w:txbxContent>
+                      </wps:txbx>
+                      <wps:bodyPr anchor="t" lIns="0" tIns="0" rIns="0" bIns="0">
+                        <a:noAutofit/>
+                      </wps:bodyPr>
+                    </wps:wsp>
+                  </a:graphicData>
+                </a:graphic>
+              </wp:anchor>
+            </w:drawing>
+          </mc:Choice>
+          <mc:Fallback>
+            <w:pict>
+              <v:rect style="position:absolute;rotation:-0;width:467.75pt;height:181.05pt;mso-wrap-distance-left:0pt;mso-wrap-distance-right:0pt;mso-wrap-distance-top:0pt;mso-wrap-distance-bottom:0pt;margin-top:0pt;mso-position-vertical:top;mso-position-vertical-relative:text;margin-left:0pt;mso-position-horizontal:center;mso-position-horizontal-relative:text">
+                <v:textbox inset="0in,0in,0in,0in">
+                  <w:txbxContent>
+                    <w:p>
+                      <w:pPr>
+                        <w:pStyle w:val="Style21"/>
+                        <w:spacing w:before="120" w:after="120"/>
+                        <w:rPr>
+                          <w:i w:val="false"/>
+                          <w:iCs w:val="false"/>
+                          <w:sz w:val="28"/>
+                          <w:szCs w:val="28"/>
+                        </w:rPr>
+                      </w:pPr>
+                      <w:r>
+                        <w:rPr>
+                          <w:i w:val="false"/>
+                          <w:iCs w:val="false"/>
+                          <w:sz w:val="28"/>
+                          <w:szCs w:val="28"/>
+                        </w:rPr>
+                        <w:drawing>
+                          <wp:inline distT="0" distB="0" distL="0" distR="0">
+                            <wp:extent cx="5940425" cy="1926590"/>
+                            <wp:effectExtent l="0" t="0" r="0" b="0"/>
+                            <wp:docPr id="21" name="Изображение6"/>
+                            <wp:cNvGraphicFramePr>
+                              <a:graphicFrameLocks xmlns:a="http://schemas.openxmlformats.org/drawingml/2006/main" noChangeAspect="1"/>
+                            </wp:cNvGraphicFramePr>
+                            <a:graphic xmlns:a="http://schemas.openxmlformats.org/drawingml/2006/main">
+                              <a:graphicData uri="http://schemas.openxmlformats.org/drawingml/2006/picture">
+                                <pic:pic xmlns:pic="http://schemas.openxmlformats.org/drawingml/2006/picture">
+                                  <pic:nvPicPr>
+                                    <pic:cNvPr id="21" name="Изображение6"/>
+                                    <pic:cNvPicPr>
+                                      <a:picLocks noChangeAspect="1" noChangeArrowheads="1"/>
+                                    </pic:cNvPicPr>
+                                  </pic:nvPicPr>
+                                  <pic:blipFill>
+                                    <a:blip r:embed="rId16"/>
+                                    <a:stretch>
+                                      <a:fillRect/>
+                                    </a:stretch>
+                                  </pic:blipFill>
+                                  <pic:spPr bwMode="auto">
+                                    <a:xfrm>
+                                      <a:off x="0" y="0"/>
+                                      <a:ext cx="5940425" cy="1926590"/>
+                                    </a:xfrm>
+                                    <a:prstGeom prst="rect">
+                                      <a:avLst/>
+                                    </a:prstGeom>
+                                    <a:noFill/>
+                                  </pic:spPr>
+                                </pic:pic>
+                              </a:graphicData>
+                            </a:graphic>
+                          </wp:inline>
+                        </w:drawing>
+                        <w:t xml:space="preserve">Рисунок </w:t>
+                      </w:r>
+                      <w:r>
+                        <w:rPr>
+                          <w:i w:val="false"/>
+                          <w:iCs w:val="false"/>
+                          <w:sz w:val="28"/>
+                          <w:szCs w:val="28"/>
+                        </w:rPr>
+                        <w:fldChar w:fldCharType="begin"/>
+                      </w:r>
+                      <w:r>
+                        <w:rPr>
+                          <w:i w:val="false"/>
+                          <w:iCs w:val="false"/>
+                          <w:sz w:val="28"/>
+                          <w:szCs w:val="28"/>
+                        </w:rPr>
+                        <w:instrText xml:space="preserve"> SEQ Рисунок \* ARABIC </w:instrText>
+                      </w:r>
+                      <w:r>
+                        <w:rPr>
+                          <w:i w:val="false"/>
+                          <w:iCs w:val="false"/>
+                          <w:sz w:val="28"/>
+                          <w:szCs w:val="28"/>
+                        </w:rPr>
+                        <w:fldChar w:fldCharType="separate"/>
+                      </w:r>
+                      <w:r>
+                        <w:rPr>
+                          <w:i w:val="false"/>
+                          <w:iCs w:val="false"/>
+                          <w:sz w:val="28"/>
+                          <w:szCs w:val="28"/>
+                        </w:rPr>
+                        <w:t>6</w:t>
+                      </w:r>
+                      <w:r>
+                        <w:rPr>
+                          <w:i w:val="false"/>
+                          <w:iCs w:val="false"/>
+                          <w:sz w:val="28"/>
+                          <w:szCs w:val="28"/>
+                        </w:rPr>
+                        <w:fldChar w:fldCharType="end"/>
+                      </w:r>
+                      <w:r>
+                        <w:rPr>
+                          <w:i w:val="false"/>
+                          <w:iCs w:val="false"/>
+                          <w:sz w:val="28"/>
+                          <w:szCs w:val="28"/>
+                        </w:rPr>
+                        <w:t>: Время отклика от количества потоков для конфигурации 1</w:t>
+                      </w:r>
+                    </w:p>
+                  </w:txbxContent>
+                </v:textbox>
+                <w10:wrap type="square" side="largest"/>
+              </v:rect>
+            </w:pict>
+          </mc:Fallback>
+        </mc:AlternateContent>
       </w:r>
     </w:p>
     <w:p>
@@ -1420,44 +3189,10 @@
         </w:rPr>
       </w:pPr>
       <w:r>
-        <w:rPr/>
-        <w:t>Текст.</w:t>
-      </w:r>
-      <w:r>
-        <w:br w:type="page"/>
-      </w:r>
-    </w:p>
-    <w:p>
-      <w:pPr>
-        <w:pStyle w:val="Heading1"/>
-        <w:spacing w:lineRule="auto" w:line="360" w:before="0" w:after="0"/>
-        <w:ind w:left="709"/>
-        <w:jc w:val="center"/>
-        <w:rPr>
-          <w:rFonts w:ascii="Times New Roman" w:hAnsi="Times New Roman"/>
-        </w:rPr>
-      </w:pPr>
-      <w:bookmarkStart w:id="8" w:name="__RefHeading___Toc524_1614521587_Копия_6"/>
-      <w:bookmarkStart w:id="9" w:name="_Toc146616696_Копия_1_Копия_1"/>
-      <w:bookmarkEnd w:id="8"/>
-      <w:r>
-        <w:rPr>
-          <w:rFonts w:eastAsia="Times New Roman" w:cs="Times New Roman"/>
-          <w:b/>
-          <w:bCs/>
-          <w:color w:val="auto"/>
-        </w:rPr>
-        <w:t>В</w:t>
-      </w:r>
-      <w:bookmarkEnd w:id="9"/>
-      <w:r>
-        <w:rPr>
-          <w:rFonts w:eastAsia="Times New Roman" w:cs="Times New Roman"/>
-          <w:b/>
-          <w:bCs/>
-          <w:color w:val="auto"/>
-        </w:rPr>
-        <w:t>ыводы</w:t>
+        <w:rPr>
+          <w:lang w:val="ru-RU"/>
+        </w:rPr>
+        <w:t>Конфигурация 2:</w:t>
       </w:r>
     </w:p>
     <w:p>
@@ -1468,21 +3203,2717 @@
         <w:ind w:firstLine="709" w:left="0" w:right="0"/>
         <w:jc w:val="both"/>
         <w:rPr>
+          <w:lang w:val="ru-RU"/>
+        </w:rPr>
+      </w:pPr>
+      <w:r>
+        <w:rPr>
+          <w:lang w:val="ru-RU"/>
+        </w:rPr>
+      </w:r>
+      <w:r>
+        <mc:AlternateContent>
+          <mc:Choice Requires="wps">
+            <w:drawing>
+              <wp:anchor distT="0" distB="0" distL="0" distR="0" simplePos="0" relativeHeight="20" behindDoc="0" locked="0" layoutInCell="0" allowOverlap="1">
+                <wp:simplePos x="0" y="0"/>
+                <wp:positionH relativeFrom="column">
+                  <wp:align>center</wp:align>
+                </wp:positionH>
+                <wp:positionV relativeFrom="paragraph">
+                  <wp:posOffset>635</wp:posOffset>
+                </wp:positionV>
+                <wp:extent cx="5940425" cy="2277110"/>
+                <wp:effectExtent l="0" t="0" r="0" b="0"/>
+                <wp:wrapSquare wrapText="largest"/>
+                <wp:docPr id="22" name="Врезка10"/>
+                <a:graphic xmlns:a="http://schemas.openxmlformats.org/drawingml/2006/main">
+                  <a:graphicData uri="http://schemas.microsoft.com/office/word/2010/wordprocessingShape">
+                    <wps:wsp>
+                      <wps:cNvSpPr txBox="1"/>
+                      <wps:spPr>
+                        <a:xfrm>
+                          <a:off x="0" y="0"/>
+                          <a:ext cx="5940425" cy="2277110"/>
+                        </a:xfrm>
+                        <a:prstGeom prst="rect"/>
+                        <a:solidFill>
+                          <a:srgbClr val="FFFFFF"/>
+                        </a:solidFill>
+                      </wps:spPr>
+                      <wps:txbx>
+                        <w:txbxContent>
+                          <w:p>
+                            <w:pPr>
+                              <w:pStyle w:val="Style21"/>
+                              <w:spacing w:before="120" w:after="120"/>
+                              <w:rPr>
+                                <w:i w:val="false"/>
+                                <w:iCs w:val="false"/>
+                                <w:sz w:val="28"/>
+                                <w:szCs w:val="28"/>
+                              </w:rPr>
+                            </w:pPr>
+                            <w:r>
+                              <w:rPr>
+                                <w:i w:val="false"/>
+                                <w:iCs w:val="false"/>
+                                <w:sz w:val="28"/>
+                                <w:szCs w:val="28"/>
+                              </w:rPr>
+                              <w:drawing>
+                                <wp:inline distT="0" distB="0" distL="0" distR="0">
+                                  <wp:extent cx="5940425" cy="1904365"/>
+                                  <wp:effectExtent l="0" t="0" r="0" b="0"/>
+                                  <wp:docPr id="23" name="Изображение7"/>
+                                  <wp:cNvGraphicFramePr>
+                                    <a:graphicFrameLocks xmlns:a="http://schemas.openxmlformats.org/drawingml/2006/main" noChangeAspect="1"/>
+                                  </wp:cNvGraphicFramePr>
+                                  <a:graphic xmlns:a="http://schemas.openxmlformats.org/drawingml/2006/main">
+                                    <a:graphicData uri="http://schemas.openxmlformats.org/drawingml/2006/picture">
+                                      <pic:pic xmlns:pic="http://schemas.openxmlformats.org/drawingml/2006/picture">
+                                        <pic:nvPicPr>
+                                          <pic:cNvPr id="23" name="Изображение7"/>
+                                          <pic:cNvPicPr>
+                                            <a:picLocks noChangeAspect="1" noChangeArrowheads="1"/>
+                                          </pic:cNvPicPr>
+                                        </pic:nvPicPr>
+                                        <pic:blipFill>
+                                          <a:blip r:embed="rId17"/>
+                                          <a:stretch>
+                                            <a:fillRect/>
+                                          </a:stretch>
+                                        </pic:blipFill>
+                                        <pic:spPr bwMode="auto">
+                                          <a:xfrm>
+                                            <a:off x="0" y="0"/>
+                                            <a:ext cx="5940425" cy="1904365"/>
+                                          </a:xfrm>
+                                          <a:prstGeom prst="rect">
+                                            <a:avLst/>
+                                          </a:prstGeom>
+                                          <a:noFill/>
+                                        </pic:spPr>
+                                      </pic:pic>
+                                    </a:graphicData>
+                                  </a:graphic>
+                                </wp:inline>
+                              </w:drawing>
+                              <w:t xml:space="preserve">Рисунок </w:t>
+                            </w:r>
+                            <w:r>
+                              <w:rPr>
+                                <w:i w:val="false"/>
+                                <w:iCs w:val="false"/>
+                                <w:sz w:val="28"/>
+                                <w:szCs w:val="28"/>
+                              </w:rPr>
+                              <w:fldChar w:fldCharType="begin"/>
+                            </w:r>
+                            <w:r>
+                              <w:rPr>
+                                <w:i w:val="false"/>
+                                <w:iCs w:val="false"/>
+                                <w:sz w:val="28"/>
+                                <w:szCs w:val="28"/>
+                              </w:rPr>
+                              <w:instrText xml:space="preserve"> SEQ Рисунок \* ARABIC </w:instrText>
+                            </w:r>
+                            <w:r>
+                              <w:rPr>
+                                <w:i w:val="false"/>
+                                <w:iCs w:val="false"/>
+                                <w:sz w:val="28"/>
+                                <w:szCs w:val="28"/>
+                              </w:rPr>
+                              <w:fldChar w:fldCharType="separate"/>
+                            </w:r>
+                            <w:r>
+                              <w:rPr>
+                                <w:i w:val="false"/>
+                                <w:iCs w:val="false"/>
+                                <w:sz w:val="28"/>
+                                <w:szCs w:val="28"/>
+                              </w:rPr>
+                              <w:t>7</w:t>
+                            </w:r>
+                            <w:r>
+                              <w:rPr>
+                                <w:i w:val="false"/>
+                                <w:iCs w:val="false"/>
+                                <w:sz w:val="28"/>
+                                <w:szCs w:val="28"/>
+                              </w:rPr>
+                              <w:fldChar w:fldCharType="end"/>
+                            </w:r>
+                            <w:r>
+                              <w:rPr>
+                                <w:i w:val="false"/>
+                                <w:iCs w:val="false"/>
+                                <w:sz w:val="28"/>
+                                <w:szCs w:val="28"/>
+                              </w:rPr>
+                              <w:t xml:space="preserve">: Процентили времени отклика для конфигурации </w:t>
+                            </w:r>
+                            <w:r>
+                              <w:rPr>
+                                <w:i w:val="false"/>
+                                <w:iCs w:val="false"/>
+                                <w:sz w:val="28"/>
+                                <w:szCs w:val="28"/>
+                              </w:rPr>
+                              <w:t>2</w:t>
+                            </w:r>
+                          </w:p>
+                        </w:txbxContent>
+                      </wps:txbx>
+                      <wps:bodyPr anchor="t" lIns="0" tIns="0" rIns="0" bIns="0">
+                        <a:noAutofit/>
+                      </wps:bodyPr>
+                    </wps:wsp>
+                  </a:graphicData>
+                </a:graphic>
+              </wp:anchor>
+            </w:drawing>
+          </mc:Choice>
+          <mc:Fallback>
+            <w:pict>
+              <v:rect style="position:absolute;rotation:-0;width:467.75pt;height:179.3pt;mso-wrap-distance-left:0pt;mso-wrap-distance-right:0pt;mso-wrap-distance-top:0pt;mso-wrap-distance-bottom:0pt;margin-top:0pt;mso-position-vertical:top;mso-position-vertical-relative:text;margin-left:0pt;mso-position-horizontal:center;mso-position-horizontal-relative:text">
+                <v:textbox inset="0in,0in,0in,0in">
+                  <w:txbxContent>
+                    <w:p>
+                      <w:pPr>
+                        <w:pStyle w:val="Style21"/>
+                        <w:spacing w:before="120" w:after="120"/>
+                        <w:rPr>
+                          <w:i w:val="false"/>
+                          <w:iCs w:val="false"/>
+                          <w:sz w:val="28"/>
+                          <w:szCs w:val="28"/>
+                        </w:rPr>
+                      </w:pPr>
+                      <w:r>
+                        <w:rPr>
+                          <w:i w:val="false"/>
+                          <w:iCs w:val="false"/>
+                          <w:sz w:val="28"/>
+                          <w:szCs w:val="28"/>
+                        </w:rPr>
+                        <w:drawing>
+                          <wp:inline distT="0" distB="0" distL="0" distR="0">
+                            <wp:extent cx="5940425" cy="1904365"/>
+                            <wp:effectExtent l="0" t="0" r="0" b="0"/>
+                            <wp:docPr id="24" name="Изображение7"/>
+                            <wp:cNvGraphicFramePr>
+                              <a:graphicFrameLocks xmlns:a="http://schemas.openxmlformats.org/drawingml/2006/main" noChangeAspect="1"/>
+                            </wp:cNvGraphicFramePr>
+                            <a:graphic xmlns:a="http://schemas.openxmlformats.org/drawingml/2006/main">
+                              <a:graphicData uri="http://schemas.openxmlformats.org/drawingml/2006/picture">
+                                <pic:pic xmlns:pic="http://schemas.openxmlformats.org/drawingml/2006/picture">
+                                  <pic:nvPicPr>
+                                    <pic:cNvPr id="24" name="Изображение7"/>
+                                    <pic:cNvPicPr>
+                                      <a:picLocks noChangeAspect="1" noChangeArrowheads="1"/>
+                                    </pic:cNvPicPr>
+                                  </pic:nvPicPr>
+                                  <pic:blipFill>
+                                    <a:blip r:embed="rId18"/>
+                                    <a:stretch>
+                                      <a:fillRect/>
+                                    </a:stretch>
+                                  </pic:blipFill>
+                                  <pic:spPr bwMode="auto">
+                                    <a:xfrm>
+                                      <a:off x="0" y="0"/>
+                                      <a:ext cx="5940425" cy="1904365"/>
+                                    </a:xfrm>
+                                    <a:prstGeom prst="rect">
+                                      <a:avLst/>
+                                    </a:prstGeom>
+                                    <a:noFill/>
+                                  </pic:spPr>
+                                </pic:pic>
+                              </a:graphicData>
+                            </a:graphic>
+                          </wp:inline>
+                        </w:drawing>
+                        <w:t xml:space="preserve">Рисунок </w:t>
+                      </w:r>
+                      <w:r>
+                        <w:rPr>
+                          <w:i w:val="false"/>
+                          <w:iCs w:val="false"/>
+                          <w:sz w:val="28"/>
+                          <w:szCs w:val="28"/>
+                        </w:rPr>
+                        <w:fldChar w:fldCharType="begin"/>
+                      </w:r>
+                      <w:r>
+                        <w:rPr>
+                          <w:i w:val="false"/>
+                          <w:iCs w:val="false"/>
+                          <w:sz w:val="28"/>
+                          <w:szCs w:val="28"/>
+                        </w:rPr>
+                        <w:instrText xml:space="preserve"> SEQ Рисунок \* ARABIC </w:instrText>
+                      </w:r>
+                      <w:r>
+                        <w:rPr>
+                          <w:i w:val="false"/>
+                          <w:iCs w:val="false"/>
+                          <w:sz w:val="28"/>
+                          <w:szCs w:val="28"/>
+                        </w:rPr>
+                        <w:fldChar w:fldCharType="separate"/>
+                      </w:r>
+                      <w:r>
+                        <w:rPr>
+                          <w:i w:val="false"/>
+                          <w:iCs w:val="false"/>
+                          <w:sz w:val="28"/>
+                          <w:szCs w:val="28"/>
+                        </w:rPr>
+                        <w:t>7</w:t>
+                      </w:r>
+                      <w:r>
+                        <w:rPr>
+                          <w:i w:val="false"/>
+                          <w:iCs w:val="false"/>
+                          <w:sz w:val="28"/>
+                          <w:szCs w:val="28"/>
+                        </w:rPr>
+                        <w:fldChar w:fldCharType="end"/>
+                      </w:r>
+                      <w:r>
+                        <w:rPr>
+                          <w:i w:val="false"/>
+                          <w:iCs w:val="false"/>
+                          <w:sz w:val="28"/>
+                          <w:szCs w:val="28"/>
+                        </w:rPr>
+                        <w:t xml:space="preserve">: Процентили времени отклика для конфигурации </w:t>
+                      </w:r>
+                      <w:r>
+                        <w:rPr>
+                          <w:i w:val="false"/>
+                          <w:iCs w:val="false"/>
+                          <w:sz w:val="28"/>
+                          <w:szCs w:val="28"/>
+                        </w:rPr>
+                        <w:t>2</w:t>
+                      </w:r>
+                    </w:p>
+                  </w:txbxContent>
+                </v:textbox>
+                <w10:wrap type="square" side="largest"/>
+              </v:rect>
+            </w:pict>
+          </mc:Fallback>
+        </mc:AlternateContent>
+      </w:r>
+    </w:p>
+    <w:p>
+      <w:pPr>
+        <w:pStyle w:val="Normal"/>
+        <w:bidi w:val="0"/>
+        <w:spacing w:lineRule="auto" w:line="360" w:beforeAutospacing="0" w:before="0" w:afterAutospacing="0" w:after="160"/>
+        <w:ind w:firstLine="709" w:left="0" w:right="0"/>
+        <w:jc w:val="both"/>
+        <w:rPr>
+          <w:lang w:val="ru-RU"/>
+        </w:rPr>
+      </w:pPr>
+      <w:r>
+        <w:rPr>
+          <w:lang w:val="ru-RU"/>
+        </w:rPr>
+      </w:r>
+      <w:r>
+        <mc:AlternateContent>
+          <mc:Choice Requires="wps">
+            <w:drawing>
+              <wp:anchor distT="0" distB="0" distL="0" distR="0" simplePos="0" relativeHeight="22" behindDoc="0" locked="0" layoutInCell="0" allowOverlap="1">
+                <wp:simplePos x="0" y="0"/>
+                <wp:positionH relativeFrom="column">
+                  <wp:align>center</wp:align>
+                </wp:positionH>
+                <wp:positionV relativeFrom="paragraph">
+                  <wp:posOffset>635</wp:posOffset>
+                </wp:positionV>
+                <wp:extent cx="5940425" cy="2281555"/>
+                <wp:effectExtent l="0" t="0" r="0" b="0"/>
+                <wp:wrapSquare wrapText="largest"/>
+                <wp:docPr id="25" name="Врезка11"/>
+                <a:graphic xmlns:a="http://schemas.openxmlformats.org/drawingml/2006/main">
+                  <a:graphicData uri="http://schemas.microsoft.com/office/word/2010/wordprocessingShape">
+                    <wps:wsp>
+                      <wps:cNvSpPr txBox="1"/>
+                      <wps:spPr>
+                        <a:xfrm>
+                          <a:off x="0" y="0"/>
+                          <a:ext cx="5940425" cy="2281555"/>
+                        </a:xfrm>
+                        <a:prstGeom prst="rect"/>
+                        <a:solidFill>
+                          <a:srgbClr val="FFFFFF"/>
+                        </a:solidFill>
+                      </wps:spPr>
+                      <wps:txbx>
+                        <w:txbxContent>
+                          <w:p>
+                            <w:pPr>
+                              <w:pStyle w:val="Style21"/>
+                              <w:spacing w:before="120" w:after="120"/>
+                              <w:rPr>
+                                <w:i w:val="false"/>
+                                <w:iCs w:val="false"/>
+                                <w:sz w:val="28"/>
+                                <w:szCs w:val="28"/>
+                              </w:rPr>
+                            </w:pPr>
+                            <w:r>
+                              <w:rPr>
+                                <w:i w:val="false"/>
+                                <w:iCs w:val="false"/>
+                                <w:sz w:val="28"/>
+                                <w:szCs w:val="28"/>
+                              </w:rPr>
+                              <w:drawing>
+                                <wp:inline distT="0" distB="0" distL="0" distR="0">
+                                  <wp:extent cx="5940425" cy="1908810"/>
+                                  <wp:effectExtent l="0" t="0" r="0" b="0"/>
+                                  <wp:docPr id="26" name="Изображение8"/>
+                                  <wp:cNvGraphicFramePr>
+                                    <a:graphicFrameLocks xmlns:a="http://schemas.openxmlformats.org/drawingml/2006/main" noChangeAspect="1"/>
+                                  </wp:cNvGraphicFramePr>
+                                  <a:graphic xmlns:a="http://schemas.openxmlformats.org/drawingml/2006/main">
+                                    <a:graphicData uri="http://schemas.openxmlformats.org/drawingml/2006/picture">
+                                      <pic:pic xmlns:pic="http://schemas.openxmlformats.org/drawingml/2006/picture">
+                                        <pic:nvPicPr>
+                                          <pic:cNvPr id="26" name="Изображение8"/>
+                                          <pic:cNvPicPr>
+                                            <a:picLocks noChangeAspect="1" noChangeArrowheads="1"/>
+                                          </pic:cNvPicPr>
+                                        </pic:nvPicPr>
+                                        <pic:blipFill>
+                                          <a:blip r:embed="rId19"/>
+                                          <a:stretch>
+                                            <a:fillRect/>
+                                          </a:stretch>
+                                        </pic:blipFill>
+                                        <pic:spPr bwMode="auto">
+                                          <a:xfrm>
+                                            <a:off x="0" y="0"/>
+                                            <a:ext cx="5940425" cy="1908810"/>
+                                          </a:xfrm>
+                                          <a:prstGeom prst="rect">
+                                            <a:avLst/>
+                                          </a:prstGeom>
+                                          <a:noFill/>
+                                        </pic:spPr>
+                                      </pic:pic>
+                                    </a:graphicData>
+                                  </a:graphic>
+                                </wp:inline>
+                              </w:drawing>
+                              <w:t xml:space="preserve">Рисунок </w:t>
+                            </w:r>
+                            <w:r>
+                              <w:rPr>
+                                <w:i w:val="false"/>
+                                <w:iCs w:val="false"/>
+                                <w:sz w:val="28"/>
+                                <w:szCs w:val="28"/>
+                              </w:rPr>
+                              <w:fldChar w:fldCharType="begin"/>
+                            </w:r>
+                            <w:r>
+                              <w:rPr>
+                                <w:i w:val="false"/>
+                                <w:iCs w:val="false"/>
+                                <w:sz w:val="28"/>
+                                <w:szCs w:val="28"/>
+                              </w:rPr>
+                              <w:instrText xml:space="preserve"> SEQ Рисунок \* ARABIC </w:instrText>
+                            </w:r>
+                            <w:r>
+                              <w:rPr>
+                                <w:i w:val="false"/>
+                                <w:iCs w:val="false"/>
+                                <w:sz w:val="28"/>
+                                <w:szCs w:val="28"/>
+                              </w:rPr>
+                              <w:fldChar w:fldCharType="separate"/>
+                            </w:r>
+                            <w:r>
+                              <w:rPr>
+                                <w:i w:val="false"/>
+                                <w:iCs w:val="false"/>
+                                <w:sz w:val="28"/>
+                                <w:szCs w:val="28"/>
+                              </w:rPr>
+                              <w:t>8</w:t>
+                            </w:r>
+                            <w:r>
+                              <w:rPr>
+                                <w:i w:val="false"/>
+                                <w:iCs w:val="false"/>
+                                <w:sz w:val="28"/>
+                                <w:szCs w:val="28"/>
+                              </w:rPr>
+                              <w:fldChar w:fldCharType="end"/>
+                            </w:r>
+                            <w:r>
+                              <w:rPr>
+                                <w:i w:val="false"/>
+                                <w:iCs w:val="false"/>
+                                <w:sz w:val="28"/>
+                                <w:szCs w:val="28"/>
+                              </w:rPr>
+                              <w:t>: Время отклика от количества потоков для конфигурации 2</w:t>
+                            </w:r>
+                          </w:p>
+                        </w:txbxContent>
+                      </wps:txbx>
+                      <wps:bodyPr anchor="t" lIns="0" tIns="0" rIns="0" bIns="0">
+                        <a:noAutofit/>
+                      </wps:bodyPr>
+                    </wps:wsp>
+                  </a:graphicData>
+                </a:graphic>
+              </wp:anchor>
+            </w:drawing>
+          </mc:Choice>
+          <mc:Fallback>
+            <w:pict>
+              <v:rect style="position:absolute;rotation:-0;width:467.75pt;height:179.65pt;mso-wrap-distance-left:0pt;mso-wrap-distance-right:0pt;mso-wrap-distance-top:0pt;mso-wrap-distance-bottom:0pt;margin-top:0pt;mso-position-vertical:top;mso-position-vertical-relative:text;margin-left:0pt;mso-position-horizontal:center;mso-position-horizontal-relative:text">
+                <v:textbox inset="0in,0in,0in,0in">
+                  <w:txbxContent>
+                    <w:p>
+                      <w:pPr>
+                        <w:pStyle w:val="Style21"/>
+                        <w:spacing w:before="120" w:after="120"/>
+                        <w:rPr>
+                          <w:i w:val="false"/>
+                          <w:iCs w:val="false"/>
+                          <w:sz w:val="28"/>
+                          <w:szCs w:val="28"/>
+                        </w:rPr>
+                      </w:pPr>
+                      <w:r>
+                        <w:rPr>
+                          <w:i w:val="false"/>
+                          <w:iCs w:val="false"/>
+                          <w:sz w:val="28"/>
+                          <w:szCs w:val="28"/>
+                        </w:rPr>
+                        <w:drawing>
+                          <wp:inline distT="0" distB="0" distL="0" distR="0">
+                            <wp:extent cx="5940425" cy="1908810"/>
+                            <wp:effectExtent l="0" t="0" r="0" b="0"/>
+                            <wp:docPr id="27" name="Изображение8"/>
+                            <wp:cNvGraphicFramePr>
+                              <a:graphicFrameLocks xmlns:a="http://schemas.openxmlformats.org/drawingml/2006/main" noChangeAspect="1"/>
+                            </wp:cNvGraphicFramePr>
+                            <a:graphic xmlns:a="http://schemas.openxmlformats.org/drawingml/2006/main">
+                              <a:graphicData uri="http://schemas.openxmlformats.org/drawingml/2006/picture">
+                                <pic:pic xmlns:pic="http://schemas.openxmlformats.org/drawingml/2006/picture">
+                                  <pic:nvPicPr>
+                                    <pic:cNvPr id="27" name="Изображение8"/>
+                                    <pic:cNvPicPr>
+                                      <a:picLocks noChangeAspect="1" noChangeArrowheads="1"/>
+                                    </pic:cNvPicPr>
+                                  </pic:nvPicPr>
+                                  <pic:blipFill>
+                                    <a:blip r:embed="rId20"/>
+                                    <a:stretch>
+                                      <a:fillRect/>
+                                    </a:stretch>
+                                  </pic:blipFill>
+                                  <pic:spPr bwMode="auto">
+                                    <a:xfrm>
+                                      <a:off x="0" y="0"/>
+                                      <a:ext cx="5940425" cy="1908810"/>
+                                    </a:xfrm>
+                                    <a:prstGeom prst="rect">
+                                      <a:avLst/>
+                                    </a:prstGeom>
+                                    <a:noFill/>
+                                  </pic:spPr>
+                                </pic:pic>
+                              </a:graphicData>
+                            </a:graphic>
+                          </wp:inline>
+                        </w:drawing>
+                        <w:t xml:space="preserve">Рисунок </w:t>
+                      </w:r>
+                      <w:r>
+                        <w:rPr>
+                          <w:i w:val="false"/>
+                          <w:iCs w:val="false"/>
+                          <w:sz w:val="28"/>
+                          <w:szCs w:val="28"/>
+                        </w:rPr>
+                        <w:fldChar w:fldCharType="begin"/>
+                      </w:r>
+                      <w:r>
+                        <w:rPr>
+                          <w:i w:val="false"/>
+                          <w:iCs w:val="false"/>
+                          <w:sz w:val="28"/>
+                          <w:szCs w:val="28"/>
+                        </w:rPr>
+                        <w:instrText xml:space="preserve"> SEQ Рисунок \* ARABIC </w:instrText>
+                      </w:r>
+                      <w:r>
+                        <w:rPr>
+                          <w:i w:val="false"/>
+                          <w:iCs w:val="false"/>
+                          <w:sz w:val="28"/>
+                          <w:szCs w:val="28"/>
+                        </w:rPr>
+                        <w:fldChar w:fldCharType="separate"/>
+                      </w:r>
+                      <w:r>
+                        <w:rPr>
+                          <w:i w:val="false"/>
+                          <w:iCs w:val="false"/>
+                          <w:sz w:val="28"/>
+                          <w:szCs w:val="28"/>
+                        </w:rPr>
+                        <w:t>8</w:t>
+                      </w:r>
+                      <w:r>
+                        <w:rPr>
+                          <w:i w:val="false"/>
+                          <w:iCs w:val="false"/>
+                          <w:sz w:val="28"/>
+                          <w:szCs w:val="28"/>
+                        </w:rPr>
+                        <w:fldChar w:fldCharType="end"/>
+                      </w:r>
+                      <w:r>
+                        <w:rPr>
+                          <w:i w:val="false"/>
+                          <w:iCs w:val="false"/>
+                          <w:sz w:val="28"/>
+                          <w:szCs w:val="28"/>
+                        </w:rPr>
+                        <w:t>: Время отклика от количества потоков для конфигурации 2</w:t>
+                      </w:r>
+                    </w:p>
+                  </w:txbxContent>
+                </v:textbox>
+                <w10:wrap type="square" side="largest"/>
+              </v:rect>
+            </w:pict>
+          </mc:Fallback>
+        </mc:AlternateContent>
+      </w:r>
+    </w:p>
+    <w:p>
+      <w:pPr>
+        <w:pStyle w:val="Normal"/>
+        <w:bidi w:val="0"/>
+        <w:spacing w:lineRule="auto" w:line="360" w:beforeAutospacing="0" w:before="0" w:afterAutospacing="0" w:after="160"/>
+        <w:ind w:firstLine="709" w:left="0" w:right="0"/>
+        <w:jc w:val="both"/>
+        <w:rPr>
+          <w:lang w:val="ru-RU"/>
+        </w:rPr>
+      </w:pPr>
+      <w:r>
+        <w:rPr>
+          <w:lang w:val="ru-RU"/>
+        </w:rPr>
+      </w:r>
+      <w:r>
+        <w:br w:type="page"/>
+      </w:r>
+    </w:p>
+    <w:p>
+      <w:pPr>
+        <w:pStyle w:val="Normal"/>
+        <w:bidi w:val="0"/>
+        <w:spacing w:lineRule="auto" w:line="360" w:beforeAutospacing="0" w:before="0" w:afterAutospacing="0" w:after="160"/>
+        <w:ind w:firstLine="709" w:left="0" w:right="0"/>
+        <w:jc w:val="both"/>
+        <w:rPr>
+          <w:lang w:val="ru-RU"/>
+        </w:rPr>
+      </w:pPr>
+      <w:r>
+        <w:rPr>
+          <w:lang w:val="ru-RU"/>
+        </w:rPr>
+        <w:t>Конфигурация 3:</w:t>
+      </w:r>
+    </w:p>
+    <w:p>
+      <w:pPr>
+        <w:pStyle w:val="Normal"/>
+        <w:bidi w:val="0"/>
+        <w:spacing w:lineRule="auto" w:line="360" w:beforeAutospacing="0" w:before="0" w:afterAutospacing="0" w:after="160"/>
+        <w:ind w:firstLine="709" w:left="0" w:right="0"/>
+        <w:jc w:val="both"/>
+        <w:rPr>
+          <w:lang w:val="ru-RU"/>
+        </w:rPr>
+      </w:pPr>
+      <w:r>
+        <w:rPr>
+          <w:lang w:val="ru-RU"/>
+        </w:rPr>
+      </w:r>
+      <w:r>
+        <mc:AlternateContent>
+          <mc:Choice Requires="wps">
+            <w:drawing>
+              <wp:anchor distT="0" distB="0" distL="0" distR="0" simplePos="0" relativeHeight="24" behindDoc="0" locked="0" layoutInCell="0" allowOverlap="1">
+                <wp:simplePos x="0" y="0"/>
+                <wp:positionH relativeFrom="column">
+                  <wp:align>center</wp:align>
+                </wp:positionH>
+                <wp:positionV relativeFrom="paragraph">
+                  <wp:posOffset>635</wp:posOffset>
+                </wp:positionV>
+                <wp:extent cx="5940425" cy="2254250"/>
+                <wp:effectExtent l="0" t="0" r="0" b="0"/>
+                <wp:wrapSquare wrapText="largest"/>
+                <wp:docPr id="28" name="Врезка12"/>
+                <a:graphic xmlns:a="http://schemas.openxmlformats.org/drawingml/2006/main">
+                  <a:graphicData uri="http://schemas.microsoft.com/office/word/2010/wordprocessingShape">
+                    <wps:wsp>
+                      <wps:cNvSpPr txBox="1"/>
+                      <wps:spPr>
+                        <a:xfrm>
+                          <a:off x="0" y="0"/>
+                          <a:ext cx="5940425" cy="2254250"/>
+                        </a:xfrm>
+                        <a:prstGeom prst="rect"/>
+                        <a:solidFill>
+                          <a:srgbClr val="FFFFFF"/>
+                        </a:solidFill>
+                      </wps:spPr>
+                      <wps:txbx>
+                        <w:txbxContent>
+                          <w:p>
+                            <w:pPr>
+                              <w:pStyle w:val="Style21"/>
+                              <w:spacing w:before="120" w:after="120"/>
+                              <w:rPr>
+                                <w:i w:val="false"/>
+                                <w:iCs w:val="false"/>
+                                <w:sz w:val="28"/>
+                                <w:szCs w:val="28"/>
+                              </w:rPr>
+                            </w:pPr>
+                            <w:r>
+                              <w:rPr>
+                                <w:i w:val="false"/>
+                                <w:iCs w:val="false"/>
+                                <w:sz w:val="28"/>
+                                <w:szCs w:val="28"/>
+                              </w:rPr>
+                              <w:drawing>
+                                <wp:inline distT="0" distB="0" distL="0" distR="0">
+                                  <wp:extent cx="5940425" cy="1881505"/>
+                                  <wp:effectExtent l="0" t="0" r="0" b="0"/>
+                                  <wp:docPr id="29" name="Изображение9"/>
+                                  <wp:cNvGraphicFramePr>
+                                    <a:graphicFrameLocks xmlns:a="http://schemas.openxmlformats.org/drawingml/2006/main" noChangeAspect="1"/>
+                                  </wp:cNvGraphicFramePr>
+                                  <a:graphic xmlns:a="http://schemas.openxmlformats.org/drawingml/2006/main">
+                                    <a:graphicData uri="http://schemas.openxmlformats.org/drawingml/2006/picture">
+                                      <pic:pic xmlns:pic="http://schemas.openxmlformats.org/drawingml/2006/picture">
+                                        <pic:nvPicPr>
+                                          <pic:cNvPr id="29" name="Изображение9"/>
+                                          <pic:cNvPicPr>
+                                            <a:picLocks noChangeAspect="1" noChangeArrowheads="1"/>
+                                          </pic:cNvPicPr>
+                                        </pic:nvPicPr>
+                                        <pic:blipFill>
+                                          <a:blip r:embed="rId21"/>
+                                          <a:stretch>
+                                            <a:fillRect/>
+                                          </a:stretch>
+                                        </pic:blipFill>
+                                        <pic:spPr bwMode="auto">
+                                          <a:xfrm>
+                                            <a:off x="0" y="0"/>
+                                            <a:ext cx="5940425" cy="1881505"/>
+                                          </a:xfrm>
+                                          <a:prstGeom prst="rect">
+                                            <a:avLst/>
+                                          </a:prstGeom>
+                                          <a:noFill/>
+                                        </pic:spPr>
+                                      </pic:pic>
+                                    </a:graphicData>
+                                  </a:graphic>
+                                </wp:inline>
+                              </w:drawing>
+                              <w:t xml:space="preserve">Рисунок </w:t>
+                            </w:r>
+                            <w:r>
+                              <w:rPr>
+                                <w:i w:val="false"/>
+                                <w:iCs w:val="false"/>
+                                <w:sz w:val="28"/>
+                                <w:szCs w:val="28"/>
+                              </w:rPr>
+                              <w:fldChar w:fldCharType="begin"/>
+                            </w:r>
+                            <w:r>
+                              <w:rPr>
+                                <w:i w:val="false"/>
+                                <w:iCs w:val="false"/>
+                                <w:sz w:val="28"/>
+                                <w:szCs w:val="28"/>
+                              </w:rPr>
+                              <w:instrText xml:space="preserve"> SEQ Рисунок \* ARABIC </w:instrText>
+                            </w:r>
+                            <w:r>
+                              <w:rPr>
+                                <w:i w:val="false"/>
+                                <w:iCs w:val="false"/>
+                                <w:sz w:val="28"/>
+                                <w:szCs w:val="28"/>
+                              </w:rPr>
+                              <w:fldChar w:fldCharType="separate"/>
+                            </w:r>
+                            <w:r>
+                              <w:rPr>
+                                <w:i w:val="false"/>
+                                <w:iCs w:val="false"/>
+                                <w:sz w:val="28"/>
+                                <w:szCs w:val="28"/>
+                              </w:rPr>
+                              <w:t>9</w:t>
+                            </w:r>
+                            <w:r>
+                              <w:rPr>
+                                <w:i w:val="false"/>
+                                <w:iCs w:val="false"/>
+                                <w:sz w:val="28"/>
+                                <w:szCs w:val="28"/>
+                              </w:rPr>
+                              <w:fldChar w:fldCharType="end"/>
+                            </w:r>
+                            <w:r>
+                              <w:rPr>
+                                <w:i w:val="false"/>
+                                <w:iCs w:val="false"/>
+                                <w:sz w:val="28"/>
+                                <w:szCs w:val="28"/>
+                              </w:rPr>
+                              <w:t>: Процентили времени отклика для конфигурации 3</w:t>
+                            </w:r>
+                          </w:p>
+                        </w:txbxContent>
+                      </wps:txbx>
+                      <wps:bodyPr anchor="t" lIns="0" tIns="0" rIns="0" bIns="0">
+                        <a:noAutofit/>
+                      </wps:bodyPr>
+                    </wps:wsp>
+                  </a:graphicData>
+                </a:graphic>
+              </wp:anchor>
+            </w:drawing>
+          </mc:Choice>
+          <mc:Fallback>
+            <w:pict>
+              <v:rect style="position:absolute;rotation:-0;width:467.75pt;height:177.5pt;mso-wrap-distance-left:0pt;mso-wrap-distance-right:0pt;mso-wrap-distance-top:0pt;mso-wrap-distance-bottom:0pt;margin-top:0pt;mso-position-vertical:top;mso-position-vertical-relative:text;margin-left:0pt;mso-position-horizontal:center;mso-position-horizontal-relative:text">
+                <v:textbox inset="0in,0in,0in,0in">
+                  <w:txbxContent>
+                    <w:p>
+                      <w:pPr>
+                        <w:pStyle w:val="Style21"/>
+                        <w:spacing w:before="120" w:after="120"/>
+                        <w:rPr>
+                          <w:i w:val="false"/>
+                          <w:iCs w:val="false"/>
+                          <w:sz w:val="28"/>
+                          <w:szCs w:val="28"/>
+                        </w:rPr>
+                      </w:pPr>
+                      <w:r>
+                        <w:rPr>
+                          <w:i w:val="false"/>
+                          <w:iCs w:val="false"/>
+                          <w:sz w:val="28"/>
+                          <w:szCs w:val="28"/>
+                        </w:rPr>
+                        <w:drawing>
+                          <wp:inline distT="0" distB="0" distL="0" distR="0">
+                            <wp:extent cx="5940425" cy="1881505"/>
+                            <wp:effectExtent l="0" t="0" r="0" b="0"/>
+                            <wp:docPr id="30" name="Изображение9"/>
+                            <wp:cNvGraphicFramePr>
+                              <a:graphicFrameLocks xmlns:a="http://schemas.openxmlformats.org/drawingml/2006/main" noChangeAspect="1"/>
+                            </wp:cNvGraphicFramePr>
+                            <a:graphic xmlns:a="http://schemas.openxmlformats.org/drawingml/2006/main">
+                              <a:graphicData uri="http://schemas.openxmlformats.org/drawingml/2006/picture">
+                                <pic:pic xmlns:pic="http://schemas.openxmlformats.org/drawingml/2006/picture">
+                                  <pic:nvPicPr>
+                                    <pic:cNvPr id="30" name="Изображение9"/>
+                                    <pic:cNvPicPr>
+                                      <a:picLocks noChangeAspect="1" noChangeArrowheads="1"/>
+                                    </pic:cNvPicPr>
+                                  </pic:nvPicPr>
+                                  <pic:blipFill>
+                                    <a:blip r:embed="rId22"/>
+                                    <a:stretch>
+                                      <a:fillRect/>
+                                    </a:stretch>
+                                  </pic:blipFill>
+                                  <pic:spPr bwMode="auto">
+                                    <a:xfrm>
+                                      <a:off x="0" y="0"/>
+                                      <a:ext cx="5940425" cy="1881505"/>
+                                    </a:xfrm>
+                                    <a:prstGeom prst="rect">
+                                      <a:avLst/>
+                                    </a:prstGeom>
+                                    <a:noFill/>
+                                  </pic:spPr>
+                                </pic:pic>
+                              </a:graphicData>
+                            </a:graphic>
+                          </wp:inline>
+                        </w:drawing>
+                        <w:t xml:space="preserve">Рисунок </w:t>
+                      </w:r>
+                      <w:r>
+                        <w:rPr>
+                          <w:i w:val="false"/>
+                          <w:iCs w:val="false"/>
+                          <w:sz w:val="28"/>
+                          <w:szCs w:val="28"/>
+                        </w:rPr>
+                        <w:fldChar w:fldCharType="begin"/>
+                      </w:r>
+                      <w:r>
+                        <w:rPr>
+                          <w:i w:val="false"/>
+                          <w:iCs w:val="false"/>
+                          <w:sz w:val="28"/>
+                          <w:szCs w:val="28"/>
+                        </w:rPr>
+                        <w:instrText xml:space="preserve"> SEQ Рисунок \* ARABIC </w:instrText>
+                      </w:r>
+                      <w:r>
+                        <w:rPr>
+                          <w:i w:val="false"/>
+                          <w:iCs w:val="false"/>
+                          <w:sz w:val="28"/>
+                          <w:szCs w:val="28"/>
+                        </w:rPr>
+                        <w:fldChar w:fldCharType="separate"/>
+                      </w:r>
+                      <w:r>
+                        <w:rPr>
+                          <w:i w:val="false"/>
+                          <w:iCs w:val="false"/>
+                          <w:sz w:val="28"/>
+                          <w:szCs w:val="28"/>
+                        </w:rPr>
+                        <w:t>9</w:t>
+                      </w:r>
+                      <w:r>
+                        <w:rPr>
+                          <w:i w:val="false"/>
+                          <w:iCs w:val="false"/>
+                          <w:sz w:val="28"/>
+                          <w:szCs w:val="28"/>
+                        </w:rPr>
+                        <w:fldChar w:fldCharType="end"/>
+                      </w:r>
+                      <w:r>
+                        <w:rPr>
+                          <w:i w:val="false"/>
+                          <w:iCs w:val="false"/>
+                          <w:sz w:val="28"/>
+                          <w:szCs w:val="28"/>
+                        </w:rPr>
+                        <w:t>: Процентили времени отклика для конфигурации 3</w:t>
+                      </w:r>
+                    </w:p>
+                  </w:txbxContent>
+                </v:textbox>
+                <w10:wrap type="square" side="largest"/>
+              </v:rect>
+            </w:pict>
+          </mc:Fallback>
+        </mc:AlternateContent>
+      </w:r>
+    </w:p>
+    <w:p>
+      <w:pPr>
+        <w:pStyle w:val="Normal"/>
+        <w:bidi w:val="0"/>
+        <w:spacing w:lineRule="auto" w:line="360" w:beforeAutospacing="0" w:before="0" w:afterAutospacing="0" w:after="160"/>
+        <w:ind w:firstLine="709" w:left="0" w:right="0"/>
+        <w:jc w:val="both"/>
+        <w:rPr>
+          <w:lang w:val="ru-RU"/>
+        </w:rPr>
+      </w:pPr>
+      <w:r>
+        <w:rPr>
+          <w:lang w:val="ru-RU"/>
+        </w:rPr>
+      </w:r>
+      <w:r>
+        <mc:AlternateContent>
+          <mc:Choice Requires="wps">
+            <w:drawing>
+              <wp:anchor distT="0" distB="0" distL="0" distR="0" simplePos="0" relativeHeight="26" behindDoc="0" locked="0" layoutInCell="0" allowOverlap="1">
+                <wp:simplePos x="0" y="0"/>
+                <wp:positionH relativeFrom="column">
+                  <wp:align>center</wp:align>
+                </wp:positionH>
+                <wp:positionV relativeFrom="paragraph">
+                  <wp:posOffset>635</wp:posOffset>
+                </wp:positionV>
+                <wp:extent cx="5940425" cy="2291080"/>
+                <wp:effectExtent l="0" t="0" r="0" b="0"/>
+                <wp:wrapSquare wrapText="largest"/>
+                <wp:docPr id="31" name="Врезка13"/>
+                <a:graphic xmlns:a="http://schemas.openxmlformats.org/drawingml/2006/main">
+                  <a:graphicData uri="http://schemas.microsoft.com/office/word/2010/wordprocessingShape">
+                    <wps:wsp>
+                      <wps:cNvSpPr txBox="1"/>
+                      <wps:spPr>
+                        <a:xfrm>
+                          <a:off x="0" y="0"/>
+                          <a:ext cx="5940425" cy="2291080"/>
+                        </a:xfrm>
+                        <a:prstGeom prst="rect"/>
+                        <a:solidFill>
+                          <a:srgbClr val="FFFFFF"/>
+                        </a:solidFill>
+                      </wps:spPr>
+                      <wps:txbx>
+                        <w:txbxContent>
+                          <w:p>
+                            <w:pPr>
+                              <w:pStyle w:val="Style21"/>
+                              <w:spacing w:before="120" w:after="120"/>
+                              <w:rPr>
+                                <w:i w:val="false"/>
+                                <w:iCs w:val="false"/>
+                                <w:sz w:val="28"/>
+                                <w:szCs w:val="28"/>
+                              </w:rPr>
+                            </w:pPr>
+                            <w:r>
+                              <w:rPr>
+                                <w:i w:val="false"/>
+                                <w:iCs w:val="false"/>
+                                <w:sz w:val="28"/>
+                                <w:szCs w:val="28"/>
+                              </w:rPr>
+                              <w:drawing>
+                                <wp:inline distT="0" distB="0" distL="0" distR="0">
+                                  <wp:extent cx="5940425" cy="1918335"/>
+                                  <wp:effectExtent l="0" t="0" r="0" b="0"/>
+                                  <wp:docPr id="32" name="Изображение10"/>
+                                  <wp:cNvGraphicFramePr>
+                                    <a:graphicFrameLocks xmlns:a="http://schemas.openxmlformats.org/drawingml/2006/main" noChangeAspect="1"/>
+                                  </wp:cNvGraphicFramePr>
+                                  <a:graphic xmlns:a="http://schemas.openxmlformats.org/drawingml/2006/main">
+                                    <a:graphicData uri="http://schemas.openxmlformats.org/drawingml/2006/picture">
+                                      <pic:pic xmlns:pic="http://schemas.openxmlformats.org/drawingml/2006/picture">
+                                        <pic:nvPicPr>
+                                          <pic:cNvPr id="32" name="Изображение10"/>
+                                          <pic:cNvPicPr>
+                                            <a:picLocks noChangeAspect="1" noChangeArrowheads="1"/>
+                                          </pic:cNvPicPr>
+                                        </pic:nvPicPr>
+                                        <pic:blipFill>
+                                          <a:blip r:embed="rId23"/>
+                                          <a:stretch>
+                                            <a:fillRect/>
+                                          </a:stretch>
+                                        </pic:blipFill>
+                                        <pic:spPr bwMode="auto">
+                                          <a:xfrm>
+                                            <a:off x="0" y="0"/>
+                                            <a:ext cx="5940425" cy="1918335"/>
+                                          </a:xfrm>
+                                          <a:prstGeom prst="rect">
+                                            <a:avLst/>
+                                          </a:prstGeom>
+                                          <a:noFill/>
+                                        </pic:spPr>
+                                      </pic:pic>
+                                    </a:graphicData>
+                                  </a:graphic>
+                                </wp:inline>
+                              </w:drawing>
+                              <w:t xml:space="preserve">Рисунок </w:t>
+                            </w:r>
+                            <w:r>
+                              <w:rPr>
+                                <w:i w:val="false"/>
+                                <w:iCs w:val="false"/>
+                                <w:sz w:val="28"/>
+                                <w:szCs w:val="28"/>
+                              </w:rPr>
+                              <w:fldChar w:fldCharType="begin"/>
+                            </w:r>
+                            <w:r>
+                              <w:rPr>
+                                <w:i w:val="false"/>
+                                <w:iCs w:val="false"/>
+                                <w:sz w:val="28"/>
+                                <w:szCs w:val="28"/>
+                              </w:rPr>
+                              <w:instrText xml:space="preserve"> SEQ Рисунок \* ARABIC </w:instrText>
+                            </w:r>
+                            <w:r>
+                              <w:rPr>
+                                <w:i w:val="false"/>
+                                <w:iCs w:val="false"/>
+                                <w:sz w:val="28"/>
+                                <w:szCs w:val="28"/>
+                              </w:rPr>
+                              <w:fldChar w:fldCharType="separate"/>
+                            </w:r>
+                            <w:r>
+                              <w:rPr>
+                                <w:i w:val="false"/>
+                                <w:iCs w:val="false"/>
+                                <w:sz w:val="28"/>
+                                <w:szCs w:val="28"/>
+                              </w:rPr>
+                              <w:t>10</w:t>
+                            </w:r>
+                            <w:r>
+                              <w:rPr>
+                                <w:i w:val="false"/>
+                                <w:iCs w:val="false"/>
+                                <w:sz w:val="28"/>
+                                <w:szCs w:val="28"/>
+                              </w:rPr>
+                              <w:fldChar w:fldCharType="end"/>
+                            </w:r>
+                            <w:r>
+                              <w:rPr>
+                                <w:i w:val="false"/>
+                                <w:iCs w:val="false"/>
+                                <w:sz w:val="28"/>
+                                <w:szCs w:val="28"/>
+                              </w:rPr>
+                              <w:t>: Время отклика от количества потоков для конфигурации 3</w:t>
+                            </w:r>
+                          </w:p>
+                        </w:txbxContent>
+                      </wps:txbx>
+                      <wps:bodyPr anchor="t" lIns="0" tIns="0" rIns="0" bIns="0">
+                        <a:noAutofit/>
+                      </wps:bodyPr>
+                    </wps:wsp>
+                  </a:graphicData>
+                </a:graphic>
+              </wp:anchor>
+            </w:drawing>
+          </mc:Choice>
+          <mc:Fallback>
+            <w:pict>
+              <v:rect style="position:absolute;rotation:-0;width:467.75pt;height:180.4pt;mso-wrap-distance-left:0pt;mso-wrap-distance-right:0pt;mso-wrap-distance-top:0pt;mso-wrap-distance-bottom:0pt;margin-top:0pt;mso-position-vertical:top;mso-position-vertical-relative:text;margin-left:0pt;mso-position-horizontal:center;mso-position-horizontal-relative:text">
+                <v:textbox inset="0in,0in,0in,0in">
+                  <w:txbxContent>
+                    <w:p>
+                      <w:pPr>
+                        <w:pStyle w:val="Style21"/>
+                        <w:spacing w:before="120" w:after="120"/>
+                        <w:rPr>
+                          <w:i w:val="false"/>
+                          <w:iCs w:val="false"/>
+                          <w:sz w:val="28"/>
+                          <w:szCs w:val="28"/>
+                        </w:rPr>
+                      </w:pPr>
+                      <w:r>
+                        <w:rPr>
+                          <w:i w:val="false"/>
+                          <w:iCs w:val="false"/>
+                          <w:sz w:val="28"/>
+                          <w:szCs w:val="28"/>
+                        </w:rPr>
+                        <w:drawing>
+                          <wp:inline distT="0" distB="0" distL="0" distR="0">
+                            <wp:extent cx="5940425" cy="1918335"/>
+                            <wp:effectExtent l="0" t="0" r="0" b="0"/>
+                            <wp:docPr id="33" name="Изображение10"/>
+                            <wp:cNvGraphicFramePr>
+                              <a:graphicFrameLocks xmlns:a="http://schemas.openxmlformats.org/drawingml/2006/main" noChangeAspect="1"/>
+                            </wp:cNvGraphicFramePr>
+                            <a:graphic xmlns:a="http://schemas.openxmlformats.org/drawingml/2006/main">
+                              <a:graphicData uri="http://schemas.openxmlformats.org/drawingml/2006/picture">
+                                <pic:pic xmlns:pic="http://schemas.openxmlformats.org/drawingml/2006/picture">
+                                  <pic:nvPicPr>
+                                    <pic:cNvPr id="33" name="Изображение10"/>
+                                    <pic:cNvPicPr>
+                                      <a:picLocks noChangeAspect="1" noChangeArrowheads="1"/>
+                                    </pic:cNvPicPr>
+                                  </pic:nvPicPr>
+                                  <pic:blipFill>
+                                    <a:blip r:embed="rId24"/>
+                                    <a:stretch>
+                                      <a:fillRect/>
+                                    </a:stretch>
+                                  </pic:blipFill>
+                                  <pic:spPr bwMode="auto">
+                                    <a:xfrm>
+                                      <a:off x="0" y="0"/>
+                                      <a:ext cx="5940425" cy="1918335"/>
+                                    </a:xfrm>
+                                    <a:prstGeom prst="rect">
+                                      <a:avLst/>
+                                    </a:prstGeom>
+                                    <a:noFill/>
+                                  </pic:spPr>
+                                </pic:pic>
+                              </a:graphicData>
+                            </a:graphic>
+                          </wp:inline>
+                        </w:drawing>
+                        <w:t xml:space="preserve">Рисунок </w:t>
+                      </w:r>
+                      <w:r>
+                        <w:rPr>
+                          <w:i w:val="false"/>
+                          <w:iCs w:val="false"/>
+                          <w:sz w:val="28"/>
+                          <w:szCs w:val="28"/>
+                        </w:rPr>
+                        <w:fldChar w:fldCharType="begin"/>
+                      </w:r>
+                      <w:r>
+                        <w:rPr>
+                          <w:i w:val="false"/>
+                          <w:iCs w:val="false"/>
+                          <w:sz w:val="28"/>
+                          <w:szCs w:val="28"/>
+                        </w:rPr>
+                        <w:instrText xml:space="preserve"> SEQ Рисунок \* ARABIC </w:instrText>
+                      </w:r>
+                      <w:r>
+                        <w:rPr>
+                          <w:i w:val="false"/>
+                          <w:iCs w:val="false"/>
+                          <w:sz w:val="28"/>
+                          <w:szCs w:val="28"/>
+                        </w:rPr>
+                        <w:fldChar w:fldCharType="separate"/>
+                      </w:r>
+                      <w:r>
+                        <w:rPr>
+                          <w:i w:val="false"/>
+                          <w:iCs w:val="false"/>
+                          <w:sz w:val="28"/>
+                          <w:szCs w:val="28"/>
+                        </w:rPr>
+                        <w:t>10</w:t>
+                      </w:r>
+                      <w:r>
+                        <w:rPr>
+                          <w:i w:val="false"/>
+                          <w:iCs w:val="false"/>
+                          <w:sz w:val="28"/>
+                          <w:szCs w:val="28"/>
+                        </w:rPr>
+                        <w:fldChar w:fldCharType="end"/>
+                      </w:r>
+                      <w:r>
+                        <w:rPr>
+                          <w:i w:val="false"/>
+                          <w:iCs w:val="false"/>
+                          <w:sz w:val="28"/>
+                          <w:szCs w:val="28"/>
+                        </w:rPr>
+                        <w:t>: Время отклика от количества потоков для конфигурации 3</w:t>
+                      </w:r>
+                    </w:p>
+                  </w:txbxContent>
+                </v:textbox>
+                <w10:wrap type="square" side="largest"/>
+              </v:rect>
+            </w:pict>
+          </mc:Fallback>
+        </mc:AlternateContent>
+      </w:r>
+    </w:p>
+    <w:p>
+      <w:pPr>
+        <w:pStyle w:val="Normal"/>
+        <w:bidi w:val="0"/>
+        <w:spacing w:lineRule="auto" w:line="360" w:beforeAutospacing="0" w:before="0" w:afterAutospacing="0" w:after="160"/>
+        <w:ind w:firstLine="709" w:left="0" w:right="0"/>
+        <w:jc w:val="both"/>
+        <w:rPr>
+          <w:lang w:val="ru-RU"/>
+        </w:rPr>
+      </w:pPr>
+      <w:r>
+        <w:rPr>
+          <w:lang w:val="ru-RU"/>
+        </w:rPr>
+      </w:r>
+    </w:p>
+    <w:p>
+      <w:pPr>
+        <w:pStyle w:val="Normal"/>
+        <w:bidi w:val="0"/>
+        <w:spacing w:lineRule="auto" w:line="360" w:beforeAutospacing="0" w:before="0" w:afterAutospacing="0" w:after="160"/>
+        <w:ind w:firstLine="709" w:left="0" w:right="0"/>
+        <w:jc w:val="both"/>
+        <w:rPr>
+          <w:lang w:val="ru-RU"/>
+        </w:rPr>
+      </w:pPr>
+      <w:r>
+        <w:rPr>
+          <w:lang w:val="ru-RU"/>
+        </w:rPr>
+      </w:r>
+      <w:r>
+        <w:br w:type="page"/>
+      </w:r>
+    </w:p>
+    <w:p>
+      <w:pPr>
+        <w:pStyle w:val="Heading1"/>
+        <w:spacing w:lineRule="auto" w:line="360" w:before="0" w:after="0"/>
+        <w:ind w:left="709"/>
+        <w:jc w:val="center"/>
+        <w:rPr>
+          <w:lang w:val="ru-RU"/>
+        </w:rPr>
+      </w:pPr>
+      <w:bookmarkStart w:id="5" w:name="__RefHeading___Toc524_1614521587_Копия_3"/>
+      <w:bookmarkEnd w:id="5"/>
+      <w:r>
+        <w:rPr>
+          <w:rFonts w:eastAsia="Times New Roman" w:cs="Times New Roman"/>
+          <w:b/>
+          <w:bCs/>
+          <w:color w:val="auto"/>
+          <w:lang w:val="ru-RU"/>
+        </w:rPr>
+        <w:t>Выводы по выбранной конфигурации</w:t>
+      </w:r>
+    </w:p>
+    <w:p>
+      <w:pPr>
+        <w:pStyle w:val="Normal"/>
+        <w:bidi w:val="0"/>
+        <w:spacing w:lineRule="auto" w:line="360" w:beforeAutospacing="0" w:before="0" w:afterAutospacing="0" w:after="160"/>
+        <w:ind w:firstLine="709" w:left="0" w:right="0"/>
+        <w:jc w:val="both"/>
+        <w:rPr>
+          <w:lang w:val="ru-RU"/>
+        </w:rPr>
+      </w:pPr>
+      <w:r>
+        <w:rPr/>
+        <w:t>Для конфигурации 1 время обработки запросов превышало 890 мс. Для конфигурации 2 время обработки запроса было от 700 мс до 903 мс. Для конфигурации 3 время обработки запроса было от 300 до 500 мс.</w:t>
+      </w:r>
+    </w:p>
+    <w:p>
+      <w:pPr>
+        <w:pStyle w:val="Normal"/>
+        <w:bidi w:val="0"/>
+        <w:spacing w:lineRule="auto" w:line="360" w:beforeAutospacing="0" w:before="0" w:afterAutospacing="0" w:after="160"/>
+        <w:ind w:firstLine="709" w:left="0" w:right="0"/>
+        <w:jc w:val="both"/>
+        <w:rPr>
+          <w:lang w:val="ru-RU"/>
+        </w:rPr>
+      </w:pPr>
+      <w:r>
+        <w:rPr/>
+        <w:t xml:space="preserve">В качестве наиболее дешевой конфигурации будем рассматривать вторую, так как её стоимость меньше, чем у третьей, а более 99% всех запросов не превышает 890 мс. </w:t>
+      </w:r>
+      <w:r>
+        <w:br w:type="page"/>
+      </w:r>
+    </w:p>
+    <w:p>
+      <w:pPr>
+        <w:pStyle w:val="Heading1"/>
+        <w:spacing w:lineRule="auto" w:line="360" w:before="0" w:after="0"/>
+        <w:ind w:left="709"/>
+        <w:jc w:val="center"/>
+        <w:rPr>
+          <w:lang w:val="ru-RU"/>
+        </w:rPr>
+      </w:pPr>
+      <w:bookmarkStart w:id="6" w:name="__RefHeading___Toc524_1614521587_Копия_4"/>
+      <w:bookmarkEnd w:id="6"/>
+      <w:r>
+        <w:rPr>
+          <w:rFonts w:eastAsia="Times New Roman" w:cs="Times New Roman"/>
+          <w:b/>
+          <w:bCs/>
+          <w:color w:val="auto"/>
+          <w:lang w:val="ru-RU"/>
+        </w:rPr>
+        <w:t>Стресс-тестирование</w:t>
+      </w:r>
+    </w:p>
+    <w:p>
+      <w:pPr>
+        <w:pStyle w:val="Normal"/>
+        <w:bidi w:val="0"/>
+        <w:spacing w:lineRule="auto" w:line="360" w:beforeAutospacing="0" w:before="0" w:afterAutospacing="0" w:after="160"/>
+        <w:ind w:firstLine="709" w:left="0" w:right="0"/>
+        <w:jc w:val="both"/>
+        <w:rPr>
+          <w:lang w:val="ru-RU"/>
+        </w:rPr>
+      </w:pPr>
+      <w:r>
+        <w:rPr/>
+        <w:t>Для стресс-тестирования поставим 1000 пользователей, которые будут набираться в течение 10 минут. Будем продолжать тест, пока не получим ответ с ошибкой.</w:t>
+      </w:r>
+    </w:p>
+    <w:p>
+      <w:pPr>
+        <w:pStyle w:val="Normal"/>
+        <w:bidi w:val="0"/>
+        <w:spacing w:lineRule="auto" w:line="360" w:beforeAutospacing="0" w:before="0" w:afterAutospacing="0" w:after="160"/>
+        <w:ind w:firstLine="709" w:left="0" w:right="0"/>
+        <w:jc w:val="both"/>
+        <w:rPr>
+          <w:lang w:val="ru-RU"/>
+        </w:rPr>
+      </w:pPr>
+      <w:r>
+        <w:rPr>
+          <w:lang w:val="ru-RU"/>
+        </w:rPr>
+      </w:r>
+      <w:r>
+        <w:br w:type="page"/>
+      </w:r>
+      <w:r>
+        <mc:AlternateContent>
+          <mc:Choice Requires="wps">
+            <w:drawing>
+              <wp:anchor distT="0" distB="0" distL="0" distR="0" simplePos="0" relativeHeight="28" behindDoc="0" locked="0" layoutInCell="0" allowOverlap="1">
+                <wp:simplePos x="0" y="0"/>
+                <wp:positionH relativeFrom="column">
+                  <wp:align>center</wp:align>
+                </wp:positionH>
+                <wp:positionV relativeFrom="paragraph">
+                  <wp:posOffset>-54610</wp:posOffset>
+                </wp:positionV>
+                <wp:extent cx="5940425" cy="4662805"/>
+                <wp:effectExtent l="0" t="0" r="0" b="0"/>
+                <wp:wrapSquare wrapText="largest"/>
+                <wp:docPr id="34" name="Врезка14"/>
+                <a:graphic xmlns:a="http://schemas.openxmlformats.org/drawingml/2006/main">
+                  <a:graphicData uri="http://schemas.microsoft.com/office/word/2010/wordprocessingShape">
+                    <wps:wsp>
+                      <wps:cNvSpPr txBox="1"/>
+                      <wps:spPr>
+                        <a:xfrm>
+                          <a:off x="0" y="0"/>
+                          <a:ext cx="5940425" cy="4662805"/>
+                        </a:xfrm>
+                        <a:prstGeom prst="rect"/>
+                        <a:solidFill>
+                          <a:srgbClr val="FFFFFF"/>
+                        </a:solidFill>
+                      </wps:spPr>
+                      <wps:txbx>
+                        <w:txbxContent>
+                          <w:p>
+                            <w:pPr>
+                              <w:pStyle w:val="Style21"/>
+                              <w:spacing w:before="120" w:after="120"/>
+                              <w:rPr>
+                                <w:i w:val="false"/>
+                                <w:iCs w:val="false"/>
+                                <w:sz w:val="28"/>
+                                <w:szCs w:val="28"/>
+                              </w:rPr>
+                            </w:pPr>
+                            <w:r>
+                              <w:rPr>
+                                <w:i w:val="false"/>
+                                <w:iCs w:val="false"/>
+                                <w:sz w:val="28"/>
+                                <w:szCs w:val="28"/>
+                              </w:rPr>
+                              <w:drawing>
+                                <wp:inline distT="0" distB="0" distL="0" distR="0">
+                                  <wp:extent cx="5940425" cy="4290060"/>
+                                  <wp:effectExtent l="0" t="0" r="0" b="0"/>
+                                  <wp:docPr id="35" name="Изображение11"/>
+                                  <wp:cNvGraphicFramePr>
+                                    <a:graphicFrameLocks xmlns:a="http://schemas.openxmlformats.org/drawingml/2006/main" noChangeAspect="1"/>
+                                  </wp:cNvGraphicFramePr>
+                                  <a:graphic xmlns:a="http://schemas.openxmlformats.org/drawingml/2006/main">
+                                    <a:graphicData uri="http://schemas.openxmlformats.org/drawingml/2006/picture">
+                                      <pic:pic xmlns:pic="http://schemas.openxmlformats.org/drawingml/2006/picture">
+                                        <pic:nvPicPr>
+                                          <pic:cNvPr id="35" name="Изображение11"/>
+                                          <pic:cNvPicPr>
+                                            <a:picLocks noChangeAspect="1" noChangeArrowheads="1"/>
+                                          </pic:cNvPicPr>
+                                        </pic:nvPicPr>
+                                        <pic:blipFill>
+                                          <a:blip r:embed="rId25"/>
+                                          <a:stretch>
+                                            <a:fillRect/>
+                                          </a:stretch>
+                                        </pic:blipFill>
+                                        <pic:spPr bwMode="auto">
+                                          <a:xfrm>
+                                            <a:off x="0" y="0"/>
+                                            <a:ext cx="5940425" cy="4290060"/>
+                                          </a:xfrm>
+                                          <a:prstGeom prst="rect">
+                                            <a:avLst/>
+                                          </a:prstGeom>
+                                          <a:noFill/>
+                                        </pic:spPr>
+                                      </pic:pic>
+                                    </a:graphicData>
+                                  </a:graphic>
+                                </wp:inline>
+                              </w:drawing>
+                              <w:t xml:space="preserve">Рисунок </w:t>
+                            </w:r>
+                            <w:r>
+                              <w:rPr>
+                                <w:i w:val="false"/>
+                                <w:iCs w:val="false"/>
+                                <w:sz w:val="28"/>
+                                <w:szCs w:val="28"/>
+                              </w:rPr>
+                              <w:fldChar w:fldCharType="begin"/>
+                            </w:r>
+                            <w:r>
+                              <w:rPr>
+                                <w:i w:val="false"/>
+                                <w:iCs w:val="false"/>
+                                <w:sz w:val="28"/>
+                                <w:szCs w:val="28"/>
+                              </w:rPr>
+                              <w:instrText xml:space="preserve"> SEQ Рисунок \* ARABIC </w:instrText>
+                            </w:r>
+                            <w:r>
+                              <w:rPr>
+                                <w:i w:val="false"/>
+                                <w:iCs w:val="false"/>
+                                <w:sz w:val="28"/>
+                                <w:szCs w:val="28"/>
+                              </w:rPr>
+                              <w:fldChar w:fldCharType="separate"/>
+                            </w:r>
+                            <w:r>
+                              <w:rPr>
+                                <w:i w:val="false"/>
+                                <w:iCs w:val="false"/>
+                                <w:sz w:val="28"/>
+                                <w:szCs w:val="28"/>
+                              </w:rPr>
+                              <w:t>11</w:t>
+                            </w:r>
+                            <w:r>
+                              <w:rPr>
+                                <w:i w:val="false"/>
+                                <w:iCs w:val="false"/>
+                                <w:sz w:val="28"/>
+                                <w:szCs w:val="28"/>
+                              </w:rPr>
+                              <w:fldChar w:fldCharType="end"/>
+                            </w:r>
+                            <w:r>
+                              <w:rPr>
+                                <w:i w:val="false"/>
+                                <w:iCs w:val="false"/>
+                                <w:sz w:val="28"/>
+                                <w:szCs w:val="28"/>
+                              </w:rPr>
+                              <w:t>: Настройки Thread Group</w:t>
+                            </w:r>
+                          </w:p>
+                        </w:txbxContent>
+                      </wps:txbx>
+                      <wps:bodyPr anchor="t" lIns="0" tIns="0" rIns="0" bIns="0">
+                        <a:noAutofit/>
+                      </wps:bodyPr>
+                    </wps:wsp>
+                  </a:graphicData>
+                </a:graphic>
+              </wp:anchor>
+            </w:drawing>
+          </mc:Choice>
+          <mc:Fallback>
+            <w:pict>
+              <v:rect style="position:absolute;rotation:-0;width:467.75pt;height:367.15pt;mso-wrap-distance-left:0pt;mso-wrap-distance-right:0pt;mso-wrap-distance-top:0pt;mso-wrap-distance-bottom:0pt;margin-top:-4.3pt;mso-position-vertical-relative:text;margin-left:0pt;mso-position-horizontal:center;mso-position-horizontal-relative:text">
+                <v:textbox inset="0in,0in,0in,0in">
+                  <w:txbxContent>
+                    <w:p>
+                      <w:pPr>
+                        <w:pStyle w:val="Style21"/>
+                        <w:spacing w:before="120" w:after="120"/>
+                        <w:rPr>
+                          <w:i w:val="false"/>
+                          <w:iCs w:val="false"/>
+                          <w:sz w:val="28"/>
+                          <w:szCs w:val="28"/>
+                        </w:rPr>
+                      </w:pPr>
+                      <w:r>
+                        <w:rPr>
+                          <w:i w:val="false"/>
+                          <w:iCs w:val="false"/>
+                          <w:sz w:val="28"/>
+                          <w:szCs w:val="28"/>
+                        </w:rPr>
+                        <w:drawing>
+                          <wp:inline distT="0" distB="0" distL="0" distR="0">
+                            <wp:extent cx="5940425" cy="4290060"/>
+                            <wp:effectExtent l="0" t="0" r="0" b="0"/>
+                            <wp:docPr id="36" name="Изображение11"/>
+                            <wp:cNvGraphicFramePr>
+                              <a:graphicFrameLocks xmlns:a="http://schemas.openxmlformats.org/drawingml/2006/main" noChangeAspect="1"/>
+                            </wp:cNvGraphicFramePr>
+                            <a:graphic xmlns:a="http://schemas.openxmlformats.org/drawingml/2006/main">
+                              <a:graphicData uri="http://schemas.openxmlformats.org/drawingml/2006/picture">
+                                <pic:pic xmlns:pic="http://schemas.openxmlformats.org/drawingml/2006/picture">
+                                  <pic:nvPicPr>
+                                    <pic:cNvPr id="36" name="Изображение11"/>
+                                    <pic:cNvPicPr>
+                                      <a:picLocks noChangeAspect="1" noChangeArrowheads="1"/>
+                                    </pic:cNvPicPr>
+                                  </pic:nvPicPr>
+                                  <pic:blipFill>
+                                    <a:blip r:embed="rId26"/>
+                                    <a:stretch>
+                                      <a:fillRect/>
+                                    </a:stretch>
+                                  </pic:blipFill>
+                                  <pic:spPr bwMode="auto">
+                                    <a:xfrm>
+                                      <a:off x="0" y="0"/>
+                                      <a:ext cx="5940425" cy="4290060"/>
+                                    </a:xfrm>
+                                    <a:prstGeom prst="rect">
+                                      <a:avLst/>
+                                    </a:prstGeom>
+                                    <a:noFill/>
+                                  </pic:spPr>
+                                </pic:pic>
+                              </a:graphicData>
+                            </a:graphic>
+                          </wp:inline>
+                        </w:drawing>
+                        <w:t xml:space="preserve">Рисунок </w:t>
+                      </w:r>
+                      <w:r>
+                        <w:rPr>
+                          <w:i w:val="false"/>
+                          <w:iCs w:val="false"/>
+                          <w:sz w:val="28"/>
+                          <w:szCs w:val="28"/>
+                        </w:rPr>
+                        <w:fldChar w:fldCharType="begin"/>
+                      </w:r>
+                      <w:r>
+                        <w:rPr>
+                          <w:i w:val="false"/>
+                          <w:iCs w:val="false"/>
+                          <w:sz w:val="28"/>
+                          <w:szCs w:val="28"/>
+                        </w:rPr>
+                        <w:instrText xml:space="preserve"> SEQ Рисунок \* ARABIC </w:instrText>
+                      </w:r>
+                      <w:r>
+                        <w:rPr>
+                          <w:i w:val="false"/>
+                          <w:iCs w:val="false"/>
+                          <w:sz w:val="28"/>
+                          <w:szCs w:val="28"/>
+                        </w:rPr>
+                        <w:fldChar w:fldCharType="separate"/>
+                      </w:r>
+                      <w:r>
+                        <w:rPr>
+                          <w:i w:val="false"/>
+                          <w:iCs w:val="false"/>
+                          <w:sz w:val="28"/>
+                          <w:szCs w:val="28"/>
+                        </w:rPr>
+                        <w:t>11</w:t>
+                      </w:r>
+                      <w:r>
+                        <w:rPr>
+                          <w:i w:val="false"/>
+                          <w:iCs w:val="false"/>
+                          <w:sz w:val="28"/>
+                          <w:szCs w:val="28"/>
+                        </w:rPr>
+                        <w:fldChar w:fldCharType="end"/>
+                      </w:r>
+                      <w:r>
+                        <w:rPr>
+                          <w:i w:val="false"/>
+                          <w:iCs w:val="false"/>
+                          <w:sz w:val="28"/>
+                          <w:szCs w:val="28"/>
+                        </w:rPr>
+                        <w:t>: Настройки Thread Group</w:t>
+                      </w:r>
+                    </w:p>
+                  </w:txbxContent>
+                </v:textbox>
+                <w10:wrap type="square" side="largest"/>
+              </v:rect>
+            </w:pict>
+          </mc:Fallback>
+        </mc:AlternateContent>
+      </w:r>
+    </w:p>
+    <w:p>
+      <w:pPr>
+        <w:pStyle w:val="Normal"/>
+        <w:bidi w:val="0"/>
+        <w:spacing w:lineRule="auto" w:line="360" w:beforeAutospacing="0" w:before="0" w:afterAutospacing="0" w:after="160"/>
+        <w:ind w:firstLine="709" w:left="0" w:right="0"/>
+        <w:jc w:val="both"/>
+        <w:rPr>
+          <w:lang w:val="ru-RU"/>
+        </w:rPr>
+      </w:pPr>
+      <w:r>
+        <w:rPr>
+          <w:lang w:val="ru-RU"/>
+        </w:rPr>
+        <w:t xml:space="preserve">Для игнорирования ответов с кодом 500 добавим </w:t>
+      </w:r>
+      <w:r>
+        <w:rPr>
+          <w:lang w:val="en-US"/>
+        </w:rPr>
+        <w:t>Post-processor.</w:t>
+      </w:r>
+    </w:p>
+    <w:p>
+      <w:pPr>
+        <w:pStyle w:val="Normal"/>
+        <w:bidi w:val="0"/>
+        <w:spacing w:lineRule="auto" w:line="360" w:beforeAutospacing="0" w:before="0" w:afterAutospacing="0" w:after="160"/>
+        <w:ind w:firstLine="709" w:left="0" w:right="0"/>
+        <w:jc w:val="both"/>
+        <w:rPr>
+          <w:lang w:val="en-US"/>
+        </w:rPr>
+      </w:pPr>
+      <w:r>
+        <w:rPr>
+          <w:lang w:val="en-US"/>
+        </w:rPr>
+      </w:r>
+      <w:r>
+        <w:br w:type="page"/>
+      </w:r>
+      <w:r>
+        <mc:AlternateContent>
+          <mc:Choice Requires="wps">
+            <w:drawing>
+              <wp:anchor distT="0" distB="0" distL="0" distR="0" simplePos="0" relativeHeight="30" behindDoc="0" locked="0" layoutInCell="0" allowOverlap="1">
+                <wp:simplePos x="0" y="0"/>
+                <wp:positionH relativeFrom="column">
+                  <wp:align>center</wp:align>
+                </wp:positionH>
+                <wp:positionV relativeFrom="paragraph">
+                  <wp:posOffset>635</wp:posOffset>
+                </wp:positionV>
+                <wp:extent cx="5296535" cy="4430395"/>
+                <wp:effectExtent l="0" t="0" r="0" b="0"/>
+                <wp:wrapSquare wrapText="largest"/>
+                <wp:docPr id="37" name="Врезка15"/>
+                <a:graphic xmlns:a="http://schemas.openxmlformats.org/drawingml/2006/main">
+                  <a:graphicData uri="http://schemas.microsoft.com/office/word/2010/wordprocessingShape">
+                    <wps:wsp>
+                      <wps:cNvSpPr txBox="1"/>
+                      <wps:spPr>
+                        <a:xfrm>
+                          <a:off x="0" y="0"/>
+                          <a:ext cx="5296535" cy="4430395"/>
+                        </a:xfrm>
+                        <a:prstGeom prst="rect"/>
+                        <a:solidFill>
+                          <a:srgbClr val="FFFFFF"/>
+                        </a:solidFill>
+                      </wps:spPr>
+                      <wps:txbx>
+                        <w:txbxContent>
+                          <w:p>
+                            <w:pPr>
+                              <w:pStyle w:val="Style21"/>
+                              <w:spacing w:before="120" w:after="120"/>
+                              <w:rPr>
+                                <w:i w:val="false"/>
+                                <w:iCs w:val="false"/>
+                                <w:sz w:val="28"/>
+                                <w:szCs w:val="28"/>
+                              </w:rPr>
+                            </w:pPr>
+                            <w:r>
+                              <w:rPr>
+                                <w:i w:val="false"/>
+                                <w:iCs w:val="false"/>
+                                <w:sz w:val="28"/>
+                                <w:szCs w:val="28"/>
+                              </w:rPr>
+                              <w:drawing>
+                                <wp:inline distT="0" distB="0" distL="0" distR="0">
+                                  <wp:extent cx="5296535" cy="4057650"/>
+                                  <wp:effectExtent l="0" t="0" r="0" b="0"/>
+                                  <wp:docPr id="38" name="Изображение12"/>
+                                  <wp:cNvGraphicFramePr>
+                                    <a:graphicFrameLocks xmlns:a="http://schemas.openxmlformats.org/drawingml/2006/main" noChangeAspect="1"/>
+                                  </wp:cNvGraphicFramePr>
+                                  <a:graphic xmlns:a="http://schemas.openxmlformats.org/drawingml/2006/main">
+                                    <a:graphicData uri="http://schemas.openxmlformats.org/drawingml/2006/picture">
+                                      <pic:pic xmlns:pic="http://schemas.openxmlformats.org/drawingml/2006/picture">
+                                        <pic:nvPicPr>
+                                          <pic:cNvPr id="38" name="Изображение12"/>
+                                          <pic:cNvPicPr>
+                                            <a:picLocks noChangeAspect="1" noChangeArrowheads="1"/>
+                                          </pic:cNvPicPr>
+                                        </pic:nvPicPr>
+                                        <pic:blipFill>
+                                          <a:blip r:embed="rId27"/>
+                                          <a:stretch>
+                                            <a:fillRect/>
+                                          </a:stretch>
+                                        </pic:blipFill>
+                                        <pic:spPr bwMode="auto">
+                                          <a:xfrm>
+                                            <a:off x="0" y="0"/>
+                                            <a:ext cx="5296535" cy="4057650"/>
+                                          </a:xfrm>
+                                          <a:prstGeom prst="rect">
+                                            <a:avLst/>
+                                          </a:prstGeom>
+                                          <a:noFill/>
+                                        </pic:spPr>
+                                      </pic:pic>
+                                    </a:graphicData>
+                                  </a:graphic>
+                                </wp:inline>
+                              </w:drawing>
+                              <w:t xml:space="preserve">Рисунок </w:t>
+                            </w:r>
+                            <w:r>
+                              <w:rPr>
+                                <w:i w:val="false"/>
+                                <w:iCs w:val="false"/>
+                                <w:sz w:val="28"/>
+                                <w:szCs w:val="28"/>
+                              </w:rPr>
+                              <w:fldChar w:fldCharType="begin"/>
+                            </w:r>
+                            <w:r>
+                              <w:rPr>
+                                <w:i w:val="false"/>
+                                <w:iCs w:val="false"/>
+                                <w:sz w:val="28"/>
+                                <w:szCs w:val="28"/>
+                              </w:rPr>
+                              <w:instrText xml:space="preserve"> SEQ Рисунок \* ARABIC </w:instrText>
+                            </w:r>
+                            <w:r>
+                              <w:rPr>
+                                <w:i w:val="false"/>
+                                <w:iCs w:val="false"/>
+                                <w:sz w:val="28"/>
+                                <w:szCs w:val="28"/>
+                              </w:rPr>
+                              <w:fldChar w:fldCharType="separate"/>
+                            </w:r>
+                            <w:r>
+                              <w:rPr>
+                                <w:i w:val="false"/>
+                                <w:iCs w:val="false"/>
+                                <w:sz w:val="28"/>
+                                <w:szCs w:val="28"/>
+                              </w:rPr>
+                              <w:t>12</w:t>
+                            </w:r>
+                            <w:r>
+                              <w:rPr>
+                                <w:i w:val="false"/>
+                                <w:iCs w:val="false"/>
+                                <w:sz w:val="28"/>
+                                <w:szCs w:val="28"/>
+                              </w:rPr>
+                              <w:fldChar w:fldCharType="end"/>
+                            </w:r>
+                            <w:r>
+                              <w:rPr>
+                                <w:i w:val="false"/>
+                                <w:iCs w:val="false"/>
+                                <w:sz w:val="28"/>
+                                <w:szCs w:val="28"/>
+                              </w:rPr>
+                              <w:t>: PostProcessor</w:t>
+                            </w:r>
+                          </w:p>
+                        </w:txbxContent>
+                      </wps:txbx>
+                      <wps:bodyPr anchor="t" lIns="0" tIns="0" rIns="0" bIns="0">
+                        <a:noAutofit/>
+                      </wps:bodyPr>
+                    </wps:wsp>
+                  </a:graphicData>
+                </a:graphic>
+              </wp:anchor>
+            </w:drawing>
+          </mc:Choice>
+          <mc:Fallback>
+            <w:pict>
+              <v:rect style="position:absolute;rotation:-0;width:417.05pt;height:348.85pt;mso-wrap-distance-left:0pt;mso-wrap-distance-right:0pt;mso-wrap-distance-top:0pt;mso-wrap-distance-bottom:0pt;margin-top:0pt;mso-position-vertical:top;mso-position-vertical-relative:text;margin-left:25.35pt;mso-position-horizontal:center;mso-position-horizontal-relative:text">
+                <v:textbox inset="0in,0in,0in,0in">
+                  <w:txbxContent>
+                    <w:p>
+                      <w:pPr>
+                        <w:pStyle w:val="Style21"/>
+                        <w:spacing w:before="120" w:after="120"/>
+                        <w:rPr>
+                          <w:i w:val="false"/>
+                          <w:iCs w:val="false"/>
+                          <w:sz w:val="28"/>
+                          <w:szCs w:val="28"/>
+                        </w:rPr>
+                      </w:pPr>
+                      <w:r>
+                        <w:rPr>
+                          <w:i w:val="false"/>
+                          <w:iCs w:val="false"/>
+                          <w:sz w:val="28"/>
+                          <w:szCs w:val="28"/>
+                        </w:rPr>
+                        <w:drawing>
+                          <wp:inline distT="0" distB="0" distL="0" distR="0">
+                            <wp:extent cx="5296535" cy="4057650"/>
+                            <wp:effectExtent l="0" t="0" r="0" b="0"/>
+                            <wp:docPr id="39" name="Изображение12"/>
+                            <wp:cNvGraphicFramePr>
+                              <a:graphicFrameLocks xmlns:a="http://schemas.openxmlformats.org/drawingml/2006/main" noChangeAspect="1"/>
+                            </wp:cNvGraphicFramePr>
+                            <a:graphic xmlns:a="http://schemas.openxmlformats.org/drawingml/2006/main">
+                              <a:graphicData uri="http://schemas.openxmlformats.org/drawingml/2006/picture">
+                                <pic:pic xmlns:pic="http://schemas.openxmlformats.org/drawingml/2006/picture">
+                                  <pic:nvPicPr>
+                                    <pic:cNvPr id="39" name="Изображение12"/>
+                                    <pic:cNvPicPr>
+                                      <a:picLocks noChangeAspect="1" noChangeArrowheads="1"/>
+                                    </pic:cNvPicPr>
+                                  </pic:nvPicPr>
+                                  <pic:blipFill>
+                                    <a:blip r:embed="rId28"/>
+                                    <a:stretch>
+                                      <a:fillRect/>
+                                    </a:stretch>
+                                  </pic:blipFill>
+                                  <pic:spPr bwMode="auto">
+                                    <a:xfrm>
+                                      <a:off x="0" y="0"/>
+                                      <a:ext cx="5296535" cy="4057650"/>
+                                    </a:xfrm>
+                                    <a:prstGeom prst="rect">
+                                      <a:avLst/>
+                                    </a:prstGeom>
+                                    <a:noFill/>
+                                  </pic:spPr>
+                                </pic:pic>
+                              </a:graphicData>
+                            </a:graphic>
+                          </wp:inline>
+                        </w:drawing>
+                        <w:t xml:space="preserve">Рисунок </w:t>
+                      </w:r>
+                      <w:r>
+                        <w:rPr>
+                          <w:i w:val="false"/>
+                          <w:iCs w:val="false"/>
+                          <w:sz w:val="28"/>
+                          <w:szCs w:val="28"/>
+                        </w:rPr>
+                        <w:fldChar w:fldCharType="begin"/>
+                      </w:r>
+                      <w:r>
+                        <w:rPr>
+                          <w:i w:val="false"/>
+                          <w:iCs w:val="false"/>
+                          <w:sz w:val="28"/>
+                          <w:szCs w:val="28"/>
+                        </w:rPr>
+                        <w:instrText xml:space="preserve"> SEQ Рисунок \* ARABIC </w:instrText>
+                      </w:r>
+                      <w:r>
+                        <w:rPr>
+                          <w:i w:val="false"/>
+                          <w:iCs w:val="false"/>
+                          <w:sz w:val="28"/>
+                          <w:szCs w:val="28"/>
+                        </w:rPr>
+                        <w:fldChar w:fldCharType="separate"/>
+                      </w:r>
+                      <w:r>
+                        <w:rPr>
+                          <w:i w:val="false"/>
+                          <w:iCs w:val="false"/>
+                          <w:sz w:val="28"/>
+                          <w:szCs w:val="28"/>
+                        </w:rPr>
+                        <w:t>12</w:t>
+                      </w:r>
+                      <w:r>
+                        <w:rPr>
+                          <w:i w:val="false"/>
+                          <w:iCs w:val="false"/>
+                          <w:sz w:val="28"/>
+                          <w:szCs w:val="28"/>
+                        </w:rPr>
+                        <w:fldChar w:fldCharType="end"/>
+                      </w:r>
+                      <w:r>
+                        <w:rPr>
+                          <w:i w:val="false"/>
+                          <w:iCs w:val="false"/>
+                          <w:sz w:val="28"/>
+                          <w:szCs w:val="28"/>
+                        </w:rPr>
+                        <w:t>: PostProcessor</w:t>
+                      </w:r>
+                    </w:p>
+                  </w:txbxContent>
+                </v:textbox>
+                <w10:wrap type="square" side="largest"/>
+              </v:rect>
+            </w:pict>
+          </mc:Fallback>
+        </mc:AlternateContent>
+      </w:r>
+    </w:p>
+    <w:p>
+      <w:pPr>
+        <w:pStyle w:val="Heading1"/>
+        <w:spacing w:lineRule="auto" w:line="360" w:before="0" w:after="0"/>
+        <w:ind w:left="709"/>
+        <w:jc w:val="center"/>
+        <w:rPr>
+          <w:lang w:val="ru-RU"/>
+        </w:rPr>
+      </w:pPr>
+      <w:bookmarkStart w:id="7" w:name="__RefHeading___Toc524_1614521587_Копия_5"/>
+      <w:bookmarkEnd w:id="7"/>
+      <w:r>
+        <w:rPr>
+          <w:rFonts w:eastAsia="Times New Roman" w:cs="Times New Roman"/>
+          <w:b/>
+          <w:bCs/>
+          <w:color w:val="auto"/>
+          <w:lang w:val="ru-RU"/>
+        </w:rPr>
+        <w:t>График</w:t>
+      </w:r>
+      <w:r>
+        <w:rPr>
+          <w:rFonts w:eastAsia="Times New Roman" w:cs="Times New Roman"/>
+          <w:b/>
+          <w:bCs/>
+          <w:color w:val="auto"/>
+          <w:lang w:val="ru-RU"/>
+        </w:rPr>
+        <w:t>и</w:t>
+      </w:r>
+      <w:r>
+        <w:rPr>
+          <w:rFonts w:eastAsia="Times New Roman" w:cs="Times New Roman"/>
+          <w:b/>
+          <w:bCs/>
+          <w:color w:val="auto"/>
+          <w:lang w:val="ru-RU"/>
+        </w:rPr>
+        <w:t xml:space="preserve"> изменения времени отклика</w:t>
+      </w:r>
+    </w:p>
+    <w:p>
+      <w:pPr>
+        <w:pStyle w:val="Normal"/>
+        <w:bidi w:val="0"/>
+        <w:spacing w:lineRule="auto" w:line="360" w:beforeAutospacing="0" w:before="0" w:afterAutospacing="0" w:after="160"/>
+        <w:ind w:firstLine="709" w:left="0" w:right="0"/>
+        <w:jc w:val="both"/>
+        <w:rPr>
+          <w:lang w:val="ru-RU"/>
+        </w:rPr>
+      </w:pPr>
+      <w:r>
+        <w:rPr>
+          <w:lang w:val="ru-RU"/>
+        </w:rPr>
+      </w:r>
+      <w:r>
+        <w:br w:type="page"/>
+      </w:r>
+      <w:r>
+        <mc:AlternateContent>
+          <mc:Choice Requires="wps">
+            <w:drawing>
+              <wp:anchor distT="0" distB="0" distL="0" distR="0" simplePos="0" relativeHeight="32" behindDoc="0" locked="0" layoutInCell="0" allowOverlap="1">
+                <wp:simplePos x="0" y="0"/>
+                <wp:positionH relativeFrom="column">
+                  <wp:align>center</wp:align>
+                </wp:positionH>
+                <wp:positionV relativeFrom="paragraph">
+                  <wp:posOffset>635</wp:posOffset>
+                </wp:positionV>
+                <wp:extent cx="5940425" cy="2281555"/>
+                <wp:effectExtent l="0" t="0" r="0" b="0"/>
+                <wp:wrapSquare wrapText="largest"/>
+                <wp:docPr id="40" name="Врезка16"/>
+                <a:graphic xmlns:a="http://schemas.openxmlformats.org/drawingml/2006/main">
+                  <a:graphicData uri="http://schemas.microsoft.com/office/word/2010/wordprocessingShape">
+                    <wps:wsp>
+                      <wps:cNvSpPr txBox="1"/>
+                      <wps:spPr>
+                        <a:xfrm>
+                          <a:off x="0" y="0"/>
+                          <a:ext cx="5940425" cy="2281555"/>
+                        </a:xfrm>
+                        <a:prstGeom prst="rect"/>
+                        <a:solidFill>
+                          <a:srgbClr val="FFFFFF"/>
+                        </a:solidFill>
+                      </wps:spPr>
+                      <wps:txbx>
+                        <w:txbxContent>
+                          <w:p>
+                            <w:pPr>
+                              <w:pStyle w:val="Style21"/>
+                              <w:spacing w:before="120" w:after="120"/>
+                              <w:rPr>
+                                <w:i w:val="false"/>
+                                <w:iCs w:val="false"/>
+                                <w:sz w:val="28"/>
+                                <w:szCs w:val="28"/>
+                              </w:rPr>
+                            </w:pPr>
+                            <w:r>
+                              <w:rPr>
+                                <w:i w:val="false"/>
+                                <w:iCs w:val="false"/>
+                                <w:sz w:val="28"/>
+                                <w:szCs w:val="28"/>
+                              </w:rPr>
+                              <w:drawing>
+                                <wp:inline distT="0" distB="0" distL="0" distR="0">
+                                  <wp:extent cx="5940425" cy="1908810"/>
+                                  <wp:effectExtent l="0" t="0" r="0" b="0"/>
+                                  <wp:docPr id="41" name="Изображение13"/>
+                                  <wp:cNvGraphicFramePr>
+                                    <a:graphicFrameLocks xmlns:a="http://schemas.openxmlformats.org/drawingml/2006/main" noChangeAspect="1"/>
+                                  </wp:cNvGraphicFramePr>
+                                  <a:graphic xmlns:a="http://schemas.openxmlformats.org/drawingml/2006/main">
+                                    <a:graphicData uri="http://schemas.openxmlformats.org/drawingml/2006/picture">
+                                      <pic:pic xmlns:pic="http://schemas.openxmlformats.org/drawingml/2006/picture">
+                                        <pic:nvPicPr>
+                                          <pic:cNvPr id="41" name="Изображение13"/>
+                                          <pic:cNvPicPr>
+                                            <a:picLocks noChangeAspect="1" noChangeArrowheads="1"/>
+                                          </pic:cNvPicPr>
+                                        </pic:nvPicPr>
+                                        <pic:blipFill>
+                                          <a:blip r:embed="rId29"/>
+                                          <a:stretch>
+                                            <a:fillRect/>
+                                          </a:stretch>
+                                        </pic:blipFill>
+                                        <pic:spPr bwMode="auto">
+                                          <a:xfrm>
+                                            <a:off x="0" y="0"/>
+                                            <a:ext cx="5940425" cy="1908810"/>
+                                          </a:xfrm>
+                                          <a:prstGeom prst="rect">
+                                            <a:avLst/>
+                                          </a:prstGeom>
+                                          <a:noFill/>
+                                        </pic:spPr>
+                                      </pic:pic>
+                                    </a:graphicData>
+                                  </a:graphic>
+                                </wp:inline>
+                              </w:drawing>
+                              <w:t xml:space="preserve">Рисунок </w:t>
+                            </w:r>
+                            <w:r>
+                              <w:rPr>
+                                <w:i w:val="false"/>
+                                <w:iCs w:val="false"/>
+                                <w:sz w:val="28"/>
+                                <w:szCs w:val="28"/>
+                              </w:rPr>
+                              <w:fldChar w:fldCharType="begin"/>
+                            </w:r>
+                            <w:r>
+                              <w:rPr>
+                                <w:i w:val="false"/>
+                                <w:iCs w:val="false"/>
+                                <w:sz w:val="28"/>
+                                <w:szCs w:val="28"/>
+                              </w:rPr>
+                              <w:instrText xml:space="preserve"> SEQ Рисунок \* ARABIC </w:instrText>
+                            </w:r>
+                            <w:r>
+                              <w:rPr>
+                                <w:i w:val="false"/>
+                                <w:iCs w:val="false"/>
+                                <w:sz w:val="28"/>
+                                <w:szCs w:val="28"/>
+                              </w:rPr>
+                              <w:fldChar w:fldCharType="separate"/>
+                            </w:r>
+                            <w:r>
+                              <w:rPr>
+                                <w:i w:val="false"/>
+                                <w:iCs w:val="false"/>
+                                <w:sz w:val="28"/>
+                                <w:szCs w:val="28"/>
+                              </w:rPr>
+                              <w:t>13</w:t>
+                            </w:r>
+                            <w:r>
+                              <w:rPr>
+                                <w:i w:val="false"/>
+                                <w:iCs w:val="false"/>
+                                <w:sz w:val="28"/>
+                                <w:szCs w:val="28"/>
+                              </w:rPr>
+                              <w:fldChar w:fldCharType="end"/>
+                            </w:r>
+                            <w:r>
+                              <w:rPr>
+                                <w:i w:val="false"/>
+                                <w:iCs w:val="false"/>
+                                <w:sz w:val="28"/>
+                                <w:szCs w:val="28"/>
+                              </w:rPr>
+                              <w:t>: Время обработки запроса от количества пользователей</w:t>
+                            </w:r>
+                          </w:p>
+                        </w:txbxContent>
+                      </wps:txbx>
+                      <wps:bodyPr anchor="t" lIns="0" tIns="0" rIns="0" bIns="0">
+                        <a:noAutofit/>
+                      </wps:bodyPr>
+                    </wps:wsp>
+                  </a:graphicData>
+                </a:graphic>
+              </wp:anchor>
+            </w:drawing>
+          </mc:Choice>
+          <mc:Fallback>
+            <w:pict>
+              <v:rect style="position:absolute;rotation:-0;width:467.75pt;height:179.65pt;mso-wrap-distance-left:0pt;mso-wrap-distance-right:0pt;mso-wrap-distance-top:0pt;mso-wrap-distance-bottom:0pt;margin-top:0pt;mso-position-vertical:top;mso-position-vertical-relative:text;margin-left:0pt;mso-position-horizontal:center;mso-position-horizontal-relative:text">
+                <v:textbox inset="0in,0in,0in,0in">
+                  <w:txbxContent>
+                    <w:p>
+                      <w:pPr>
+                        <w:pStyle w:val="Style21"/>
+                        <w:spacing w:before="120" w:after="120"/>
+                        <w:rPr>
+                          <w:i w:val="false"/>
+                          <w:iCs w:val="false"/>
+                          <w:sz w:val="28"/>
+                          <w:szCs w:val="28"/>
+                        </w:rPr>
+                      </w:pPr>
+                      <w:r>
+                        <w:rPr>
+                          <w:i w:val="false"/>
+                          <w:iCs w:val="false"/>
+                          <w:sz w:val="28"/>
+                          <w:szCs w:val="28"/>
+                        </w:rPr>
+                        <w:drawing>
+                          <wp:inline distT="0" distB="0" distL="0" distR="0">
+                            <wp:extent cx="5940425" cy="1908810"/>
+                            <wp:effectExtent l="0" t="0" r="0" b="0"/>
+                            <wp:docPr id="42" name="Изображение13"/>
+                            <wp:cNvGraphicFramePr>
+                              <a:graphicFrameLocks xmlns:a="http://schemas.openxmlformats.org/drawingml/2006/main" noChangeAspect="1"/>
+                            </wp:cNvGraphicFramePr>
+                            <a:graphic xmlns:a="http://schemas.openxmlformats.org/drawingml/2006/main">
+                              <a:graphicData uri="http://schemas.openxmlformats.org/drawingml/2006/picture">
+                                <pic:pic xmlns:pic="http://schemas.openxmlformats.org/drawingml/2006/picture">
+                                  <pic:nvPicPr>
+                                    <pic:cNvPr id="42" name="Изображение13"/>
+                                    <pic:cNvPicPr>
+                                      <a:picLocks noChangeAspect="1" noChangeArrowheads="1"/>
+                                    </pic:cNvPicPr>
+                                  </pic:nvPicPr>
+                                  <pic:blipFill>
+                                    <a:blip r:embed="rId30"/>
+                                    <a:stretch>
+                                      <a:fillRect/>
+                                    </a:stretch>
+                                  </pic:blipFill>
+                                  <pic:spPr bwMode="auto">
+                                    <a:xfrm>
+                                      <a:off x="0" y="0"/>
+                                      <a:ext cx="5940425" cy="1908810"/>
+                                    </a:xfrm>
+                                    <a:prstGeom prst="rect">
+                                      <a:avLst/>
+                                    </a:prstGeom>
+                                    <a:noFill/>
+                                  </pic:spPr>
+                                </pic:pic>
+                              </a:graphicData>
+                            </a:graphic>
+                          </wp:inline>
+                        </w:drawing>
+                        <w:t xml:space="preserve">Рисунок </w:t>
+                      </w:r>
+                      <w:r>
+                        <w:rPr>
+                          <w:i w:val="false"/>
+                          <w:iCs w:val="false"/>
+                          <w:sz w:val="28"/>
+                          <w:szCs w:val="28"/>
+                        </w:rPr>
+                        <w:fldChar w:fldCharType="begin"/>
+                      </w:r>
+                      <w:r>
+                        <w:rPr>
+                          <w:i w:val="false"/>
+                          <w:iCs w:val="false"/>
+                          <w:sz w:val="28"/>
+                          <w:szCs w:val="28"/>
+                        </w:rPr>
+                        <w:instrText xml:space="preserve"> SEQ Рисунок \* ARABIC </w:instrText>
+                      </w:r>
+                      <w:r>
+                        <w:rPr>
+                          <w:i w:val="false"/>
+                          <w:iCs w:val="false"/>
+                          <w:sz w:val="28"/>
+                          <w:szCs w:val="28"/>
+                        </w:rPr>
+                        <w:fldChar w:fldCharType="separate"/>
+                      </w:r>
+                      <w:r>
+                        <w:rPr>
+                          <w:i w:val="false"/>
+                          <w:iCs w:val="false"/>
+                          <w:sz w:val="28"/>
+                          <w:szCs w:val="28"/>
+                        </w:rPr>
+                        <w:t>13</w:t>
+                      </w:r>
+                      <w:r>
+                        <w:rPr>
+                          <w:i w:val="false"/>
+                          <w:iCs w:val="false"/>
+                          <w:sz w:val="28"/>
+                          <w:szCs w:val="28"/>
+                        </w:rPr>
+                        <w:fldChar w:fldCharType="end"/>
+                      </w:r>
+                      <w:r>
+                        <w:rPr>
+                          <w:i w:val="false"/>
+                          <w:iCs w:val="false"/>
+                          <w:sz w:val="28"/>
+                          <w:szCs w:val="28"/>
+                        </w:rPr>
+                        <w:t>: Время обработки запроса от количества пользователей</w:t>
+                      </w:r>
+                    </w:p>
+                  </w:txbxContent>
+                </v:textbox>
+                <w10:wrap type="square" side="largest"/>
+              </v:rect>
+            </w:pict>
+          </mc:Fallback>
+        </mc:AlternateContent>
+      </w:r>
+      <w:r>
+        <mc:AlternateContent>
+          <mc:Choice Requires="wps">
+            <w:drawing>
+              <wp:anchor distT="0" distB="0" distL="0" distR="0" simplePos="0" relativeHeight="34" behindDoc="0" locked="0" layoutInCell="0" allowOverlap="1">
+                <wp:simplePos x="0" y="0"/>
+                <wp:positionH relativeFrom="column">
+                  <wp:align>center</wp:align>
+                </wp:positionH>
+                <wp:positionV relativeFrom="paragraph">
+                  <wp:posOffset>3439160</wp:posOffset>
+                </wp:positionV>
+                <wp:extent cx="5940425" cy="2719705"/>
+                <wp:effectExtent l="0" t="0" r="0" b="0"/>
+                <wp:wrapSquare wrapText="largest"/>
+                <wp:docPr id="43" name="Врезка17"/>
+                <a:graphic xmlns:a="http://schemas.openxmlformats.org/drawingml/2006/main">
+                  <a:graphicData uri="http://schemas.microsoft.com/office/word/2010/wordprocessingShape">
+                    <wps:wsp>
+                      <wps:cNvSpPr txBox="1"/>
+                      <wps:spPr>
+                        <a:xfrm>
+                          <a:off x="0" y="0"/>
+                          <a:ext cx="5940425" cy="2719705"/>
+                        </a:xfrm>
+                        <a:prstGeom prst="rect"/>
+                        <a:solidFill>
+                          <a:srgbClr val="FFFFFF"/>
+                        </a:solidFill>
+                      </wps:spPr>
+                      <wps:txbx>
+                        <w:txbxContent>
+                          <w:p>
+                            <w:pPr>
+                              <w:pStyle w:val="Style21"/>
+                              <w:spacing w:before="120" w:after="120"/>
+                              <w:rPr>
+                                <w:i w:val="false"/>
+                                <w:iCs w:val="false"/>
+                                <w:sz w:val="28"/>
+                                <w:szCs w:val="28"/>
+                              </w:rPr>
+                            </w:pPr>
+                            <w:r>
+                              <w:rPr>
+                                <w:i w:val="false"/>
+                                <w:iCs w:val="false"/>
+                                <w:sz w:val="28"/>
+                                <w:szCs w:val="28"/>
+                              </w:rPr>
+                              <w:drawing>
+                                <wp:inline distT="0" distB="0" distL="0" distR="0">
+                                  <wp:extent cx="5940425" cy="2346960"/>
+                                  <wp:effectExtent l="0" t="0" r="0" b="0"/>
+                                  <wp:docPr id="44" name="Изображение14"/>
+                                  <wp:cNvGraphicFramePr>
+                                    <a:graphicFrameLocks xmlns:a="http://schemas.openxmlformats.org/drawingml/2006/main" noChangeAspect="1"/>
+                                  </wp:cNvGraphicFramePr>
+                                  <a:graphic xmlns:a="http://schemas.openxmlformats.org/drawingml/2006/main">
+                                    <a:graphicData uri="http://schemas.openxmlformats.org/drawingml/2006/picture">
+                                      <pic:pic xmlns:pic="http://schemas.openxmlformats.org/drawingml/2006/picture">
+                                        <pic:nvPicPr>
+                                          <pic:cNvPr id="44" name="Изображение14"/>
+                                          <pic:cNvPicPr>
+                                            <a:picLocks noChangeAspect="1" noChangeArrowheads="1"/>
+                                          </pic:cNvPicPr>
+                                        </pic:nvPicPr>
+                                        <pic:blipFill>
+                                          <a:blip r:embed="rId31"/>
+                                          <a:stretch>
+                                            <a:fillRect/>
+                                          </a:stretch>
+                                        </pic:blipFill>
+                                        <pic:spPr bwMode="auto">
+                                          <a:xfrm>
+                                            <a:off x="0" y="0"/>
+                                            <a:ext cx="5940425" cy="2346960"/>
+                                          </a:xfrm>
+                                          <a:prstGeom prst="rect">
+                                            <a:avLst/>
+                                          </a:prstGeom>
+                                          <a:noFill/>
+                                        </pic:spPr>
+                                      </pic:pic>
+                                    </a:graphicData>
+                                  </a:graphic>
+                                </wp:inline>
+                              </w:drawing>
+                              <w:t xml:space="preserve">Рисунок </w:t>
+                            </w:r>
+                            <w:r>
+                              <w:rPr>
+                                <w:i w:val="false"/>
+                                <w:iCs w:val="false"/>
+                                <w:sz w:val="28"/>
+                                <w:szCs w:val="28"/>
+                              </w:rPr>
+                              <w:fldChar w:fldCharType="begin"/>
+                            </w:r>
+                            <w:r>
+                              <w:rPr>
+                                <w:i w:val="false"/>
+                                <w:iCs w:val="false"/>
+                                <w:sz w:val="28"/>
+                                <w:szCs w:val="28"/>
+                              </w:rPr>
+                              <w:instrText xml:space="preserve"> SEQ Рисунок \* ARABIC </w:instrText>
+                            </w:r>
+                            <w:r>
+                              <w:rPr>
+                                <w:i w:val="false"/>
+                                <w:iCs w:val="false"/>
+                                <w:sz w:val="28"/>
+                                <w:szCs w:val="28"/>
+                              </w:rPr>
+                              <w:fldChar w:fldCharType="separate"/>
+                            </w:r>
+                            <w:r>
+                              <w:rPr>
+                                <w:i w:val="false"/>
+                                <w:iCs w:val="false"/>
+                                <w:sz w:val="28"/>
+                                <w:szCs w:val="28"/>
+                              </w:rPr>
+                              <w:t>14</w:t>
+                            </w:r>
+                            <w:r>
+                              <w:rPr>
+                                <w:i w:val="false"/>
+                                <w:iCs w:val="false"/>
+                                <w:sz w:val="28"/>
+                                <w:szCs w:val="28"/>
+                              </w:rPr>
+                              <w:fldChar w:fldCharType="end"/>
+                            </w:r>
+                            <w:r>
+                              <w:rPr>
+                                <w:i w:val="false"/>
+                                <w:iCs w:val="false"/>
+                                <w:sz w:val="28"/>
+                                <w:szCs w:val="28"/>
+                              </w:rPr>
+                              <w:t>: Статус ответов от времени тестирования</w:t>
+                            </w:r>
+                          </w:p>
+                        </w:txbxContent>
+                      </wps:txbx>
+                      <wps:bodyPr anchor="t" lIns="0" tIns="0" rIns="0" bIns="0">
+                        <a:noAutofit/>
+                      </wps:bodyPr>
+                    </wps:wsp>
+                  </a:graphicData>
+                </a:graphic>
+              </wp:anchor>
+            </w:drawing>
+          </mc:Choice>
+          <mc:Fallback>
+            <w:pict>
+              <v:rect style="position:absolute;rotation:-0;width:467.75pt;height:214.15pt;mso-wrap-distance-left:0pt;mso-wrap-distance-right:0pt;mso-wrap-distance-top:0pt;mso-wrap-distance-bottom:0pt;margin-top:270.8pt;mso-position-vertical-relative:text;margin-left:0pt;mso-position-horizontal:center;mso-position-horizontal-relative:text">
+                <v:textbox inset="0in,0in,0in,0in">
+                  <w:txbxContent>
+                    <w:p>
+                      <w:pPr>
+                        <w:pStyle w:val="Style21"/>
+                        <w:spacing w:before="120" w:after="120"/>
+                        <w:rPr>
+                          <w:i w:val="false"/>
+                          <w:iCs w:val="false"/>
+                          <w:sz w:val="28"/>
+                          <w:szCs w:val="28"/>
+                        </w:rPr>
+                      </w:pPr>
+                      <w:r>
+                        <w:rPr>
+                          <w:i w:val="false"/>
+                          <w:iCs w:val="false"/>
+                          <w:sz w:val="28"/>
+                          <w:szCs w:val="28"/>
+                        </w:rPr>
+                        <w:drawing>
+                          <wp:inline distT="0" distB="0" distL="0" distR="0">
+                            <wp:extent cx="5940425" cy="2346960"/>
+                            <wp:effectExtent l="0" t="0" r="0" b="0"/>
+                            <wp:docPr id="45" name="Изображение14"/>
+                            <wp:cNvGraphicFramePr>
+                              <a:graphicFrameLocks xmlns:a="http://schemas.openxmlformats.org/drawingml/2006/main" noChangeAspect="1"/>
+                            </wp:cNvGraphicFramePr>
+                            <a:graphic xmlns:a="http://schemas.openxmlformats.org/drawingml/2006/main">
+                              <a:graphicData uri="http://schemas.openxmlformats.org/drawingml/2006/picture">
+                                <pic:pic xmlns:pic="http://schemas.openxmlformats.org/drawingml/2006/picture">
+                                  <pic:nvPicPr>
+                                    <pic:cNvPr id="45" name="Изображение14"/>
+                                    <pic:cNvPicPr>
+                                      <a:picLocks noChangeAspect="1" noChangeArrowheads="1"/>
+                                    </pic:cNvPicPr>
+                                  </pic:nvPicPr>
+                                  <pic:blipFill>
+                                    <a:blip r:embed="rId32"/>
+                                    <a:stretch>
+                                      <a:fillRect/>
+                                    </a:stretch>
+                                  </pic:blipFill>
+                                  <pic:spPr bwMode="auto">
+                                    <a:xfrm>
+                                      <a:off x="0" y="0"/>
+                                      <a:ext cx="5940425" cy="2346960"/>
+                                    </a:xfrm>
+                                    <a:prstGeom prst="rect">
+                                      <a:avLst/>
+                                    </a:prstGeom>
+                                    <a:noFill/>
+                                  </pic:spPr>
+                                </pic:pic>
+                              </a:graphicData>
+                            </a:graphic>
+                          </wp:inline>
+                        </w:drawing>
+                        <w:t xml:space="preserve">Рисунок </w:t>
+                      </w:r>
+                      <w:r>
+                        <w:rPr>
+                          <w:i w:val="false"/>
+                          <w:iCs w:val="false"/>
+                          <w:sz w:val="28"/>
+                          <w:szCs w:val="28"/>
+                        </w:rPr>
+                        <w:fldChar w:fldCharType="begin"/>
+                      </w:r>
+                      <w:r>
+                        <w:rPr>
+                          <w:i w:val="false"/>
+                          <w:iCs w:val="false"/>
+                          <w:sz w:val="28"/>
+                          <w:szCs w:val="28"/>
+                        </w:rPr>
+                        <w:instrText xml:space="preserve"> SEQ Рисунок \* ARABIC </w:instrText>
+                      </w:r>
+                      <w:r>
+                        <w:rPr>
+                          <w:i w:val="false"/>
+                          <w:iCs w:val="false"/>
+                          <w:sz w:val="28"/>
+                          <w:szCs w:val="28"/>
+                        </w:rPr>
+                        <w:fldChar w:fldCharType="separate"/>
+                      </w:r>
+                      <w:r>
+                        <w:rPr>
+                          <w:i w:val="false"/>
+                          <w:iCs w:val="false"/>
+                          <w:sz w:val="28"/>
+                          <w:szCs w:val="28"/>
+                        </w:rPr>
+                        <w:t>14</w:t>
+                      </w:r>
+                      <w:r>
+                        <w:rPr>
+                          <w:i w:val="false"/>
+                          <w:iCs w:val="false"/>
+                          <w:sz w:val="28"/>
+                          <w:szCs w:val="28"/>
+                        </w:rPr>
+                        <w:fldChar w:fldCharType="end"/>
+                      </w:r>
+                      <w:r>
+                        <w:rPr>
+                          <w:i w:val="false"/>
+                          <w:iCs w:val="false"/>
+                          <w:sz w:val="28"/>
+                          <w:szCs w:val="28"/>
+                        </w:rPr>
+                        <w:t>: Статус ответов от времени тестирования</w:t>
+                      </w:r>
+                    </w:p>
+                  </w:txbxContent>
+                </v:textbox>
+                <w10:wrap type="square" side="largest"/>
+              </v:rect>
+            </w:pict>
+          </mc:Fallback>
+        </mc:AlternateContent>
+      </w:r>
+    </w:p>
+    <w:p>
+      <w:pPr>
+        <w:pStyle w:val="Heading1"/>
+        <w:spacing w:lineRule="auto" w:line="360" w:before="0" w:after="0"/>
+        <w:ind w:left="709"/>
+        <w:jc w:val="center"/>
+        <w:rPr>
           <w:rFonts w:ascii="Times New Roman" w:hAnsi="Times New Roman"/>
         </w:rPr>
       </w:pPr>
+      <w:bookmarkStart w:id="8" w:name="__RefHeading___Toc524_1614521587_Копия_6"/>
+      <w:bookmarkStart w:id="9" w:name="_Toc146616696_Копия_1_Копия_1"/>
+      <w:bookmarkEnd w:id="8"/>
+      <w:r>
+        <w:rPr>
+          <w:rFonts w:eastAsia="Times New Roman" w:cs="Times New Roman"/>
+          <w:b/>
+          <w:bCs/>
+          <w:color w:val="auto"/>
+        </w:rPr>
+        <w:t>В</w:t>
+      </w:r>
+      <w:bookmarkEnd w:id="9"/>
+      <w:r>
+        <w:rPr>
+          <w:rFonts w:eastAsia="Times New Roman" w:cs="Times New Roman"/>
+          <w:b/>
+          <w:bCs/>
+          <w:color w:val="auto"/>
+        </w:rPr>
+        <w:t>ыводы</w:t>
+      </w:r>
+    </w:p>
+    <w:p>
+      <w:pPr>
+        <w:pStyle w:val="Normal"/>
+        <w:bidi w:val="0"/>
+        <w:spacing w:lineRule="auto" w:line="360" w:beforeAutospacing="0" w:before="0" w:afterAutospacing="0" w:after="160"/>
+        <w:ind w:firstLine="709" w:left="0" w:right="0"/>
+        <w:jc w:val="both"/>
+        <w:rPr>
+          <w:rFonts w:ascii="Times New Roman" w:hAnsi="Times New Roman"/>
+        </w:rPr>
+      </w:pPr>
       <w:r>
         <w:rPr/>
-        <w:t>В ходе работы.</w:t>
+        <w:t>В ходе лабораторной работы было проведено нагрузочное и стресс-тестирование веб-приложения с использованием Apache JMeter. Были настроены тестовые сценарии с различной нагрузкой, выполнено моделирование работы пользователей и собраны результаты в формате</w:t>
+      </w:r>
+      <w:r>
+        <w:rPr>
+          <w:lang w:val="en-US"/>
+        </w:rPr>
+        <w:t xml:space="preserve"> </w:t>
+      </w:r>
+      <w:r>
+        <w:rPr>
+          <w:lang w:val="en-US"/>
+        </w:rPr>
+        <w:t>CSV</w:t>
+      </w:r>
+      <w:r>
+        <w:rPr>
+          <w:lang w:val="en-US"/>
+        </w:rPr>
+        <w:t xml:space="preserve"> </w:t>
+      </w:r>
+      <w:r>
+        <w:rPr/>
+        <w:t>с последующим формированием HTML-отчётов. В процессе анализа полученных данных были рассмотрены основные метрики производительности, включая время отклика, пропускную способность и процент ошибок.</w:t>
       </w:r>
     </w:p>
     <w:sectPr>
-      <w:headerReference w:type="even" r:id="rId5"/>
-      <w:headerReference w:type="default" r:id="rId6"/>
-      <w:headerReference w:type="first" r:id="rId7"/>
-      <w:footerReference w:type="even" r:id="rId8"/>
-      <w:footerReference w:type="default" r:id="rId9"/>
-      <w:footerReference w:type="first" r:id="rId10"/>
+      <w:headerReference w:type="even" r:id="rId33"/>
+      <w:headerReference w:type="default" r:id="rId34"/>
+      <w:headerReference w:type="first" r:id="rId35"/>
+      <w:footerReference w:type="even" r:id="rId36"/>
+      <w:footerReference w:type="default" r:id="rId37"/>
+      <w:footerReference w:type="first" r:id="rId38"/>
       <w:type w:val="nextPage"/>
       <w:pgSz w:w="11906" w:h="16838"/>
       <w:pgMar w:left="1701" w:right="850" w:gutter="0" w:header="1134" w:top="1548" w:footer="1134" w:bottom="1548"/>
@@ -1576,7 +6007,7 @@
           </w:r>
           <w:r>
             <w:rPr/>
-            <w:t>10</w:t>
+            <w:t>15</w:t>
           </w:r>
           <w:r>
             <w:rPr/>
@@ -3050,7 +7481,7 @@
   </w:style>
   <w:style w:type="paragraph" w:styleId="Heading2">
     <w:name w:val="heading 2"/>
-    <w:basedOn w:val="Style14"/>
+    <w:basedOn w:val="user3"/>
     <w:next w:val="BodyText"/>
     <w:qFormat/>
     <w:pPr>
@@ -3072,7 +7503,7 @@
   </w:style>
   <w:style w:type="paragraph" w:styleId="Heading3">
     <w:name w:val="heading 3"/>
-    <w:basedOn w:val="Style14"/>
+    <w:basedOn w:val="user3"/>
     <w:next w:val="BodyText"/>
     <w:qFormat/>
     <w:pPr>
@@ -3134,20 +7565,20 @@
     <w:qFormat/>
     <w:rPr/>
   </w:style>
-  <w:style w:type="character" w:styleId="Style11">
-    <w:name w:val="Ссылка указателя"/>
+  <w:style w:type="character" w:styleId="user">
+    <w:name w:val="Ссылка указателя (user)"/>
     <w:qFormat/>
     <w:rPr/>
   </w:style>
-  <w:style w:type="character" w:styleId="Style12">
-    <w:name w:val="Маркеры"/>
+  <w:style w:type="character" w:styleId="user1">
+    <w:name w:val="Маркеры (user)"/>
     <w:qFormat/>
     <w:rPr>
       <w:rFonts w:ascii="OpenSymbol" w:hAnsi="OpenSymbol" w:eastAsia="OpenSymbol" w:cs="OpenSymbol"/>
     </w:rPr>
   </w:style>
-  <w:style w:type="character" w:styleId="Style13">
-    <w:name w:val="Символ нумерации"/>
+  <w:style w:type="character" w:styleId="user2">
+    <w:name w:val="Символ нумерации (user)"/>
     <w:qFormat/>
     <w:rPr/>
   </w:style>
@@ -3166,12 +7597,12 @@
       <w:u w:val="single"/>
     </w:rPr>
   </w:style>
-  <w:style w:type="character" w:styleId="user">
-    <w:name w:val="Ссылка указателя (user)"/>
+  <w:style w:type="character" w:styleId="Style11">
+    <w:name w:val="Ссылка указателя"/>
     <w:qFormat/>
     <w:rPr/>
   </w:style>
-  <w:style w:type="paragraph" w:styleId="Style14">
+  <w:style w:type="paragraph" w:styleId="Style12">
     <w:name w:val="Заголовок"/>
     <w:basedOn w:val="Normal"/>
     <w:next w:val="BodyText"/>
@@ -3222,7 +7653,7 @@
       <w:szCs w:val="24"/>
     </w:rPr>
   </w:style>
-  <w:style w:type="paragraph" w:styleId="Style15">
+  <w:style w:type="paragraph" w:styleId="Style13">
     <w:name w:val="Указатель"/>
     <w:basedOn w:val="Normal"/>
     <w:qFormat/>
@@ -3233,7 +7664,7 @@
       <w:rFonts w:cs="Arial"/>
     </w:rPr>
   </w:style>
-  <w:style w:type="paragraph" w:styleId="user1">
+  <w:style w:type="paragraph" w:styleId="user3">
     <w:name w:val="Заголовок (user)"/>
     <w:basedOn w:val="Normal"/>
     <w:next w:val="BodyText"/>
@@ -3248,7 +7679,7 @@
       <w:szCs w:val="28"/>
     </w:rPr>
   </w:style>
-  <w:style w:type="paragraph" w:styleId="user2">
+  <w:style w:type="paragraph" w:styleId="user4">
     <w:name w:val="Указатель (user)"/>
     <w:basedOn w:val="Normal"/>
     <w:qFormat/>
@@ -3287,22 +7718,22 @@
     </w:pPr>
     <w:rPr/>
   </w:style>
-  <w:style w:type="paragraph" w:styleId="Style16">
+  <w:style w:type="paragraph" w:styleId="Style14">
     <w:name w:val="Колонтитул"/>
     <w:basedOn w:val="Normal"/>
     <w:qFormat/>
     <w:pPr/>
     <w:rPr/>
   </w:style>
-  <w:style w:type="paragraph" w:styleId="Style17">
-    <w:name w:val="Колонтитулы"/>
+  <w:style w:type="paragraph" w:styleId="user5">
+    <w:name w:val="Колонтитулы (user)"/>
     <w:basedOn w:val="Normal"/>
     <w:qFormat/>
     <w:pPr/>
     <w:rPr/>
   </w:style>
-  <w:style w:type="paragraph" w:styleId="user3">
-    <w:name w:val="Колонтитулы (user)"/>
+  <w:style w:type="paragraph" w:styleId="Style15">
+    <w:name w:val="Колонтитулы"/>
     <w:basedOn w:val="Normal"/>
     <w:qFormat/>
     <w:pPr/>
@@ -3354,14 +7785,14 @@
   </w:style>
   <w:style w:type="paragraph" w:styleId="indexheading1">
     <w:name w:val="index heading1"/>
-    <w:basedOn w:val="Style14"/>
+    <w:basedOn w:val="user3"/>
     <w:qFormat/>
     <w:pPr/>
     <w:rPr/>
   </w:style>
   <w:style w:type="paragraph" w:styleId="IndexHeading">
     <w:name w:val="index heading"/>
-    <w:basedOn w:val="Style14"/>
+    <w:basedOn w:val="user3"/>
     <w:pPr/>
     <w:rPr/>
   </w:style>
@@ -3384,7 +7815,7 @@
   </w:style>
   <w:style w:type="paragraph" w:styleId="Title">
     <w:name w:val="Title"/>
-    <w:basedOn w:val="Style14"/>
+    <w:basedOn w:val="user3"/>
     <w:next w:val="BodyText"/>
     <w:qFormat/>
     <w:pPr>
@@ -3397,8 +7828,8 @@
       <w:szCs w:val="56"/>
     </w:rPr>
   </w:style>
-  <w:style w:type="paragraph" w:styleId="Style18">
-    <w:name w:val="Рисунок"/>
+  <w:style w:type="paragraph" w:styleId="user6">
+    <w:name w:val="Рисунок (user)"/>
     <w:basedOn w:val="caption1"/>
     <w:qFormat/>
     <w:pPr/>
@@ -3409,15 +7840,15 @@
       <w:szCs w:val="28"/>
     </w:rPr>
   </w:style>
-  <w:style w:type="paragraph" w:styleId="Style19">
-    <w:name w:val="Содержимое врезки"/>
+  <w:style w:type="paragraph" w:styleId="user7">
+    <w:name w:val="Содержимое врезки (user)"/>
     <w:basedOn w:val="Normal"/>
     <w:qFormat/>
     <w:pPr/>
     <w:rPr/>
   </w:style>
-  <w:style w:type="paragraph" w:styleId="Style20">
-    <w:name w:val="Содержимое таблицы"/>
+  <w:style w:type="paragraph" w:styleId="user8">
+    <w:name w:val="Содержимое таблицы (user)"/>
     <w:basedOn w:val="Normal"/>
     <w:qFormat/>
     <w:pPr>
@@ -3442,9 +7873,9 @@
       <w:lang w:val="ru-RU"/>
     </w:rPr>
   </w:style>
-  <w:style w:type="paragraph" w:styleId="Style21">
-    <w:name w:val="Заголовок таблицы"/>
-    <w:basedOn w:val="Style20"/>
+  <w:style w:type="paragraph" w:styleId="user9">
+    <w:name w:val="Заголовок таблицы (user)"/>
+    <w:basedOn w:val="user8"/>
     <w:qFormat/>
     <w:pPr>
       <w:suppressLineNumbers/>
@@ -3455,14 +7886,14 @@
       <w:bCs/>
     </w:rPr>
   </w:style>
-  <w:style w:type="paragraph" w:styleId="Style22">
-    <w:name w:val="Фигура"/>
+  <w:style w:type="paragraph" w:styleId="user10">
+    <w:name w:val="Фигура (user)"/>
     <w:basedOn w:val="caption1"/>
     <w:qFormat/>
     <w:pPr/>
     <w:rPr/>
   </w:style>
-  <w:style w:type="paragraph" w:styleId="Style23">
+  <w:style w:type="paragraph" w:styleId="Style16">
     <w:name w:val="График"/>
     <w:basedOn w:val="caption1"/>
     <w:qFormat/>
@@ -3471,7 +7902,7 @@
   </w:style>
   <w:style w:type="paragraph" w:styleId="TOC2">
     <w:name w:val="toc 2"/>
-    <w:basedOn w:val="Style15"/>
+    <w:basedOn w:val="user4"/>
     <w:pPr>
       <w:tabs>
         <w:tab w:val="clear" w:pos="708"/>
@@ -3483,7 +7914,7 @@
   </w:style>
   <w:style w:type="paragraph" w:styleId="TOC3">
     <w:name w:val="toc 3"/>
-    <w:basedOn w:val="Style15"/>
+    <w:basedOn w:val="user4"/>
     <w:pPr>
       <w:tabs>
         <w:tab w:val="clear" w:pos="708"/>
@@ -3493,22 +7924,22 @@
     </w:pPr>
     <w:rPr/>
   </w:style>
-  <w:style w:type="paragraph" w:styleId="Style24">
+  <w:style w:type="paragraph" w:styleId="Style17">
     <w:name w:val="Текст в Таблице"/>
-    <w:basedOn w:val="Style20"/>
+    <w:basedOn w:val="user8"/>
     <w:qFormat/>
     <w:pPr/>
     <w:rPr/>
   </w:style>
-  <w:style w:type="paragraph" w:styleId="user4">
-    <w:name w:val="Содержимое врезки (user)"/>
+  <w:style w:type="paragraph" w:styleId="Style18">
+    <w:name w:val="Содержимое врезки"/>
     <w:basedOn w:val="Normal"/>
     <w:qFormat/>
     <w:pPr/>
     <w:rPr/>
   </w:style>
-  <w:style w:type="paragraph" w:styleId="user5">
-    <w:name w:val="Содержимое таблицы (user)"/>
+  <w:style w:type="paragraph" w:styleId="Style19">
+    <w:name w:val="Содержимое таблицы"/>
     <w:basedOn w:val="Normal"/>
     <w:qFormat/>
     <w:pPr>
@@ -3517,9 +7948,9 @@
     </w:pPr>
     <w:rPr/>
   </w:style>
-  <w:style w:type="paragraph" w:styleId="user6">
-    <w:name w:val="Заголовок таблицы (user)"/>
-    <w:basedOn w:val="user5"/>
+  <w:style w:type="paragraph" w:styleId="Style20">
+    <w:name w:val="Заголовок таблицы"/>
+    <w:basedOn w:val="Style19"/>
     <w:qFormat/>
     <w:pPr>
       <w:suppressLineNumbers/>
@@ -3530,15 +7961,15 @@
       <w:bCs/>
     </w:rPr>
   </w:style>
-  <w:style w:type="paragraph" w:styleId="user7">
-    <w:name w:val="Рисунок (user)"/>
+  <w:style w:type="paragraph" w:styleId="Style21">
+    <w:name w:val="Рисунок"/>
     <w:basedOn w:val="Caption"/>
     <w:qFormat/>
     <w:pPr/>
     <w:rPr/>
   </w:style>
-  <w:style w:type="numbering" w:styleId="Style25" w:default="1">
-    <w:name w:val="Без списка"/>
+  <w:style w:type="numbering" w:styleId="user11" w:default="1">
+    <w:name w:val="Без списка (user)"/>
     <w:uiPriority w:val="99"/>
     <w:semiHidden/>
     <w:unhideWhenUsed/>

--- a/docs/ТПО ЛР №4 Силинцев ВВ.docx
+++ b/docs/ТПО ЛР №4 Силинцев ВВ.docx
@@ -1,6 +1,6 @@
 
 <file path=word/document.xml><?xml version="1.0" encoding="utf-8"?>
-<w:document xmlns:o="urn:schemas-microsoft-com:office:office" xmlns:r="http://schemas.openxmlformats.org/officeDocument/2006/relationships" xmlns:v="urn:schemas-microsoft-com:vml" xmlns:w="http://schemas.openxmlformats.org/wordprocessingml/2006/main" xmlns:w10="urn:schemas-microsoft-com:office:word" xmlns:wp="http://schemas.openxmlformats.org/drawingml/2006/wordprocessingDrawing" xmlns:pic="http://schemas.openxmlformats.org/drawingml/2006/picture" xmlns:wps="http://schemas.microsoft.com/office/word/2010/wordprocessingShape" xmlns:wpg="http://schemas.microsoft.com/office/word/2010/wordprocessingGroup" xmlns:mc="http://schemas.openxmlformats.org/markup-compatibility/2006" xmlns:wp14="http://schemas.microsoft.com/office/word/2010/wordprocessingDrawing" xmlns:w14="http://schemas.microsoft.com/office/word/2010/wordml" xmlns:w15="http://schemas.microsoft.com/office/word/2012/wordml" mc:Ignorable="w14 wp14 w15">
+<w:document xmlns:o="urn:schemas-microsoft-com:office:office" xmlns:r="http://schemas.openxmlformats.org/officeDocument/2006/relationships" xmlns:v="urn:schemas-microsoft-com:vml" xmlns:w="http://schemas.openxmlformats.org/wordprocessingml/2006/main" xmlns:w10="urn:schemas-microsoft-com:office:word" xmlns:wp="http://schemas.openxmlformats.org/drawingml/2006/wordprocessingDrawing" xmlns:wps="http://schemas.microsoft.com/office/word/2010/wordprocessingShape" xmlns:wpg="http://schemas.microsoft.com/office/word/2010/wordprocessingGroup" xmlns:mc="http://schemas.openxmlformats.org/markup-compatibility/2006" xmlns:wp14="http://schemas.microsoft.com/office/word/2010/wordprocessingDrawing" xmlns:w14="http://schemas.microsoft.com/office/word/2010/wordml" xmlns:w15="http://schemas.microsoft.com/office/word/2012/wordml" mc:Ignorable="w14 wp14 w15">
   <w:body>
     <w:p>
       <w:pPr>
@@ -16,7 +16,7 @@
         <mc:AlternateContent>
           <mc:Choice Requires="wps">
             <w:drawing>
-              <wp:anchor distT="0" distB="0" distL="0" distR="0" simplePos="0" relativeHeight="2" behindDoc="0" locked="0" layoutInCell="1" allowOverlap="1">
+              <wp:anchor behindDoc="0" distT="0" distB="0" distL="0" distR="0" simplePos="0" locked="0" layoutInCell="1" allowOverlap="1" relativeHeight="2">
                 <wp:simplePos x="0" y="0"/>
                 <wp:positionH relativeFrom="column">
                   <wp:posOffset>-213360</wp:posOffset>
@@ -81,7 +81,7 @@
           </mc:Choice>
           <mc:Fallback>
             <w:pict>
-              <v:rect id="shape_0" stroked="f" o:allowincell="f" style="position:absolute;margin-left:-16.8pt;margin-top:0.05pt;width:16.75pt;height:16.75pt;mso-wrap-style:none;v-text-anchor:middle">
+              <v:rect id="shape_0" ID="user-content-стартовая-страница-должна-содержать-следующие-элементы" path="m0,0l-2147483645,0l-2147483645,-2147483646l0,-2147483646xe" stroked="f" o:allowincell="f" style="position:absolute;margin-left:-16.8pt;margin-top:0.05pt;width:16.75pt;height:16.75pt;mso-wrap-style:none;v-text-anchor:middle">
                 <v:fill o:detectmouseclick="t" on="false"/>
                 <v:stroke color="#3465a4" joinstyle="round" endcap="flat"/>
                 <v:textbox>
@@ -111,7 +111,7 @@
         <mc:AlternateContent>
           <mc:Choice Requires="wps">
             <w:drawing>
-              <wp:anchor distT="0" distB="0" distL="0" distR="0" simplePos="0" relativeHeight="4" behindDoc="0" locked="0" layoutInCell="1" allowOverlap="1">
+              <wp:anchor behindDoc="0" distT="0" distB="0" distL="0" distR="0" simplePos="0" locked="0" layoutInCell="1" allowOverlap="1" relativeHeight="4">
                 <wp:simplePos x="0" y="0"/>
                 <wp:positionH relativeFrom="column">
                   <wp:posOffset>-213360</wp:posOffset>
@@ -176,7 +176,7 @@
           </mc:Choice>
           <mc:Fallback>
             <w:pict>
-              <v:rect id="shape_0" stroked="f" o:allowincell="f" style="position:absolute;margin-left:-16.8pt;margin-top:0.05pt;width:16.75pt;height:16.75pt;mso-wrap-style:none;v-text-anchor:middle">
+              <v:rect id="shape_0" ID="user-content-основная-страница-приложения-должна-содержать-следующие-элементы" path="m0,0l-2147483645,0l-2147483645,-2147483646l0,-2147483646xe" stroked="f" o:allowincell="f" style="position:absolute;margin-left:-16.8pt;margin-top:0.05pt;width:16.75pt;height:16.75pt;mso-wrap-style:none;v-text-anchor:middle">
                 <v:fill o:detectmouseclick="t" on="false"/>
                 <v:stroke color="#3465a4" joinstyle="round" endcap="flat"/>
                 <v:textbox>
@@ -206,7 +206,7 @@
         <mc:AlternateContent>
           <mc:Choice Requires="wps">
             <w:drawing>
-              <wp:anchor distT="0" distB="0" distL="0" distR="0" simplePos="0" relativeHeight="6" behindDoc="0" locked="0" layoutInCell="1" allowOverlap="1">
+              <wp:anchor behindDoc="0" distT="0" distB="0" distL="0" distR="0" simplePos="0" locked="0" layoutInCell="1" allowOverlap="1" relativeHeight="6">
                 <wp:simplePos x="0" y="0"/>
                 <wp:positionH relativeFrom="column">
                   <wp:posOffset>-213360</wp:posOffset>
@@ -271,7 +271,7 @@
           </mc:Choice>
           <mc:Fallback>
             <w:pict>
-              <v:rect id="shape_0" stroked="f" o:allowincell="f" style="position:absolute;margin-left:-16.8pt;margin-top:0.05pt;width:16.75pt;height:16.75pt;mso-wrap-style:none;v-text-anchor:middle">
+              <v:rect id="shape_0" ID="user-content-дополнительные-требования-к-приложению" path="m0,0l-2147483645,0l-2147483645,-2147483646l0,-2147483646xe" stroked="f" o:allowincell="f" style="position:absolute;margin-left:-16.8pt;margin-top:0.05pt;width:16.75pt;height:16.75pt;mso-wrap-style:none;v-text-anchor:middle">
                 <v:fill o:detectmouseclick="t" on="false"/>
                 <v:stroke color="#3465a4" joinstyle="round" endcap="flat"/>
                 <v:textbox>
@@ -617,7 +617,7 @@
             <w:pStyle w:val="TOC1"/>
             <w:tabs>
               <w:tab w:val="clear" w:pos="708"/>
-              <w:tab w:val="right" w:pos="9354" w:leader="dot"/>
+              <w:tab w:val="right" w:pos="9355" w:leader="dot"/>
             </w:tabs>
             <w:rPr/>
           </w:pPr>
@@ -636,7 +636,7 @@
             </w:rPr>
             <w:fldChar w:fldCharType="separate"/>
           </w:r>
-          <w:hyperlink w:anchor="__RefHeading___Toc520_1614521587" w:tooltip="Задание">
+          <w:hyperlink w:anchor="__RefHeading___Toc520_1614521587">
             <w:r>
               <w:rPr>
                 <w:rStyle w:val="Style11"/>
@@ -652,11 +652,11 @@
             <w:pStyle w:val="TOC1"/>
             <w:tabs>
               <w:tab w:val="clear" w:pos="708"/>
-              <w:tab w:val="right" w:pos="9354" w:leader="dot"/>
+              <w:tab w:val="right" w:pos="9355" w:leader="dot"/>
             </w:tabs>
             <w:rPr/>
           </w:pPr>
-          <w:hyperlink w:anchor="__RefHeading___Toc524_1614521587" w:tooltip="Нагрузочное тестирование">
+          <w:hyperlink w:anchor="__RefHeading___Toc524_1614521587">
             <w:r>
               <w:rPr>
                 <w:rStyle w:val="Style11"/>
@@ -672,11 +672,11 @@
             <w:pStyle w:val="TOC1"/>
             <w:tabs>
               <w:tab w:val="clear" w:pos="708"/>
-              <w:tab w:val="right" w:pos="9354" w:leader="dot"/>
+              <w:tab w:val="right" w:pos="9355" w:leader="dot"/>
             </w:tabs>
             <w:rPr/>
           </w:pPr>
-          <w:hyperlink w:anchor="__RefHeading___Toc524_1614521587_%25D0%2" w:tooltip="Графики пропускной способности">
+          <w:hyperlink w:anchor="__RefHeading___Toc524_1614521587_%25D0%2">
             <w:r>
               <w:rPr>
                 <w:rStyle w:val="Style11"/>
@@ -692,11 +692,11 @@
             <w:pStyle w:val="TOC1"/>
             <w:tabs>
               <w:tab w:val="clear" w:pos="708"/>
-              <w:tab w:val="right" w:pos="9354" w:leader="dot"/>
+              <w:tab w:val="right" w:pos="9355" w:leader="dot"/>
             </w:tabs>
             <w:rPr/>
           </w:pPr>
-          <w:hyperlink w:anchor="__RefHeading___Toc524_1614521587_%25D0%1" w:tooltip="Выводы по выбранной конфигурации">
+          <w:hyperlink w:anchor="__RefHeading___Toc524_1614521587_%25D0%1">
             <w:r>
               <w:rPr>
                 <w:rStyle w:val="Style11"/>
@@ -712,11 +712,11 @@
             <w:pStyle w:val="TOC1"/>
             <w:tabs>
               <w:tab w:val="clear" w:pos="708"/>
-              <w:tab w:val="right" w:pos="9354" w:leader="dot"/>
+              <w:tab w:val="right" w:pos="9355" w:leader="dot"/>
             </w:tabs>
             <w:rPr/>
           </w:pPr>
-          <w:hyperlink w:anchor="__RefHeading___Toc524_1614521587_%25D0%3" w:tooltip="Стресс-тестирование">
+          <w:hyperlink w:anchor="__RefHeading___Toc524_1614521587_%25D0%3">
             <w:r>
               <w:rPr>
                 <w:rStyle w:val="Style11"/>
@@ -732,11 +732,11 @@
             <w:pStyle w:val="TOC1"/>
             <w:tabs>
               <w:tab w:val="clear" w:pos="708"/>
-              <w:tab w:val="right" w:pos="9354" w:leader="dot"/>
+              <w:tab w:val="right" w:pos="9355" w:leader="dot"/>
             </w:tabs>
             <w:rPr/>
           </w:pPr>
-          <w:hyperlink w:anchor="__RefHeading___Toc524_1614521587_%25D0%4" w:tooltip="Графики изменения времени отклика">
+          <w:hyperlink w:anchor="__RefHeading___Toc524_1614521587_%25D0%4">
             <w:r>
               <w:rPr>
                 <w:rStyle w:val="Style11"/>
@@ -752,11 +752,11 @@
             <w:pStyle w:val="TOC1"/>
             <w:tabs>
               <w:tab w:val="clear" w:pos="708"/>
-              <w:tab w:val="right" w:pos="9354" w:leader="dot"/>
+              <w:tab w:val="right" w:pos="9355" w:leader="dot"/>
             </w:tabs>
             <w:rPr/>
           </w:pPr>
-          <w:hyperlink w:anchor="__RefHeading___Toc524_1614521587_%25D0%5" w:tooltip="Выводы">
+          <w:hyperlink w:anchor="__RefHeading___Toc524_1614521587_%25D0%5">
             <w:r>
               <w:rPr>
                 <w:rStyle w:val="Style11"/>
@@ -1258,12 +1258,10 @@
         <w:rPr>
           <w:lang w:val="ru-RU"/>
         </w:rPr>
-      </w:r>
-      <w:r>
         <mc:AlternateContent>
           <mc:Choice Requires="wps">
             <w:drawing>
-              <wp:anchor distT="0" distB="0" distL="0" distR="0" simplePos="0" relativeHeight="8" behindDoc="0" locked="0" layoutInCell="0" allowOverlap="1">
+              <wp:anchor behindDoc="0" distT="0" distB="0" distL="0" distR="0" simplePos="0" locked="0" layoutInCell="0" allowOverlap="1" relativeHeight="8">
                 <wp:simplePos x="0" y="0"/>
                 <wp:positionH relativeFrom="column">
                   <wp:posOffset>0</wp:posOffset>
@@ -1278,42 +1276,49 @@
                 <a:graphic xmlns:a="http://schemas.openxmlformats.org/drawingml/2006/main">
                   <a:graphicData uri="http://schemas.microsoft.com/office/word/2010/wordprocessingShape">
                     <wps:wsp>
-                      <wps:cNvSpPr txBox="1"/>
+                      <wps:cNvSpPr/>
                       <wps:spPr>
                         <a:xfrm>
                           <a:off x="0" y="0"/>
-                          <a:ext cx="5940425" cy="3878580"/>
+                          <a:ext cx="5940360" cy="3878640"/>
                         </a:xfrm>
-                        <a:prstGeom prst="rect"/>
+                        <a:prstGeom prst="rect">
+                          <a:avLst/>
+                        </a:prstGeom>
                         <a:solidFill>
-                          <a:srgbClr val="FFFFFF"/>
+                          <a:srgbClr val="ffffff"/>
                         </a:solidFill>
+                        <a:ln w="0">
+                          <a:noFill/>
+                        </a:ln>
                       </wps:spPr>
+                      <wps:style>
+                        <a:lnRef idx="0"/>
+                        <a:fillRef idx="0"/>
+                        <a:effectRef idx="0"/>
+                        <a:fontRef idx="minor"/>
+                      </wps:style>
                       <wps:txbx>
                         <w:txbxContent>
                           <w:p>
                             <w:pPr>
-                              <w:pStyle w:val="Style21"/>
+                              <w:pStyle w:val="Style18"/>
                               <w:spacing w:before="120" w:after="120"/>
                               <w:rPr>
                                 <w:i w:val="false"/>
+                                <w:i w:val="false"/>
                                 <w:iCs w:val="false"/>
                                 <w:sz w:val="28"/>
                                 <w:szCs w:val="28"/>
                               </w:rPr>
                             </w:pPr>
                             <w:r>
-                              <w:rPr>
-                                <w:i w:val="false"/>
-                                <w:iCs w:val="false"/>
-                                <w:sz w:val="28"/>
-                                <w:szCs w:val="28"/>
-                              </w:rPr>
+                              <w:rPr/>
                               <w:drawing>
                                 <wp:inline distT="0" distB="0" distL="0" distR="0">
                                   <wp:extent cx="5940425" cy="3505835"/>
                                   <wp:effectExtent l="0" t="0" r="0" b="0"/>
-                                  <wp:docPr id="5" name="Изображение1"/>
+                                  <wp:docPr id="6" name="Изображение1" descr=""/>
                                   <wp:cNvGraphicFramePr>
                                     <a:graphicFrameLocks xmlns:a="http://schemas.openxmlformats.org/drawingml/2006/main" noChangeAspect="1"/>
                                   </wp:cNvGraphicFramePr>
@@ -1321,7 +1326,7 @@
                                     <a:graphicData uri="http://schemas.openxmlformats.org/drawingml/2006/picture">
                                       <pic:pic xmlns:pic="http://schemas.openxmlformats.org/drawingml/2006/picture">
                                         <pic:nvPicPr>
-                                          <pic:cNvPr id="5" name="Изображение1"/>
+                                          <pic:cNvPr id="6" name="Изображение1" descr=""/>
                                           <pic:cNvPicPr>
                                             <a:picLocks noChangeAspect="1" noChangeArrowheads="1"/>
                                           </pic:cNvPicPr>
@@ -1340,13 +1345,20 @@
                                           <a:prstGeom prst="rect">
                                             <a:avLst/>
                                           </a:prstGeom>
-                                          <a:noFill/>
                                         </pic:spPr>
                                       </pic:pic>
                                     </a:graphicData>
                                   </a:graphic>
                                 </wp:inline>
                               </w:drawing>
+                            </w:r>
+                            <w:r>
+                              <w:rPr>
+                                <w:i w:val="false"/>
+                                <w:iCs w:val="false"/>
+                                <w:sz w:val="28"/>
+                                <w:szCs w:val="28"/>
+                              </w:rPr>
                               <w:t xml:space="preserve">Рисунок </w:t>
                             </w:r>
                             <w:r>
@@ -1360,37 +1372,37 @@
                             </w:r>
                             <w:r>
                               <w:rPr>
-                                <w:i w:val="false"/>
-                                <w:iCs w:val="false"/>
-                                <w:sz w:val="28"/>
-                                <w:szCs w:val="28"/>
+                                <w:sz w:val="28"/>
+                                <w:i w:val="false"/>
+                                <w:szCs w:val="28"/>
+                                <w:iCs w:val="false"/>
                               </w:rPr>
                               <w:instrText xml:space="preserve"> SEQ Рисунок \* ARABIC </w:instrText>
                             </w:r>
                             <w:r>
                               <w:rPr>
-                                <w:i w:val="false"/>
-                                <w:iCs w:val="false"/>
-                                <w:sz w:val="28"/>
-                                <w:szCs w:val="28"/>
+                                <w:sz w:val="28"/>
+                                <w:i w:val="false"/>
+                                <w:szCs w:val="28"/>
+                                <w:iCs w:val="false"/>
                               </w:rPr>
                               <w:fldChar w:fldCharType="separate"/>
                             </w:r>
                             <w:r>
                               <w:rPr>
-                                <w:i w:val="false"/>
-                                <w:iCs w:val="false"/>
-                                <w:sz w:val="28"/>
-                                <w:szCs w:val="28"/>
+                                <w:sz w:val="28"/>
+                                <w:i w:val="false"/>
+                                <w:szCs w:val="28"/>
+                                <w:iCs w:val="false"/>
                               </w:rPr>
                               <w:t>1</w:t>
                             </w:r>
                             <w:r>
                               <w:rPr>
-                                <w:i w:val="false"/>
-                                <w:iCs w:val="false"/>
-                                <w:sz w:val="28"/>
-                                <w:szCs w:val="28"/>
+                                <w:sz w:val="28"/>
+                                <w:i w:val="false"/>
+                                <w:szCs w:val="28"/>
+                                <w:iCs w:val="false"/>
                               </w:rPr>
                               <w:fldChar w:fldCharType="end"/>
                             </w:r>
@@ -1406,7 +1418,7 @@
                           </w:p>
                         </w:txbxContent>
                       </wps:txbx>
-                      <wps:bodyPr anchor="t" lIns="0" tIns="0" rIns="0" bIns="0">
+                      <wps:bodyPr lIns="0" rIns="0" tIns="0" bIns="0" anchor="t">
                         <a:noAutofit/>
                       </wps:bodyPr>
                     </wps:wsp>
@@ -1417,32 +1429,30 @@
           </mc:Choice>
           <mc:Fallback>
             <w:pict>
-              <v:rect style="position:absolute;rotation:-0;width:467.75pt;height:305.4pt;mso-wrap-distance-left:0pt;mso-wrap-distance-right:0pt;mso-wrap-distance-top:0pt;mso-wrap-distance-bottom:0pt;margin-top:6.25pt;mso-position-vertical-relative:text;margin-left:0pt;mso-position-horizontal-relative:text">
-                <v:textbox inset="0in,0in,0in,0in">
+              <v:rect id="shape_0" ID="Врезка4" path="m0,0l-2147483645,0l-2147483645,-2147483646l0,-2147483646xe" fillcolor="white" stroked="f" o:allowincell="f" style="position:absolute;margin-left:0pt;margin-top:6.25pt;width:467.7pt;height:305.35pt;mso-wrap-style:square;v-text-anchor:top">
+                <v:fill o:detectmouseclick="t" type="solid" color2="black"/>
+                <v:stroke color="#3465a4" joinstyle="round" endcap="flat"/>
+                <v:textbox>
                   <w:txbxContent>
                     <w:p>
                       <w:pPr>
-                        <w:pStyle w:val="Style21"/>
+                        <w:pStyle w:val="Style18"/>
                         <w:spacing w:before="120" w:after="120"/>
                         <w:rPr>
                           <w:i w:val="false"/>
+                          <w:i w:val="false"/>
                           <w:iCs w:val="false"/>
                           <w:sz w:val="28"/>
                           <w:szCs w:val="28"/>
                         </w:rPr>
                       </w:pPr>
                       <w:r>
-                        <w:rPr>
-                          <w:i w:val="false"/>
-                          <w:iCs w:val="false"/>
-                          <w:sz w:val="28"/>
-                          <w:szCs w:val="28"/>
-                        </w:rPr>
+                        <w:rPr/>
                         <w:drawing>
                           <wp:inline distT="0" distB="0" distL="0" distR="0">
                             <wp:extent cx="5940425" cy="3505835"/>
                             <wp:effectExtent l="0" t="0" r="0" b="0"/>
-                            <wp:docPr id="6" name="Изображение1"/>
+                            <wp:docPr id="7" name="Изображение1" descr=""/>
                             <wp:cNvGraphicFramePr>
                               <a:graphicFrameLocks xmlns:a="http://schemas.openxmlformats.org/drawingml/2006/main" noChangeAspect="1"/>
                             </wp:cNvGraphicFramePr>
@@ -1450,7 +1460,7 @@
                               <a:graphicData uri="http://schemas.openxmlformats.org/drawingml/2006/picture">
                                 <pic:pic xmlns:pic="http://schemas.openxmlformats.org/drawingml/2006/picture">
                                   <pic:nvPicPr>
-                                    <pic:cNvPr id="6" name="Изображение1"/>
+                                    <pic:cNvPr id="7" name="Изображение1" descr=""/>
                                     <pic:cNvPicPr>
                                       <a:picLocks noChangeAspect="1" noChangeArrowheads="1"/>
                                     </pic:cNvPicPr>
@@ -1469,13 +1479,20 @@
                                     <a:prstGeom prst="rect">
                                       <a:avLst/>
                                     </a:prstGeom>
-                                    <a:noFill/>
                                   </pic:spPr>
                                 </pic:pic>
                               </a:graphicData>
                             </a:graphic>
                           </wp:inline>
                         </w:drawing>
+                      </w:r>
+                      <w:r>
+                        <w:rPr>
+                          <w:i w:val="false"/>
+                          <w:iCs w:val="false"/>
+                          <w:sz w:val="28"/>
+                          <w:szCs w:val="28"/>
+                        </w:rPr>
                         <w:t xml:space="preserve">Рисунок </w:t>
                       </w:r>
                       <w:r>
@@ -1489,37 +1506,37 @@
                       </w:r>
                       <w:r>
                         <w:rPr>
-                          <w:i w:val="false"/>
-                          <w:iCs w:val="false"/>
-                          <w:sz w:val="28"/>
-                          <w:szCs w:val="28"/>
+                          <w:sz w:val="28"/>
+                          <w:i w:val="false"/>
+                          <w:szCs w:val="28"/>
+                          <w:iCs w:val="false"/>
                         </w:rPr>
                         <w:instrText xml:space="preserve"> SEQ Рисунок \* ARABIC </w:instrText>
                       </w:r>
                       <w:r>
                         <w:rPr>
-                          <w:i w:val="false"/>
-                          <w:iCs w:val="false"/>
-                          <w:sz w:val="28"/>
-                          <w:szCs w:val="28"/>
+                          <w:sz w:val="28"/>
+                          <w:i w:val="false"/>
+                          <w:szCs w:val="28"/>
+                          <w:iCs w:val="false"/>
                         </w:rPr>
                         <w:fldChar w:fldCharType="separate"/>
                       </w:r>
                       <w:r>
                         <w:rPr>
-                          <w:i w:val="false"/>
-                          <w:iCs w:val="false"/>
-                          <w:sz w:val="28"/>
-                          <w:szCs w:val="28"/>
+                          <w:sz w:val="28"/>
+                          <w:i w:val="false"/>
+                          <w:szCs w:val="28"/>
+                          <w:iCs w:val="false"/>
                         </w:rPr>
                         <w:t>1</w:t>
                       </w:r>
                       <w:r>
                         <w:rPr>
-                          <w:i w:val="false"/>
-                          <w:iCs w:val="false"/>
-                          <w:sz w:val="28"/>
-                          <w:szCs w:val="28"/>
+                          <w:sz w:val="28"/>
+                          <w:i w:val="false"/>
+                          <w:szCs w:val="28"/>
+                          <w:iCs w:val="false"/>
                         </w:rPr>
                         <w:fldChar w:fldCharType="end"/>
                       </w:r>
@@ -1561,6 +1578,7 @@
     <w:p>
       <w:pPr>
         <w:pStyle w:val="BodyText"/>
+        <w:spacing w:before="0" w:after="159"/>
         <w:rPr>
           <w:lang w:val="ru-RU"/>
         </w:rPr>
@@ -1595,12 +1613,10 @@
         <w:rPr>
           <w:lang w:val="ru-RU"/>
         </w:rPr>
-      </w:r>
-      <w:r>
         <mc:AlternateContent>
           <mc:Choice Requires="wps">
             <w:drawing>
-              <wp:anchor distT="0" distB="0" distL="0" distR="0" simplePos="0" relativeHeight="10" behindDoc="0" locked="0" layoutInCell="0" allowOverlap="1">
+              <wp:anchor behindDoc="0" distT="0" distB="0" distL="0" distR="0" simplePos="0" locked="0" layoutInCell="0" allowOverlap="1" relativeHeight="10">
                 <wp:simplePos x="0" y="0"/>
                 <wp:positionH relativeFrom="column">
                   <wp:align>center</wp:align>
@@ -1611,46 +1627,53 @@
                 <wp:extent cx="5940425" cy="1508760"/>
                 <wp:effectExtent l="0" t="0" r="0" b="0"/>
                 <wp:wrapSquare wrapText="largest"/>
-                <wp:docPr id="7" name="Врезка5"/>
+                <wp:docPr id="5" name="Врезка5"/>
                 <a:graphic xmlns:a="http://schemas.openxmlformats.org/drawingml/2006/main">
                   <a:graphicData uri="http://schemas.microsoft.com/office/word/2010/wordprocessingShape">
                     <wps:wsp>
-                      <wps:cNvSpPr txBox="1"/>
+                      <wps:cNvSpPr/>
                       <wps:spPr>
                         <a:xfrm>
                           <a:off x="0" y="0"/>
-                          <a:ext cx="5940425" cy="1508760"/>
+                          <a:ext cx="5940360" cy="1508760"/>
                         </a:xfrm>
-                        <a:prstGeom prst="rect"/>
+                        <a:prstGeom prst="rect">
+                          <a:avLst/>
+                        </a:prstGeom>
                         <a:solidFill>
-                          <a:srgbClr val="FFFFFF"/>
+                          <a:srgbClr val="ffffff"/>
                         </a:solidFill>
+                        <a:ln w="0">
+                          <a:noFill/>
+                        </a:ln>
                       </wps:spPr>
+                      <wps:style>
+                        <a:lnRef idx="0"/>
+                        <a:fillRef idx="0"/>
+                        <a:effectRef idx="0"/>
+                        <a:fontRef idx="minor"/>
+                      </wps:style>
                       <wps:txbx>
                         <w:txbxContent>
                           <w:p>
                             <w:pPr>
-                              <w:pStyle w:val="Style21"/>
+                              <w:pStyle w:val="Style18"/>
                               <w:spacing w:before="120" w:after="120"/>
                               <w:rPr>
                                 <w:i w:val="false"/>
+                                <w:i w:val="false"/>
                                 <w:iCs w:val="false"/>
                                 <w:sz w:val="28"/>
                                 <w:szCs w:val="28"/>
                               </w:rPr>
                             </w:pPr>
                             <w:r>
-                              <w:rPr>
-                                <w:i w:val="false"/>
-                                <w:iCs w:val="false"/>
-                                <w:sz w:val="28"/>
-                                <w:szCs w:val="28"/>
-                              </w:rPr>
+                              <w:rPr/>
                               <w:drawing>
                                 <wp:inline distT="0" distB="0" distL="0" distR="0">
                                   <wp:extent cx="5940425" cy="1136015"/>
                                   <wp:effectExtent l="0" t="0" r="0" b="0"/>
-                                  <wp:docPr id="8" name="Изображение2"/>
+                                  <wp:docPr id="7" name="Изображение2" descr=""/>
                                   <wp:cNvGraphicFramePr>
                                     <a:graphicFrameLocks xmlns:a="http://schemas.openxmlformats.org/drawingml/2006/main" noChangeAspect="1"/>
                                   </wp:cNvGraphicFramePr>
@@ -1658,7 +1681,7 @@
                                     <a:graphicData uri="http://schemas.openxmlformats.org/drawingml/2006/picture">
                                       <pic:pic xmlns:pic="http://schemas.openxmlformats.org/drawingml/2006/picture">
                                         <pic:nvPicPr>
-                                          <pic:cNvPr id="8" name="Изображение2"/>
+                                          <pic:cNvPr id="7" name="Изображение2" descr=""/>
                                           <pic:cNvPicPr>
                                             <a:picLocks noChangeAspect="1" noChangeArrowheads="1"/>
                                           </pic:cNvPicPr>
@@ -1677,13 +1700,20 @@
                                           <a:prstGeom prst="rect">
                                             <a:avLst/>
                                           </a:prstGeom>
-                                          <a:noFill/>
                                         </pic:spPr>
                                       </pic:pic>
                                     </a:graphicData>
                                   </a:graphic>
                                 </wp:inline>
                               </w:drawing>
+                            </w:r>
+                            <w:r>
+                              <w:rPr>
+                                <w:i w:val="false"/>
+                                <w:iCs w:val="false"/>
+                                <w:sz w:val="28"/>
+                                <w:szCs w:val="28"/>
+                              </w:rPr>
                               <w:t xml:space="preserve">Рисунок </w:t>
                             </w:r>
                             <w:r>
@@ -1697,37 +1727,37 @@
                             </w:r>
                             <w:r>
                               <w:rPr>
-                                <w:i w:val="false"/>
-                                <w:iCs w:val="false"/>
-                                <w:sz w:val="28"/>
-                                <w:szCs w:val="28"/>
+                                <w:sz w:val="28"/>
+                                <w:i w:val="false"/>
+                                <w:szCs w:val="28"/>
+                                <w:iCs w:val="false"/>
                               </w:rPr>
                               <w:instrText xml:space="preserve"> SEQ Рисунок \* ARABIC </w:instrText>
                             </w:r>
                             <w:r>
                               <w:rPr>
-                                <w:i w:val="false"/>
-                                <w:iCs w:val="false"/>
-                                <w:sz w:val="28"/>
-                                <w:szCs w:val="28"/>
+                                <w:sz w:val="28"/>
+                                <w:i w:val="false"/>
+                                <w:szCs w:val="28"/>
+                                <w:iCs w:val="false"/>
                               </w:rPr>
                               <w:fldChar w:fldCharType="separate"/>
                             </w:r>
                             <w:r>
                               <w:rPr>
-                                <w:i w:val="false"/>
-                                <w:iCs w:val="false"/>
-                                <w:sz w:val="28"/>
-                                <w:szCs w:val="28"/>
+                                <w:sz w:val="28"/>
+                                <w:i w:val="false"/>
+                                <w:szCs w:val="28"/>
+                                <w:iCs w:val="false"/>
                               </w:rPr>
                               <w:t>2</w:t>
                             </w:r>
                             <w:r>
                               <w:rPr>
-                                <w:i w:val="false"/>
-                                <w:iCs w:val="false"/>
-                                <w:sz w:val="28"/>
-                                <w:szCs w:val="28"/>
+                                <w:sz w:val="28"/>
+                                <w:i w:val="false"/>
+                                <w:szCs w:val="28"/>
+                                <w:iCs w:val="false"/>
                               </w:rPr>
                               <w:fldChar w:fldCharType="end"/>
                             </w:r>
@@ -1743,7 +1773,7 @@
                           </w:p>
                         </w:txbxContent>
                       </wps:txbx>
-                      <wps:bodyPr anchor="t" lIns="0" tIns="0" rIns="0" bIns="0">
+                      <wps:bodyPr lIns="0" rIns="0" tIns="0" bIns="0" anchor="t">
                         <a:noAutofit/>
                       </wps:bodyPr>
                     </wps:wsp>
@@ -1754,32 +1784,30 @@
           </mc:Choice>
           <mc:Fallback>
             <w:pict>
-              <v:rect style="position:absolute;rotation:-0;width:467.75pt;height:118.8pt;mso-wrap-distance-left:0pt;mso-wrap-distance-right:0pt;mso-wrap-distance-top:0pt;mso-wrap-distance-bottom:0pt;margin-top:0pt;mso-position-vertical:top;mso-position-vertical-relative:text;margin-left:0pt;mso-position-horizontal:center;mso-position-horizontal-relative:text">
-                <v:textbox inset="0in,0in,0in,0in">
+              <v:rect id="shape_0" ID="Врезка5" path="m0,0l-2147483645,0l-2147483645,-2147483646l0,-2147483646xe" fillcolor="white" stroked="f" o:allowincell="f" style="position:absolute;margin-left:-0.05pt;margin-top:0.05pt;width:467.7pt;height:118.75pt;mso-wrap-style:square;v-text-anchor:top;mso-position-horizontal:center">
+                <v:fill o:detectmouseclick="t" type="solid" color2="black"/>
+                <v:stroke color="#3465a4" joinstyle="round" endcap="flat"/>
+                <v:textbox>
                   <w:txbxContent>
                     <w:p>
                       <w:pPr>
-                        <w:pStyle w:val="Style21"/>
+                        <w:pStyle w:val="Style18"/>
                         <w:spacing w:before="120" w:after="120"/>
                         <w:rPr>
                           <w:i w:val="false"/>
+                          <w:i w:val="false"/>
                           <w:iCs w:val="false"/>
                           <w:sz w:val="28"/>
                           <w:szCs w:val="28"/>
                         </w:rPr>
                       </w:pPr>
                       <w:r>
-                        <w:rPr>
-                          <w:i w:val="false"/>
-                          <w:iCs w:val="false"/>
-                          <w:sz w:val="28"/>
-                          <w:szCs w:val="28"/>
-                        </w:rPr>
+                        <w:rPr/>
                         <w:drawing>
                           <wp:inline distT="0" distB="0" distL="0" distR="0">
                             <wp:extent cx="5940425" cy="1136015"/>
                             <wp:effectExtent l="0" t="0" r="0" b="0"/>
-                            <wp:docPr id="9" name="Изображение2"/>
+                            <wp:docPr id="8" name="Изображение2" descr=""/>
                             <wp:cNvGraphicFramePr>
                               <a:graphicFrameLocks xmlns:a="http://schemas.openxmlformats.org/drawingml/2006/main" noChangeAspect="1"/>
                             </wp:cNvGraphicFramePr>
@@ -1787,7 +1815,7 @@
                               <a:graphicData uri="http://schemas.openxmlformats.org/drawingml/2006/picture">
                                 <pic:pic xmlns:pic="http://schemas.openxmlformats.org/drawingml/2006/picture">
                                   <pic:nvPicPr>
-                                    <pic:cNvPr id="9" name="Изображение2"/>
+                                    <pic:cNvPr id="8" name="Изображение2" descr=""/>
                                     <pic:cNvPicPr>
                                       <a:picLocks noChangeAspect="1" noChangeArrowheads="1"/>
                                     </pic:cNvPicPr>
@@ -1806,13 +1834,20 @@
                                     <a:prstGeom prst="rect">
                                       <a:avLst/>
                                     </a:prstGeom>
-                                    <a:noFill/>
                                   </pic:spPr>
                                 </pic:pic>
                               </a:graphicData>
                             </a:graphic>
                           </wp:inline>
                         </w:drawing>
+                      </w:r>
+                      <w:r>
+                        <w:rPr>
+                          <w:i w:val="false"/>
+                          <w:iCs w:val="false"/>
+                          <w:sz w:val="28"/>
+                          <w:szCs w:val="28"/>
+                        </w:rPr>
                         <w:t xml:space="preserve">Рисунок </w:t>
                       </w:r>
                       <w:r>
@@ -1826,37 +1861,37 @@
                       </w:r>
                       <w:r>
                         <w:rPr>
-                          <w:i w:val="false"/>
-                          <w:iCs w:val="false"/>
-                          <w:sz w:val="28"/>
-                          <w:szCs w:val="28"/>
+                          <w:sz w:val="28"/>
+                          <w:i w:val="false"/>
+                          <w:szCs w:val="28"/>
+                          <w:iCs w:val="false"/>
                         </w:rPr>
                         <w:instrText xml:space="preserve"> SEQ Рисунок \* ARABIC </w:instrText>
                       </w:r>
                       <w:r>
                         <w:rPr>
-                          <w:i w:val="false"/>
-                          <w:iCs w:val="false"/>
-                          <w:sz w:val="28"/>
-                          <w:szCs w:val="28"/>
+                          <w:sz w:val="28"/>
+                          <w:i w:val="false"/>
+                          <w:szCs w:val="28"/>
+                          <w:iCs w:val="false"/>
                         </w:rPr>
                         <w:fldChar w:fldCharType="separate"/>
                       </w:r>
                       <w:r>
                         <w:rPr>
-                          <w:i w:val="false"/>
-                          <w:iCs w:val="false"/>
-                          <w:sz w:val="28"/>
-                          <w:szCs w:val="28"/>
+                          <w:sz w:val="28"/>
+                          <w:i w:val="false"/>
+                          <w:szCs w:val="28"/>
+                          <w:iCs w:val="false"/>
                         </w:rPr>
                         <w:t>2</w:t>
                       </w:r>
                       <w:r>
                         <w:rPr>
-                          <w:i w:val="false"/>
-                          <w:iCs w:val="false"/>
-                          <w:sz w:val="28"/>
-                          <w:szCs w:val="28"/>
+                          <w:sz w:val="28"/>
+                          <w:i w:val="false"/>
+                          <w:szCs w:val="28"/>
+                          <w:iCs w:val="false"/>
                         </w:rPr>
                         <w:fldChar w:fldCharType="end"/>
                       </w:r>
@@ -1904,15 +1939,10 @@
         <w:rPr>
           <w:lang w:val="ru-RU"/>
         </w:rPr>
-      </w:r>
-      <w:r>
-        <w:br w:type="page"/>
-      </w:r>
-      <w:r>
         <mc:AlternateContent>
           <mc:Choice Requires="wps">
             <w:drawing>
-              <wp:anchor distT="0" distB="0" distL="0" distR="0" simplePos="0" relativeHeight="12" behindDoc="0" locked="0" layoutInCell="0" allowOverlap="1">
+              <wp:anchor behindDoc="0" distT="0" distB="0" distL="0" distR="0" simplePos="0" locked="0" layoutInCell="0" allowOverlap="1" relativeHeight="13">
                 <wp:simplePos x="0" y="0"/>
                 <wp:positionH relativeFrom="column">
                   <wp:align>center</wp:align>
@@ -1923,46 +1953,53 @@
                 <wp:extent cx="4944110" cy="2573020"/>
                 <wp:effectExtent l="0" t="0" r="0" b="0"/>
                 <wp:wrapSquare wrapText="largest"/>
-                <wp:docPr id="10" name="Врезка6"/>
+                <wp:docPr id="6" name="Врезка6"/>
                 <a:graphic xmlns:a="http://schemas.openxmlformats.org/drawingml/2006/main">
                   <a:graphicData uri="http://schemas.microsoft.com/office/word/2010/wordprocessingShape">
                     <wps:wsp>
-                      <wps:cNvSpPr txBox="1"/>
+                      <wps:cNvSpPr/>
                       <wps:spPr>
                         <a:xfrm>
                           <a:off x="0" y="0"/>
-                          <a:ext cx="4944110" cy="2573020"/>
+                          <a:ext cx="4944240" cy="2572920"/>
                         </a:xfrm>
-                        <a:prstGeom prst="rect"/>
+                        <a:prstGeom prst="rect">
+                          <a:avLst/>
+                        </a:prstGeom>
                         <a:solidFill>
-                          <a:srgbClr val="FFFFFF"/>
+                          <a:srgbClr val="ffffff"/>
                         </a:solidFill>
+                        <a:ln w="0">
+                          <a:noFill/>
+                        </a:ln>
                       </wps:spPr>
+                      <wps:style>
+                        <a:lnRef idx="0"/>
+                        <a:fillRef idx="0"/>
+                        <a:effectRef idx="0"/>
+                        <a:fontRef idx="minor"/>
+                      </wps:style>
                       <wps:txbx>
                         <w:txbxContent>
                           <w:p>
                             <w:pPr>
-                              <w:pStyle w:val="Style21"/>
+                              <w:pStyle w:val="Style18"/>
                               <w:spacing w:before="120" w:after="120"/>
                               <w:rPr>
                                 <w:i w:val="false"/>
+                                <w:i w:val="false"/>
                                 <w:iCs w:val="false"/>
                                 <w:sz w:val="28"/>
                                 <w:szCs w:val="28"/>
                               </w:rPr>
                             </w:pPr>
                             <w:r>
-                              <w:rPr>
-                                <w:i w:val="false"/>
-                                <w:iCs w:val="false"/>
-                                <w:sz w:val="28"/>
-                                <w:szCs w:val="28"/>
-                              </w:rPr>
+                              <w:rPr/>
                               <w:drawing>
                                 <wp:inline distT="0" distB="0" distL="0" distR="0">
                                   <wp:extent cx="4944110" cy="2200275"/>
                                   <wp:effectExtent l="0" t="0" r="0" b="0"/>
-                                  <wp:docPr id="11" name="Изображение3"/>
+                                  <wp:docPr id="8" name="Изображение3" descr=""/>
                                   <wp:cNvGraphicFramePr>
                                     <a:graphicFrameLocks xmlns:a="http://schemas.openxmlformats.org/drawingml/2006/main" noChangeAspect="1"/>
                                   </wp:cNvGraphicFramePr>
@@ -1970,7 +2007,7 @@
                                     <a:graphicData uri="http://schemas.openxmlformats.org/drawingml/2006/picture">
                                       <pic:pic xmlns:pic="http://schemas.openxmlformats.org/drawingml/2006/picture">
                                         <pic:nvPicPr>
-                                          <pic:cNvPr id="11" name="Изображение3"/>
+                                          <pic:cNvPr id="8" name="Изображение3" descr=""/>
                                           <pic:cNvPicPr>
                                             <a:picLocks noChangeAspect="1" noChangeArrowheads="1"/>
                                           </pic:cNvPicPr>
@@ -1989,13 +2026,20 @@
                                           <a:prstGeom prst="rect">
                                             <a:avLst/>
                                           </a:prstGeom>
-                                          <a:noFill/>
                                         </pic:spPr>
                                       </pic:pic>
                                     </a:graphicData>
                                   </a:graphic>
                                 </wp:inline>
                               </w:drawing>
+                            </w:r>
+                            <w:r>
+                              <w:rPr>
+                                <w:i w:val="false"/>
+                                <w:iCs w:val="false"/>
+                                <w:sz w:val="28"/>
+                                <w:szCs w:val="28"/>
+                              </w:rPr>
                               <w:t xml:space="preserve">Рисунок </w:t>
                             </w:r>
                             <w:r>
@@ -2009,37 +2053,37 @@
                             </w:r>
                             <w:r>
                               <w:rPr>
-                                <w:i w:val="false"/>
-                                <w:iCs w:val="false"/>
-                                <w:sz w:val="28"/>
-                                <w:szCs w:val="28"/>
+                                <w:sz w:val="28"/>
+                                <w:i w:val="false"/>
+                                <w:szCs w:val="28"/>
+                                <w:iCs w:val="false"/>
                               </w:rPr>
                               <w:instrText xml:space="preserve"> SEQ Рисунок \* ARABIC </w:instrText>
                             </w:r>
                             <w:r>
                               <w:rPr>
-                                <w:i w:val="false"/>
-                                <w:iCs w:val="false"/>
-                                <w:sz w:val="28"/>
-                                <w:szCs w:val="28"/>
+                                <w:sz w:val="28"/>
+                                <w:i w:val="false"/>
+                                <w:szCs w:val="28"/>
+                                <w:iCs w:val="false"/>
                               </w:rPr>
                               <w:fldChar w:fldCharType="separate"/>
                             </w:r>
                             <w:r>
                               <w:rPr>
-                                <w:i w:val="false"/>
-                                <w:iCs w:val="false"/>
-                                <w:sz w:val="28"/>
-                                <w:szCs w:val="28"/>
+                                <w:sz w:val="28"/>
+                                <w:i w:val="false"/>
+                                <w:szCs w:val="28"/>
+                                <w:iCs w:val="false"/>
                               </w:rPr>
                               <w:t>3</w:t>
                             </w:r>
                             <w:r>
                               <w:rPr>
-                                <w:i w:val="false"/>
-                                <w:iCs w:val="false"/>
-                                <w:sz w:val="28"/>
-                                <w:szCs w:val="28"/>
+                                <w:sz w:val="28"/>
+                                <w:i w:val="false"/>
+                                <w:szCs w:val="28"/>
+                                <w:iCs w:val="false"/>
                               </w:rPr>
                               <w:fldChar w:fldCharType="end"/>
                             </w:r>
@@ -2055,7 +2099,7 @@
                           </w:p>
                         </w:txbxContent>
                       </wps:txbx>
-                      <wps:bodyPr anchor="t" lIns="0" tIns="0" rIns="0" bIns="0">
+                      <wps:bodyPr lIns="0" rIns="0" tIns="0" bIns="0" anchor="t">
                         <a:noAutofit/>
                       </wps:bodyPr>
                     </wps:wsp>
@@ -2066,32 +2110,30 @@
           </mc:Choice>
           <mc:Fallback>
             <w:pict>
-              <v:rect style="position:absolute;rotation:-0;width:389.3pt;height:202.6pt;mso-wrap-distance-left:0pt;mso-wrap-distance-right:0pt;mso-wrap-distance-top:0pt;mso-wrap-distance-bottom:0pt;margin-top:2.65pt;mso-position-vertical-relative:text;margin-left:39.2pt;mso-position-horizontal:center;mso-position-horizontal-relative:text">
-                <v:textbox inset="0in,0in,0in,0in">
+              <v:rect id="shape_0" ID="Врезка6" path="m0,0l-2147483645,0l-2147483645,-2147483646l0,-2147483646xe" fillcolor="white" stroked="f" o:allowincell="f" style="position:absolute;margin-left:39.2pt;margin-top:2.65pt;width:389.25pt;height:202.55pt;mso-wrap-style:square;v-text-anchor:top;mso-position-horizontal:center">
+                <v:fill o:detectmouseclick="t" type="solid" color2="black"/>
+                <v:stroke color="#3465a4" joinstyle="round" endcap="flat"/>
+                <v:textbox>
                   <w:txbxContent>
                     <w:p>
                       <w:pPr>
-                        <w:pStyle w:val="Style21"/>
+                        <w:pStyle w:val="Style18"/>
                         <w:spacing w:before="120" w:after="120"/>
                         <w:rPr>
                           <w:i w:val="false"/>
+                          <w:i w:val="false"/>
                           <w:iCs w:val="false"/>
                           <w:sz w:val="28"/>
                           <w:szCs w:val="28"/>
                         </w:rPr>
                       </w:pPr>
                       <w:r>
-                        <w:rPr>
-                          <w:i w:val="false"/>
-                          <w:iCs w:val="false"/>
-                          <w:sz w:val="28"/>
-                          <w:szCs w:val="28"/>
-                        </w:rPr>
+                        <w:rPr/>
                         <w:drawing>
                           <wp:inline distT="0" distB="0" distL="0" distR="0">
                             <wp:extent cx="4944110" cy="2200275"/>
                             <wp:effectExtent l="0" t="0" r="0" b="0"/>
-                            <wp:docPr id="12" name="Изображение3"/>
+                            <wp:docPr id="9" name="Изображение3" descr=""/>
                             <wp:cNvGraphicFramePr>
                               <a:graphicFrameLocks xmlns:a="http://schemas.openxmlformats.org/drawingml/2006/main" noChangeAspect="1"/>
                             </wp:cNvGraphicFramePr>
@@ -2099,7 +2141,7 @@
                               <a:graphicData uri="http://schemas.openxmlformats.org/drawingml/2006/picture">
                                 <pic:pic xmlns:pic="http://schemas.openxmlformats.org/drawingml/2006/picture">
                                   <pic:nvPicPr>
-                                    <pic:cNvPr id="12" name="Изображение3"/>
+                                    <pic:cNvPr id="9" name="Изображение3" descr=""/>
                                     <pic:cNvPicPr>
                                       <a:picLocks noChangeAspect="1" noChangeArrowheads="1"/>
                                     </pic:cNvPicPr>
@@ -2118,13 +2160,20 @@
                                     <a:prstGeom prst="rect">
                                       <a:avLst/>
                                     </a:prstGeom>
-                                    <a:noFill/>
                                   </pic:spPr>
                                 </pic:pic>
                               </a:graphicData>
                             </a:graphic>
                           </wp:inline>
                         </w:drawing>
+                      </w:r>
+                      <w:r>
+                        <w:rPr>
+                          <w:i w:val="false"/>
+                          <w:iCs w:val="false"/>
+                          <w:sz w:val="28"/>
+                          <w:szCs w:val="28"/>
+                        </w:rPr>
                         <w:t xml:space="preserve">Рисунок </w:t>
                       </w:r>
                       <w:r>
@@ -2138,37 +2187,37 @@
                       </w:r>
                       <w:r>
                         <w:rPr>
-                          <w:i w:val="false"/>
-                          <w:iCs w:val="false"/>
-                          <w:sz w:val="28"/>
-                          <w:szCs w:val="28"/>
+                          <w:sz w:val="28"/>
+                          <w:i w:val="false"/>
+                          <w:szCs w:val="28"/>
+                          <w:iCs w:val="false"/>
                         </w:rPr>
                         <w:instrText xml:space="preserve"> SEQ Рисунок \* ARABIC </w:instrText>
                       </w:r>
                       <w:r>
                         <w:rPr>
-                          <w:i w:val="false"/>
-                          <w:iCs w:val="false"/>
-                          <w:sz w:val="28"/>
-                          <w:szCs w:val="28"/>
+                          <w:sz w:val="28"/>
+                          <w:i w:val="false"/>
+                          <w:szCs w:val="28"/>
+                          <w:iCs w:val="false"/>
                         </w:rPr>
                         <w:fldChar w:fldCharType="separate"/>
                       </w:r>
                       <w:r>
                         <w:rPr>
-                          <w:i w:val="false"/>
-                          <w:iCs w:val="false"/>
-                          <w:sz w:val="28"/>
-                          <w:szCs w:val="28"/>
+                          <w:sz w:val="28"/>
+                          <w:i w:val="false"/>
+                          <w:szCs w:val="28"/>
+                          <w:iCs w:val="false"/>
                         </w:rPr>
                         <w:t>3</w:t>
                       </w:r>
                       <w:r>
                         <w:rPr>
-                          <w:i w:val="false"/>
-                          <w:iCs w:val="false"/>
-                          <w:sz w:val="28"/>
-                          <w:szCs w:val="28"/>
+                          <w:sz w:val="28"/>
+                          <w:i w:val="false"/>
+                          <w:szCs w:val="28"/>
+                          <w:iCs w:val="false"/>
                         </w:rPr>
                         <w:fldChar w:fldCharType="end"/>
                       </w:r>
@@ -2190,10 +2239,14 @@
           </mc:Fallback>
         </mc:AlternateContent>
       </w:r>
+      <w:r>
+        <w:br w:type="page"/>
+      </w:r>
     </w:p>
     <w:p>
       <w:pPr>
         <w:pStyle w:val="BodyText"/>
+        <w:spacing w:before="0" w:after="159"/>
         <w:rPr>
           <w:lang w:val="ru-RU"/>
         </w:rPr>
@@ -2216,12 +2269,10 @@
         <w:rPr>
           <w:lang w:val="ru-RU"/>
         </w:rPr>
-      </w:r>
-      <w:r>
         <mc:AlternateContent>
           <mc:Choice Requires="wps">
             <w:drawing>
-              <wp:anchor distT="0" distB="0" distL="0" distR="0" simplePos="0" relativeHeight="14" behindDoc="0" locked="0" layoutInCell="0" allowOverlap="1">
+              <wp:anchor behindDoc="0" distT="0" distB="0" distL="0" distR="0" simplePos="0" locked="0" layoutInCell="0" allowOverlap="1" relativeHeight="15">
                 <wp:simplePos x="0" y="0"/>
                 <wp:positionH relativeFrom="column">
                   <wp:align>center</wp:align>
@@ -2232,46 +2283,53 @@
                 <wp:extent cx="5940425" cy="2361565"/>
                 <wp:effectExtent l="0" t="0" r="0" b="0"/>
                 <wp:wrapSquare wrapText="largest"/>
-                <wp:docPr id="13" name="Врезка7"/>
+                <wp:docPr id="7" name="Врезка7"/>
                 <a:graphic xmlns:a="http://schemas.openxmlformats.org/drawingml/2006/main">
                   <a:graphicData uri="http://schemas.microsoft.com/office/word/2010/wordprocessingShape">
                     <wps:wsp>
-                      <wps:cNvSpPr txBox="1"/>
+                      <wps:cNvSpPr/>
                       <wps:spPr>
                         <a:xfrm>
                           <a:off x="0" y="0"/>
-                          <a:ext cx="5940425" cy="2361565"/>
+                          <a:ext cx="5940360" cy="2361600"/>
                         </a:xfrm>
-                        <a:prstGeom prst="rect"/>
+                        <a:prstGeom prst="rect">
+                          <a:avLst/>
+                        </a:prstGeom>
                         <a:solidFill>
-                          <a:srgbClr val="FFFFFF"/>
+                          <a:srgbClr val="ffffff"/>
                         </a:solidFill>
+                        <a:ln w="0">
+                          <a:noFill/>
+                        </a:ln>
                       </wps:spPr>
+                      <wps:style>
+                        <a:lnRef idx="0"/>
+                        <a:fillRef idx="0"/>
+                        <a:effectRef idx="0"/>
+                        <a:fontRef idx="minor"/>
+                      </wps:style>
                       <wps:txbx>
                         <w:txbxContent>
                           <w:p>
                             <w:pPr>
-                              <w:pStyle w:val="Style21"/>
+                              <w:pStyle w:val="Style18"/>
                               <w:spacing w:before="120" w:after="120"/>
                               <w:rPr>
                                 <w:i w:val="false"/>
+                                <w:i w:val="false"/>
                                 <w:iCs w:val="false"/>
                                 <w:sz w:val="28"/>
                                 <w:szCs w:val="28"/>
                               </w:rPr>
                             </w:pPr>
                             <w:r>
-                              <w:rPr>
-                                <w:i w:val="false"/>
-                                <w:iCs w:val="false"/>
-                                <w:sz w:val="28"/>
-                                <w:szCs w:val="28"/>
-                              </w:rPr>
+                              <w:rPr/>
                               <w:drawing>
                                 <wp:inline distT="0" distB="0" distL="0" distR="0">
                                   <wp:extent cx="5940425" cy="1988820"/>
                                   <wp:effectExtent l="0" t="0" r="0" b="0"/>
-                                  <wp:docPr id="14" name="Изображение4"/>
+                                  <wp:docPr id="9" name="Изображение4" descr=""/>
                                   <wp:cNvGraphicFramePr>
                                     <a:graphicFrameLocks xmlns:a="http://schemas.openxmlformats.org/drawingml/2006/main" noChangeAspect="1"/>
                                   </wp:cNvGraphicFramePr>
@@ -2279,7 +2337,7 @@
                                     <a:graphicData uri="http://schemas.openxmlformats.org/drawingml/2006/picture">
                                       <pic:pic xmlns:pic="http://schemas.openxmlformats.org/drawingml/2006/picture">
                                         <pic:nvPicPr>
-                                          <pic:cNvPr id="14" name="Изображение4"/>
+                                          <pic:cNvPr id="9" name="Изображение4" descr=""/>
                                           <pic:cNvPicPr>
                                             <a:picLocks noChangeAspect="1" noChangeArrowheads="1"/>
                                           </pic:cNvPicPr>
@@ -2298,13 +2356,20 @@
                                           <a:prstGeom prst="rect">
                                             <a:avLst/>
                                           </a:prstGeom>
-                                          <a:noFill/>
                                         </pic:spPr>
                                       </pic:pic>
                                     </a:graphicData>
                                   </a:graphic>
                                 </wp:inline>
                               </w:drawing>
+                            </w:r>
+                            <w:r>
+                              <w:rPr>
+                                <w:i w:val="false"/>
+                                <w:iCs w:val="false"/>
+                                <w:sz w:val="28"/>
+                                <w:szCs w:val="28"/>
+                              </w:rPr>
                               <w:t xml:space="preserve">Рисунок </w:t>
                             </w:r>
                             <w:r>
@@ -2318,37 +2383,37 @@
                             </w:r>
                             <w:r>
                               <w:rPr>
-                                <w:i w:val="false"/>
-                                <w:iCs w:val="false"/>
-                                <w:sz w:val="28"/>
-                                <w:szCs w:val="28"/>
+                                <w:sz w:val="28"/>
+                                <w:i w:val="false"/>
+                                <w:szCs w:val="28"/>
+                                <w:iCs w:val="false"/>
                               </w:rPr>
                               <w:instrText xml:space="preserve"> SEQ Рисунок \* ARABIC </w:instrText>
                             </w:r>
                             <w:r>
                               <w:rPr>
-                                <w:i w:val="false"/>
-                                <w:iCs w:val="false"/>
-                                <w:sz w:val="28"/>
-                                <w:szCs w:val="28"/>
+                                <w:sz w:val="28"/>
+                                <w:i w:val="false"/>
+                                <w:szCs w:val="28"/>
+                                <w:iCs w:val="false"/>
                               </w:rPr>
                               <w:fldChar w:fldCharType="separate"/>
                             </w:r>
                             <w:r>
                               <w:rPr>
-                                <w:i w:val="false"/>
-                                <w:iCs w:val="false"/>
-                                <w:sz w:val="28"/>
-                                <w:szCs w:val="28"/>
+                                <w:sz w:val="28"/>
+                                <w:i w:val="false"/>
+                                <w:szCs w:val="28"/>
+                                <w:iCs w:val="false"/>
                               </w:rPr>
                               <w:t>4</w:t>
                             </w:r>
                             <w:r>
                               <w:rPr>
-                                <w:i w:val="false"/>
-                                <w:iCs w:val="false"/>
-                                <w:sz w:val="28"/>
-                                <w:szCs w:val="28"/>
+                                <w:sz w:val="28"/>
+                                <w:i w:val="false"/>
+                                <w:szCs w:val="28"/>
+                                <w:iCs w:val="false"/>
                               </w:rPr>
                               <w:fldChar w:fldCharType="end"/>
                             </w:r>
@@ -2364,7 +2429,7 @@
                           </w:p>
                         </w:txbxContent>
                       </wps:txbx>
-                      <wps:bodyPr anchor="t" lIns="0" tIns="0" rIns="0" bIns="0">
+                      <wps:bodyPr lIns="0" rIns="0" tIns="0" bIns="0" anchor="t">
                         <a:noAutofit/>
                       </wps:bodyPr>
                     </wps:wsp>
@@ -2375,32 +2440,30 @@
           </mc:Choice>
           <mc:Fallback>
             <w:pict>
-              <v:rect style="position:absolute;rotation:-0;width:467.75pt;height:185.95pt;mso-wrap-distance-left:0pt;mso-wrap-distance-right:0pt;mso-wrap-distance-top:0pt;mso-wrap-distance-bottom:0pt;margin-top:0pt;mso-position-vertical:top;mso-position-vertical-relative:text;margin-left:0pt;mso-position-horizontal:center;mso-position-horizontal-relative:text">
-                <v:textbox inset="0in,0in,0in,0in">
+              <v:rect id="shape_0" ID="Врезка7" path="m0,0l-2147483645,0l-2147483645,-2147483646l0,-2147483646xe" fillcolor="white" stroked="f" o:allowincell="f" style="position:absolute;margin-left:-0.05pt;margin-top:0.05pt;width:467.7pt;height:185.9pt;mso-wrap-style:square;v-text-anchor:top;mso-position-horizontal:center">
+                <v:fill o:detectmouseclick="t" type="solid" color2="black"/>
+                <v:stroke color="#3465a4" joinstyle="round" endcap="flat"/>
+                <v:textbox>
                   <w:txbxContent>
                     <w:p>
                       <w:pPr>
-                        <w:pStyle w:val="Style21"/>
+                        <w:pStyle w:val="Style18"/>
                         <w:spacing w:before="120" w:after="120"/>
                         <w:rPr>
                           <w:i w:val="false"/>
+                          <w:i w:val="false"/>
                           <w:iCs w:val="false"/>
                           <w:sz w:val="28"/>
                           <w:szCs w:val="28"/>
                         </w:rPr>
                       </w:pPr>
                       <w:r>
-                        <w:rPr>
-                          <w:i w:val="false"/>
-                          <w:iCs w:val="false"/>
-                          <w:sz w:val="28"/>
-                          <w:szCs w:val="28"/>
-                        </w:rPr>
+                        <w:rPr/>
                         <w:drawing>
                           <wp:inline distT="0" distB="0" distL="0" distR="0">
                             <wp:extent cx="5940425" cy="1988820"/>
                             <wp:effectExtent l="0" t="0" r="0" b="0"/>
-                            <wp:docPr id="15" name="Изображение4"/>
+                            <wp:docPr id="10" name="Изображение4" descr=""/>
                             <wp:cNvGraphicFramePr>
                               <a:graphicFrameLocks xmlns:a="http://schemas.openxmlformats.org/drawingml/2006/main" noChangeAspect="1"/>
                             </wp:cNvGraphicFramePr>
@@ -2408,7 +2471,7 @@
                               <a:graphicData uri="http://schemas.openxmlformats.org/drawingml/2006/picture">
                                 <pic:pic xmlns:pic="http://schemas.openxmlformats.org/drawingml/2006/picture">
                                   <pic:nvPicPr>
-                                    <pic:cNvPr id="15" name="Изображение4"/>
+                                    <pic:cNvPr id="10" name="Изображение4" descr=""/>
                                     <pic:cNvPicPr>
                                       <a:picLocks noChangeAspect="1" noChangeArrowheads="1"/>
                                     </pic:cNvPicPr>
@@ -2427,13 +2490,20 @@
                                     <a:prstGeom prst="rect">
                                       <a:avLst/>
                                     </a:prstGeom>
-                                    <a:noFill/>
                                   </pic:spPr>
                                 </pic:pic>
                               </a:graphicData>
                             </a:graphic>
                           </wp:inline>
                         </w:drawing>
+                      </w:r>
+                      <w:r>
+                        <w:rPr>
+                          <w:i w:val="false"/>
+                          <w:iCs w:val="false"/>
+                          <w:sz w:val="28"/>
+                          <w:szCs w:val="28"/>
+                        </w:rPr>
                         <w:t xml:space="preserve">Рисунок </w:t>
                       </w:r>
                       <w:r>
@@ -2447,37 +2517,37 @@
                       </w:r>
                       <w:r>
                         <w:rPr>
-                          <w:i w:val="false"/>
-                          <w:iCs w:val="false"/>
-                          <w:sz w:val="28"/>
-                          <w:szCs w:val="28"/>
+                          <w:sz w:val="28"/>
+                          <w:i w:val="false"/>
+                          <w:szCs w:val="28"/>
+                          <w:iCs w:val="false"/>
                         </w:rPr>
                         <w:instrText xml:space="preserve"> SEQ Рисунок \* ARABIC </w:instrText>
                       </w:r>
                       <w:r>
                         <w:rPr>
-                          <w:i w:val="false"/>
-                          <w:iCs w:val="false"/>
-                          <w:sz w:val="28"/>
-                          <w:szCs w:val="28"/>
+                          <w:sz w:val="28"/>
+                          <w:i w:val="false"/>
+                          <w:szCs w:val="28"/>
+                          <w:iCs w:val="false"/>
                         </w:rPr>
                         <w:fldChar w:fldCharType="separate"/>
                       </w:r>
                       <w:r>
                         <w:rPr>
-                          <w:i w:val="false"/>
-                          <w:iCs w:val="false"/>
-                          <w:sz w:val="28"/>
-                          <w:szCs w:val="28"/>
+                          <w:sz w:val="28"/>
+                          <w:i w:val="false"/>
+                          <w:szCs w:val="28"/>
+                          <w:iCs w:val="false"/>
                         </w:rPr>
                         <w:t>4</w:t>
                       </w:r>
                       <w:r>
                         <w:rPr>
-                          <w:i w:val="false"/>
-                          <w:iCs w:val="false"/>
-                          <w:sz w:val="28"/>
-                          <w:szCs w:val="28"/>
+                          <w:sz w:val="28"/>
+                          <w:i w:val="false"/>
+                          <w:szCs w:val="28"/>
+                          <w:iCs w:val="false"/>
                         </w:rPr>
                         <w:fldChar w:fldCharType="end"/>
                       </w:r>
@@ -2591,12 +2661,10 @@
         <w:rPr>
           <w:lang w:val="ru-RU"/>
         </w:rPr>
-      </w:r>
-      <w:r>
         <mc:AlternateContent>
           <mc:Choice Requires="wps">
             <w:drawing>
-              <wp:anchor distT="0" distB="0" distL="0" distR="0" simplePos="0" relativeHeight="16" behindDoc="0" locked="0" layoutInCell="0" allowOverlap="1">
+              <wp:anchor behindDoc="0" distT="0" distB="0" distL="0" distR="0" simplePos="0" locked="0" layoutInCell="0" allowOverlap="1" relativeHeight="18">
                 <wp:simplePos x="0" y="0"/>
                 <wp:positionH relativeFrom="column">
                   <wp:align>center</wp:align>
@@ -2607,46 +2675,53 @@
                 <wp:extent cx="5940425" cy="2261235"/>
                 <wp:effectExtent l="0" t="0" r="0" b="0"/>
                 <wp:wrapSquare wrapText="largest"/>
-                <wp:docPr id="16" name="Врезка8"/>
+                <wp:docPr id="8" name="Врезка8"/>
                 <a:graphic xmlns:a="http://schemas.openxmlformats.org/drawingml/2006/main">
                   <a:graphicData uri="http://schemas.microsoft.com/office/word/2010/wordprocessingShape">
                     <wps:wsp>
-                      <wps:cNvSpPr txBox="1"/>
+                      <wps:cNvSpPr/>
                       <wps:spPr>
                         <a:xfrm>
                           <a:off x="0" y="0"/>
-                          <a:ext cx="5940425" cy="2261235"/>
+                          <a:ext cx="5940360" cy="2261160"/>
                         </a:xfrm>
-                        <a:prstGeom prst="rect"/>
+                        <a:prstGeom prst="rect">
+                          <a:avLst/>
+                        </a:prstGeom>
                         <a:solidFill>
-                          <a:srgbClr val="FFFFFF"/>
+                          <a:srgbClr val="ffffff"/>
                         </a:solidFill>
+                        <a:ln w="0">
+                          <a:noFill/>
+                        </a:ln>
                       </wps:spPr>
+                      <wps:style>
+                        <a:lnRef idx="0"/>
+                        <a:fillRef idx="0"/>
+                        <a:effectRef idx="0"/>
+                        <a:fontRef idx="minor"/>
+                      </wps:style>
                       <wps:txbx>
                         <w:txbxContent>
                           <w:p>
                             <w:pPr>
-                              <w:pStyle w:val="Style21"/>
+                              <w:pStyle w:val="Style18"/>
                               <w:spacing w:before="120" w:after="120"/>
                               <w:rPr>
                                 <w:i w:val="false"/>
+                                <w:i w:val="false"/>
                                 <w:iCs w:val="false"/>
                                 <w:sz w:val="28"/>
                                 <w:szCs w:val="28"/>
                               </w:rPr>
                             </w:pPr>
                             <w:r>
-                              <w:rPr>
-                                <w:i w:val="false"/>
-                                <w:iCs w:val="false"/>
-                                <w:sz w:val="28"/>
-                                <w:szCs w:val="28"/>
-                              </w:rPr>
+                              <w:rPr/>
                               <w:drawing>
                                 <wp:inline distT="0" distB="0" distL="0" distR="0">
                                   <wp:extent cx="5940425" cy="1888490"/>
                                   <wp:effectExtent l="0" t="0" r="0" b="0"/>
-                                  <wp:docPr id="17" name="Изображение5"/>
+                                  <wp:docPr id="10" name="Изображение5" descr=""/>
                                   <wp:cNvGraphicFramePr>
                                     <a:graphicFrameLocks xmlns:a="http://schemas.openxmlformats.org/drawingml/2006/main" noChangeAspect="1"/>
                                   </wp:cNvGraphicFramePr>
@@ -2654,7 +2729,7 @@
                                     <a:graphicData uri="http://schemas.openxmlformats.org/drawingml/2006/picture">
                                       <pic:pic xmlns:pic="http://schemas.openxmlformats.org/drawingml/2006/picture">
                                         <pic:nvPicPr>
-                                          <pic:cNvPr id="17" name="Изображение5"/>
+                                          <pic:cNvPr id="10" name="Изображение5" descr=""/>
                                           <pic:cNvPicPr>
                                             <a:picLocks noChangeAspect="1" noChangeArrowheads="1"/>
                                           </pic:cNvPicPr>
@@ -2673,13 +2748,20 @@
                                           <a:prstGeom prst="rect">
                                             <a:avLst/>
                                           </a:prstGeom>
-                                          <a:noFill/>
                                         </pic:spPr>
                                       </pic:pic>
                                     </a:graphicData>
                                   </a:graphic>
                                 </wp:inline>
                               </w:drawing>
+                            </w:r>
+                            <w:r>
+                              <w:rPr>
+                                <w:i w:val="false"/>
+                                <w:iCs w:val="false"/>
+                                <w:sz w:val="28"/>
+                                <w:szCs w:val="28"/>
+                              </w:rPr>
                               <w:t xml:space="preserve">Рисунок </w:t>
                             </w:r>
                             <w:r>
@@ -2693,37 +2775,37 @@
                             </w:r>
                             <w:r>
                               <w:rPr>
-                                <w:i w:val="false"/>
-                                <w:iCs w:val="false"/>
-                                <w:sz w:val="28"/>
-                                <w:szCs w:val="28"/>
+                                <w:sz w:val="28"/>
+                                <w:i w:val="false"/>
+                                <w:szCs w:val="28"/>
+                                <w:iCs w:val="false"/>
                               </w:rPr>
                               <w:instrText xml:space="preserve"> SEQ Рисунок \* ARABIC </w:instrText>
                             </w:r>
                             <w:r>
                               <w:rPr>
-                                <w:i w:val="false"/>
-                                <w:iCs w:val="false"/>
-                                <w:sz w:val="28"/>
-                                <w:szCs w:val="28"/>
+                                <w:sz w:val="28"/>
+                                <w:i w:val="false"/>
+                                <w:szCs w:val="28"/>
+                                <w:iCs w:val="false"/>
                               </w:rPr>
                               <w:fldChar w:fldCharType="separate"/>
                             </w:r>
                             <w:r>
                               <w:rPr>
-                                <w:i w:val="false"/>
-                                <w:iCs w:val="false"/>
-                                <w:sz w:val="28"/>
-                                <w:szCs w:val="28"/>
+                                <w:sz w:val="28"/>
+                                <w:i w:val="false"/>
+                                <w:szCs w:val="28"/>
+                                <w:iCs w:val="false"/>
                               </w:rPr>
                               <w:t>5</w:t>
                             </w:r>
                             <w:r>
                               <w:rPr>
-                                <w:i w:val="false"/>
-                                <w:iCs w:val="false"/>
-                                <w:sz w:val="28"/>
-                                <w:szCs w:val="28"/>
+                                <w:sz w:val="28"/>
+                                <w:i w:val="false"/>
+                                <w:szCs w:val="28"/>
+                                <w:iCs w:val="false"/>
                               </w:rPr>
                               <w:fldChar w:fldCharType="end"/>
                             </w:r>
@@ -2739,7 +2821,7 @@
                           </w:p>
                         </w:txbxContent>
                       </wps:txbx>
-                      <wps:bodyPr anchor="t" lIns="0" tIns="0" rIns="0" bIns="0">
+                      <wps:bodyPr lIns="0" rIns="0" tIns="0" bIns="0" anchor="t">
                         <a:noAutofit/>
                       </wps:bodyPr>
                     </wps:wsp>
@@ -2750,32 +2832,30 @@
           </mc:Choice>
           <mc:Fallback>
             <w:pict>
-              <v:rect style="position:absolute;rotation:-0;width:467.75pt;height:178.05pt;mso-wrap-distance-left:0pt;mso-wrap-distance-right:0pt;mso-wrap-distance-top:0pt;mso-wrap-distance-bottom:0pt;margin-top:0pt;mso-position-vertical:top;mso-position-vertical-relative:text;margin-left:0pt;mso-position-horizontal:center;mso-position-horizontal-relative:text">
-                <v:textbox inset="0in,0in,0in,0in">
+              <v:rect id="shape_0" ID="Врезка8" path="m0,0l-2147483645,0l-2147483645,-2147483646l0,-2147483646xe" fillcolor="white" stroked="f" o:allowincell="f" style="position:absolute;margin-left:-0.05pt;margin-top:0.05pt;width:467.7pt;height:178pt;mso-wrap-style:square;v-text-anchor:top;mso-position-horizontal:center">
+                <v:fill o:detectmouseclick="t" type="solid" color2="black"/>
+                <v:stroke color="#3465a4" joinstyle="round" endcap="flat"/>
+                <v:textbox>
                   <w:txbxContent>
                     <w:p>
                       <w:pPr>
-                        <w:pStyle w:val="Style21"/>
+                        <w:pStyle w:val="Style18"/>
                         <w:spacing w:before="120" w:after="120"/>
                         <w:rPr>
                           <w:i w:val="false"/>
+                          <w:i w:val="false"/>
                           <w:iCs w:val="false"/>
                           <w:sz w:val="28"/>
                           <w:szCs w:val="28"/>
                         </w:rPr>
                       </w:pPr>
                       <w:r>
-                        <w:rPr>
-                          <w:i w:val="false"/>
-                          <w:iCs w:val="false"/>
-                          <w:sz w:val="28"/>
-                          <w:szCs w:val="28"/>
-                        </w:rPr>
+                        <w:rPr/>
                         <w:drawing>
                           <wp:inline distT="0" distB="0" distL="0" distR="0">
                             <wp:extent cx="5940425" cy="1888490"/>
                             <wp:effectExtent l="0" t="0" r="0" b="0"/>
-                            <wp:docPr id="18" name="Изображение5"/>
+                            <wp:docPr id="11" name="Изображение5" descr=""/>
                             <wp:cNvGraphicFramePr>
                               <a:graphicFrameLocks xmlns:a="http://schemas.openxmlformats.org/drawingml/2006/main" noChangeAspect="1"/>
                             </wp:cNvGraphicFramePr>
@@ -2783,7 +2863,7 @@
                               <a:graphicData uri="http://schemas.openxmlformats.org/drawingml/2006/picture">
                                 <pic:pic xmlns:pic="http://schemas.openxmlformats.org/drawingml/2006/picture">
                                   <pic:nvPicPr>
-                                    <pic:cNvPr id="18" name="Изображение5"/>
+                                    <pic:cNvPr id="11" name="Изображение5" descr=""/>
                                     <pic:cNvPicPr>
                                       <a:picLocks noChangeAspect="1" noChangeArrowheads="1"/>
                                     </pic:cNvPicPr>
@@ -2802,13 +2882,20 @@
                                     <a:prstGeom prst="rect">
                                       <a:avLst/>
                                     </a:prstGeom>
-                                    <a:noFill/>
                                   </pic:spPr>
                                 </pic:pic>
                               </a:graphicData>
                             </a:graphic>
                           </wp:inline>
                         </w:drawing>
+                      </w:r>
+                      <w:r>
+                        <w:rPr>
+                          <w:i w:val="false"/>
+                          <w:iCs w:val="false"/>
+                          <w:sz w:val="28"/>
+                          <w:szCs w:val="28"/>
+                        </w:rPr>
                         <w:t xml:space="preserve">Рисунок </w:t>
                       </w:r>
                       <w:r>
@@ -2822,37 +2909,37 @@
                       </w:r>
                       <w:r>
                         <w:rPr>
-                          <w:i w:val="false"/>
-                          <w:iCs w:val="false"/>
-                          <w:sz w:val="28"/>
-                          <w:szCs w:val="28"/>
+                          <w:sz w:val="28"/>
+                          <w:i w:val="false"/>
+                          <w:szCs w:val="28"/>
+                          <w:iCs w:val="false"/>
                         </w:rPr>
                         <w:instrText xml:space="preserve"> SEQ Рисунок \* ARABIC </w:instrText>
                       </w:r>
                       <w:r>
                         <w:rPr>
-                          <w:i w:val="false"/>
-                          <w:iCs w:val="false"/>
-                          <w:sz w:val="28"/>
-                          <w:szCs w:val="28"/>
+                          <w:sz w:val="28"/>
+                          <w:i w:val="false"/>
+                          <w:szCs w:val="28"/>
+                          <w:iCs w:val="false"/>
                         </w:rPr>
                         <w:fldChar w:fldCharType="separate"/>
                       </w:r>
                       <w:r>
                         <w:rPr>
-                          <w:i w:val="false"/>
-                          <w:iCs w:val="false"/>
-                          <w:sz w:val="28"/>
-                          <w:szCs w:val="28"/>
+                          <w:sz w:val="28"/>
+                          <w:i w:val="false"/>
+                          <w:szCs w:val="28"/>
+                          <w:iCs w:val="false"/>
                         </w:rPr>
                         <w:t>5</w:t>
                       </w:r>
                       <w:r>
                         <w:rPr>
-                          <w:i w:val="false"/>
-                          <w:iCs w:val="false"/>
-                          <w:sz w:val="28"/>
-                          <w:szCs w:val="28"/>
+                          <w:sz w:val="28"/>
+                          <w:i w:val="false"/>
+                          <w:szCs w:val="28"/>
+                          <w:iCs w:val="false"/>
                         </w:rPr>
                         <w:fldChar w:fldCharType="end"/>
                       </w:r>
@@ -2890,15 +2977,10 @@
         <w:rPr>
           <w:lang w:val="ru-RU"/>
         </w:rPr>
-      </w:r>
-      <w:r>
-        <w:br w:type="page"/>
-      </w:r>
-      <w:r>
         <mc:AlternateContent>
           <mc:Choice Requires="wps">
             <w:drawing>
-              <wp:anchor distT="0" distB="0" distL="0" distR="0" simplePos="0" relativeHeight="18" behindDoc="0" locked="0" layoutInCell="0" allowOverlap="1">
+              <wp:anchor behindDoc="0" distT="0" distB="0" distL="0" distR="0" simplePos="0" locked="0" layoutInCell="0" allowOverlap="1" relativeHeight="20">
                 <wp:simplePos x="0" y="0"/>
                 <wp:positionH relativeFrom="column">
                   <wp:align>center</wp:align>
@@ -2909,46 +2991,53 @@
                 <wp:extent cx="5940425" cy="2299335"/>
                 <wp:effectExtent l="0" t="0" r="0" b="0"/>
                 <wp:wrapSquare wrapText="largest"/>
-                <wp:docPr id="19" name="Врезка9"/>
+                <wp:docPr id="9" name="Врезка9"/>
                 <a:graphic xmlns:a="http://schemas.openxmlformats.org/drawingml/2006/main">
                   <a:graphicData uri="http://schemas.microsoft.com/office/word/2010/wordprocessingShape">
                     <wps:wsp>
-                      <wps:cNvSpPr txBox="1"/>
+                      <wps:cNvSpPr/>
                       <wps:spPr>
                         <a:xfrm>
                           <a:off x="0" y="0"/>
-                          <a:ext cx="5940425" cy="2299335"/>
+                          <a:ext cx="5940360" cy="2299320"/>
                         </a:xfrm>
-                        <a:prstGeom prst="rect"/>
+                        <a:prstGeom prst="rect">
+                          <a:avLst/>
+                        </a:prstGeom>
                         <a:solidFill>
-                          <a:srgbClr val="FFFFFF"/>
+                          <a:srgbClr val="ffffff"/>
                         </a:solidFill>
+                        <a:ln w="0">
+                          <a:noFill/>
+                        </a:ln>
                       </wps:spPr>
+                      <wps:style>
+                        <a:lnRef idx="0"/>
+                        <a:fillRef idx="0"/>
+                        <a:effectRef idx="0"/>
+                        <a:fontRef idx="minor"/>
+                      </wps:style>
                       <wps:txbx>
                         <w:txbxContent>
                           <w:p>
                             <w:pPr>
-                              <w:pStyle w:val="Style21"/>
+                              <w:pStyle w:val="Style18"/>
                               <w:spacing w:before="120" w:after="120"/>
                               <w:rPr>
                                 <w:i w:val="false"/>
+                                <w:i w:val="false"/>
                                 <w:iCs w:val="false"/>
                                 <w:sz w:val="28"/>
                                 <w:szCs w:val="28"/>
                               </w:rPr>
                             </w:pPr>
                             <w:r>
-                              <w:rPr>
-                                <w:i w:val="false"/>
-                                <w:iCs w:val="false"/>
-                                <w:sz w:val="28"/>
-                                <w:szCs w:val="28"/>
-                              </w:rPr>
+                              <w:rPr/>
                               <w:drawing>
                                 <wp:inline distT="0" distB="0" distL="0" distR="0">
                                   <wp:extent cx="5940425" cy="1926590"/>
                                   <wp:effectExtent l="0" t="0" r="0" b="0"/>
-                                  <wp:docPr id="20" name="Изображение6"/>
+                                  <wp:docPr id="11" name="Изображение6" descr=""/>
                                   <wp:cNvGraphicFramePr>
                                     <a:graphicFrameLocks xmlns:a="http://schemas.openxmlformats.org/drawingml/2006/main" noChangeAspect="1"/>
                                   </wp:cNvGraphicFramePr>
@@ -2956,7 +3045,7 @@
                                     <a:graphicData uri="http://schemas.openxmlformats.org/drawingml/2006/picture">
                                       <pic:pic xmlns:pic="http://schemas.openxmlformats.org/drawingml/2006/picture">
                                         <pic:nvPicPr>
-                                          <pic:cNvPr id="20" name="Изображение6"/>
+                                          <pic:cNvPr id="11" name="Изображение6" descr=""/>
                                           <pic:cNvPicPr>
                                             <a:picLocks noChangeAspect="1" noChangeArrowheads="1"/>
                                           </pic:cNvPicPr>
@@ -2975,13 +3064,20 @@
                                           <a:prstGeom prst="rect">
                                             <a:avLst/>
                                           </a:prstGeom>
-                                          <a:noFill/>
                                         </pic:spPr>
                                       </pic:pic>
                                     </a:graphicData>
                                   </a:graphic>
                                 </wp:inline>
                               </w:drawing>
+                            </w:r>
+                            <w:r>
+                              <w:rPr>
+                                <w:i w:val="false"/>
+                                <w:iCs w:val="false"/>
+                                <w:sz w:val="28"/>
+                                <w:szCs w:val="28"/>
+                              </w:rPr>
                               <w:t xml:space="preserve">Рисунок </w:t>
                             </w:r>
                             <w:r>
@@ -2995,37 +3091,37 @@
                             </w:r>
                             <w:r>
                               <w:rPr>
-                                <w:i w:val="false"/>
-                                <w:iCs w:val="false"/>
-                                <w:sz w:val="28"/>
-                                <w:szCs w:val="28"/>
+                                <w:sz w:val="28"/>
+                                <w:i w:val="false"/>
+                                <w:szCs w:val="28"/>
+                                <w:iCs w:val="false"/>
                               </w:rPr>
                               <w:instrText xml:space="preserve"> SEQ Рисунок \* ARABIC </w:instrText>
                             </w:r>
                             <w:r>
                               <w:rPr>
-                                <w:i w:val="false"/>
-                                <w:iCs w:val="false"/>
-                                <w:sz w:val="28"/>
-                                <w:szCs w:val="28"/>
+                                <w:sz w:val="28"/>
+                                <w:i w:val="false"/>
+                                <w:szCs w:val="28"/>
+                                <w:iCs w:val="false"/>
                               </w:rPr>
                               <w:fldChar w:fldCharType="separate"/>
                             </w:r>
                             <w:r>
                               <w:rPr>
-                                <w:i w:val="false"/>
-                                <w:iCs w:val="false"/>
-                                <w:sz w:val="28"/>
-                                <w:szCs w:val="28"/>
+                                <w:sz w:val="28"/>
+                                <w:i w:val="false"/>
+                                <w:szCs w:val="28"/>
+                                <w:iCs w:val="false"/>
                               </w:rPr>
                               <w:t>6</w:t>
                             </w:r>
                             <w:r>
                               <w:rPr>
-                                <w:i w:val="false"/>
-                                <w:iCs w:val="false"/>
-                                <w:sz w:val="28"/>
-                                <w:szCs w:val="28"/>
+                                <w:sz w:val="28"/>
+                                <w:i w:val="false"/>
+                                <w:szCs w:val="28"/>
+                                <w:iCs w:val="false"/>
                               </w:rPr>
                               <w:fldChar w:fldCharType="end"/>
                             </w:r>
@@ -3041,7 +3137,7 @@
                           </w:p>
                         </w:txbxContent>
                       </wps:txbx>
-                      <wps:bodyPr anchor="t" lIns="0" tIns="0" rIns="0" bIns="0">
+                      <wps:bodyPr lIns="0" rIns="0" tIns="0" bIns="0" anchor="t">
                         <a:noAutofit/>
                       </wps:bodyPr>
                     </wps:wsp>
@@ -3052,32 +3148,30 @@
           </mc:Choice>
           <mc:Fallback>
             <w:pict>
-              <v:rect style="position:absolute;rotation:-0;width:467.75pt;height:181.05pt;mso-wrap-distance-left:0pt;mso-wrap-distance-right:0pt;mso-wrap-distance-top:0pt;mso-wrap-distance-bottom:0pt;margin-top:0pt;mso-position-vertical:top;mso-position-vertical-relative:text;margin-left:0pt;mso-position-horizontal:center;mso-position-horizontal-relative:text">
-                <v:textbox inset="0in,0in,0in,0in">
+              <v:rect id="shape_0" ID="Врезка9" path="m0,0l-2147483645,0l-2147483645,-2147483646l0,-2147483646xe" fillcolor="white" stroked="f" o:allowincell="f" style="position:absolute;margin-left:-0.05pt;margin-top:0.05pt;width:467.7pt;height:181pt;mso-wrap-style:square;v-text-anchor:top;mso-position-horizontal:center">
+                <v:fill o:detectmouseclick="t" type="solid" color2="black"/>
+                <v:stroke color="#3465a4" joinstyle="round" endcap="flat"/>
+                <v:textbox>
                   <w:txbxContent>
                     <w:p>
                       <w:pPr>
-                        <w:pStyle w:val="Style21"/>
+                        <w:pStyle w:val="Style18"/>
                         <w:spacing w:before="120" w:after="120"/>
                         <w:rPr>
                           <w:i w:val="false"/>
+                          <w:i w:val="false"/>
                           <w:iCs w:val="false"/>
                           <w:sz w:val="28"/>
                           <w:szCs w:val="28"/>
                         </w:rPr>
                       </w:pPr>
                       <w:r>
-                        <w:rPr>
-                          <w:i w:val="false"/>
-                          <w:iCs w:val="false"/>
-                          <w:sz w:val="28"/>
-                          <w:szCs w:val="28"/>
-                        </w:rPr>
+                        <w:rPr/>
                         <w:drawing>
                           <wp:inline distT="0" distB="0" distL="0" distR="0">
                             <wp:extent cx="5940425" cy="1926590"/>
                             <wp:effectExtent l="0" t="0" r="0" b="0"/>
-                            <wp:docPr id="21" name="Изображение6"/>
+                            <wp:docPr id="12" name="Изображение6" descr=""/>
                             <wp:cNvGraphicFramePr>
                               <a:graphicFrameLocks xmlns:a="http://schemas.openxmlformats.org/drawingml/2006/main" noChangeAspect="1"/>
                             </wp:cNvGraphicFramePr>
@@ -3085,7 +3179,7 @@
                               <a:graphicData uri="http://schemas.openxmlformats.org/drawingml/2006/picture">
                                 <pic:pic xmlns:pic="http://schemas.openxmlformats.org/drawingml/2006/picture">
                                   <pic:nvPicPr>
-                                    <pic:cNvPr id="21" name="Изображение6"/>
+                                    <pic:cNvPr id="12" name="Изображение6" descr=""/>
                                     <pic:cNvPicPr>
                                       <a:picLocks noChangeAspect="1" noChangeArrowheads="1"/>
                                     </pic:cNvPicPr>
@@ -3104,13 +3198,20 @@
                                     <a:prstGeom prst="rect">
                                       <a:avLst/>
                                     </a:prstGeom>
-                                    <a:noFill/>
                                   </pic:spPr>
                                 </pic:pic>
                               </a:graphicData>
                             </a:graphic>
                           </wp:inline>
                         </w:drawing>
+                      </w:r>
+                      <w:r>
+                        <w:rPr>
+                          <w:i w:val="false"/>
+                          <w:iCs w:val="false"/>
+                          <w:sz w:val="28"/>
+                          <w:szCs w:val="28"/>
+                        </w:rPr>
                         <w:t xml:space="preserve">Рисунок </w:t>
                       </w:r>
                       <w:r>
@@ -3124,37 +3225,37 @@
                       </w:r>
                       <w:r>
                         <w:rPr>
-                          <w:i w:val="false"/>
-                          <w:iCs w:val="false"/>
-                          <w:sz w:val="28"/>
-                          <w:szCs w:val="28"/>
+                          <w:sz w:val="28"/>
+                          <w:i w:val="false"/>
+                          <w:szCs w:val="28"/>
+                          <w:iCs w:val="false"/>
                         </w:rPr>
                         <w:instrText xml:space="preserve"> SEQ Рисунок \* ARABIC </w:instrText>
                       </w:r>
                       <w:r>
                         <w:rPr>
-                          <w:i w:val="false"/>
-                          <w:iCs w:val="false"/>
-                          <w:sz w:val="28"/>
-                          <w:szCs w:val="28"/>
+                          <w:sz w:val="28"/>
+                          <w:i w:val="false"/>
+                          <w:szCs w:val="28"/>
+                          <w:iCs w:val="false"/>
                         </w:rPr>
                         <w:fldChar w:fldCharType="separate"/>
                       </w:r>
                       <w:r>
                         <w:rPr>
-                          <w:i w:val="false"/>
-                          <w:iCs w:val="false"/>
-                          <w:sz w:val="28"/>
-                          <w:szCs w:val="28"/>
+                          <w:sz w:val="28"/>
+                          <w:i w:val="false"/>
+                          <w:szCs w:val="28"/>
+                          <w:iCs w:val="false"/>
                         </w:rPr>
                         <w:t>6</w:t>
                       </w:r>
                       <w:r>
                         <w:rPr>
-                          <w:i w:val="false"/>
-                          <w:iCs w:val="false"/>
-                          <w:sz w:val="28"/>
-                          <w:szCs w:val="28"/>
+                          <w:sz w:val="28"/>
+                          <w:i w:val="false"/>
+                          <w:szCs w:val="28"/>
+                          <w:iCs w:val="false"/>
                         </w:rPr>
                         <w:fldChar w:fldCharType="end"/>
                       </w:r>
@@ -3176,6 +3277,9 @@
           </mc:Fallback>
         </mc:AlternateContent>
       </w:r>
+      <w:r>
+        <w:br w:type="page"/>
+      </w:r>
     </w:p>
     <w:p>
       <w:pPr>
@@ -3210,12 +3314,10 @@
         <w:rPr>
           <w:lang w:val="ru-RU"/>
         </w:rPr>
-      </w:r>
-      <w:r>
         <mc:AlternateContent>
           <mc:Choice Requires="wps">
             <w:drawing>
-              <wp:anchor distT="0" distB="0" distL="0" distR="0" simplePos="0" relativeHeight="20" behindDoc="0" locked="0" layoutInCell="0" allowOverlap="1">
+              <wp:anchor behindDoc="0" distT="0" distB="0" distL="0" distR="0" simplePos="0" locked="0" layoutInCell="0" allowOverlap="1" relativeHeight="23">
                 <wp:simplePos x="0" y="0"/>
                 <wp:positionH relativeFrom="column">
                   <wp:align>center</wp:align>
@@ -3226,46 +3328,53 @@
                 <wp:extent cx="5940425" cy="2277110"/>
                 <wp:effectExtent l="0" t="0" r="0" b="0"/>
                 <wp:wrapSquare wrapText="largest"/>
-                <wp:docPr id="22" name="Врезка10"/>
+                <wp:docPr id="10" name="Врезка10"/>
                 <a:graphic xmlns:a="http://schemas.openxmlformats.org/drawingml/2006/main">
                   <a:graphicData uri="http://schemas.microsoft.com/office/word/2010/wordprocessingShape">
                     <wps:wsp>
-                      <wps:cNvSpPr txBox="1"/>
+                      <wps:cNvSpPr/>
                       <wps:spPr>
                         <a:xfrm>
                           <a:off x="0" y="0"/>
-                          <a:ext cx="5940425" cy="2277110"/>
+                          <a:ext cx="5940360" cy="2277000"/>
                         </a:xfrm>
-                        <a:prstGeom prst="rect"/>
+                        <a:prstGeom prst="rect">
+                          <a:avLst/>
+                        </a:prstGeom>
                         <a:solidFill>
-                          <a:srgbClr val="FFFFFF"/>
+                          <a:srgbClr val="ffffff"/>
                         </a:solidFill>
+                        <a:ln w="0">
+                          <a:noFill/>
+                        </a:ln>
                       </wps:spPr>
+                      <wps:style>
+                        <a:lnRef idx="0"/>
+                        <a:fillRef idx="0"/>
+                        <a:effectRef idx="0"/>
+                        <a:fontRef idx="minor"/>
+                      </wps:style>
                       <wps:txbx>
                         <w:txbxContent>
                           <w:p>
                             <w:pPr>
-                              <w:pStyle w:val="Style21"/>
+                              <w:pStyle w:val="Style18"/>
                               <w:spacing w:before="120" w:after="120"/>
                               <w:rPr>
                                 <w:i w:val="false"/>
+                                <w:i w:val="false"/>
                                 <w:iCs w:val="false"/>
                                 <w:sz w:val="28"/>
                                 <w:szCs w:val="28"/>
                               </w:rPr>
                             </w:pPr>
                             <w:r>
-                              <w:rPr>
-                                <w:i w:val="false"/>
-                                <w:iCs w:val="false"/>
-                                <w:sz w:val="28"/>
-                                <w:szCs w:val="28"/>
-                              </w:rPr>
+                              <w:rPr/>
                               <w:drawing>
                                 <wp:inline distT="0" distB="0" distL="0" distR="0">
                                   <wp:extent cx="5940425" cy="1904365"/>
                                   <wp:effectExtent l="0" t="0" r="0" b="0"/>
-                                  <wp:docPr id="23" name="Изображение7"/>
+                                  <wp:docPr id="12" name="Изображение7" descr=""/>
                                   <wp:cNvGraphicFramePr>
                                     <a:graphicFrameLocks xmlns:a="http://schemas.openxmlformats.org/drawingml/2006/main" noChangeAspect="1"/>
                                   </wp:cNvGraphicFramePr>
@@ -3273,7 +3382,7 @@
                                     <a:graphicData uri="http://schemas.openxmlformats.org/drawingml/2006/picture">
                                       <pic:pic xmlns:pic="http://schemas.openxmlformats.org/drawingml/2006/picture">
                                         <pic:nvPicPr>
-                                          <pic:cNvPr id="23" name="Изображение7"/>
+                                          <pic:cNvPr id="12" name="Изображение7" descr=""/>
                                           <pic:cNvPicPr>
                                             <a:picLocks noChangeAspect="1" noChangeArrowheads="1"/>
                                           </pic:cNvPicPr>
@@ -3292,13 +3401,20 @@
                                           <a:prstGeom prst="rect">
                                             <a:avLst/>
                                           </a:prstGeom>
-                                          <a:noFill/>
                                         </pic:spPr>
                                       </pic:pic>
                                     </a:graphicData>
                                   </a:graphic>
                                 </wp:inline>
                               </w:drawing>
+                            </w:r>
+                            <w:r>
+                              <w:rPr>
+                                <w:i w:val="false"/>
+                                <w:iCs w:val="false"/>
+                                <w:sz w:val="28"/>
+                                <w:szCs w:val="28"/>
+                              </w:rPr>
                               <w:t xml:space="preserve">Рисунок </w:t>
                             </w:r>
                             <w:r>
@@ -3312,37 +3428,37 @@
                             </w:r>
                             <w:r>
                               <w:rPr>
-                                <w:i w:val="false"/>
-                                <w:iCs w:val="false"/>
-                                <w:sz w:val="28"/>
-                                <w:szCs w:val="28"/>
+                                <w:sz w:val="28"/>
+                                <w:i w:val="false"/>
+                                <w:szCs w:val="28"/>
+                                <w:iCs w:val="false"/>
                               </w:rPr>
                               <w:instrText xml:space="preserve"> SEQ Рисунок \* ARABIC </w:instrText>
                             </w:r>
                             <w:r>
                               <w:rPr>
-                                <w:i w:val="false"/>
-                                <w:iCs w:val="false"/>
-                                <w:sz w:val="28"/>
-                                <w:szCs w:val="28"/>
+                                <w:sz w:val="28"/>
+                                <w:i w:val="false"/>
+                                <w:szCs w:val="28"/>
+                                <w:iCs w:val="false"/>
                               </w:rPr>
                               <w:fldChar w:fldCharType="separate"/>
                             </w:r>
                             <w:r>
                               <w:rPr>
-                                <w:i w:val="false"/>
-                                <w:iCs w:val="false"/>
-                                <w:sz w:val="28"/>
-                                <w:szCs w:val="28"/>
+                                <w:sz w:val="28"/>
+                                <w:i w:val="false"/>
+                                <w:szCs w:val="28"/>
+                                <w:iCs w:val="false"/>
                               </w:rPr>
                               <w:t>7</w:t>
                             </w:r>
                             <w:r>
                               <w:rPr>
-                                <w:i w:val="false"/>
-                                <w:iCs w:val="false"/>
-                                <w:sz w:val="28"/>
-                                <w:szCs w:val="28"/>
+                                <w:sz w:val="28"/>
+                                <w:i w:val="false"/>
+                                <w:szCs w:val="28"/>
+                                <w:iCs w:val="false"/>
                               </w:rPr>
                               <w:fldChar w:fldCharType="end"/>
                             </w:r>
@@ -3353,21 +3469,12 @@
                                 <w:sz w:val="28"/>
                                 <w:szCs w:val="28"/>
                               </w:rPr>
-                              <w:t xml:space="preserve">: Процентили времени отклика для конфигурации </w:t>
-                            </w:r>
-                            <w:r>
-                              <w:rPr>
-                                <w:i w:val="false"/>
-                                <w:iCs w:val="false"/>
-                                <w:sz w:val="28"/>
-                                <w:szCs w:val="28"/>
-                              </w:rPr>
-                              <w:t>2</w:t>
+                              <w:t>: Процентили времени отклика для конфигурации 2</w:t>
                             </w:r>
                           </w:p>
                         </w:txbxContent>
                       </wps:txbx>
-                      <wps:bodyPr anchor="t" lIns="0" tIns="0" rIns="0" bIns="0">
+                      <wps:bodyPr lIns="0" rIns="0" tIns="0" bIns="0" anchor="t">
                         <a:noAutofit/>
                       </wps:bodyPr>
                     </wps:wsp>
@@ -3378,32 +3485,30 @@
           </mc:Choice>
           <mc:Fallback>
             <w:pict>
-              <v:rect style="position:absolute;rotation:-0;width:467.75pt;height:179.3pt;mso-wrap-distance-left:0pt;mso-wrap-distance-right:0pt;mso-wrap-distance-top:0pt;mso-wrap-distance-bottom:0pt;margin-top:0pt;mso-position-vertical:top;mso-position-vertical-relative:text;margin-left:0pt;mso-position-horizontal:center;mso-position-horizontal-relative:text">
-                <v:textbox inset="0in,0in,0in,0in">
+              <v:rect id="shape_0" ID="Врезка10" path="m0,0l-2147483645,0l-2147483645,-2147483646l0,-2147483646xe" fillcolor="white" stroked="f" o:allowincell="f" style="position:absolute;margin-left:-0.05pt;margin-top:0.05pt;width:467.7pt;height:179.25pt;mso-wrap-style:square;v-text-anchor:top;mso-position-horizontal:center">
+                <v:fill o:detectmouseclick="t" type="solid" color2="black"/>
+                <v:stroke color="#3465a4" joinstyle="round" endcap="flat"/>
+                <v:textbox>
                   <w:txbxContent>
                     <w:p>
                       <w:pPr>
-                        <w:pStyle w:val="Style21"/>
+                        <w:pStyle w:val="Style18"/>
                         <w:spacing w:before="120" w:after="120"/>
                         <w:rPr>
                           <w:i w:val="false"/>
+                          <w:i w:val="false"/>
                           <w:iCs w:val="false"/>
                           <w:sz w:val="28"/>
                           <w:szCs w:val="28"/>
                         </w:rPr>
                       </w:pPr>
                       <w:r>
-                        <w:rPr>
-                          <w:i w:val="false"/>
-                          <w:iCs w:val="false"/>
-                          <w:sz w:val="28"/>
-                          <w:szCs w:val="28"/>
-                        </w:rPr>
+                        <w:rPr/>
                         <w:drawing>
                           <wp:inline distT="0" distB="0" distL="0" distR="0">
                             <wp:extent cx="5940425" cy="1904365"/>
                             <wp:effectExtent l="0" t="0" r="0" b="0"/>
-                            <wp:docPr id="24" name="Изображение7"/>
+                            <wp:docPr id="13" name="Изображение7" descr=""/>
                             <wp:cNvGraphicFramePr>
                               <a:graphicFrameLocks xmlns:a="http://schemas.openxmlformats.org/drawingml/2006/main" noChangeAspect="1"/>
                             </wp:cNvGraphicFramePr>
@@ -3411,7 +3516,7 @@
                               <a:graphicData uri="http://schemas.openxmlformats.org/drawingml/2006/picture">
                                 <pic:pic xmlns:pic="http://schemas.openxmlformats.org/drawingml/2006/picture">
                                   <pic:nvPicPr>
-                                    <pic:cNvPr id="24" name="Изображение7"/>
+                                    <pic:cNvPr id="13" name="Изображение7" descr=""/>
                                     <pic:cNvPicPr>
                                       <a:picLocks noChangeAspect="1" noChangeArrowheads="1"/>
                                     </pic:cNvPicPr>
@@ -3430,13 +3535,20 @@
                                     <a:prstGeom prst="rect">
                                       <a:avLst/>
                                     </a:prstGeom>
-                                    <a:noFill/>
                                   </pic:spPr>
                                 </pic:pic>
                               </a:graphicData>
                             </a:graphic>
                           </wp:inline>
                         </w:drawing>
+                      </w:r>
+                      <w:r>
+                        <w:rPr>
+                          <w:i w:val="false"/>
+                          <w:iCs w:val="false"/>
+                          <w:sz w:val="28"/>
+                          <w:szCs w:val="28"/>
+                        </w:rPr>
                         <w:t xml:space="preserve">Рисунок </w:t>
                       </w:r>
                       <w:r>
@@ -3450,37 +3562,37 @@
                       </w:r>
                       <w:r>
                         <w:rPr>
-                          <w:i w:val="false"/>
-                          <w:iCs w:val="false"/>
-                          <w:sz w:val="28"/>
-                          <w:szCs w:val="28"/>
+                          <w:sz w:val="28"/>
+                          <w:i w:val="false"/>
+                          <w:szCs w:val="28"/>
+                          <w:iCs w:val="false"/>
                         </w:rPr>
                         <w:instrText xml:space="preserve"> SEQ Рисунок \* ARABIC </w:instrText>
                       </w:r>
                       <w:r>
                         <w:rPr>
-                          <w:i w:val="false"/>
-                          <w:iCs w:val="false"/>
-                          <w:sz w:val="28"/>
-                          <w:szCs w:val="28"/>
+                          <w:sz w:val="28"/>
+                          <w:i w:val="false"/>
+                          <w:szCs w:val="28"/>
+                          <w:iCs w:val="false"/>
                         </w:rPr>
                         <w:fldChar w:fldCharType="separate"/>
                       </w:r>
                       <w:r>
                         <w:rPr>
-                          <w:i w:val="false"/>
-                          <w:iCs w:val="false"/>
-                          <w:sz w:val="28"/>
-                          <w:szCs w:val="28"/>
+                          <w:sz w:val="28"/>
+                          <w:i w:val="false"/>
+                          <w:szCs w:val="28"/>
+                          <w:iCs w:val="false"/>
                         </w:rPr>
                         <w:t>7</w:t>
                       </w:r>
                       <w:r>
                         <w:rPr>
-                          <w:i w:val="false"/>
-                          <w:iCs w:val="false"/>
-                          <w:sz w:val="28"/>
-                          <w:szCs w:val="28"/>
+                          <w:sz w:val="28"/>
+                          <w:i w:val="false"/>
+                          <w:szCs w:val="28"/>
+                          <w:iCs w:val="false"/>
                         </w:rPr>
                         <w:fldChar w:fldCharType="end"/>
                       </w:r>
@@ -3491,16 +3603,7 @@
                           <w:sz w:val="28"/>
                           <w:szCs w:val="28"/>
                         </w:rPr>
-                        <w:t xml:space="preserve">: Процентили времени отклика для конфигурации </w:t>
-                      </w:r>
-                      <w:r>
-                        <w:rPr>
-                          <w:i w:val="false"/>
-                          <w:iCs w:val="false"/>
-                          <w:sz w:val="28"/>
-                          <w:szCs w:val="28"/>
-                        </w:rPr>
-                        <w:t>2</w:t>
+                        <w:t>: Процентили времени отклика для конфигурации 2</w:t>
                       </w:r>
                     </w:p>
                   </w:txbxContent>
@@ -3527,12 +3630,10 @@
         <w:rPr>
           <w:lang w:val="ru-RU"/>
         </w:rPr>
-      </w:r>
-      <w:r>
         <mc:AlternateContent>
           <mc:Choice Requires="wps">
             <w:drawing>
-              <wp:anchor distT="0" distB="0" distL="0" distR="0" simplePos="0" relativeHeight="22" behindDoc="0" locked="0" layoutInCell="0" allowOverlap="1">
+              <wp:anchor behindDoc="0" distT="0" distB="0" distL="0" distR="0" simplePos="0" locked="0" layoutInCell="0" allowOverlap="1" relativeHeight="25">
                 <wp:simplePos x="0" y="0"/>
                 <wp:positionH relativeFrom="column">
                   <wp:align>center</wp:align>
@@ -3543,46 +3644,53 @@
                 <wp:extent cx="5940425" cy="2281555"/>
                 <wp:effectExtent l="0" t="0" r="0" b="0"/>
                 <wp:wrapSquare wrapText="largest"/>
-                <wp:docPr id="25" name="Врезка11"/>
+                <wp:docPr id="11" name="Врезка11"/>
                 <a:graphic xmlns:a="http://schemas.openxmlformats.org/drawingml/2006/main">
                   <a:graphicData uri="http://schemas.microsoft.com/office/word/2010/wordprocessingShape">
                     <wps:wsp>
-                      <wps:cNvSpPr txBox="1"/>
+                      <wps:cNvSpPr/>
                       <wps:spPr>
                         <a:xfrm>
                           <a:off x="0" y="0"/>
-                          <a:ext cx="5940425" cy="2281555"/>
+                          <a:ext cx="5940360" cy="2281680"/>
                         </a:xfrm>
-                        <a:prstGeom prst="rect"/>
+                        <a:prstGeom prst="rect">
+                          <a:avLst/>
+                        </a:prstGeom>
                         <a:solidFill>
-                          <a:srgbClr val="FFFFFF"/>
+                          <a:srgbClr val="ffffff"/>
                         </a:solidFill>
+                        <a:ln w="0">
+                          <a:noFill/>
+                        </a:ln>
                       </wps:spPr>
+                      <wps:style>
+                        <a:lnRef idx="0"/>
+                        <a:fillRef idx="0"/>
+                        <a:effectRef idx="0"/>
+                        <a:fontRef idx="minor"/>
+                      </wps:style>
                       <wps:txbx>
                         <w:txbxContent>
                           <w:p>
                             <w:pPr>
-                              <w:pStyle w:val="Style21"/>
+                              <w:pStyle w:val="Style18"/>
                               <w:spacing w:before="120" w:after="120"/>
                               <w:rPr>
                                 <w:i w:val="false"/>
+                                <w:i w:val="false"/>
                                 <w:iCs w:val="false"/>
                                 <w:sz w:val="28"/>
                                 <w:szCs w:val="28"/>
                               </w:rPr>
                             </w:pPr>
                             <w:r>
-                              <w:rPr>
-                                <w:i w:val="false"/>
-                                <w:iCs w:val="false"/>
-                                <w:sz w:val="28"/>
-                                <w:szCs w:val="28"/>
-                              </w:rPr>
+                              <w:rPr/>
                               <w:drawing>
                                 <wp:inline distT="0" distB="0" distL="0" distR="0">
                                   <wp:extent cx="5940425" cy="1908810"/>
                                   <wp:effectExtent l="0" t="0" r="0" b="0"/>
-                                  <wp:docPr id="26" name="Изображение8"/>
+                                  <wp:docPr id="13" name="Изображение8" descr=""/>
                                   <wp:cNvGraphicFramePr>
                                     <a:graphicFrameLocks xmlns:a="http://schemas.openxmlformats.org/drawingml/2006/main" noChangeAspect="1"/>
                                   </wp:cNvGraphicFramePr>
@@ -3590,7 +3698,7 @@
                                     <a:graphicData uri="http://schemas.openxmlformats.org/drawingml/2006/picture">
                                       <pic:pic xmlns:pic="http://schemas.openxmlformats.org/drawingml/2006/picture">
                                         <pic:nvPicPr>
-                                          <pic:cNvPr id="26" name="Изображение8"/>
+                                          <pic:cNvPr id="13" name="Изображение8" descr=""/>
                                           <pic:cNvPicPr>
                                             <a:picLocks noChangeAspect="1" noChangeArrowheads="1"/>
                                           </pic:cNvPicPr>
@@ -3609,13 +3717,20 @@
                                           <a:prstGeom prst="rect">
                                             <a:avLst/>
                                           </a:prstGeom>
-                                          <a:noFill/>
                                         </pic:spPr>
                                       </pic:pic>
                                     </a:graphicData>
                                   </a:graphic>
                                 </wp:inline>
                               </w:drawing>
+                            </w:r>
+                            <w:r>
+                              <w:rPr>
+                                <w:i w:val="false"/>
+                                <w:iCs w:val="false"/>
+                                <w:sz w:val="28"/>
+                                <w:szCs w:val="28"/>
+                              </w:rPr>
                               <w:t xml:space="preserve">Рисунок </w:t>
                             </w:r>
                             <w:r>
@@ -3629,37 +3744,37 @@
                             </w:r>
                             <w:r>
                               <w:rPr>
-                                <w:i w:val="false"/>
-                                <w:iCs w:val="false"/>
-                                <w:sz w:val="28"/>
-                                <w:szCs w:val="28"/>
+                                <w:sz w:val="28"/>
+                                <w:i w:val="false"/>
+                                <w:szCs w:val="28"/>
+                                <w:iCs w:val="false"/>
                               </w:rPr>
                               <w:instrText xml:space="preserve"> SEQ Рисунок \* ARABIC </w:instrText>
                             </w:r>
                             <w:r>
                               <w:rPr>
-                                <w:i w:val="false"/>
-                                <w:iCs w:val="false"/>
-                                <w:sz w:val="28"/>
-                                <w:szCs w:val="28"/>
+                                <w:sz w:val="28"/>
+                                <w:i w:val="false"/>
+                                <w:szCs w:val="28"/>
+                                <w:iCs w:val="false"/>
                               </w:rPr>
                               <w:fldChar w:fldCharType="separate"/>
                             </w:r>
                             <w:r>
                               <w:rPr>
-                                <w:i w:val="false"/>
-                                <w:iCs w:val="false"/>
-                                <w:sz w:val="28"/>
-                                <w:szCs w:val="28"/>
+                                <w:sz w:val="28"/>
+                                <w:i w:val="false"/>
+                                <w:szCs w:val="28"/>
+                                <w:iCs w:val="false"/>
                               </w:rPr>
                               <w:t>8</w:t>
                             </w:r>
                             <w:r>
                               <w:rPr>
-                                <w:i w:val="false"/>
-                                <w:iCs w:val="false"/>
-                                <w:sz w:val="28"/>
-                                <w:szCs w:val="28"/>
+                                <w:sz w:val="28"/>
+                                <w:i w:val="false"/>
+                                <w:szCs w:val="28"/>
+                                <w:iCs w:val="false"/>
                               </w:rPr>
                               <w:fldChar w:fldCharType="end"/>
                             </w:r>
@@ -3675,7 +3790,7 @@
                           </w:p>
                         </w:txbxContent>
                       </wps:txbx>
-                      <wps:bodyPr anchor="t" lIns="0" tIns="0" rIns="0" bIns="0">
+                      <wps:bodyPr lIns="0" rIns="0" tIns="0" bIns="0" anchor="t">
                         <a:noAutofit/>
                       </wps:bodyPr>
                     </wps:wsp>
@@ -3686,32 +3801,30 @@
           </mc:Choice>
           <mc:Fallback>
             <w:pict>
-              <v:rect style="position:absolute;rotation:-0;width:467.75pt;height:179.65pt;mso-wrap-distance-left:0pt;mso-wrap-distance-right:0pt;mso-wrap-distance-top:0pt;mso-wrap-distance-bottom:0pt;margin-top:0pt;mso-position-vertical:top;mso-position-vertical-relative:text;margin-left:0pt;mso-position-horizontal:center;mso-position-horizontal-relative:text">
-                <v:textbox inset="0in,0in,0in,0in">
+              <v:rect id="shape_0" ID="Врезка11" path="m0,0l-2147483645,0l-2147483645,-2147483646l0,-2147483646xe" fillcolor="white" stroked="f" o:allowincell="f" style="position:absolute;margin-left:-0.05pt;margin-top:0.05pt;width:467.7pt;height:179.6pt;mso-wrap-style:square;v-text-anchor:top;mso-position-horizontal:center">
+                <v:fill o:detectmouseclick="t" type="solid" color2="black"/>
+                <v:stroke color="#3465a4" joinstyle="round" endcap="flat"/>
+                <v:textbox>
                   <w:txbxContent>
                     <w:p>
                       <w:pPr>
-                        <w:pStyle w:val="Style21"/>
+                        <w:pStyle w:val="Style18"/>
                         <w:spacing w:before="120" w:after="120"/>
                         <w:rPr>
                           <w:i w:val="false"/>
+                          <w:i w:val="false"/>
                           <w:iCs w:val="false"/>
                           <w:sz w:val="28"/>
                           <w:szCs w:val="28"/>
                         </w:rPr>
                       </w:pPr>
                       <w:r>
-                        <w:rPr>
-                          <w:i w:val="false"/>
-                          <w:iCs w:val="false"/>
-                          <w:sz w:val="28"/>
-                          <w:szCs w:val="28"/>
-                        </w:rPr>
+                        <w:rPr/>
                         <w:drawing>
                           <wp:inline distT="0" distB="0" distL="0" distR="0">
                             <wp:extent cx="5940425" cy="1908810"/>
                             <wp:effectExtent l="0" t="0" r="0" b="0"/>
-                            <wp:docPr id="27" name="Изображение8"/>
+                            <wp:docPr id="14" name="Изображение8" descr=""/>
                             <wp:cNvGraphicFramePr>
                               <a:graphicFrameLocks xmlns:a="http://schemas.openxmlformats.org/drawingml/2006/main" noChangeAspect="1"/>
                             </wp:cNvGraphicFramePr>
@@ -3719,7 +3832,7 @@
                               <a:graphicData uri="http://schemas.openxmlformats.org/drawingml/2006/picture">
                                 <pic:pic xmlns:pic="http://schemas.openxmlformats.org/drawingml/2006/picture">
                                   <pic:nvPicPr>
-                                    <pic:cNvPr id="27" name="Изображение8"/>
+                                    <pic:cNvPr id="14" name="Изображение8" descr=""/>
                                     <pic:cNvPicPr>
                                       <a:picLocks noChangeAspect="1" noChangeArrowheads="1"/>
                                     </pic:cNvPicPr>
@@ -3738,13 +3851,20 @@
                                     <a:prstGeom prst="rect">
                                       <a:avLst/>
                                     </a:prstGeom>
-                                    <a:noFill/>
                                   </pic:spPr>
                                 </pic:pic>
                               </a:graphicData>
                             </a:graphic>
                           </wp:inline>
                         </w:drawing>
+                      </w:r>
+                      <w:r>
+                        <w:rPr>
+                          <w:i w:val="false"/>
+                          <w:iCs w:val="false"/>
+                          <w:sz w:val="28"/>
+                          <w:szCs w:val="28"/>
+                        </w:rPr>
                         <w:t xml:space="preserve">Рисунок </w:t>
                       </w:r>
                       <w:r>
@@ -3758,37 +3878,37 @@
                       </w:r>
                       <w:r>
                         <w:rPr>
-                          <w:i w:val="false"/>
-                          <w:iCs w:val="false"/>
-                          <w:sz w:val="28"/>
-                          <w:szCs w:val="28"/>
+                          <w:sz w:val="28"/>
+                          <w:i w:val="false"/>
+                          <w:szCs w:val="28"/>
+                          <w:iCs w:val="false"/>
                         </w:rPr>
                         <w:instrText xml:space="preserve"> SEQ Рисунок \* ARABIC </w:instrText>
                       </w:r>
                       <w:r>
                         <w:rPr>
-                          <w:i w:val="false"/>
-                          <w:iCs w:val="false"/>
-                          <w:sz w:val="28"/>
-                          <w:szCs w:val="28"/>
+                          <w:sz w:val="28"/>
+                          <w:i w:val="false"/>
+                          <w:szCs w:val="28"/>
+                          <w:iCs w:val="false"/>
                         </w:rPr>
                         <w:fldChar w:fldCharType="separate"/>
                       </w:r>
                       <w:r>
                         <w:rPr>
-                          <w:i w:val="false"/>
-                          <w:iCs w:val="false"/>
-                          <w:sz w:val="28"/>
-                          <w:szCs w:val="28"/>
+                          <w:sz w:val="28"/>
+                          <w:i w:val="false"/>
+                          <w:szCs w:val="28"/>
+                          <w:iCs w:val="false"/>
                         </w:rPr>
                         <w:t>8</w:t>
                       </w:r>
                       <w:r>
                         <w:rPr>
-                          <w:i w:val="false"/>
-                          <w:iCs w:val="false"/>
-                          <w:sz w:val="28"/>
-                          <w:szCs w:val="28"/>
+                          <w:sz w:val="28"/>
+                          <w:i w:val="false"/>
+                          <w:szCs w:val="28"/>
+                          <w:iCs w:val="false"/>
                         </w:rPr>
                         <w:fldChar w:fldCharType="end"/>
                       </w:r>
@@ -3864,12 +3984,10 @@
         <w:rPr>
           <w:lang w:val="ru-RU"/>
         </w:rPr>
-      </w:r>
-      <w:r>
         <mc:AlternateContent>
           <mc:Choice Requires="wps">
             <w:drawing>
-              <wp:anchor distT="0" distB="0" distL="0" distR="0" simplePos="0" relativeHeight="24" behindDoc="0" locked="0" layoutInCell="0" allowOverlap="1">
+              <wp:anchor behindDoc="0" distT="0" distB="0" distL="0" distR="0" simplePos="0" locked="0" layoutInCell="0" allowOverlap="1" relativeHeight="28">
                 <wp:simplePos x="0" y="0"/>
                 <wp:positionH relativeFrom="column">
                   <wp:align>center</wp:align>
@@ -3880,46 +3998,53 @@
                 <wp:extent cx="5940425" cy="2254250"/>
                 <wp:effectExtent l="0" t="0" r="0" b="0"/>
                 <wp:wrapSquare wrapText="largest"/>
-                <wp:docPr id="28" name="Врезка12"/>
+                <wp:docPr id="12" name="Врезка12"/>
                 <a:graphic xmlns:a="http://schemas.openxmlformats.org/drawingml/2006/main">
                   <a:graphicData uri="http://schemas.microsoft.com/office/word/2010/wordprocessingShape">
                     <wps:wsp>
-                      <wps:cNvSpPr txBox="1"/>
+                      <wps:cNvSpPr/>
                       <wps:spPr>
                         <a:xfrm>
                           <a:off x="0" y="0"/>
-                          <a:ext cx="5940425" cy="2254250"/>
+                          <a:ext cx="5940360" cy="2254320"/>
                         </a:xfrm>
-                        <a:prstGeom prst="rect"/>
+                        <a:prstGeom prst="rect">
+                          <a:avLst/>
+                        </a:prstGeom>
                         <a:solidFill>
-                          <a:srgbClr val="FFFFFF"/>
+                          <a:srgbClr val="ffffff"/>
                         </a:solidFill>
+                        <a:ln w="0">
+                          <a:noFill/>
+                        </a:ln>
                       </wps:spPr>
+                      <wps:style>
+                        <a:lnRef idx="0"/>
+                        <a:fillRef idx="0"/>
+                        <a:effectRef idx="0"/>
+                        <a:fontRef idx="minor"/>
+                      </wps:style>
                       <wps:txbx>
                         <w:txbxContent>
                           <w:p>
                             <w:pPr>
-                              <w:pStyle w:val="Style21"/>
+                              <w:pStyle w:val="Style18"/>
                               <w:spacing w:before="120" w:after="120"/>
                               <w:rPr>
                                 <w:i w:val="false"/>
+                                <w:i w:val="false"/>
                                 <w:iCs w:val="false"/>
                                 <w:sz w:val="28"/>
                                 <w:szCs w:val="28"/>
                               </w:rPr>
                             </w:pPr>
                             <w:r>
-                              <w:rPr>
-                                <w:i w:val="false"/>
-                                <w:iCs w:val="false"/>
-                                <w:sz w:val="28"/>
-                                <w:szCs w:val="28"/>
-                              </w:rPr>
+                              <w:rPr/>
                               <w:drawing>
                                 <wp:inline distT="0" distB="0" distL="0" distR="0">
                                   <wp:extent cx="5940425" cy="1881505"/>
                                   <wp:effectExtent l="0" t="0" r="0" b="0"/>
-                                  <wp:docPr id="29" name="Изображение9"/>
+                                  <wp:docPr id="14" name="Изображение9" descr=""/>
                                   <wp:cNvGraphicFramePr>
                                     <a:graphicFrameLocks xmlns:a="http://schemas.openxmlformats.org/drawingml/2006/main" noChangeAspect="1"/>
                                   </wp:cNvGraphicFramePr>
@@ -3927,7 +4052,7 @@
                                     <a:graphicData uri="http://schemas.openxmlformats.org/drawingml/2006/picture">
                                       <pic:pic xmlns:pic="http://schemas.openxmlformats.org/drawingml/2006/picture">
                                         <pic:nvPicPr>
-                                          <pic:cNvPr id="29" name="Изображение9"/>
+                                          <pic:cNvPr id="14" name="Изображение9" descr=""/>
                                           <pic:cNvPicPr>
                                             <a:picLocks noChangeAspect="1" noChangeArrowheads="1"/>
                                           </pic:cNvPicPr>
@@ -3946,13 +4071,20 @@
                                           <a:prstGeom prst="rect">
                                             <a:avLst/>
                                           </a:prstGeom>
-                                          <a:noFill/>
                                         </pic:spPr>
                                       </pic:pic>
                                     </a:graphicData>
                                   </a:graphic>
                                 </wp:inline>
                               </w:drawing>
+                            </w:r>
+                            <w:r>
+                              <w:rPr>
+                                <w:i w:val="false"/>
+                                <w:iCs w:val="false"/>
+                                <w:sz w:val="28"/>
+                                <w:szCs w:val="28"/>
+                              </w:rPr>
                               <w:t xml:space="preserve">Рисунок </w:t>
                             </w:r>
                             <w:r>
@@ -3966,37 +4098,37 @@
                             </w:r>
                             <w:r>
                               <w:rPr>
-                                <w:i w:val="false"/>
-                                <w:iCs w:val="false"/>
-                                <w:sz w:val="28"/>
-                                <w:szCs w:val="28"/>
+                                <w:sz w:val="28"/>
+                                <w:i w:val="false"/>
+                                <w:szCs w:val="28"/>
+                                <w:iCs w:val="false"/>
                               </w:rPr>
                               <w:instrText xml:space="preserve"> SEQ Рисунок \* ARABIC </w:instrText>
                             </w:r>
                             <w:r>
                               <w:rPr>
-                                <w:i w:val="false"/>
-                                <w:iCs w:val="false"/>
-                                <w:sz w:val="28"/>
-                                <w:szCs w:val="28"/>
+                                <w:sz w:val="28"/>
+                                <w:i w:val="false"/>
+                                <w:szCs w:val="28"/>
+                                <w:iCs w:val="false"/>
                               </w:rPr>
                               <w:fldChar w:fldCharType="separate"/>
                             </w:r>
                             <w:r>
                               <w:rPr>
-                                <w:i w:val="false"/>
-                                <w:iCs w:val="false"/>
-                                <w:sz w:val="28"/>
-                                <w:szCs w:val="28"/>
+                                <w:sz w:val="28"/>
+                                <w:i w:val="false"/>
+                                <w:szCs w:val="28"/>
+                                <w:iCs w:val="false"/>
                               </w:rPr>
                               <w:t>9</w:t>
                             </w:r>
                             <w:r>
                               <w:rPr>
-                                <w:i w:val="false"/>
-                                <w:iCs w:val="false"/>
-                                <w:sz w:val="28"/>
-                                <w:szCs w:val="28"/>
+                                <w:sz w:val="28"/>
+                                <w:i w:val="false"/>
+                                <w:szCs w:val="28"/>
+                                <w:iCs w:val="false"/>
                               </w:rPr>
                               <w:fldChar w:fldCharType="end"/>
                             </w:r>
@@ -4012,7 +4144,7 @@
                           </w:p>
                         </w:txbxContent>
                       </wps:txbx>
-                      <wps:bodyPr anchor="t" lIns="0" tIns="0" rIns="0" bIns="0">
+                      <wps:bodyPr lIns="0" rIns="0" tIns="0" bIns="0" anchor="t">
                         <a:noAutofit/>
                       </wps:bodyPr>
                     </wps:wsp>
@@ -4023,32 +4155,30 @@
           </mc:Choice>
           <mc:Fallback>
             <w:pict>
-              <v:rect style="position:absolute;rotation:-0;width:467.75pt;height:177.5pt;mso-wrap-distance-left:0pt;mso-wrap-distance-right:0pt;mso-wrap-distance-top:0pt;mso-wrap-distance-bottom:0pt;margin-top:0pt;mso-position-vertical:top;mso-position-vertical-relative:text;margin-left:0pt;mso-position-horizontal:center;mso-position-horizontal-relative:text">
-                <v:textbox inset="0in,0in,0in,0in">
+              <v:rect id="shape_0" ID="Врезка12" path="m0,0l-2147483645,0l-2147483645,-2147483646l0,-2147483646xe" fillcolor="white" stroked="f" o:allowincell="f" style="position:absolute;margin-left:-0.05pt;margin-top:0.05pt;width:467.7pt;height:177.45pt;mso-wrap-style:square;v-text-anchor:top;mso-position-horizontal:center">
+                <v:fill o:detectmouseclick="t" type="solid" color2="black"/>
+                <v:stroke color="#3465a4" joinstyle="round" endcap="flat"/>
+                <v:textbox>
                   <w:txbxContent>
                     <w:p>
                       <w:pPr>
-                        <w:pStyle w:val="Style21"/>
+                        <w:pStyle w:val="Style18"/>
                         <w:spacing w:before="120" w:after="120"/>
                         <w:rPr>
                           <w:i w:val="false"/>
+                          <w:i w:val="false"/>
                           <w:iCs w:val="false"/>
                           <w:sz w:val="28"/>
                           <w:szCs w:val="28"/>
                         </w:rPr>
                       </w:pPr>
                       <w:r>
-                        <w:rPr>
-                          <w:i w:val="false"/>
-                          <w:iCs w:val="false"/>
-                          <w:sz w:val="28"/>
-                          <w:szCs w:val="28"/>
-                        </w:rPr>
+                        <w:rPr/>
                         <w:drawing>
                           <wp:inline distT="0" distB="0" distL="0" distR="0">
                             <wp:extent cx="5940425" cy="1881505"/>
                             <wp:effectExtent l="0" t="0" r="0" b="0"/>
-                            <wp:docPr id="30" name="Изображение9"/>
+                            <wp:docPr id="15" name="Изображение9" descr=""/>
                             <wp:cNvGraphicFramePr>
                               <a:graphicFrameLocks xmlns:a="http://schemas.openxmlformats.org/drawingml/2006/main" noChangeAspect="1"/>
                             </wp:cNvGraphicFramePr>
@@ -4056,7 +4186,7 @@
                               <a:graphicData uri="http://schemas.openxmlformats.org/drawingml/2006/picture">
                                 <pic:pic xmlns:pic="http://schemas.openxmlformats.org/drawingml/2006/picture">
                                   <pic:nvPicPr>
-                                    <pic:cNvPr id="30" name="Изображение9"/>
+                                    <pic:cNvPr id="15" name="Изображение9" descr=""/>
                                     <pic:cNvPicPr>
                                       <a:picLocks noChangeAspect="1" noChangeArrowheads="1"/>
                                     </pic:cNvPicPr>
@@ -4075,13 +4205,20 @@
                                     <a:prstGeom prst="rect">
                                       <a:avLst/>
                                     </a:prstGeom>
-                                    <a:noFill/>
                                   </pic:spPr>
                                 </pic:pic>
                               </a:graphicData>
                             </a:graphic>
                           </wp:inline>
                         </w:drawing>
+                      </w:r>
+                      <w:r>
+                        <w:rPr>
+                          <w:i w:val="false"/>
+                          <w:iCs w:val="false"/>
+                          <w:sz w:val="28"/>
+                          <w:szCs w:val="28"/>
+                        </w:rPr>
                         <w:t xml:space="preserve">Рисунок </w:t>
                       </w:r>
                       <w:r>
@@ -4095,37 +4232,37 @@
                       </w:r>
                       <w:r>
                         <w:rPr>
-                          <w:i w:val="false"/>
-                          <w:iCs w:val="false"/>
-                          <w:sz w:val="28"/>
-                          <w:szCs w:val="28"/>
+                          <w:sz w:val="28"/>
+                          <w:i w:val="false"/>
+                          <w:szCs w:val="28"/>
+                          <w:iCs w:val="false"/>
                         </w:rPr>
                         <w:instrText xml:space="preserve"> SEQ Рисунок \* ARABIC </w:instrText>
                       </w:r>
                       <w:r>
                         <w:rPr>
-                          <w:i w:val="false"/>
-                          <w:iCs w:val="false"/>
-                          <w:sz w:val="28"/>
-                          <w:szCs w:val="28"/>
+                          <w:sz w:val="28"/>
+                          <w:i w:val="false"/>
+                          <w:szCs w:val="28"/>
+                          <w:iCs w:val="false"/>
                         </w:rPr>
                         <w:fldChar w:fldCharType="separate"/>
                       </w:r>
                       <w:r>
                         <w:rPr>
-                          <w:i w:val="false"/>
-                          <w:iCs w:val="false"/>
-                          <w:sz w:val="28"/>
-                          <w:szCs w:val="28"/>
+                          <w:sz w:val="28"/>
+                          <w:i w:val="false"/>
+                          <w:szCs w:val="28"/>
+                          <w:iCs w:val="false"/>
                         </w:rPr>
                         <w:t>9</w:t>
                       </w:r>
                       <w:r>
                         <w:rPr>
-                          <w:i w:val="false"/>
-                          <w:iCs w:val="false"/>
-                          <w:sz w:val="28"/>
-                          <w:szCs w:val="28"/>
+                          <w:sz w:val="28"/>
+                          <w:i w:val="false"/>
+                          <w:szCs w:val="28"/>
+                          <w:iCs w:val="false"/>
                         </w:rPr>
                         <w:fldChar w:fldCharType="end"/>
                       </w:r>
@@ -4163,12 +4300,10 @@
         <w:rPr>
           <w:lang w:val="ru-RU"/>
         </w:rPr>
-      </w:r>
-      <w:r>
         <mc:AlternateContent>
           <mc:Choice Requires="wps">
             <w:drawing>
-              <wp:anchor distT="0" distB="0" distL="0" distR="0" simplePos="0" relativeHeight="26" behindDoc="0" locked="0" layoutInCell="0" allowOverlap="1">
+              <wp:anchor behindDoc="0" distT="0" distB="0" distL="0" distR="0" simplePos="0" locked="0" layoutInCell="0" allowOverlap="1" relativeHeight="30">
                 <wp:simplePos x="0" y="0"/>
                 <wp:positionH relativeFrom="column">
                   <wp:align>center</wp:align>
@@ -4179,46 +4314,53 @@
                 <wp:extent cx="5940425" cy="2291080"/>
                 <wp:effectExtent l="0" t="0" r="0" b="0"/>
                 <wp:wrapSquare wrapText="largest"/>
-                <wp:docPr id="31" name="Врезка13"/>
+                <wp:docPr id="13" name="Врезка13"/>
                 <a:graphic xmlns:a="http://schemas.openxmlformats.org/drawingml/2006/main">
                   <a:graphicData uri="http://schemas.microsoft.com/office/word/2010/wordprocessingShape">
                     <wps:wsp>
-                      <wps:cNvSpPr txBox="1"/>
+                      <wps:cNvSpPr/>
                       <wps:spPr>
                         <a:xfrm>
                           <a:off x="0" y="0"/>
-                          <a:ext cx="5940425" cy="2291080"/>
+                          <a:ext cx="5940360" cy="2291040"/>
                         </a:xfrm>
-                        <a:prstGeom prst="rect"/>
+                        <a:prstGeom prst="rect">
+                          <a:avLst/>
+                        </a:prstGeom>
                         <a:solidFill>
-                          <a:srgbClr val="FFFFFF"/>
+                          <a:srgbClr val="ffffff"/>
                         </a:solidFill>
+                        <a:ln w="0">
+                          <a:noFill/>
+                        </a:ln>
                       </wps:spPr>
+                      <wps:style>
+                        <a:lnRef idx="0"/>
+                        <a:fillRef idx="0"/>
+                        <a:effectRef idx="0"/>
+                        <a:fontRef idx="minor"/>
+                      </wps:style>
                       <wps:txbx>
                         <w:txbxContent>
                           <w:p>
                             <w:pPr>
-                              <w:pStyle w:val="Style21"/>
+                              <w:pStyle w:val="Style18"/>
                               <w:spacing w:before="120" w:after="120"/>
                               <w:rPr>
                                 <w:i w:val="false"/>
+                                <w:i w:val="false"/>
                                 <w:iCs w:val="false"/>
                                 <w:sz w:val="28"/>
                                 <w:szCs w:val="28"/>
                               </w:rPr>
                             </w:pPr>
                             <w:r>
-                              <w:rPr>
-                                <w:i w:val="false"/>
-                                <w:iCs w:val="false"/>
-                                <w:sz w:val="28"/>
-                                <w:szCs w:val="28"/>
-                              </w:rPr>
+                              <w:rPr/>
                               <w:drawing>
                                 <wp:inline distT="0" distB="0" distL="0" distR="0">
                                   <wp:extent cx="5940425" cy="1918335"/>
                                   <wp:effectExtent l="0" t="0" r="0" b="0"/>
-                                  <wp:docPr id="32" name="Изображение10"/>
+                                  <wp:docPr id="15" name="Изображение10" descr=""/>
                                   <wp:cNvGraphicFramePr>
                                     <a:graphicFrameLocks xmlns:a="http://schemas.openxmlformats.org/drawingml/2006/main" noChangeAspect="1"/>
                                   </wp:cNvGraphicFramePr>
@@ -4226,7 +4368,7 @@
                                     <a:graphicData uri="http://schemas.openxmlformats.org/drawingml/2006/picture">
                                       <pic:pic xmlns:pic="http://schemas.openxmlformats.org/drawingml/2006/picture">
                                         <pic:nvPicPr>
-                                          <pic:cNvPr id="32" name="Изображение10"/>
+                                          <pic:cNvPr id="15" name="Изображение10" descr=""/>
                                           <pic:cNvPicPr>
                                             <a:picLocks noChangeAspect="1" noChangeArrowheads="1"/>
                                           </pic:cNvPicPr>
@@ -4245,13 +4387,20 @@
                                           <a:prstGeom prst="rect">
                                             <a:avLst/>
                                           </a:prstGeom>
-                                          <a:noFill/>
                                         </pic:spPr>
                                       </pic:pic>
                                     </a:graphicData>
                                   </a:graphic>
                                 </wp:inline>
                               </w:drawing>
+                            </w:r>
+                            <w:r>
+                              <w:rPr>
+                                <w:i w:val="false"/>
+                                <w:iCs w:val="false"/>
+                                <w:sz w:val="28"/>
+                                <w:szCs w:val="28"/>
+                              </w:rPr>
                               <w:t xml:space="preserve">Рисунок </w:t>
                             </w:r>
                             <w:r>
@@ -4265,37 +4414,37 @@
                             </w:r>
                             <w:r>
                               <w:rPr>
-                                <w:i w:val="false"/>
-                                <w:iCs w:val="false"/>
-                                <w:sz w:val="28"/>
-                                <w:szCs w:val="28"/>
+                                <w:sz w:val="28"/>
+                                <w:i w:val="false"/>
+                                <w:szCs w:val="28"/>
+                                <w:iCs w:val="false"/>
                               </w:rPr>
                               <w:instrText xml:space="preserve"> SEQ Рисунок \* ARABIC </w:instrText>
                             </w:r>
                             <w:r>
                               <w:rPr>
-                                <w:i w:val="false"/>
-                                <w:iCs w:val="false"/>
-                                <w:sz w:val="28"/>
-                                <w:szCs w:val="28"/>
+                                <w:sz w:val="28"/>
+                                <w:i w:val="false"/>
+                                <w:szCs w:val="28"/>
+                                <w:iCs w:val="false"/>
                               </w:rPr>
                               <w:fldChar w:fldCharType="separate"/>
                             </w:r>
                             <w:r>
                               <w:rPr>
-                                <w:i w:val="false"/>
-                                <w:iCs w:val="false"/>
-                                <w:sz w:val="28"/>
-                                <w:szCs w:val="28"/>
+                                <w:sz w:val="28"/>
+                                <w:i w:val="false"/>
+                                <w:szCs w:val="28"/>
+                                <w:iCs w:val="false"/>
                               </w:rPr>
                               <w:t>10</w:t>
                             </w:r>
                             <w:r>
                               <w:rPr>
-                                <w:i w:val="false"/>
-                                <w:iCs w:val="false"/>
-                                <w:sz w:val="28"/>
-                                <w:szCs w:val="28"/>
+                                <w:sz w:val="28"/>
+                                <w:i w:val="false"/>
+                                <w:szCs w:val="28"/>
+                                <w:iCs w:val="false"/>
                               </w:rPr>
                               <w:fldChar w:fldCharType="end"/>
                             </w:r>
@@ -4311,7 +4460,7 @@
                           </w:p>
                         </w:txbxContent>
                       </wps:txbx>
-                      <wps:bodyPr anchor="t" lIns="0" tIns="0" rIns="0" bIns="0">
+                      <wps:bodyPr lIns="0" rIns="0" tIns="0" bIns="0" anchor="t">
                         <a:noAutofit/>
                       </wps:bodyPr>
                     </wps:wsp>
@@ -4322,32 +4471,30 @@
           </mc:Choice>
           <mc:Fallback>
             <w:pict>
-              <v:rect style="position:absolute;rotation:-0;width:467.75pt;height:180.4pt;mso-wrap-distance-left:0pt;mso-wrap-distance-right:0pt;mso-wrap-distance-top:0pt;mso-wrap-distance-bottom:0pt;margin-top:0pt;mso-position-vertical:top;mso-position-vertical-relative:text;margin-left:0pt;mso-position-horizontal:center;mso-position-horizontal-relative:text">
-                <v:textbox inset="0in,0in,0in,0in">
+              <v:rect id="shape_0" ID="Врезка13" path="m0,0l-2147483645,0l-2147483645,-2147483646l0,-2147483646xe" fillcolor="white" stroked="f" o:allowincell="f" style="position:absolute;margin-left:-0.05pt;margin-top:0.05pt;width:467.7pt;height:180.35pt;mso-wrap-style:square;v-text-anchor:top;mso-position-horizontal:center">
+                <v:fill o:detectmouseclick="t" type="solid" color2="black"/>
+                <v:stroke color="#3465a4" joinstyle="round" endcap="flat"/>
+                <v:textbox>
                   <w:txbxContent>
                     <w:p>
                       <w:pPr>
-                        <w:pStyle w:val="Style21"/>
+                        <w:pStyle w:val="Style18"/>
                         <w:spacing w:before="120" w:after="120"/>
                         <w:rPr>
                           <w:i w:val="false"/>
+                          <w:i w:val="false"/>
                           <w:iCs w:val="false"/>
                           <w:sz w:val="28"/>
                           <w:szCs w:val="28"/>
                         </w:rPr>
                       </w:pPr>
                       <w:r>
-                        <w:rPr>
-                          <w:i w:val="false"/>
-                          <w:iCs w:val="false"/>
-                          <w:sz w:val="28"/>
-                          <w:szCs w:val="28"/>
-                        </w:rPr>
+                        <w:rPr/>
                         <w:drawing>
                           <wp:inline distT="0" distB="0" distL="0" distR="0">
                             <wp:extent cx="5940425" cy="1918335"/>
                             <wp:effectExtent l="0" t="0" r="0" b="0"/>
-                            <wp:docPr id="33" name="Изображение10"/>
+                            <wp:docPr id="16" name="Изображение10" descr=""/>
                             <wp:cNvGraphicFramePr>
                               <a:graphicFrameLocks xmlns:a="http://schemas.openxmlformats.org/drawingml/2006/main" noChangeAspect="1"/>
                             </wp:cNvGraphicFramePr>
@@ -4355,7 +4502,7 @@
                               <a:graphicData uri="http://schemas.openxmlformats.org/drawingml/2006/picture">
                                 <pic:pic xmlns:pic="http://schemas.openxmlformats.org/drawingml/2006/picture">
                                   <pic:nvPicPr>
-                                    <pic:cNvPr id="33" name="Изображение10"/>
+                                    <pic:cNvPr id="16" name="Изображение10" descr=""/>
                                     <pic:cNvPicPr>
                                       <a:picLocks noChangeAspect="1" noChangeArrowheads="1"/>
                                     </pic:cNvPicPr>
@@ -4374,13 +4521,20 @@
                                     <a:prstGeom prst="rect">
                                       <a:avLst/>
                                     </a:prstGeom>
-                                    <a:noFill/>
                                   </pic:spPr>
                                 </pic:pic>
                               </a:graphicData>
                             </a:graphic>
                           </wp:inline>
                         </w:drawing>
+                      </w:r>
+                      <w:r>
+                        <w:rPr>
+                          <w:i w:val="false"/>
+                          <w:iCs w:val="false"/>
+                          <w:sz w:val="28"/>
+                          <w:szCs w:val="28"/>
+                        </w:rPr>
                         <w:t xml:space="preserve">Рисунок </w:t>
                       </w:r>
                       <w:r>
@@ -4394,37 +4548,37 @@
                       </w:r>
                       <w:r>
                         <w:rPr>
-                          <w:i w:val="false"/>
-                          <w:iCs w:val="false"/>
-                          <w:sz w:val="28"/>
-                          <w:szCs w:val="28"/>
+                          <w:sz w:val="28"/>
+                          <w:i w:val="false"/>
+                          <w:szCs w:val="28"/>
+                          <w:iCs w:val="false"/>
                         </w:rPr>
                         <w:instrText xml:space="preserve"> SEQ Рисунок \* ARABIC </w:instrText>
                       </w:r>
                       <w:r>
                         <w:rPr>
-                          <w:i w:val="false"/>
-                          <w:iCs w:val="false"/>
-                          <w:sz w:val="28"/>
-                          <w:szCs w:val="28"/>
+                          <w:sz w:val="28"/>
+                          <w:i w:val="false"/>
+                          <w:szCs w:val="28"/>
+                          <w:iCs w:val="false"/>
                         </w:rPr>
                         <w:fldChar w:fldCharType="separate"/>
                       </w:r>
                       <w:r>
                         <w:rPr>
-                          <w:i w:val="false"/>
-                          <w:iCs w:val="false"/>
-                          <w:sz w:val="28"/>
-                          <w:szCs w:val="28"/>
+                          <w:sz w:val="28"/>
+                          <w:i w:val="false"/>
+                          <w:szCs w:val="28"/>
+                          <w:iCs w:val="false"/>
                         </w:rPr>
                         <w:t>10</w:t>
                       </w:r>
                       <w:r>
                         <w:rPr>
-                          <w:i w:val="false"/>
-                          <w:iCs w:val="false"/>
-                          <w:sz w:val="28"/>
-                          <w:szCs w:val="28"/>
+                          <w:sz w:val="28"/>
+                          <w:i w:val="false"/>
+                          <w:szCs w:val="28"/>
+                          <w:iCs w:val="false"/>
                         </w:rPr>
                         <w:fldChar w:fldCharType="end"/>
                       </w:r>
@@ -4596,15 +4750,10 @@
         <w:rPr>
           <w:lang w:val="ru-RU"/>
         </w:rPr>
-      </w:r>
-      <w:r>
-        <w:br w:type="page"/>
-      </w:r>
-      <w:r>
         <mc:AlternateContent>
           <mc:Choice Requires="wps">
             <w:drawing>
-              <wp:anchor distT="0" distB="0" distL="0" distR="0" simplePos="0" relativeHeight="28" behindDoc="0" locked="0" layoutInCell="0" allowOverlap="1">
+              <wp:anchor behindDoc="0" distT="0" distB="0" distL="0" distR="0" simplePos="0" locked="0" layoutInCell="0" allowOverlap="1" relativeHeight="33">
                 <wp:simplePos x="0" y="0"/>
                 <wp:positionH relativeFrom="column">
                   <wp:align>center</wp:align>
@@ -4615,46 +4764,53 @@
                 <wp:extent cx="5940425" cy="4662805"/>
                 <wp:effectExtent l="0" t="0" r="0" b="0"/>
                 <wp:wrapSquare wrapText="largest"/>
-                <wp:docPr id="34" name="Врезка14"/>
+                <wp:docPr id="14" name="Врезка14"/>
                 <a:graphic xmlns:a="http://schemas.openxmlformats.org/drawingml/2006/main">
                   <a:graphicData uri="http://schemas.microsoft.com/office/word/2010/wordprocessingShape">
                     <wps:wsp>
-                      <wps:cNvSpPr txBox="1"/>
+                      <wps:cNvSpPr/>
                       <wps:spPr>
                         <a:xfrm>
                           <a:off x="0" y="0"/>
-                          <a:ext cx="5940425" cy="4662805"/>
+                          <a:ext cx="5940360" cy="4662720"/>
                         </a:xfrm>
-                        <a:prstGeom prst="rect"/>
+                        <a:prstGeom prst="rect">
+                          <a:avLst/>
+                        </a:prstGeom>
                         <a:solidFill>
-                          <a:srgbClr val="FFFFFF"/>
+                          <a:srgbClr val="ffffff"/>
                         </a:solidFill>
+                        <a:ln w="0">
+                          <a:noFill/>
+                        </a:ln>
                       </wps:spPr>
+                      <wps:style>
+                        <a:lnRef idx="0"/>
+                        <a:fillRef idx="0"/>
+                        <a:effectRef idx="0"/>
+                        <a:fontRef idx="minor"/>
+                      </wps:style>
                       <wps:txbx>
                         <w:txbxContent>
                           <w:p>
                             <w:pPr>
-                              <w:pStyle w:val="Style21"/>
+                              <w:pStyle w:val="Style18"/>
                               <w:spacing w:before="120" w:after="120"/>
                               <w:rPr>
                                 <w:i w:val="false"/>
+                                <w:i w:val="false"/>
                                 <w:iCs w:val="false"/>
                                 <w:sz w:val="28"/>
                                 <w:szCs w:val="28"/>
                               </w:rPr>
                             </w:pPr>
                             <w:r>
-                              <w:rPr>
-                                <w:i w:val="false"/>
-                                <w:iCs w:val="false"/>
-                                <w:sz w:val="28"/>
-                                <w:szCs w:val="28"/>
-                              </w:rPr>
+                              <w:rPr/>
                               <w:drawing>
                                 <wp:inline distT="0" distB="0" distL="0" distR="0">
                                   <wp:extent cx="5940425" cy="4290060"/>
                                   <wp:effectExtent l="0" t="0" r="0" b="0"/>
-                                  <wp:docPr id="35" name="Изображение11"/>
+                                  <wp:docPr id="16" name="Изображение11" descr=""/>
                                   <wp:cNvGraphicFramePr>
                                     <a:graphicFrameLocks xmlns:a="http://schemas.openxmlformats.org/drawingml/2006/main" noChangeAspect="1"/>
                                   </wp:cNvGraphicFramePr>
@@ -4662,7 +4818,7 @@
                                     <a:graphicData uri="http://schemas.openxmlformats.org/drawingml/2006/picture">
                                       <pic:pic xmlns:pic="http://schemas.openxmlformats.org/drawingml/2006/picture">
                                         <pic:nvPicPr>
-                                          <pic:cNvPr id="35" name="Изображение11"/>
+                                          <pic:cNvPr id="16" name="Изображение11" descr=""/>
                                           <pic:cNvPicPr>
                                             <a:picLocks noChangeAspect="1" noChangeArrowheads="1"/>
                                           </pic:cNvPicPr>
@@ -4681,13 +4837,20 @@
                                           <a:prstGeom prst="rect">
                                             <a:avLst/>
                                           </a:prstGeom>
-                                          <a:noFill/>
                                         </pic:spPr>
                                       </pic:pic>
                                     </a:graphicData>
                                   </a:graphic>
                                 </wp:inline>
                               </w:drawing>
+                            </w:r>
+                            <w:r>
+                              <w:rPr>
+                                <w:i w:val="false"/>
+                                <w:iCs w:val="false"/>
+                                <w:sz w:val="28"/>
+                                <w:szCs w:val="28"/>
+                              </w:rPr>
                               <w:t xml:space="preserve">Рисунок </w:t>
                             </w:r>
                             <w:r>
@@ -4701,37 +4864,37 @@
                             </w:r>
                             <w:r>
                               <w:rPr>
-                                <w:i w:val="false"/>
-                                <w:iCs w:val="false"/>
-                                <w:sz w:val="28"/>
-                                <w:szCs w:val="28"/>
+                                <w:sz w:val="28"/>
+                                <w:i w:val="false"/>
+                                <w:szCs w:val="28"/>
+                                <w:iCs w:val="false"/>
                               </w:rPr>
                               <w:instrText xml:space="preserve"> SEQ Рисунок \* ARABIC </w:instrText>
                             </w:r>
                             <w:r>
                               <w:rPr>
-                                <w:i w:val="false"/>
-                                <w:iCs w:val="false"/>
-                                <w:sz w:val="28"/>
-                                <w:szCs w:val="28"/>
+                                <w:sz w:val="28"/>
+                                <w:i w:val="false"/>
+                                <w:szCs w:val="28"/>
+                                <w:iCs w:val="false"/>
                               </w:rPr>
                               <w:fldChar w:fldCharType="separate"/>
                             </w:r>
                             <w:r>
                               <w:rPr>
-                                <w:i w:val="false"/>
-                                <w:iCs w:val="false"/>
-                                <w:sz w:val="28"/>
-                                <w:szCs w:val="28"/>
+                                <w:sz w:val="28"/>
+                                <w:i w:val="false"/>
+                                <w:szCs w:val="28"/>
+                                <w:iCs w:val="false"/>
                               </w:rPr>
                               <w:t>11</w:t>
                             </w:r>
                             <w:r>
                               <w:rPr>
-                                <w:i w:val="false"/>
-                                <w:iCs w:val="false"/>
-                                <w:sz w:val="28"/>
-                                <w:szCs w:val="28"/>
+                                <w:sz w:val="28"/>
+                                <w:i w:val="false"/>
+                                <w:szCs w:val="28"/>
+                                <w:iCs w:val="false"/>
                               </w:rPr>
                               <w:fldChar w:fldCharType="end"/>
                             </w:r>
@@ -4747,7 +4910,7 @@
                           </w:p>
                         </w:txbxContent>
                       </wps:txbx>
-                      <wps:bodyPr anchor="t" lIns="0" tIns="0" rIns="0" bIns="0">
+                      <wps:bodyPr lIns="0" rIns="0" tIns="0" bIns="0" anchor="t">
                         <a:noAutofit/>
                       </wps:bodyPr>
                     </wps:wsp>
@@ -4758,32 +4921,30 @@
           </mc:Choice>
           <mc:Fallback>
             <w:pict>
-              <v:rect style="position:absolute;rotation:-0;width:467.75pt;height:367.15pt;mso-wrap-distance-left:0pt;mso-wrap-distance-right:0pt;mso-wrap-distance-top:0pt;mso-wrap-distance-bottom:0pt;margin-top:-4.3pt;mso-position-vertical-relative:text;margin-left:0pt;mso-position-horizontal:center;mso-position-horizontal-relative:text">
-                <v:textbox inset="0in,0in,0in,0in">
+              <v:rect id="shape_0" ID="Врезка14" path="m0,0l-2147483645,0l-2147483645,-2147483646l0,-2147483646xe" fillcolor="white" stroked="f" o:allowincell="f" style="position:absolute;margin-left:-0.05pt;margin-top:-4.3pt;width:467.7pt;height:367.1pt;mso-wrap-style:square;v-text-anchor:top;mso-position-horizontal:center">
+                <v:fill o:detectmouseclick="t" type="solid" color2="black"/>
+                <v:stroke color="#3465a4" joinstyle="round" endcap="flat"/>
+                <v:textbox>
                   <w:txbxContent>
                     <w:p>
                       <w:pPr>
-                        <w:pStyle w:val="Style21"/>
+                        <w:pStyle w:val="Style18"/>
                         <w:spacing w:before="120" w:after="120"/>
                         <w:rPr>
                           <w:i w:val="false"/>
+                          <w:i w:val="false"/>
                           <w:iCs w:val="false"/>
                           <w:sz w:val="28"/>
                           <w:szCs w:val="28"/>
                         </w:rPr>
                       </w:pPr>
                       <w:r>
-                        <w:rPr>
-                          <w:i w:val="false"/>
-                          <w:iCs w:val="false"/>
-                          <w:sz w:val="28"/>
-                          <w:szCs w:val="28"/>
-                        </w:rPr>
+                        <w:rPr/>
                         <w:drawing>
                           <wp:inline distT="0" distB="0" distL="0" distR="0">
                             <wp:extent cx="5940425" cy="4290060"/>
                             <wp:effectExtent l="0" t="0" r="0" b="0"/>
-                            <wp:docPr id="36" name="Изображение11"/>
+                            <wp:docPr id="17" name="Изображение11" descr=""/>
                             <wp:cNvGraphicFramePr>
                               <a:graphicFrameLocks xmlns:a="http://schemas.openxmlformats.org/drawingml/2006/main" noChangeAspect="1"/>
                             </wp:cNvGraphicFramePr>
@@ -4791,7 +4952,7 @@
                               <a:graphicData uri="http://schemas.openxmlformats.org/drawingml/2006/picture">
                                 <pic:pic xmlns:pic="http://schemas.openxmlformats.org/drawingml/2006/picture">
                                   <pic:nvPicPr>
-                                    <pic:cNvPr id="36" name="Изображение11"/>
+                                    <pic:cNvPr id="17" name="Изображение11" descr=""/>
                                     <pic:cNvPicPr>
                                       <a:picLocks noChangeAspect="1" noChangeArrowheads="1"/>
                                     </pic:cNvPicPr>
@@ -4810,13 +4971,20 @@
                                     <a:prstGeom prst="rect">
                                       <a:avLst/>
                                     </a:prstGeom>
-                                    <a:noFill/>
                                   </pic:spPr>
                                 </pic:pic>
                               </a:graphicData>
                             </a:graphic>
                           </wp:inline>
                         </w:drawing>
+                      </w:r>
+                      <w:r>
+                        <w:rPr>
+                          <w:i w:val="false"/>
+                          <w:iCs w:val="false"/>
+                          <w:sz w:val="28"/>
+                          <w:szCs w:val="28"/>
+                        </w:rPr>
                         <w:t xml:space="preserve">Рисунок </w:t>
                       </w:r>
                       <w:r>
@@ -4830,37 +4998,37 @@
                       </w:r>
                       <w:r>
                         <w:rPr>
-                          <w:i w:val="false"/>
-                          <w:iCs w:val="false"/>
-                          <w:sz w:val="28"/>
-                          <w:szCs w:val="28"/>
+                          <w:sz w:val="28"/>
+                          <w:i w:val="false"/>
+                          <w:szCs w:val="28"/>
+                          <w:iCs w:val="false"/>
                         </w:rPr>
                         <w:instrText xml:space="preserve"> SEQ Рисунок \* ARABIC </w:instrText>
                       </w:r>
                       <w:r>
                         <w:rPr>
-                          <w:i w:val="false"/>
-                          <w:iCs w:val="false"/>
-                          <w:sz w:val="28"/>
-                          <w:szCs w:val="28"/>
+                          <w:sz w:val="28"/>
+                          <w:i w:val="false"/>
+                          <w:szCs w:val="28"/>
+                          <w:iCs w:val="false"/>
                         </w:rPr>
                         <w:fldChar w:fldCharType="separate"/>
                       </w:r>
                       <w:r>
                         <w:rPr>
-                          <w:i w:val="false"/>
-                          <w:iCs w:val="false"/>
-                          <w:sz w:val="28"/>
-                          <w:szCs w:val="28"/>
+                          <w:sz w:val="28"/>
+                          <w:i w:val="false"/>
+                          <w:szCs w:val="28"/>
+                          <w:iCs w:val="false"/>
                         </w:rPr>
                         <w:t>11</w:t>
                       </w:r>
                       <w:r>
                         <w:rPr>
-                          <w:i w:val="false"/>
-                          <w:iCs w:val="false"/>
-                          <w:sz w:val="28"/>
-                          <w:szCs w:val="28"/>
+                          <w:sz w:val="28"/>
+                          <w:i w:val="false"/>
+                          <w:szCs w:val="28"/>
+                          <w:iCs w:val="false"/>
                         </w:rPr>
                         <w:fldChar w:fldCharType="end"/>
                       </w:r>
@@ -4882,6 +5050,9 @@
           </mc:Fallback>
         </mc:AlternateContent>
       </w:r>
+      <w:r>
+        <w:br w:type="page"/>
+      </w:r>
     </w:p>
     <w:p>
       <w:pPr>
@@ -4922,15 +5093,10 @@
         <w:rPr>
           <w:lang w:val="en-US"/>
         </w:rPr>
-      </w:r>
-      <w:r>
-        <w:br w:type="page"/>
-      </w:r>
-      <w:r>
         <mc:AlternateContent>
           <mc:Choice Requires="wps">
             <w:drawing>
-              <wp:anchor distT="0" distB="0" distL="0" distR="0" simplePos="0" relativeHeight="30" behindDoc="0" locked="0" layoutInCell="0" allowOverlap="1">
+              <wp:anchor behindDoc="0" distT="0" distB="0" distL="0" distR="0" simplePos="0" locked="0" layoutInCell="0" allowOverlap="1" relativeHeight="35">
                 <wp:simplePos x="0" y="0"/>
                 <wp:positionH relativeFrom="column">
                   <wp:align>center</wp:align>
@@ -4941,46 +5107,53 @@
                 <wp:extent cx="5296535" cy="4430395"/>
                 <wp:effectExtent l="0" t="0" r="0" b="0"/>
                 <wp:wrapSquare wrapText="largest"/>
-                <wp:docPr id="37" name="Врезка15"/>
+                <wp:docPr id="15" name="Врезка15"/>
                 <a:graphic xmlns:a="http://schemas.openxmlformats.org/drawingml/2006/main">
                   <a:graphicData uri="http://schemas.microsoft.com/office/word/2010/wordprocessingShape">
                     <wps:wsp>
-                      <wps:cNvSpPr txBox="1"/>
+                      <wps:cNvSpPr/>
                       <wps:spPr>
                         <a:xfrm>
                           <a:off x="0" y="0"/>
-                          <a:ext cx="5296535" cy="4430395"/>
+                          <a:ext cx="5296680" cy="4430520"/>
                         </a:xfrm>
-                        <a:prstGeom prst="rect"/>
+                        <a:prstGeom prst="rect">
+                          <a:avLst/>
+                        </a:prstGeom>
                         <a:solidFill>
-                          <a:srgbClr val="FFFFFF"/>
+                          <a:srgbClr val="ffffff"/>
                         </a:solidFill>
+                        <a:ln w="0">
+                          <a:noFill/>
+                        </a:ln>
                       </wps:spPr>
+                      <wps:style>
+                        <a:lnRef idx="0"/>
+                        <a:fillRef idx="0"/>
+                        <a:effectRef idx="0"/>
+                        <a:fontRef idx="minor"/>
+                      </wps:style>
                       <wps:txbx>
                         <w:txbxContent>
                           <w:p>
                             <w:pPr>
-                              <w:pStyle w:val="Style21"/>
+                              <w:pStyle w:val="Style18"/>
                               <w:spacing w:before="120" w:after="120"/>
                               <w:rPr>
                                 <w:i w:val="false"/>
+                                <w:i w:val="false"/>
                                 <w:iCs w:val="false"/>
                                 <w:sz w:val="28"/>
                                 <w:szCs w:val="28"/>
                               </w:rPr>
                             </w:pPr>
                             <w:r>
-                              <w:rPr>
-                                <w:i w:val="false"/>
-                                <w:iCs w:val="false"/>
-                                <w:sz w:val="28"/>
-                                <w:szCs w:val="28"/>
-                              </w:rPr>
+                              <w:rPr/>
                               <w:drawing>
                                 <wp:inline distT="0" distB="0" distL="0" distR="0">
                                   <wp:extent cx="5296535" cy="4057650"/>
                                   <wp:effectExtent l="0" t="0" r="0" b="0"/>
-                                  <wp:docPr id="38" name="Изображение12"/>
+                                  <wp:docPr id="17" name="Изображение12" descr=""/>
                                   <wp:cNvGraphicFramePr>
                                     <a:graphicFrameLocks xmlns:a="http://schemas.openxmlformats.org/drawingml/2006/main" noChangeAspect="1"/>
                                   </wp:cNvGraphicFramePr>
@@ -4988,7 +5161,7 @@
                                     <a:graphicData uri="http://schemas.openxmlformats.org/drawingml/2006/picture">
                                       <pic:pic xmlns:pic="http://schemas.openxmlformats.org/drawingml/2006/picture">
                                         <pic:nvPicPr>
-                                          <pic:cNvPr id="38" name="Изображение12"/>
+                                          <pic:cNvPr id="17" name="Изображение12" descr=""/>
                                           <pic:cNvPicPr>
                                             <a:picLocks noChangeAspect="1" noChangeArrowheads="1"/>
                                           </pic:cNvPicPr>
@@ -5007,13 +5180,20 @@
                                           <a:prstGeom prst="rect">
                                             <a:avLst/>
                                           </a:prstGeom>
-                                          <a:noFill/>
                                         </pic:spPr>
                                       </pic:pic>
                                     </a:graphicData>
                                   </a:graphic>
                                 </wp:inline>
                               </w:drawing>
+                            </w:r>
+                            <w:r>
+                              <w:rPr>
+                                <w:i w:val="false"/>
+                                <w:iCs w:val="false"/>
+                                <w:sz w:val="28"/>
+                                <w:szCs w:val="28"/>
+                              </w:rPr>
                               <w:t xml:space="preserve">Рисунок </w:t>
                             </w:r>
                             <w:r>
@@ -5027,37 +5207,37 @@
                             </w:r>
                             <w:r>
                               <w:rPr>
-                                <w:i w:val="false"/>
-                                <w:iCs w:val="false"/>
-                                <w:sz w:val="28"/>
-                                <w:szCs w:val="28"/>
+                                <w:sz w:val="28"/>
+                                <w:i w:val="false"/>
+                                <w:szCs w:val="28"/>
+                                <w:iCs w:val="false"/>
                               </w:rPr>
                               <w:instrText xml:space="preserve"> SEQ Рисунок \* ARABIC </w:instrText>
                             </w:r>
                             <w:r>
                               <w:rPr>
-                                <w:i w:val="false"/>
-                                <w:iCs w:val="false"/>
-                                <w:sz w:val="28"/>
-                                <w:szCs w:val="28"/>
+                                <w:sz w:val="28"/>
+                                <w:i w:val="false"/>
+                                <w:szCs w:val="28"/>
+                                <w:iCs w:val="false"/>
                               </w:rPr>
                               <w:fldChar w:fldCharType="separate"/>
                             </w:r>
                             <w:r>
                               <w:rPr>
-                                <w:i w:val="false"/>
-                                <w:iCs w:val="false"/>
-                                <w:sz w:val="28"/>
-                                <w:szCs w:val="28"/>
+                                <w:sz w:val="28"/>
+                                <w:i w:val="false"/>
+                                <w:szCs w:val="28"/>
+                                <w:iCs w:val="false"/>
                               </w:rPr>
                               <w:t>12</w:t>
                             </w:r>
                             <w:r>
                               <w:rPr>
-                                <w:i w:val="false"/>
-                                <w:iCs w:val="false"/>
-                                <w:sz w:val="28"/>
-                                <w:szCs w:val="28"/>
+                                <w:sz w:val="28"/>
+                                <w:i w:val="false"/>
+                                <w:szCs w:val="28"/>
+                                <w:iCs w:val="false"/>
                               </w:rPr>
                               <w:fldChar w:fldCharType="end"/>
                             </w:r>
@@ -5073,7 +5253,7 @@
                           </w:p>
                         </w:txbxContent>
                       </wps:txbx>
-                      <wps:bodyPr anchor="t" lIns="0" tIns="0" rIns="0" bIns="0">
+                      <wps:bodyPr lIns="0" rIns="0" tIns="0" bIns="0" anchor="t">
                         <a:noAutofit/>
                       </wps:bodyPr>
                     </wps:wsp>
@@ -5084,32 +5264,30 @@
           </mc:Choice>
           <mc:Fallback>
             <w:pict>
-              <v:rect style="position:absolute;rotation:-0;width:417.05pt;height:348.85pt;mso-wrap-distance-left:0pt;mso-wrap-distance-right:0pt;mso-wrap-distance-top:0pt;mso-wrap-distance-bottom:0pt;margin-top:0pt;mso-position-vertical:top;mso-position-vertical-relative:text;margin-left:25.35pt;mso-position-horizontal:center;mso-position-horizontal-relative:text">
-                <v:textbox inset="0in,0in,0in,0in">
+              <v:rect id="shape_0" ID="Врезка15" path="m0,0l-2147483645,0l-2147483645,-2147483646l0,-2147483646xe" fillcolor="white" stroked="f" o:allowincell="f" style="position:absolute;margin-left:25.3pt;margin-top:0.05pt;width:417pt;height:348.8pt;mso-wrap-style:square;v-text-anchor:top;mso-position-horizontal:center">
+                <v:fill o:detectmouseclick="t" type="solid" color2="black"/>
+                <v:stroke color="#3465a4" joinstyle="round" endcap="flat"/>
+                <v:textbox>
                   <w:txbxContent>
                     <w:p>
                       <w:pPr>
-                        <w:pStyle w:val="Style21"/>
+                        <w:pStyle w:val="Style18"/>
                         <w:spacing w:before="120" w:after="120"/>
                         <w:rPr>
                           <w:i w:val="false"/>
+                          <w:i w:val="false"/>
                           <w:iCs w:val="false"/>
                           <w:sz w:val="28"/>
                           <w:szCs w:val="28"/>
                         </w:rPr>
                       </w:pPr>
                       <w:r>
-                        <w:rPr>
-                          <w:i w:val="false"/>
-                          <w:iCs w:val="false"/>
-                          <w:sz w:val="28"/>
-                          <w:szCs w:val="28"/>
-                        </w:rPr>
+                        <w:rPr/>
                         <w:drawing>
                           <wp:inline distT="0" distB="0" distL="0" distR="0">
                             <wp:extent cx="5296535" cy="4057650"/>
                             <wp:effectExtent l="0" t="0" r="0" b="0"/>
-                            <wp:docPr id="39" name="Изображение12"/>
+                            <wp:docPr id="18" name="Изображение12" descr=""/>
                             <wp:cNvGraphicFramePr>
                               <a:graphicFrameLocks xmlns:a="http://schemas.openxmlformats.org/drawingml/2006/main" noChangeAspect="1"/>
                             </wp:cNvGraphicFramePr>
@@ -5117,7 +5295,7 @@
                               <a:graphicData uri="http://schemas.openxmlformats.org/drawingml/2006/picture">
                                 <pic:pic xmlns:pic="http://schemas.openxmlformats.org/drawingml/2006/picture">
                                   <pic:nvPicPr>
-                                    <pic:cNvPr id="39" name="Изображение12"/>
+                                    <pic:cNvPr id="18" name="Изображение12" descr=""/>
                                     <pic:cNvPicPr>
                                       <a:picLocks noChangeAspect="1" noChangeArrowheads="1"/>
                                     </pic:cNvPicPr>
@@ -5136,13 +5314,20 @@
                                     <a:prstGeom prst="rect">
                                       <a:avLst/>
                                     </a:prstGeom>
-                                    <a:noFill/>
                                   </pic:spPr>
                                 </pic:pic>
                               </a:graphicData>
                             </a:graphic>
                           </wp:inline>
                         </w:drawing>
+                      </w:r>
+                      <w:r>
+                        <w:rPr>
+                          <w:i w:val="false"/>
+                          <w:iCs w:val="false"/>
+                          <w:sz w:val="28"/>
+                          <w:szCs w:val="28"/>
+                        </w:rPr>
                         <w:t xml:space="preserve">Рисунок </w:t>
                       </w:r>
                       <w:r>
@@ -5156,37 +5341,37 @@
                       </w:r>
                       <w:r>
                         <w:rPr>
-                          <w:i w:val="false"/>
-                          <w:iCs w:val="false"/>
-                          <w:sz w:val="28"/>
-                          <w:szCs w:val="28"/>
+                          <w:sz w:val="28"/>
+                          <w:i w:val="false"/>
+                          <w:szCs w:val="28"/>
+                          <w:iCs w:val="false"/>
                         </w:rPr>
                         <w:instrText xml:space="preserve"> SEQ Рисунок \* ARABIC </w:instrText>
                       </w:r>
                       <w:r>
                         <w:rPr>
-                          <w:i w:val="false"/>
-                          <w:iCs w:val="false"/>
-                          <w:sz w:val="28"/>
-                          <w:szCs w:val="28"/>
+                          <w:sz w:val="28"/>
+                          <w:i w:val="false"/>
+                          <w:szCs w:val="28"/>
+                          <w:iCs w:val="false"/>
                         </w:rPr>
                         <w:fldChar w:fldCharType="separate"/>
                       </w:r>
                       <w:r>
                         <w:rPr>
-                          <w:i w:val="false"/>
-                          <w:iCs w:val="false"/>
-                          <w:sz w:val="28"/>
-                          <w:szCs w:val="28"/>
+                          <w:sz w:val="28"/>
+                          <w:i w:val="false"/>
+                          <w:szCs w:val="28"/>
+                          <w:iCs w:val="false"/>
                         </w:rPr>
                         <w:t>12</w:t>
                       </w:r>
                       <w:r>
                         <w:rPr>
-                          <w:i w:val="false"/>
-                          <w:iCs w:val="false"/>
-                          <w:sz w:val="28"/>
-                          <w:szCs w:val="28"/>
+                          <w:sz w:val="28"/>
+                          <w:i w:val="false"/>
+                          <w:szCs w:val="28"/>
+                          <w:iCs w:val="false"/>
                         </w:rPr>
                         <w:fldChar w:fldCharType="end"/>
                       </w:r>
@@ -5208,6 +5393,9 @@
           </mc:Fallback>
         </mc:AlternateContent>
       </w:r>
+      <w:r>
+        <w:br w:type="page"/>
+      </w:r>
     </w:p>
     <w:p>
       <w:pPr>
@@ -5229,27 +5417,7 @@
           <w:color w:val="auto"/>
           <w:lang w:val="ru-RU"/>
         </w:rPr>
-        <w:t>График</w:t>
-      </w:r>
-      <w:r>
-        <w:rPr>
-          <w:rFonts w:eastAsia="Times New Roman" w:cs="Times New Roman"/>
-          <w:b/>
-          <w:bCs/>
-          <w:color w:val="auto"/>
-          <w:lang w:val="ru-RU"/>
-        </w:rPr>
-        <w:t>и</w:t>
-      </w:r>
-      <w:r>
-        <w:rPr>
-          <w:rFonts w:eastAsia="Times New Roman" w:cs="Times New Roman"/>
-          <w:b/>
-          <w:bCs/>
-          <w:color w:val="auto"/>
-          <w:lang w:val="ru-RU"/>
-        </w:rPr>
-        <w:t xml:space="preserve"> изменения времени отклика</w:t>
+        <w:t>Графики изменения времени отклика</w:t>
       </w:r>
     </w:p>
     <w:p>
@@ -5275,18 +5443,18 @@
         <mc:AlternateContent>
           <mc:Choice Requires="wps">
             <w:drawing>
-              <wp:anchor distT="0" distB="0" distL="0" distR="0" simplePos="0" relativeHeight="32" behindDoc="0" locked="0" layoutInCell="0" allowOverlap="1">
+              <wp:anchor behindDoc="0" distT="0" distB="0" distL="0" distR="0" simplePos="0" locked="0" layoutInCell="0" allowOverlap="1" relativeHeight="44">
                 <wp:simplePos x="0" y="0"/>
                 <wp:positionH relativeFrom="column">
-                  <wp:align>center</wp:align>
+                  <wp:posOffset>0</wp:posOffset>
                 </wp:positionH>
                 <wp:positionV relativeFrom="paragraph">
-                  <wp:posOffset>635</wp:posOffset>
+                  <wp:posOffset>3689350</wp:posOffset>
                 </wp:positionV>
-                <wp:extent cx="5940425" cy="2281555"/>
+                <wp:extent cx="5940425" cy="3126105"/>
                 <wp:effectExtent l="0" t="0" r="0" b="0"/>
                 <wp:wrapSquare wrapText="largest"/>
-                <wp:docPr id="40" name="Врезка16"/>
+                <wp:docPr id="16" name="Врезка18"/>
                 <a:graphic xmlns:a="http://schemas.openxmlformats.org/drawingml/2006/main">
                   <a:graphicData uri="http://schemas.microsoft.com/office/word/2010/wordprocessingShape">
                     <wps:wsp>
@@ -5294,7 +5462,7 @@
                       <wps:spPr>
                         <a:xfrm>
                           <a:off x="0" y="0"/>
-                          <a:ext cx="5940425" cy="2281555"/>
+                          <a:ext cx="5940425" cy="3126105"/>
                         </a:xfrm>
                         <a:prstGeom prst="rect"/>
                         <a:solidFill>
@@ -5305,9 +5473,10 @@
                         <w:txbxContent>
                           <w:p>
                             <w:pPr>
-                              <w:pStyle w:val="Style21"/>
+                              <w:pStyle w:val="Style18"/>
                               <w:spacing w:before="120" w:after="120"/>
                               <w:rPr>
+                                <w:i w:val="false"/>
                                 <w:i w:val="false"/>
                                 <w:iCs w:val="false"/>
                                 <w:sz w:val="28"/>
@@ -5323,9 +5492,9 @@
                               </w:rPr>
                               <w:drawing>
                                 <wp:inline distT="0" distB="0" distL="0" distR="0">
-                                  <wp:extent cx="5940425" cy="1908810"/>
+                                  <wp:extent cx="5940425" cy="2753360"/>
                                   <wp:effectExtent l="0" t="0" r="0" b="0"/>
-                                  <wp:docPr id="41" name="Изображение13"/>
+                                  <wp:docPr id="17" name="Изображение14" descr=""/>
                                   <wp:cNvGraphicFramePr>
                                     <a:graphicFrameLocks xmlns:a="http://schemas.openxmlformats.org/drawingml/2006/main" noChangeAspect="1"/>
                                   </wp:cNvGraphicFramePr>
@@ -5333,7 +5502,7 @@
                                     <a:graphicData uri="http://schemas.openxmlformats.org/drawingml/2006/picture">
                                       <pic:pic xmlns:pic="http://schemas.openxmlformats.org/drawingml/2006/picture">
                                         <pic:nvPicPr>
-                                          <pic:cNvPr id="41" name="Изображение13"/>
+                                          <pic:cNvPr id="17" name="Изображение14" descr=""/>
                                           <pic:cNvPicPr>
                                             <a:picLocks noChangeAspect="1" noChangeArrowheads="1"/>
                                           </pic:cNvPicPr>
@@ -5347,12 +5516,11 @@
                                         <pic:spPr bwMode="auto">
                                           <a:xfrm>
                                             <a:off x="0" y="0"/>
-                                            <a:ext cx="5940425" cy="1908810"/>
+                                            <a:ext cx="5940425" cy="2753360"/>
                                           </a:xfrm>
                                           <a:prstGeom prst="rect">
                                             <a:avLst/>
                                           </a:prstGeom>
-                                          <a:noFill/>
                                         </pic:spPr>
                                       </pic:pic>
                                     </a:graphicData>
@@ -5372,37 +5540,37 @@
                             </w:r>
                             <w:r>
                               <w:rPr>
-                                <w:i w:val="false"/>
-                                <w:iCs w:val="false"/>
-                                <w:sz w:val="28"/>
-                                <w:szCs w:val="28"/>
+                                <w:sz w:val="28"/>
+                                <w:i w:val="false"/>
+                                <w:szCs w:val="28"/>
+                                <w:iCs w:val="false"/>
                               </w:rPr>
                               <w:instrText xml:space="preserve"> SEQ Рисунок \* ARABIC </w:instrText>
                             </w:r>
                             <w:r>
                               <w:rPr>
-                                <w:i w:val="false"/>
-                                <w:iCs w:val="false"/>
-                                <w:sz w:val="28"/>
-                                <w:szCs w:val="28"/>
+                                <w:sz w:val="28"/>
+                                <w:i w:val="false"/>
+                                <w:szCs w:val="28"/>
+                                <w:iCs w:val="false"/>
                               </w:rPr>
                               <w:fldChar w:fldCharType="separate"/>
                             </w:r>
                             <w:r>
                               <w:rPr>
-                                <w:i w:val="false"/>
-                                <w:iCs w:val="false"/>
-                                <w:sz w:val="28"/>
-                                <w:szCs w:val="28"/>
-                              </w:rPr>
-                              <w:t>13</w:t>
-                            </w:r>
-                            <w:r>
-                              <w:rPr>
-                                <w:i w:val="false"/>
-                                <w:iCs w:val="false"/>
-                                <w:sz w:val="28"/>
-                                <w:szCs w:val="28"/>
+                                <w:sz w:val="28"/>
+                                <w:i w:val="false"/>
+                                <w:szCs w:val="28"/>
+                                <w:iCs w:val="false"/>
+                              </w:rPr>
+                              <w:t>14</w:t>
+                            </w:r>
+                            <w:r>
+                              <w:rPr>
+                                <w:sz w:val="28"/>
+                                <w:i w:val="false"/>
+                                <w:szCs w:val="28"/>
+                                <w:iCs w:val="false"/>
                               </w:rPr>
                               <w:fldChar w:fldCharType="end"/>
                             </w:r>
@@ -5412,8 +5580,9 @@
                                 <w:iCs w:val="false"/>
                                 <w:sz w:val="28"/>
                                 <w:szCs w:val="28"/>
-                              </w:rPr>
-                              <w:t>: Время обработки запроса от количества пользователей</w:t>
+                                <w:lang w:val="en-US"/>
+                              </w:rPr>
+                              <w:t>: Статус ответов от времени тестирования</w:t>
                             </w:r>
                           </w:p>
                         </w:txbxContent>
@@ -5429,14 +5598,15 @@
           </mc:Choice>
           <mc:Fallback>
             <w:pict>
-              <v:rect style="position:absolute;rotation:-0;width:467.75pt;height:179.65pt;mso-wrap-distance-left:0pt;mso-wrap-distance-right:0pt;mso-wrap-distance-top:0pt;mso-wrap-distance-bottom:0pt;margin-top:0pt;mso-position-vertical:top;mso-position-vertical-relative:text;margin-left:0pt;mso-position-horizontal:center;mso-position-horizontal-relative:text">
+              <v:rect style="position:absolute;rotation:-0;width:467.75pt;height:246.15pt;mso-wrap-distance-left:0pt;mso-wrap-distance-right:0pt;mso-wrap-distance-top:0pt;mso-wrap-distance-bottom:0pt;margin-top:290.5pt;mso-position-vertical-relative:text;margin-left:0pt;mso-position-horizontal-relative:text">
                 <v:textbox inset="0in,0in,0in,0in">
                   <w:txbxContent>
                     <w:p>
                       <w:pPr>
-                        <w:pStyle w:val="Style21"/>
+                        <w:pStyle w:val="Style18"/>
                         <w:spacing w:before="120" w:after="120"/>
                         <w:rPr>
+                          <w:i w:val="false"/>
                           <w:i w:val="false"/>
                           <w:iCs w:val="false"/>
                           <w:sz w:val="28"/>
@@ -5452,9 +5622,9 @@
                         </w:rPr>
                         <w:drawing>
                           <wp:inline distT="0" distB="0" distL="0" distR="0">
-                            <wp:extent cx="5940425" cy="1908810"/>
+                            <wp:extent cx="5940425" cy="2753360"/>
                             <wp:effectExtent l="0" t="0" r="0" b="0"/>
-                            <wp:docPr id="42" name="Изображение13"/>
+                            <wp:docPr id="18" name="Изображение14" descr=""/>
                             <wp:cNvGraphicFramePr>
                               <a:graphicFrameLocks xmlns:a="http://schemas.openxmlformats.org/drawingml/2006/main" noChangeAspect="1"/>
                             </wp:cNvGraphicFramePr>
@@ -5462,7 +5632,7 @@
                               <a:graphicData uri="http://schemas.openxmlformats.org/drawingml/2006/picture">
                                 <pic:pic xmlns:pic="http://schemas.openxmlformats.org/drawingml/2006/picture">
                                   <pic:nvPicPr>
-                                    <pic:cNvPr id="42" name="Изображение13"/>
+                                    <pic:cNvPr id="18" name="Изображение14" descr=""/>
                                     <pic:cNvPicPr>
                                       <a:picLocks noChangeAspect="1" noChangeArrowheads="1"/>
                                     </pic:cNvPicPr>
@@ -5476,12 +5646,11 @@
                                   <pic:spPr bwMode="auto">
                                     <a:xfrm>
                                       <a:off x="0" y="0"/>
-                                      <a:ext cx="5940425" cy="1908810"/>
+                                      <a:ext cx="5940425" cy="2753360"/>
                                     </a:xfrm>
                                     <a:prstGeom prst="rect">
                                       <a:avLst/>
                                     </a:prstGeom>
-                                    <a:noFill/>
                                   </pic:spPr>
                                 </pic:pic>
                               </a:graphicData>
@@ -5501,37 +5670,37 @@
                       </w:r>
                       <w:r>
                         <w:rPr>
-                          <w:i w:val="false"/>
-                          <w:iCs w:val="false"/>
-                          <w:sz w:val="28"/>
-                          <w:szCs w:val="28"/>
+                          <w:sz w:val="28"/>
+                          <w:i w:val="false"/>
+                          <w:szCs w:val="28"/>
+                          <w:iCs w:val="false"/>
                         </w:rPr>
                         <w:instrText xml:space="preserve"> SEQ Рисунок \* ARABIC </w:instrText>
                       </w:r>
                       <w:r>
                         <w:rPr>
-                          <w:i w:val="false"/>
-                          <w:iCs w:val="false"/>
-                          <w:sz w:val="28"/>
-                          <w:szCs w:val="28"/>
+                          <w:sz w:val="28"/>
+                          <w:i w:val="false"/>
+                          <w:szCs w:val="28"/>
+                          <w:iCs w:val="false"/>
                         </w:rPr>
                         <w:fldChar w:fldCharType="separate"/>
                       </w:r>
                       <w:r>
                         <w:rPr>
-                          <w:i w:val="false"/>
-                          <w:iCs w:val="false"/>
-                          <w:sz w:val="28"/>
-                          <w:szCs w:val="28"/>
-                        </w:rPr>
-                        <w:t>13</w:t>
-                      </w:r>
-                      <w:r>
-                        <w:rPr>
-                          <w:i w:val="false"/>
-                          <w:iCs w:val="false"/>
-                          <w:sz w:val="28"/>
-                          <w:szCs w:val="28"/>
+                          <w:sz w:val="28"/>
+                          <w:i w:val="false"/>
+                          <w:szCs w:val="28"/>
+                          <w:iCs w:val="false"/>
+                        </w:rPr>
+                        <w:t>14</w:t>
+                      </w:r>
+                      <w:r>
+                        <w:rPr>
+                          <w:sz w:val="28"/>
+                          <w:i w:val="false"/>
+                          <w:szCs w:val="28"/>
+                          <w:iCs w:val="false"/>
                         </w:rPr>
                         <w:fldChar w:fldCharType="end"/>
                       </w:r>
@@ -5541,8 +5710,9 @@
                           <w:iCs w:val="false"/>
                           <w:sz w:val="28"/>
                           <w:szCs w:val="28"/>
-                        </w:rPr>
-                        <w:t>: Время обработки запроса от количества пользователей</w:t>
+                          <w:lang w:val="en-US"/>
+                        </w:rPr>
+                        <w:t>: Статус ответов от времени тестирования</w:t>
                       </w:r>
                     </w:p>
                   </w:txbxContent>
@@ -5557,18 +5727,18 @@
         <mc:AlternateContent>
           <mc:Choice Requires="wps">
             <w:drawing>
-              <wp:anchor distT="0" distB="0" distL="0" distR="0" simplePos="0" relativeHeight="34" behindDoc="0" locked="0" layoutInCell="0" allowOverlap="1">
+              <wp:anchor behindDoc="0" distT="0" distB="0" distL="0" distR="0" simplePos="0" locked="0" layoutInCell="0" allowOverlap="1" relativeHeight="46">
                 <wp:simplePos x="0" y="0"/>
                 <wp:positionH relativeFrom="column">
                   <wp:align>center</wp:align>
                 </wp:positionH>
                 <wp:positionV relativeFrom="paragraph">
-                  <wp:posOffset>3439160</wp:posOffset>
+                  <wp:posOffset>80010</wp:posOffset>
                 </wp:positionV>
-                <wp:extent cx="5940425" cy="2719705"/>
+                <wp:extent cx="5940425" cy="2902585"/>
                 <wp:effectExtent l="0" t="0" r="0" b="0"/>
                 <wp:wrapSquare wrapText="largest"/>
-                <wp:docPr id="43" name="Врезка17"/>
+                <wp:docPr id="19" name="Врезка17"/>
                 <a:graphic xmlns:a="http://schemas.openxmlformats.org/drawingml/2006/main">
                   <a:graphicData uri="http://schemas.microsoft.com/office/word/2010/wordprocessingShape">
                     <wps:wsp>
@@ -5576,7 +5746,7 @@
                       <wps:spPr>
                         <a:xfrm>
                           <a:off x="0" y="0"/>
-                          <a:ext cx="5940425" cy="2719705"/>
+                          <a:ext cx="5940425" cy="2902585"/>
                         </a:xfrm>
                         <a:prstGeom prst="rect"/>
                         <a:solidFill>
@@ -5587,9 +5757,10 @@
                         <w:txbxContent>
                           <w:p>
                             <w:pPr>
-                              <w:pStyle w:val="Style21"/>
+                              <w:pStyle w:val="Style18"/>
                               <w:spacing w:before="120" w:after="120"/>
                               <w:rPr>
+                                <w:i w:val="false"/>
                                 <w:i w:val="false"/>
                                 <w:iCs w:val="false"/>
                                 <w:sz w:val="28"/>
@@ -5605,9 +5776,9 @@
                               </w:rPr>
                               <w:drawing>
                                 <wp:inline distT="0" distB="0" distL="0" distR="0">
-                                  <wp:extent cx="5940425" cy="2346960"/>
+                                  <wp:extent cx="5940425" cy="2529840"/>
                                   <wp:effectExtent l="0" t="0" r="0" b="0"/>
-                                  <wp:docPr id="44" name="Изображение14"/>
+                                  <wp:docPr id="20" name="Изображение13" descr=""/>
                                   <wp:cNvGraphicFramePr>
                                     <a:graphicFrameLocks xmlns:a="http://schemas.openxmlformats.org/drawingml/2006/main" noChangeAspect="1"/>
                                   </wp:cNvGraphicFramePr>
@@ -5615,7 +5786,7 @@
                                     <a:graphicData uri="http://schemas.openxmlformats.org/drawingml/2006/picture">
                                       <pic:pic xmlns:pic="http://schemas.openxmlformats.org/drawingml/2006/picture">
                                         <pic:nvPicPr>
-                                          <pic:cNvPr id="44" name="Изображение14"/>
+                                          <pic:cNvPr id="20" name="Изображение13" descr=""/>
                                           <pic:cNvPicPr>
                                             <a:picLocks noChangeAspect="1" noChangeArrowheads="1"/>
                                           </pic:cNvPicPr>
@@ -5629,12 +5800,11 @@
                                         <pic:spPr bwMode="auto">
                                           <a:xfrm>
                                             <a:off x="0" y="0"/>
-                                            <a:ext cx="5940425" cy="2346960"/>
+                                            <a:ext cx="5940425" cy="2529840"/>
                                           </a:xfrm>
                                           <a:prstGeom prst="rect">
                                             <a:avLst/>
                                           </a:prstGeom>
-                                          <a:noFill/>
                                         </pic:spPr>
                                       </pic:pic>
                                     </a:graphicData>
@@ -5654,37 +5824,37 @@
                             </w:r>
                             <w:r>
                               <w:rPr>
-                                <w:i w:val="false"/>
-                                <w:iCs w:val="false"/>
-                                <w:sz w:val="28"/>
-                                <w:szCs w:val="28"/>
+                                <w:sz w:val="28"/>
+                                <w:i w:val="false"/>
+                                <w:szCs w:val="28"/>
+                                <w:iCs w:val="false"/>
                               </w:rPr>
                               <w:instrText xml:space="preserve"> SEQ Рисунок \* ARABIC </w:instrText>
                             </w:r>
                             <w:r>
                               <w:rPr>
-                                <w:i w:val="false"/>
-                                <w:iCs w:val="false"/>
-                                <w:sz w:val="28"/>
-                                <w:szCs w:val="28"/>
+                                <w:sz w:val="28"/>
+                                <w:i w:val="false"/>
+                                <w:szCs w:val="28"/>
+                                <w:iCs w:val="false"/>
                               </w:rPr>
                               <w:fldChar w:fldCharType="separate"/>
                             </w:r>
                             <w:r>
                               <w:rPr>
-                                <w:i w:val="false"/>
-                                <w:iCs w:val="false"/>
-                                <w:sz w:val="28"/>
-                                <w:szCs w:val="28"/>
-                              </w:rPr>
-                              <w:t>14</w:t>
-                            </w:r>
-                            <w:r>
-                              <w:rPr>
-                                <w:i w:val="false"/>
-                                <w:iCs w:val="false"/>
-                                <w:sz w:val="28"/>
-                                <w:szCs w:val="28"/>
+                                <w:sz w:val="28"/>
+                                <w:i w:val="false"/>
+                                <w:szCs w:val="28"/>
+                                <w:iCs w:val="false"/>
+                              </w:rPr>
+                              <w:t>13</w:t>
+                            </w:r>
+                            <w:r>
+                              <w:rPr>
+                                <w:sz w:val="28"/>
+                                <w:i w:val="false"/>
+                                <w:szCs w:val="28"/>
+                                <w:iCs w:val="false"/>
                               </w:rPr>
                               <w:fldChar w:fldCharType="end"/>
                             </w:r>
@@ -5695,7 +5865,7 @@
                                 <w:sz w:val="28"/>
                                 <w:szCs w:val="28"/>
                               </w:rPr>
-                              <w:t>: Статус ответов от времени тестирования</w:t>
+                              <w:t>: Время обработки запроса от количества пользователей</w:t>
                             </w:r>
                           </w:p>
                         </w:txbxContent>
@@ -5711,14 +5881,15 @@
           </mc:Choice>
           <mc:Fallback>
             <w:pict>
-              <v:rect style="position:absolute;rotation:-0;width:467.75pt;height:214.15pt;mso-wrap-distance-left:0pt;mso-wrap-distance-right:0pt;mso-wrap-distance-top:0pt;mso-wrap-distance-bottom:0pt;margin-top:270.8pt;mso-position-vertical-relative:text;margin-left:0pt;mso-position-horizontal:center;mso-position-horizontal-relative:text">
+              <v:rect style="position:absolute;rotation:-0;width:467.75pt;height:228.55pt;mso-wrap-distance-left:0pt;mso-wrap-distance-right:0pt;mso-wrap-distance-top:0pt;mso-wrap-distance-bottom:0pt;margin-top:6.3pt;mso-position-vertical-relative:text;margin-left:0pt;mso-position-horizontal:center;mso-position-horizontal-relative:text">
                 <v:textbox inset="0in,0in,0in,0in">
                   <w:txbxContent>
                     <w:p>
                       <w:pPr>
-                        <w:pStyle w:val="Style21"/>
+                        <w:pStyle w:val="Style18"/>
                         <w:spacing w:before="120" w:after="120"/>
                         <w:rPr>
+                          <w:i w:val="false"/>
                           <w:i w:val="false"/>
                           <w:iCs w:val="false"/>
                           <w:sz w:val="28"/>
@@ -5734,9 +5905,9 @@
                         </w:rPr>
                         <w:drawing>
                           <wp:inline distT="0" distB="0" distL="0" distR="0">
-                            <wp:extent cx="5940425" cy="2346960"/>
+                            <wp:extent cx="5940425" cy="2529840"/>
                             <wp:effectExtent l="0" t="0" r="0" b="0"/>
-                            <wp:docPr id="45" name="Изображение14"/>
+                            <wp:docPr id="21" name="Изображение13" descr=""/>
                             <wp:cNvGraphicFramePr>
                               <a:graphicFrameLocks xmlns:a="http://schemas.openxmlformats.org/drawingml/2006/main" noChangeAspect="1"/>
                             </wp:cNvGraphicFramePr>
@@ -5744,7 +5915,7 @@
                               <a:graphicData uri="http://schemas.openxmlformats.org/drawingml/2006/picture">
                                 <pic:pic xmlns:pic="http://schemas.openxmlformats.org/drawingml/2006/picture">
                                   <pic:nvPicPr>
-                                    <pic:cNvPr id="45" name="Изображение14"/>
+                                    <pic:cNvPr id="21" name="Изображение13" descr=""/>
                                     <pic:cNvPicPr>
                                       <a:picLocks noChangeAspect="1" noChangeArrowheads="1"/>
                                     </pic:cNvPicPr>
@@ -5758,12 +5929,11 @@
                                   <pic:spPr bwMode="auto">
                                     <a:xfrm>
                                       <a:off x="0" y="0"/>
-                                      <a:ext cx="5940425" cy="2346960"/>
+                                      <a:ext cx="5940425" cy="2529840"/>
                                     </a:xfrm>
                                     <a:prstGeom prst="rect">
                                       <a:avLst/>
                                     </a:prstGeom>
-                                    <a:noFill/>
                                   </pic:spPr>
                                 </pic:pic>
                               </a:graphicData>
@@ -5783,37 +5953,37 @@
                       </w:r>
                       <w:r>
                         <w:rPr>
-                          <w:i w:val="false"/>
-                          <w:iCs w:val="false"/>
-                          <w:sz w:val="28"/>
-                          <w:szCs w:val="28"/>
+                          <w:sz w:val="28"/>
+                          <w:i w:val="false"/>
+                          <w:szCs w:val="28"/>
+                          <w:iCs w:val="false"/>
                         </w:rPr>
                         <w:instrText xml:space="preserve"> SEQ Рисунок \* ARABIC </w:instrText>
                       </w:r>
                       <w:r>
                         <w:rPr>
-                          <w:i w:val="false"/>
-                          <w:iCs w:val="false"/>
-                          <w:sz w:val="28"/>
-                          <w:szCs w:val="28"/>
+                          <w:sz w:val="28"/>
+                          <w:i w:val="false"/>
+                          <w:szCs w:val="28"/>
+                          <w:iCs w:val="false"/>
                         </w:rPr>
                         <w:fldChar w:fldCharType="separate"/>
                       </w:r>
                       <w:r>
                         <w:rPr>
-                          <w:i w:val="false"/>
-                          <w:iCs w:val="false"/>
-                          <w:sz w:val="28"/>
-                          <w:szCs w:val="28"/>
-                        </w:rPr>
-                        <w:t>14</w:t>
-                      </w:r>
-                      <w:r>
-                        <w:rPr>
-                          <w:i w:val="false"/>
-                          <w:iCs w:val="false"/>
-                          <w:sz w:val="28"/>
-                          <w:szCs w:val="28"/>
+                          <w:sz w:val="28"/>
+                          <w:i w:val="false"/>
+                          <w:szCs w:val="28"/>
+                          <w:iCs w:val="false"/>
+                        </w:rPr>
+                        <w:t>13</w:t>
+                      </w:r>
+                      <w:r>
+                        <w:rPr>
+                          <w:sz w:val="28"/>
+                          <w:i w:val="false"/>
+                          <w:szCs w:val="28"/>
+                          <w:iCs w:val="false"/>
                         </w:rPr>
                         <w:fldChar w:fldCharType="end"/>
                       </w:r>
@@ -5824,7 +5994,7 @@
                           <w:sz w:val="28"/>
                           <w:szCs w:val="28"/>
                         </w:rPr>
-                        <w:t>: Статус ответов от времени тестирования</w:t>
+                        <w:t>: Время обработки запроса от количества пользователей</w:t>
                       </w:r>
                     </w:p>
                   </w:txbxContent>
@@ -5888,19 +6058,7 @@
         <w:rPr>
           <w:lang w:val="en-US"/>
         </w:rPr>
-        <w:t xml:space="preserve"> </w:t>
-      </w:r>
-      <w:r>
-        <w:rPr>
-          <w:lang w:val="en-US"/>
-        </w:rPr>
-        <w:t>CSV</w:t>
-      </w:r>
-      <w:r>
-        <w:rPr>
-          <w:lang w:val="en-US"/>
-        </w:rPr>
-        <w:t xml:space="preserve"> </w:t>
+        <w:t xml:space="preserve"> CSV </w:t>
       </w:r>
       <w:r>
         <w:rPr/>
@@ -5928,7 +6086,7 @@
 </file>
 
 <file path=word/footer1.xml><?xml version="1.0" encoding="utf-8"?>
-<w:ftr xmlns:o="urn:schemas-microsoft-com:office:office" xmlns:r="http://schemas.openxmlformats.org/officeDocument/2006/relationships" xmlns:v="urn:schemas-microsoft-com:vml" xmlns:w="http://schemas.openxmlformats.org/wordprocessingml/2006/main" xmlns:w10="urn:schemas-microsoft-com:office:word" xmlns:wp="http://schemas.openxmlformats.org/drawingml/2006/wordprocessingDrawing" xmlns:pic="http://schemas.openxmlformats.org/drawingml/2006/picture" xmlns:wps="http://schemas.microsoft.com/office/word/2010/wordprocessingShape" xmlns:wpg="http://schemas.microsoft.com/office/word/2010/wordprocessingGroup" xmlns:mc="http://schemas.openxmlformats.org/markup-compatibility/2006" xmlns:wp14="http://schemas.microsoft.com/office/word/2010/wordprocessingDrawing" xmlns:w14="http://schemas.microsoft.com/office/word/2010/wordml" xmlns:w15="http://schemas.microsoft.com/office/word/2012/wordml" mc:Ignorable="w14 wp14 w15">
+<w:ftr xmlns:o="urn:schemas-microsoft-com:office:office" xmlns:r="http://schemas.openxmlformats.org/officeDocument/2006/relationships" xmlns:v="urn:schemas-microsoft-com:vml" xmlns:w="http://schemas.openxmlformats.org/wordprocessingml/2006/main" xmlns:w10="urn:schemas-microsoft-com:office:word" xmlns:wp="http://schemas.openxmlformats.org/drawingml/2006/wordprocessingDrawing" xmlns:wps="http://schemas.microsoft.com/office/word/2010/wordprocessingShape" xmlns:wpg="http://schemas.microsoft.com/office/word/2010/wordprocessingGroup" xmlns:mc="http://schemas.openxmlformats.org/markup-compatibility/2006" xmlns:wp14="http://schemas.microsoft.com/office/word/2010/wordprocessingDrawing" xmlns:w14="http://schemas.microsoft.com/office/word/2010/wordml" xmlns:w15="http://schemas.microsoft.com/office/word/2012/wordml" mc:Ignorable="w14 wp14 w15">
   <w:p>
     <w:pPr>
       <w:pStyle w:val="Footer"/>
@@ -5942,7 +6100,7 @@
 </file>
 
 <file path=word/footer2.xml><?xml version="1.0" encoding="utf-8"?>
-<w:ftr xmlns:o="urn:schemas-microsoft-com:office:office" xmlns:r="http://schemas.openxmlformats.org/officeDocument/2006/relationships" xmlns:v="urn:schemas-microsoft-com:vml" xmlns:w="http://schemas.openxmlformats.org/wordprocessingml/2006/main" xmlns:w10="urn:schemas-microsoft-com:office:word" xmlns:wp="http://schemas.openxmlformats.org/drawingml/2006/wordprocessingDrawing" xmlns:pic="http://schemas.openxmlformats.org/drawingml/2006/picture" xmlns:wps="http://schemas.microsoft.com/office/word/2010/wordprocessingShape" xmlns:wpg="http://schemas.microsoft.com/office/word/2010/wordprocessingGroup" xmlns:mc="http://schemas.openxmlformats.org/markup-compatibility/2006" xmlns:wp14="http://schemas.microsoft.com/office/word/2010/wordprocessingDrawing" xmlns:w14="http://schemas.microsoft.com/office/word/2010/wordml" xmlns:w15="http://schemas.microsoft.com/office/word/2012/wordml" mc:Ignorable="w14 wp14 w15">
+<w:ftr xmlns:o="urn:schemas-microsoft-com:office:office" xmlns:r="http://schemas.openxmlformats.org/officeDocument/2006/relationships" xmlns:v="urn:schemas-microsoft-com:vml" xmlns:w="http://schemas.openxmlformats.org/wordprocessingml/2006/main" xmlns:w10="urn:schemas-microsoft-com:office:word" xmlns:wp="http://schemas.openxmlformats.org/drawingml/2006/wordprocessingDrawing" xmlns:wps="http://schemas.microsoft.com/office/word/2010/wordprocessingShape" xmlns:wpg="http://schemas.microsoft.com/office/word/2010/wordprocessingGroup" xmlns:mc="http://schemas.openxmlformats.org/markup-compatibility/2006" xmlns:wp14="http://schemas.microsoft.com/office/word/2010/wordprocessingDrawing" xmlns:w14="http://schemas.microsoft.com/office/word/2010/wordml" xmlns:w15="http://schemas.microsoft.com/office/word/2012/wordml" mc:Ignorable="w14 wp14 w15">
   <w:tbl>
     <w:tblPr>
       <w:tblW w:w="9345" w:type="dxa"/>
@@ -6057,7 +6215,7 @@
 </file>
 
 <file path=word/footer3.xml><?xml version="1.0" encoding="utf-8"?>
-<w:ftr xmlns:o="urn:schemas-microsoft-com:office:office" xmlns:r="http://schemas.openxmlformats.org/officeDocument/2006/relationships" xmlns:v="urn:schemas-microsoft-com:vml" xmlns:w="http://schemas.openxmlformats.org/wordprocessingml/2006/main" xmlns:w10="urn:schemas-microsoft-com:office:word" xmlns:wp="http://schemas.openxmlformats.org/drawingml/2006/wordprocessingDrawing" xmlns:pic="http://schemas.openxmlformats.org/drawingml/2006/picture" xmlns:wps="http://schemas.microsoft.com/office/word/2010/wordprocessingShape" xmlns:wpg="http://schemas.microsoft.com/office/word/2010/wordprocessingGroup" xmlns:mc="http://schemas.openxmlformats.org/markup-compatibility/2006" xmlns:wp14="http://schemas.microsoft.com/office/word/2010/wordprocessingDrawing" xmlns:w14="http://schemas.microsoft.com/office/word/2010/wordml" xmlns:w15="http://schemas.microsoft.com/office/word/2012/wordml" mc:Ignorable="w14 wp14 w15">
+<w:ftr xmlns:o="urn:schemas-microsoft-com:office:office" xmlns:r="http://schemas.openxmlformats.org/officeDocument/2006/relationships" xmlns:v="urn:schemas-microsoft-com:vml" xmlns:w="http://schemas.openxmlformats.org/wordprocessingml/2006/main" xmlns:w10="urn:schemas-microsoft-com:office:word" xmlns:wp="http://schemas.openxmlformats.org/drawingml/2006/wordprocessingDrawing" xmlns:wps="http://schemas.microsoft.com/office/word/2010/wordprocessingShape" xmlns:wpg="http://schemas.microsoft.com/office/word/2010/wordprocessingGroup" xmlns:mc="http://schemas.openxmlformats.org/markup-compatibility/2006" xmlns:wp14="http://schemas.microsoft.com/office/word/2010/wordprocessingDrawing" xmlns:w14="http://schemas.microsoft.com/office/word/2010/wordml" xmlns:w15="http://schemas.microsoft.com/office/word/2012/wordml" mc:Ignorable="w14 wp14 w15">
   <w:tbl>
     <w:tblPr>
       <w:tblW w:w="9345" w:type="dxa"/>
@@ -6163,7 +6321,7 @@
 </file>
 
 <file path=word/header1.xml><?xml version="1.0" encoding="utf-8"?>
-<w:hdr xmlns:o="urn:schemas-microsoft-com:office:office" xmlns:r="http://schemas.openxmlformats.org/officeDocument/2006/relationships" xmlns:v="urn:schemas-microsoft-com:vml" xmlns:w="http://schemas.openxmlformats.org/wordprocessingml/2006/main" xmlns:w10="urn:schemas-microsoft-com:office:word" xmlns:wp="http://schemas.openxmlformats.org/drawingml/2006/wordprocessingDrawing" xmlns:pic="http://schemas.openxmlformats.org/drawingml/2006/picture" xmlns:wps="http://schemas.microsoft.com/office/word/2010/wordprocessingShape" xmlns:wpg="http://schemas.microsoft.com/office/word/2010/wordprocessingGroup" xmlns:mc="http://schemas.openxmlformats.org/markup-compatibility/2006" xmlns:wp14="http://schemas.microsoft.com/office/word/2010/wordprocessingDrawing" xmlns:w14="http://schemas.microsoft.com/office/word/2010/wordml" xmlns:w15="http://schemas.microsoft.com/office/word/2012/wordml" mc:Ignorable="w14 wp14 w15">
+<w:hdr xmlns:o="urn:schemas-microsoft-com:office:office" xmlns:r="http://schemas.openxmlformats.org/officeDocument/2006/relationships" xmlns:v="urn:schemas-microsoft-com:vml" xmlns:w="http://schemas.openxmlformats.org/wordprocessingml/2006/main" xmlns:w10="urn:schemas-microsoft-com:office:word" xmlns:wp="http://schemas.openxmlformats.org/drawingml/2006/wordprocessingDrawing" xmlns:wps="http://schemas.microsoft.com/office/word/2010/wordprocessingShape" xmlns:wpg="http://schemas.microsoft.com/office/word/2010/wordprocessingGroup" xmlns:mc="http://schemas.openxmlformats.org/markup-compatibility/2006" xmlns:wp14="http://schemas.microsoft.com/office/word/2010/wordprocessingDrawing" xmlns:w14="http://schemas.microsoft.com/office/word/2010/wordml" xmlns:w15="http://schemas.microsoft.com/office/word/2012/wordml" mc:Ignorable="w14 wp14 w15">
   <w:p>
     <w:pPr>
       <w:pStyle w:val="Header"/>
@@ -6177,7 +6335,7 @@
 </file>
 
 <file path=word/header2.xml><?xml version="1.0" encoding="utf-8"?>
-<w:hdr xmlns:o="urn:schemas-microsoft-com:office:office" xmlns:r="http://schemas.openxmlformats.org/officeDocument/2006/relationships" xmlns:v="urn:schemas-microsoft-com:vml" xmlns:w="http://schemas.openxmlformats.org/wordprocessingml/2006/main" xmlns:w10="urn:schemas-microsoft-com:office:word" xmlns:wp="http://schemas.openxmlformats.org/drawingml/2006/wordprocessingDrawing" xmlns:pic="http://schemas.openxmlformats.org/drawingml/2006/picture" xmlns:wps="http://schemas.microsoft.com/office/word/2010/wordprocessingShape" xmlns:wpg="http://schemas.microsoft.com/office/word/2010/wordprocessingGroup" xmlns:mc="http://schemas.openxmlformats.org/markup-compatibility/2006" xmlns:wp14="http://schemas.microsoft.com/office/word/2010/wordprocessingDrawing" xmlns:w14="http://schemas.microsoft.com/office/word/2010/wordml" xmlns:w15="http://schemas.microsoft.com/office/word/2012/wordml" mc:Ignorable="w14 wp14 w15">
+<w:hdr xmlns:o="urn:schemas-microsoft-com:office:office" xmlns:r="http://schemas.openxmlformats.org/officeDocument/2006/relationships" xmlns:v="urn:schemas-microsoft-com:vml" xmlns:w="http://schemas.openxmlformats.org/wordprocessingml/2006/main" xmlns:w10="urn:schemas-microsoft-com:office:word" xmlns:wp="http://schemas.openxmlformats.org/drawingml/2006/wordprocessingDrawing" xmlns:wps="http://schemas.microsoft.com/office/word/2010/wordprocessingShape" xmlns:wpg="http://schemas.microsoft.com/office/word/2010/wordprocessingGroup" xmlns:mc="http://schemas.openxmlformats.org/markup-compatibility/2006" xmlns:wp14="http://schemas.microsoft.com/office/word/2010/wordprocessingDrawing" xmlns:w14="http://schemas.microsoft.com/office/word/2010/wordml" xmlns:w15="http://schemas.microsoft.com/office/word/2012/wordml" mc:Ignorable="w14 wp14 w15">
   <w:tbl>
     <w:tblPr>
       <w:tblW w:w="9345" w:type="dxa"/>
@@ -6265,7 +6423,7 @@
 </file>
 
 <file path=word/header3.xml><?xml version="1.0" encoding="utf-8"?>
-<w:hdr xmlns:o="urn:schemas-microsoft-com:office:office" xmlns:r="http://schemas.openxmlformats.org/officeDocument/2006/relationships" xmlns:v="urn:schemas-microsoft-com:vml" xmlns:w="http://schemas.openxmlformats.org/wordprocessingml/2006/main" xmlns:w10="urn:schemas-microsoft-com:office:word" xmlns:wp="http://schemas.openxmlformats.org/drawingml/2006/wordprocessingDrawing" xmlns:pic="http://schemas.openxmlformats.org/drawingml/2006/picture" xmlns:wps="http://schemas.microsoft.com/office/word/2010/wordprocessingShape" xmlns:wpg="http://schemas.microsoft.com/office/word/2010/wordprocessingGroup" xmlns:mc="http://schemas.openxmlformats.org/markup-compatibility/2006" xmlns:wp14="http://schemas.microsoft.com/office/word/2010/wordprocessingDrawing" xmlns:w14="http://schemas.microsoft.com/office/word/2010/wordml" xmlns:w15="http://schemas.microsoft.com/office/word/2012/wordml" mc:Ignorable="w14 wp14 w15">
+<w:hdr xmlns:o="urn:schemas-microsoft-com:office:office" xmlns:r="http://schemas.openxmlformats.org/officeDocument/2006/relationships" xmlns:v="urn:schemas-microsoft-com:vml" xmlns:w="http://schemas.openxmlformats.org/wordprocessingml/2006/main" xmlns:w10="urn:schemas-microsoft-com:office:word" xmlns:wp="http://schemas.openxmlformats.org/drawingml/2006/wordprocessingDrawing" xmlns:wps="http://schemas.microsoft.com/office/word/2010/wordprocessingShape" xmlns:wpg="http://schemas.microsoft.com/office/word/2010/wordprocessingGroup" xmlns:mc="http://schemas.openxmlformats.org/markup-compatibility/2006" xmlns:wp14="http://schemas.microsoft.com/office/word/2010/wordprocessingDrawing" xmlns:w14="http://schemas.microsoft.com/office/word/2010/wordml" xmlns:w15="http://schemas.microsoft.com/office/word/2012/wordml" mc:Ignorable="w14 wp14 w15">
   <w:tbl>
     <w:tblPr>
       <w:tblW w:w="9345" w:type="dxa"/>
@@ -6495,11 +6653,12 @@
         <w:ind w:left="720" w:hanging="360"/>
       </w:pPr>
       <w:rPr>
-        <w:rFonts w:ascii="Times New Roman" w:hAnsi="Times New Roman"/>
+        <w:vertAlign w:val="baseline"/>
         <w:position w:val="0"/>
         <w:sz w:val="28"/>
+        <w:sz w:val="28"/>
         <w:szCs w:val="28"/>
-        <w:vertAlign w:val="baseline"/>
+        <w:rFonts w:ascii="Times New Roman" w:hAnsi="Times New Roman"/>
       </w:rPr>
     </w:lvl>
     <w:lvl w:ilvl="1">
@@ -6514,11 +6673,12 @@
         <w:ind w:left="1080" w:hanging="360"/>
       </w:pPr>
       <w:rPr>
-        <w:rFonts w:ascii="Times New Roman" w:hAnsi="Times New Roman"/>
+        <w:vertAlign w:val="baseline"/>
         <w:position w:val="0"/>
         <w:sz w:val="28"/>
+        <w:sz w:val="28"/>
         <w:szCs w:val="28"/>
-        <w:vertAlign w:val="baseline"/>
+        <w:rFonts w:ascii="Times New Roman" w:hAnsi="Times New Roman"/>
       </w:rPr>
     </w:lvl>
     <w:lvl w:ilvl="2">
@@ -6533,11 +6693,12 @@
         <w:ind w:left="1440" w:hanging="360"/>
       </w:pPr>
       <w:rPr>
-        <w:rFonts w:ascii="Times New Roman" w:hAnsi="Times New Roman"/>
+        <w:vertAlign w:val="baseline"/>
         <w:position w:val="0"/>
         <w:sz w:val="28"/>
+        <w:sz w:val="28"/>
         <w:szCs w:val="28"/>
-        <w:vertAlign w:val="baseline"/>
+        <w:rFonts w:ascii="Times New Roman" w:hAnsi="Times New Roman"/>
       </w:rPr>
     </w:lvl>
     <w:lvl w:ilvl="3">
@@ -6552,11 +6713,12 @@
         <w:ind w:left="1800" w:hanging="360"/>
       </w:pPr>
       <w:rPr>
-        <w:rFonts w:ascii="Times New Roman" w:hAnsi="Times New Roman"/>
+        <w:vertAlign w:val="baseline"/>
         <w:position w:val="0"/>
         <w:sz w:val="28"/>
+        <w:sz w:val="28"/>
         <w:szCs w:val="28"/>
-        <w:vertAlign w:val="baseline"/>
+        <w:rFonts w:ascii="Times New Roman" w:hAnsi="Times New Roman"/>
       </w:rPr>
     </w:lvl>
     <w:lvl w:ilvl="4">
@@ -6571,11 +6733,12 @@
         <w:ind w:left="2160" w:hanging="360"/>
       </w:pPr>
       <w:rPr>
-        <w:rFonts w:ascii="Times New Roman" w:hAnsi="Times New Roman"/>
+        <w:vertAlign w:val="baseline"/>
         <w:position w:val="0"/>
         <w:sz w:val="28"/>
+        <w:sz w:val="28"/>
         <w:szCs w:val="28"/>
-        <w:vertAlign w:val="baseline"/>
+        <w:rFonts w:ascii="Times New Roman" w:hAnsi="Times New Roman"/>
       </w:rPr>
     </w:lvl>
     <w:lvl w:ilvl="5">
@@ -6590,11 +6753,12 @@
         <w:ind w:left="2520" w:hanging="360"/>
       </w:pPr>
       <w:rPr>
-        <w:rFonts w:ascii="Times New Roman" w:hAnsi="Times New Roman"/>
+        <w:vertAlign w:val="baseline"/>
         <w:position w:val="0"/>
         <w:sz w:val="28"/>
+        <w:sz w:val="28"/>
         <w:szCs w:val="28"/>
-        <w:vertAlign w:val="baseline"/>
+        <w:rFonts w:ascii="Times New Roman" w:hAnsi="Times New Roman"/>
       </w:rPr>
     </w:lvl>
     <w:lvl w:ilvl="6">
@@ -6609,11 +6773,12 @@
         <w:ind w:left="2880" w:hanging="360"/>
       </w:pPr>
       <w:rPr>
-        <w:rFonts w:ascii="Times New Roman" w:hAnsi="Times New Roman"/>
+        <w:vertAlign w:val="baseline"/>
         <w:position w:val="0"/>
         <w:sz w:val="28"/>
+        <w:sz w:val="28"/>
         <w:szCs w:val="28"/>
-        <w:vertAlign w:val="baseline"/>
+        <w:rFonts w:ascii="Times New Roman" w:hAnsi="Times New Roman"/>
       </w:rPr>
     </w:lvl>
     <w:lvl w:ilvl="7">
@@ -6628,11 +6793,12 @@
         <w:ind w:left="3240" w:hanging="360"/>
       </w:pPr>
       <w:rPr>
-        <w:rFonts w:ascii="Times New Roman" w:hAnsi="Times New Roman"/>
+        <w:vertAlign w:val="baseline"/>
         <w:position w:val="0"/>
         <w:sz w:val="28"/>
+        <w:sz w:val="28"/>
         <w:szCs w:val="28"/>
-        <w:vertAlign w:val="baseline"/>
+        <w:rFonts w:ascii="Times New Roman" w:hAnsi="Times New Roman"/>
       </w:rPr>
     </w:lvl>
     <w:lvl w:ilvl="8">
@@ -6647,11 +6813,12 @@
         <w:ind w:left="3600" w:hanging="360"/>
       </w:pPr>
       <w:rPr>
-        <w:rFonts w:ascii="Times New Roman" w:hAnsi="Times New Roman"/>
+        <w:vertAlign w:val="baseline"/>
         <w:position w:val="0"/>
         <w:sz w:val="28"/>
+        <w:sz w:val="28"/>
         <w:szCs w:val="28"/>
-        <w:vertAlign w:val="baseline"/>
+        <w:rFonts w:ascii="Times New Roman" w:hAnsi="Times New Roman"/>
       </w:rPr>
     </w:lvl>
   </w:abstractNum>
@@ -7459,7 +7626,7 @@
     </w:rPr>
   </w:style>
   <w:style w:type="paragraph" w:styleId="Heading1">
-    <w:name w:val="heading 1"/>
+    <w:name w:val="Heading 1"/>
     <w:basedOn w:val="Normal"/>
     <w:next w:val="Normal"/>
     <w:link w:val="Heading1Char"/>
@@ -7480,8 +7647,8 @@
     </w:rPr>
   </w:style>
   <w:style w:type="paragraph" w:styleId="Heading2">
-    <w:name w:val="heading 2"/>
-    <w:basedOn w:val="user3"/>
+    <w:name w:val="Heading 2"/>
+    <w:basedOn w:val="Style14"/>
     <w:next w:val="BodyText"/>
     <w:qFormat/>
     <w:pPr>
@@ -7502,8 +7669,8 @@
     </w:rPr>
   </w:style>
   <w:style w:type="paragraph" w:styleId="Heading3">
-    <w:name w:val="heading 3"/>
-    <w:basedOn w:val="user3"/>
+    <w:name w:val="Heading 3"/>
+    <w:basedOn w:val="Style14"/>
     <w:next w:val="BodyText"/>
     <w:qFormat/>
     <w:pPr>
@@ -7565,20 +7732,20 @@
     <w:qFormat/>
     <w:rPr/>
   </w:style>
-  <w:style w:type="character" w:styleId="user">
-    <w:name w:val="Ссылка указателя (user)"/>
+  <w:style w:type="character" w:styleId="Style11">
+    <w:name w:val="Ссылка указателя"/>
     <w:qFormat/>
     <w:rPr/>
   </w:style>
-  <w:style w:type="character" w:styleId="user1">
-    <w:name w:val="Маркеры (user)"/>
+  <w:style w:type="character" w:styleId="Style12">
+    <w:name w:val="Маркеры"/>
     <w:qFormat/>
     <w:rPr>
       <w:rFonts w:ascii="OpenSymbol" w:hAnsi="OpenSymbol" w:eastAsia="OpenSymbol" w:cs="OpenSymbol"/>
     </w:rPr>
   </w:style>
-  <w:style w:type="character" w:styleId="user2">
-    <w:name w:val="Символ нумерации (user)"/>
+  <w:style w:type="character" w:styleId="Style13">
+    <w:name w:val="Символ нумерации"/>
     <w:qFormat/>
     <w:rPr/>
   </w:style>
@@ -7597,12 +7764,7 @@
       <w:u w:val="single"/>
     </w:rPr>
   </w:style>
-  <w:style w:type="character" w:styleId="Style11">
-    <w:name w:val="Ссылка указателя"/>
-    <w:qFormat/>
-    <w:rPr/>
-  </w:style>
-  <w:style w:type="paragraph" w:styleId="Style12">
+  <w:style w:type="paragraph" w:styleId="Style14">
     <w:name w:val="Заголовок"/>
     <w:basedOn w:val="Normal"/>
     <w:next w:val="BodyText"/>
@@ -7638,7 +7800,7 @@
     </w:rPr>
   </w:style>
   <w:style w:type="paragraph" w:styleId="Caption">
-    <w:name w:val="caption"/>
+    <w:name w:val="Caption"/>
     <w:basedOn w:val="Normal"/>
     <w:qFormat/>
     <w:pPr>
@@ -7653,7 +7815,7 @@
       <w:szCs w:val="24"/>
     </w:rPr>
   </w:style>
-  <w:style w:type="paragraph" w:styleId="Style13">
+  <w:style w:type="paragraph" w:styleId="Style15">
     <w:name w:val="Указатель"/>
     <w:basedOn w:val="Normal"/>
     <w:qFormat/>
@@ -7664,34 +7826,24 @@
       <w:rFonts w:cs="Arial"/>
     </w:rPr>
   </w:style>
-  <w:style w:type="paragraph" w:styleId="user3">
-    <w:name w:val="Заголовок (user)"/>
-    <w:basedOn w:val="Normal"/>
-    <w:next w:val="BodyText"/>
-    <w:qFormat/>
-    <w:pPr>
-      <w:keepNext w:val="true"/>
-      <w:spacing w:before="240" w:after="120"/>
-    </w:pPr>
-    <w:rPr>
-      <w:rFonts w:ascii="Liberation Sans" w:hAnsi="Liberation Sans" w:eastAsia="Microsoft YaHei" w:cs="Arial"/>
-      <w:sz w:val="28"/>
-      <w:szCs w:val="28"/>
-    </w:rPr>
-  </w:style>
-  <w:style w:type="paragraph" w:styleId="user4">
-    <w:name w:val="Указатель (user)"/>
+  <w:style w:type="paragraph" w:styleId="Caption1">
+    <w:name w:val="caption1"/>
     <w:basedOn w:val="Normal"/>
     <w:qFormat/>
     <w:pPr>
       <w:suppressLineNumbers/>
+      <w:spacing w:before="120" w:after="120"/>
     </w:pPr>
     <w:rPr>
-      <w:rFonts w:cs="Arial"/>
+      <w:rFonts w:cs="Lucida Sans"/>
+      <w:i/>
+      <w:iCs/>
+      <w:sz w:val="24"/>
+      <w:szCs w:val="24"/>
     </w:rPr>
   </w:style>
-  <w:style w:type="paragraph" w:styleId="caption1">
-    <w:name w:val="caption1"/>
+  <w:style w:type="paragraph" w:styleId="Caption11">
+    <w:name w:val="caption11"/>
     <w:basedOn w:val="Normal"/>
     <w:qFormat/>
     <w:pPr>
@@ -7707,7 +7859,7 @@
     </w:rPr>
   </w:style>
   <w:style w:type="paragraph" w:styleId="TOC1">
-    <w:name w:val="toc 1"/>
+    <w:name w:val="TOC 1"/>
     <w:basedOn w:val="Normal"/>
     <w:next w:val="Normal"/>
     <w:autoRedefine/>
@@ -7718,21 +7870,14 @@
     </w:pPr>
     <w:rPr/>
   </w:style>
-  <w:style w:type="paragraph" w:styleId="Style14">
+  <w:style w:type="paragraph" w:styleId="Style16">
     <w:name w:val="Колонтитул"/>
     <w:basedOn w:val="Normal"/>
     <w:qFormat/>
     <w:pPr/>
     <w:rPr/>
   </w:style>
-  <w:style w:type="paragraph" w:styleId="user5">
-    <w:name w:val="Колонтитулы (user)"/>
-    <w:basedOn w:val="Normal"/>
-    <w:qFormat/>
-    <w:pPr/>
-    <w:rPr/>
-  </w:style>
-  <w:style w:type="paragraph" w:styleId="Style15">
+  <w:style w:type="paragraph" w:styleId="Style17">
     <w:name w:val="Колонтитулы"/>
     <w:basedOn w:val="Normal"/>
     <w:qFormat/>
@@ -7740,7 +7885,7 @@
     <w:rPr/>
   </w:style>
   <w:style w:type="paragraph" w:styleId="Header">
-    <w:name w:val="header"/>
+    <w:name w:val="Header"/>
     <w:basedOn w:val="Normal"/>
     <w:link w:val="HeaderChar"/>
     <w:uiPriority w:val="99"/>
@@ -7756,7 +7901,7 @@
     <w:rPr/>
   </w:style>
   <w:style w:type="paragraph" w:styleId="Footer">
-    <w:name w:val="footer"/>
+    <w:name w:val="Footer"/>
     <w:basedOn w:val="Normal"/>
     <w:link w:val="FooterChar"/>
     <w:uiPriority w:val="99"/>
@@ -7783,16 +7928,23 @@
     </w:pPr>
     <w:rPr/>
   </w:style>
-  <w:style w:type="paragraph" w:styleId="indexheading1">
+  <w:style w:type="paragraph" w:styleId="Indexheading1">
     <w:name w:val="index heading1"/>
-    <w:basedOn w:val="user3"/>
+    <w:basedOn w:val="Style14"/>
+    <w:qFormat/>
+    <w:pPr/>
+    <w:rPr/>
+  </w:style>
+  <w:style w:type="paragraph" w:styleId="Indexheading2">
+    <w:name w:val="index heading2"/>
+    <w:basedOn w:val="Style14"/>
     <w:qFormat/>
     <w:pPr/>
     <w:rPr/>
   </w:style>
   <w:style w:type="paragraph" w:styleId="IndexHeading">
-    <w:name w:val="index heading"/>
-    <w:basedOn w:val="user3"/>
+    <w:name w:val="Index Heading"/>
+    <w:basedOn w:val="Style14"/>
     <w:pPr/>
     <w:rPr/>
   </w:style>
@@ -7815,7 +7967,7 @@
   </w:style>
   <w:style w:type="paragraph" w:styleId="Title">
     <w:name w:val="Title"/>
-    <w:basedOn w:val="user3"/>
+    <w:basedOn w:val="Style14"/>
     <w:next w:val="BodyText"/>
     <w:qFormat/>
     <w:pPr>
@@ -7828,54 +7980,33 @@
       <w:szCs w:val="56"/>
     </w:rPr>
   </w:style>
-  <w:style w:type="paragraph" w:styleId="user6">
-    <w:name w:val="Рисунок (user)"/>
-    <w:basedOn w:val="caption1"/>
+  <w:style w:type="paragraph" w:styleId="Style18">
+    <w:name w:val="Рисунок"/>
+    <w:basedOn w:val="Caption1"/>
     <w:qFormat/>
     <w:pPr/>
-    <w:rPr>
-      <w:i w:val="false"/>
-      <w:iCs w:val="false"/>
-      <w:sz w:val="28"/>
-      <w:szCs w:val="28"/>
-    </w:rPr>
+    <w:rPr/>
   </w:style>
-  <w:style w:type="paragraph" w:styleId="user7">
-    <w:name w:val="Содержимое врезки (user)"/>
+  <w:style w:type="paragraph" w:styleId="Style19">
+    <w:name w:val="Содержимое врезки"/>
     <w:basedOn w:val="Normal"/>
     <w:qFormat/>
     <w:pPr/>
     <w:rPr/>
   </w:style>
-  <w:style w:type="paragraph" w:styleId="user8">
-    <w:name w:val="Содержимое таблицы (user)"/>
+  <w:style w:type="paragraph" w:styleId="Style20">
+    <w:name w:val="Содержимое таблицы"/>
     <w:basedOn w:val="Normal"/>
     <w:qFormat/>
     <w:pPr>
       <w:widowControl w:val="false"/>
       <w:suppressLineNumbers/>
-      <w:jc w:val="left"/>
     </w:pPr>
-    <w:rPr>
-      <w:rFonts w:ascii="Times New Roman" w:hAnsi="Times New Roman"/>
-      <w:b w:val="false"/>
-      <w:bCs w:val="false"/>
-      <w:i w:val="false"/>
-      <w:iCs w:val="false"/>
-      <w:strike w:val="false"/>
-      <w:dstrike w:val="false"/>
-      <w:outline w:val="false"/>
-      <w:shadow w:val="false"/>
-      <w:color w:val="000000"/>
-      <w:sz w:val="28"/>
-      <w:szCs w:val="28"/>
-      <w:u w:val="none"/>
-      <w:lang w:val="ru-RU"/>
-    </w:rPr>
+    <w:rPr/>
   </w:style>
-  <w:style w:type="paragraph" w:styleId="user9">
-    <w:name w:val="Заголовок таблицы (user)"/>
-    <w:basedOn w:val="user8"/>
+  <w:style w:type="paragraph" w:styleId="Style21">
+    <w:name w:val="Заголовок таблицы"/>
+    <w:basedOn w:val="Style20"/>
     <w:qFormat/>
     <w:pPr>
       <w:suppressLineNumbers/>
@@ -7886,23 +8017,23 @@
       <w:bCs/>
     </w:rPr>
   </w:style>
-  <w:style w:type="paragraph" w:styleId="user10">
-    <w:name w:val="Фигура (user)"/>
-    <w:basedOn w:val="caption1"/>
+  <w:style w:type="paragraph" w:styleId="Style22">
+    <w:name w:val="Фигура"/>
+    <w:basedOn w:val="Caption11"/>
     <w:qFormat/>
     <w:pPr/>
     <w:rPr/>
   </w:style>
-  <w:style w:type="paragraph" w:styleId="Style16">
+  <w:style w:type="paragraph" w:styleId="Style23">
     <w:name w:val="График"/>
-    <w:basedOn w:val="caption1"/>
+    <w:basedOn w:val="Caption11"/>
     <w:qFormat/>
     <w:pPr/>
     <w:rPr/>
   </w:style>
   <w:style w:type="paragraph" w:styleId="TOC2">
-    <w:name w:val="toc 2"/>
-    <w:basedOn w:val="user4"/>
+    <w:name w:val="TOC 2"/>
+    <w:basedOn w:val="Style15"/>
     <w:pPr>
       <w:tabs>
         <w:tab w:val="clear" w:pos="708"/>
@@ -7913,8 +8044,8 @@
     <w:rPr/>
   </w:style>
   <w:style w:type="paragraph" w:styleId="TOC3">
-    <w:name w:val="toc 3"/>
-    <w:basedOn w:val="user4"/>
+    <w:name w:val="TOC 3"/>
+    <w:basedOn w:val="Style15"/>
     <w:pPr>
       <w:tabs>
         <w:tab w:val="clear" w:pos="708"/>
@@ -7924,52 +8055,15 @@
     </w:pPr>
     <w:rPr/>
   </w:style>
-  <w:style w:type="paragraph" w:styleId="Style17">
+  <w:style w:type="paragraph" w:styleId="Style24">
     <w:name w:val="Текст в Таблице"/>
-    <w:basedOn w:val="user8"/>
+    <w:basedOn w:val="Style20"/>
     <w:qFormat/>
     <w:pPr/>
     <w:rPr/>
   </w:style>
-  <w:style w:type="paragraph" w:styleId="Style18">
-    <w:name w:val="Содержимое врезки"/>
-    <w:basedOn w:val="Normal"/>
-    <w:qFormat/>
-    <w:pPr/>
-    <w:rPr/>
-  </w:style>
-  <w:style w:type="paragraph" w:styleId="Style19">
-    <w:name w:val="Содержимое таблицы"/>
-    <w:basedOn w:val="Normal"/>
-    <w:qFormat/>
-    <w:pPr>
-      <w:widowControl w:val="false"/>
-      <w:suppressLineNumbers/>
-    </w:pPr>
-    <w:rPr/>
-  </w:style>
-  <w:style w:type="paragraph" w:styleId="Style20">
-    <w:name w:val="Заголовок таблицы"/>
-    <w:basedOn w:val="Style19"/>
-    <w:qFormat/>
-    <w:pPr>
-      <w:suppressLineNumbers/>
-      <w:jc w:val="center"/>
-    </w:pPr>
-    <w:rPr>
-      <w:b/>
-      <w:bCs/>
-    </w:rPr>
-  </w:style>
-  <w:style w:type="paragraph" w:styleId="Style21">
-    <w:name w:val="Рисунок"/>
-    <w:basedOn w:val="Caption"/>
-    <w:qFormat/>
-    <w:pPr/>
-    <w:rPr/>
-  </w:style>
-  <w:style w:type="numbering" w:styleId="user11" w:default="1">
-    <w:name w:val="Без списка (user)"/>
+  <w:style w:type="numbering" w:styleId="Style25" w:default="1">
+    <w:name w:val="Без списка"/>
     <w:uiPriority w:val="99"/>
     <w:semiHidden/>
     <w:unhideWhenUsed/>
